--- a/学习文档.docx
+++ b/学习文档.docx
@@ -9,8 +9,9 @@
         <w:keepLines w:val="0"/>
         <w:widowControl/>
         <w:suppressLineNumbers w:val="0"/>
-        <w:rPr>
-          <w:rFonts w:hint="default" w:ascii="宋体" w:hAnsi="宋体" w:eastAsia="宋体" w:cs="宋体"/>
+        <w:jc w:val="left"/>
+        <w:rPr>
+          <w:rFonts w:hint="default" w:cs="宋体"/>
           <w:b/>
           <w:bCs/>
           <w:color w:val="auto"/>
@@ -55,8 +56,8 @@
           <w:b/>
           <w:bCs/>
           <w:color w:val="auto"/>
-          <w:sz w:val="21"/>
-          <w:szCs w:val="21"/>
+          <w:sz w:val="24"/>
+          <w:szCs w:val="24"/>
           <w:shd w:val="clear" w:fill="FFFFFF"/>
         </w:rPr>
         <w:t>神经网络：</w:t>
@@ -73,13 +74,354 @@
       </w:r>
       <w:r>
         <w:rPr>
+          <w:rFonts w:hint="eastAsia"/>
+          <w:lang w:val="en-US" w:eastAsia="zh-CN"/>
+        </w:rPr>
+        <w:t>目的：拟合函数</w:t>
+      </w:r>
+      <w:r>
+        <w:rPr>
+          <w:rFonts w:hint="default"/>
+          <w:lang w:val="en-US" w:eastAsia="zh-CN"/>
+        </w:rPr>
+        <w:t>(</w:t>
+      </w:r>
+      <w:r>
+        <w:rPr>
+          <w:rFonts w:hint="eastAsia"/>
+          <w:lang w:val="en-US" w:eastAsia="zh-CN"/>
+        </w:rPr>
+        <w:t>把怎么能看懂某一个东西，用函数表示</w:t>
+      </w:r>
+      <w:r>
+        <w:rPr>
+          <w:rFonts w:hint="default"/>
+          <w:lang w:val="en-US" w:eastAsia="zh-CN"/>
+        </w:rPr>
+        <w:t>)——</w:t>
+      </w:r>
+      <w:r>
+        <w:rPr>
+          <w:rFonts w:hint="eastAsia"/>
+          <w:lang w:val="en-US" w:eastAsia="zh-CN"/>
+        </w:rPr>
+        <w:t>拟合世界（太多未知复杂的规律）</w:t>
+      </w:r>
+      <w:r>
+        <w:rPr>
+          <w:rFonts w:hint="default"/>
+          <w:lang w:val="en-US" w:eastAsia="zh-CN"/>
+        </w:rPr>
+        <w:br w:type="textWrapping"/>
+      </w:r>
+      <w:r>
+        <w:rPr>
+          <w:rFonts w:hint="eastAsia"/>
+          <w:lang w:val="en-US" w:eastAsia="zh-CN"/>
+        </w:rPr>
+        <w:t>怎么做：极限思想</w:t>
+      </w:r>
+      <w:r>
+        <w:rPr>
+          <w:rFonts w:hint="default"/>
+          <w:lang w:val="en-US" w:eastAsia="zh-CN"/>
+        </w:rPr>
+        <w:br w:type="textWrapping"/>
+      </w:r>
+      <w:r>
+        <w:rPr>
+          <w:rFonts w:hint="eastAsia"/>
+          <w:lang w:val="en-US" w:eastAsia="zh-CN"/>
+        </w:rPr>
+        <w:tab/>
+      </w:r>
+      <w:r>
+        <w:rPr>
+          <w:rFonts w:hint="eastAsia"/>
+          <w:lang w:val="en-US" w:eastAsia="zh-CN"/>
+        </w:rPr>
+        <w:t>用多层线性</w:t>
+      </w:r>
+      <w:r>
+        <w:rPr>
+          <w:rFonts w:hint="default"/>
+          <w:lang w:val="en-US" w:eastAsia="zh-CN"/>
+        </w:rPr>
+        <w:t xml:space="preserve"> + </w:t>
+      </w:r>
+      <w:r>
+        <w:rPr>
+          <w:rFonts w:hint="eastAsia"/>
+          <w:lang w:val="en-US" w:eastAsia="zh-CN"/>
+        </w:rPr>
+        <w:t>非线性结构（激活函数）拟合复杂规律，通过反向传播自动从数据中学习权重，不需要人工设计规则。</w:t>
+      </w:r>
+    </w:p>
+    <w:p>
+      <w:pPr>
+        <w:pStyle w:val="3"/>
+        <w:keepNext w:val="0"/>
+        <w:keepLines w:val="0"/>
+        <w:widowControl/>
+        <w:suppressLineNumbers w:val="0"/>
+        <w:rPr>
           <w:rFonts w:hint="eastAsia" w:ascii="宋体" w:hAnsi="宋体" w:eastAsia="宋体" w:cs="宋体"/>
           <w:color w:val="auto"/>
           <w:sz w:val="18"/>
           <w:szCs w:val="18"/>
           <w:shd w:val="clear" w:fill="FFFFFF"/>
         </w:rPr>
-        <w:t>目的：拟合函数</w:t>
+      </w:pPr>
+    </w:p>
+    <w:p>
+      <w:pPr>
+        <w:pStyle w:val="3"/>
+        <w:keepNext w:val="0"/>
+        <w:keepLines w:val="0"/>
+        <w:widowControl/>
+        <w:suppressLineNumbers w:val="0"/>
+        <w:rPr>
+          <w:rFonts w:hint="default"/>
+          <w:lang w:val="en-US" w:eastAsia="zh-CN"/>
+        </w:rPr>
+      </w:pPr>
+      <w:r>
+        <w:rPr>
+          <w:rFonts w:hint="default" w:ascii="宋体" w:hAnsi="宋体" w:eastAsia="宋体" w:cs="宋体"/>
+          <w:b/>
+          <w:bCs/>
+          <w:color w:val="auto"/>
+          <w:sz w:val="24"/>
+          <w:szCs w:val="24"/>
+          <w:shd w:val="clear" w:fill="FFFFFF"/>
+        </w:rPr>
+        <w:t>Attention</w:t>
+      </w:r>
+      <w:r>
+        <w:rPr>
+          <w:rFonts w:hint="eastAsia" w:ascii="宋体" w:hAnsi="宋体" w:eastAsia="宋体" w:cs="宋体"/>
+          <w:b/>
+          <w:bCs/>
+          <w:color w:val="auto"/>
+          <w:sz w:val="24"/>
+          <w:szCs w:val="24"/>
+          <w:shd w:val="clear" w:fill="FFFFFF"/>
+          <w:lang w:eastAsia="zh-CN"/>
+        </w:rPr>
+        <w:t>：</w:t>
+      </w:r>
+      <w:r>
+        <w:rPr>
+          <w:rFonts w:hint="default" w:ascii="monospace" w:hAnsi="monospace" w:eastAsia="monospace" w:cs="monospace"/>
+          <w:color w:val="080808"/>
+          <w:sz w:val="19"/>
+          <w:szCs w:val="19"/>
+          <w:shd w:val="clear" w:fill="FFFFFF"/>
+        </w:rPr>
+        <w:br w:type="textWrapping"/>
+      </w:r>
+      <w:r>
+        <w:rPr>
+          <w:rFonts w:hint="eastAsia"/>
+          <w:lang w:val="en-US" w:eastAsia="zh-CN"/>
+        </w:rPr>
+        <w:t>让模型在做每一步决策时，动态聚焦最相关的信息</w:t>
+      </w:r>
+      <w:r>
+        <w:rPr>
+          <w:rFonts w:hint="default"/>
+          <w:lang w:val="en-US" w:eastAsia="zh-CN"/>
+        </w:rPr>
+        <w:t>(</w:t>
+      </w:r>
+      <w:r>
+        <w:rPr>
+          <w:rFonts w:hint="eastAsia"/>
+          <w:lang w:val="en-US" w:eastAsia="zh-CN"/>
+        </w:rPr>
+        <w:t>分配不同权重</w:t>
+      </w:r>
+      <w:r>
+        <w:rPr>
+          <w:rFonts w:hint="default"/>
+          <w:lang w:val="en-US" w:eastAsia="zh-CN"/>
+        </w:rPr>
+        <w:t>)</w:t>
+      </w:r>
+    </w:p>
+    <w:p>
+      <w:pPr>
+        <w:pStyle w:val="3"/>
+        <w:keepNext w:val="0"/>
+        <w:keepLines w:val="0"/>
+        <w:widowControl/>
+        <w:suppressLineNumbers w:val="0"/>
+        <w:rPr>
+          <w:rFonts w:hint="eastAsia"/>
+          <w:lang w:val="en-US" w:eastAsia="zh-CN"/>
+        </w:rPr>
+      </w:pPr>
+      <w:r>
+        <w:rPr>
+          <w:rFonts w:hint="default"/>
+          <w:lang w:val="en-US" w:eastAsia="zh-CN"/>
+        </w:rPr>
+        <w:t>K/Q/V:</w:t>
+      </w:r>
+      <w:r>
+        <w:rPr>
+          <w:rFonts w:hint="eastAsia"/>
+          <w:lang w:val="en-US" w:eastAsia="zh-CN"/>
+        </w:rPr>
+        <w:t>用</w:t>
+      </w:r>
+      <w:r>
+        <w:rPr>
+          <w:rFonts w:hint="default"/>
+          <w:lang w:val="en-US" w:eastAsia="zh-CN"/>
+        </w:rPr>
+        <w:t xml:space="preserve"> Query </w:t>
+      </w:r>
+      <w:r>
+        <w:rPr>
+          <w:rFonts w:hint="eastAsia"/>
+          <w:lang w:val="en-US" w:eastAsia="zh-CN"/>
+        </w:rPr>
+        <w:t>去匹配所有</w:t>
+      </w:r>
+      <w:r>
+        <w:rPr>
+          <w:rFonts w:hint="default"/>
+          <w:lang w:val="en-US" w:eastAsia="zh-CN"/>
+        </w:rPr>
+        <w:t xml:space="preserve"> Key</w:t>
+      </w:r>
+      <w:r>
+        <w:rPr>
+          <w:rFonts w:hint="eastAsia"/>
+          <w:lang w:val="en-US" w:eastAsia="zh-CN"/>
+        </w:rPr>
+        <w:t>，算出相关性权重，再用权重把</w:t>
+      </w:r>
+      <w:r>
+        <w:rPr>
+          <w:rFonts w:hint="default"/>
+          <w:lang w:val="en-US" w:eastAsia="zh-CN"/>
+        </w:rPr>
+        <w:t xml:space="preserve"> Value </w:t>
+      </w:r>
+      <w:r>
+        <w:rPr>
+          <w:rFonts w:hint="eastAsia"/>
+          <w:lang w:val="en-US" w:eastAsia="zh-CN"/>
+        </w:rPr>
+        <w:t>加权求和。</w:t>
+      </w:r>
+    </w:p>
+    <w:p>
+      <w:pPr>
+        <w:pStyle w:val="3"/>
+        <w:keepNext w:val="0"/>
+        <w:keepLines w:val="0"/>
+        <w:widowControl/>
+        <w:suppressLineNumbers w:val="0"/>
+        <w:jc w:val="left"/>
+        <w:rPr>
+          <w:rFonts w:hint="eastAsia" w:ascii="宋体" w:hAnsi="宋体" w:eastAsia="宋体" w:cs="宋体"/>
+          <w:color w:val="auto"/>
+          <w:sz w:val="18"/>
+          <w:szCs w:val="18"/>
+          <w:shd w:val="clear" w:fill="FFFFFF"/>
+        </w:rPr>
+      </w:pPr>
+    </w:p>
+    <w:p>
+      <w:pPr>
+        <w:pStyle w:val="3"/>
+        <w:keepNext w:val="0"/>
+        <w:keepLines w:val="0"/>
+        <w:widowControl/>
+        <w:suppressLineNumbers w:val="0"/>
+        <w:rPr>
+          <w:rFonts w:ascii="monospace" w:hAnsi="monospace" w:eastAsia="monospace" w:cs="monospace"/>
+          <w:sz w:val="19"/>
+          <w:szCs w:val="19"/>
+        </w:rPr>
+      </w:pPr>
+      <w:r>
+        <w:rPr>
+          <w:rFonts w:hint="default" w:ascii="宋体" w:hAnsi="宋体" w:eastAsia="宋体" w:cs="宋体"/>
+          <w:b/>
+          <w:bCs/>
+          <w:color w:val="auto"/>
+          <w:sz w:val="24"/>
+          <w:szCs w:val="24"/>
+          <w:shd w:val="clear" w:fill="FFFFFF"/>
+        </w:rPr>
+        <w:t>PyTorch</w:t>
+      </w:r>
+      <w:r>
+        <w:rPr>
+          <w:rFonts w:hint="eastAsia" w:ascii="宋体" w:hAnsi="宋体" w:eastAsia="宋体" w:cs="宋体"/>
+          <w:b/>
+          <w:bCs/>
+          <w:color w:val="auto"/>
+          <w:sz w:val="24"/>
+          <w:szCs w:val="24"/>
+          <w:shd w:val="clear" w:fill="FFFFFF"/>
+        </w:rPr>
+        <w:t>架构</w:t>
+      </w:r>
+      <w:r>
+        <w:rPr>
+          <w:rFonts w:hint="eastAsia" w:ascii="宋体" w:hAnsi="宋体" w:eastAsia="宋体" w:cs="宋体"/>
+          <w:b/>
+          <w:bCs/>
+          <w:color w:val="auto"/>
+          <w:sz w:val="24"/>
+          <w:szCs w:val="24"/>
+          <w:shd w:val="clear" w:fill="FFFFFF"/>
+          <w:lang w:eastAsia="zh-CN"/>
+        </w:rPr>
+        <w:t>：</w:t>
+      </w:r>
+      <w:r>
+        <w:rPr>
+          <w:rFonts w:hint="default" w:ascii="monospace" w:hAnsi="monospace" w:eastAsia="monospace" w:cs="monospace"/>
+          <w:color w:val="080808"/>
+          <w:sz w:val="19"/>
+          <w:szCs w:val="19"/>
+          <w:shd w:val="clear" w:fill="FFFFFF"/>
+        </w:rPr>
+        <w:br w:type="textWrapping"/>
+      </w:r>
+      <w:r>
+        <w:rPr>
+          <w:rFonts w:hint="default"/>
+          <w:lang w:val="en-US" w:eastAsia="zh-CN"/>
+        </w:rPr>
+        <w:t>tensor:</w:t>
+      </w:r>
+      <w:r>
+        <w:rPr>
+          <w:rFonts w:hint="eastAsia"/>
+          <w:lang w:val="en-US" w:eastAsia="zh-CN"/>
+        </w:rPr>
+        <w:t>张量（存数据），可以自动求导的多维数组（</w:t>
+      </w:r>
+      <w:r>
+        <w:rPr>
+          <w:rFonts w:hint="default"/>
+          <w:lang w:val="en-US" w:eastAsia="zh-CN"/>
+        </w:rPr>
+        <w:t>B,C,H,W</w:t>
+      </w:r>
+      <w:r>
+        <w:rPr>
+          <w:rFonts w:hint="eastAsia"/>
+          <w:lang w:val="en-US" w:eastAsia="zh-CN"/>
+        </w:rPr>
+        <w:t>）</w:t>
       </w:r>
       <w:r>
         <w:rPr>
@@ -89,589 +431,110 @@
           <w:szCs w:val="18"/>
           <w:shd w:val="clear" w:fill="FFFFFF"/>
         </w:rPr>
-        <w:t>(</w:t>
-      </w:r>
-      <w:r>
-        <w:rPr>
-          <w:rFonts w:hint="eastAsia" w:ascii="宋体" w:hAnsi="宋体" w:eastAsia="宋体" w:cs="宋体"/>
-          <w:color w:val="auto"/>
-          <w:sz w:val="18"/>
-          <w:szCs w:val="18"/>
-          <w:shd w:val="clear" w:fill="FFFFFF"/>
-        </w:rPr>
-        <w:t>把怎么能看懂某一个东西，用函数表示</w:t>
-      </w:r>
-      <w:r>
-        <w:rPr>
-          <w:rFonts w:hint="default" w:ascii="宋体" w:hAnsi="宋体" w:eastAsia="宋体" w:cs="宋体"/>
-          <w:color w:val="auto"/>
-          <w:sz w:val="18"/>
-          <w:szCs w:val="18"/>
-          <w:shd w:val="clear" w:fill="FFFFFF"/>
-        </w:rPr>
-        <w:t>)——</w:t>
-      </w:r>
-      <w:r>
-        <w:rPr>
-          <w:rFonts w:hint="eastAsia" w:ascii="宋体" w:hAnsi="宋体" w:eastAsia="宋体" w:cs="宋体"/>
-          <w:color w:val="auto"/>
-          <w:sz w:val="18"/>
-          <w:szCs w:val="18"/>
-          <w:shd w:val="clear" w:fill="FFFFFF"/>
-        </w:rPr>
-        <w:t>拟合世界（太多未知复杂的规律）</w:t>
-      </w:r>
-      <w:r>
-        <w:rPr>
-          <w:rFonts w:hint="default" w:ascii="宋体" w:hAnsi="宋体" w:eastAsia="宋体" w:cs="宋体"/>
-          <w:color w:val="auto"/>
-          <w:sz w:val="18"/>
-          <w:szCs w:val="18"/>
-          <w:shd w:val="clear" w:fill="FFFFFF"/>
-        </w:rPr>
         <w:br w:type="textWrapping"/>
       </w:r>
       <w:r>
         <w:rPr>
-          <w:rFonts w:hint="eastAsia" w:ascii="宋体" w:hAnsi="宋体" w:eastAsia="宋体" w:cs="宋体"/>
-          <w:color w:val="auto"/>
-          <w:sz w:val="18"/>
-          <w:szCs w:val="18"/>
-          <w:shd w:val="clear" w:fill="FFFFFF"/>
-        </w:rPr>
-        <w:t>怎么做：极限思想</w:t>
-      </w:r>
-      <w:r>
-        <w:rPr>
-          <w:rFonts w:hint="default" w:ascii="宋体" w:hAnsi="宋体" w:eastAsia="宋体" w:cs="宋体"/>
-          <w:color w:val="auto"/>
-          <w:sz w:val="18"/>
-          <w:szCs w:val="18"/>
-          <w:shd w:val="clear" w:fill="FFFFFF"/>
+          <w:rFonts w:hint="default"/>
+          <w:lang w:val="en-US" w:eastAsia="zh-CN"/>
+        </w:rPr>
+        <w:t>parameter</w:t>
+      </w:r>
+      <w:r>
+        <w:rPr>
+          <w:rFonts w:hint="eastAsia"/>
+          <w:lang w:val="en-US" w:eastAsia="zh-CN"/>
+        </w:rPr>
+        <w:t>：可优化参数，如果自己定义，必须收进行手动初始化（</w:t>
+      </w:r>
+      <w:r>
+        <w:rPr>
+          <w:rFonts w:hint="default"/>
+          <w:lang w:val="en-US" w:eastAsia="zh-CN"/>
+        </w:rPr>
+        <w:t>kaiming/xavier...</w:t>
+      </w:r>
+      <w:r>
+        <w:rPr>
+          <w:rFonts w:hint="eastAsia"/>
+          <w:lang w:val="en-US" w:eastAsia="zh-CN"/>
+        </w:rPr>
+        <w:t>）</w:t>
+      </w:r>
+      <w:r>
+        <w:rPr>
+          <w:rFonts w:hint="default"/>
+          <w:lang w:val="en-US" w:eastAsia="zh-CN"/>
         </w:rPr>
         <w:br w:type="textWrapping"/>
       </w:r>
       <w:r>
         <w:rPr>
-          <w:rFonts w:hint="eastAsia" w:ascii="宋体" w:hAnsi="宋体" w:eastAsia="宋体" w:cs="宋体"/>
-          <w:color w:val="auto"/>
-          <w:sz w:val="18"/>
-          <w:szCs w:val="18"/>
-          <w:shd w:val="clear" w:fill="FFFFFF"/>
-          <w:lang w:val="en-US" w:eastAsia="zh-CN"/>
-        </w:rPr>
-        <w:tab/>
-      </w:r>
-      <w:r>
-        <w:rPr>
-          <w:rFonts w:hint="eastAsia" w:ascii="宋体" w:hAnsi="宋体" w:eastAsia="宋体" w:cs="宋体"/>
-          <w:color w:val="auto"/>
-          <w:sz w:val="18"/>
-          <w:szCs w:val="18"/>
-          <w:shd w:val="clear" w:fill="FFFFFF"/>
-        </w:rPr>
-        <w:t>用多层线性</w:t>
-      </w:r>
-      <w:r>
-        <w:rPr>
-          <w:rFonts w:hint="default" w:ascii="宋体" w:hAnsi="宋体" w:eastAsia="宋体" w:cs="宋体"/>
-          <w:color w:val="auto"/>
-          <w:sz w:val="18"/>
-          <w:szCs w:val="18"/>
-          <w:shd w:val="clear" w:fill="FFFFFF"/>
-        </w:rPr>
-        <w:t xml:space="preserve"> + </w:t>
-      </w:r>
-      <w:r>
-        <w:rPr>
-          <w:rFonts w:hint="eastAsia" w:ascii="宋体" w:hAnsi="宋体" w:eastAsia="宋体" w:cs="宋体"/>
-          <w:color w:val="auto"/>
-          <w:sz w:val="18"/>
-          <w:szCs w:val="18"/>
-          <w:shd w:val="clear" w:fill="FFFFFF"/>
-        </w:rPr>
-        <w:t>非线性结构（激活函数）拟合复杂规律，通过反向传播自动从数据中学习权重，不需要人工设计规则。</w:t>
-      </w:r>
-    </w:p>
-    <w:p>
-      <w:pPr>
-        <w:pStyle w:val="3"/>
-        <w:keepNext w:val="0"/>
-        <w:keepLines w:val="0"/>
-        <w:widowControl/>
-        <w:suppressLineNumbers w:val="0"/>
-        <w:rPr>
-          <w:rFonts w:hint="eastAsia" w:ascii="宋体" w:hAnsi="宋体" w:eastAsia="宋体" w:cs="宋体"/>
-          <w:color w:val="auto"/>
-          <w:sz w:val="18"/>
-          <w:szCs w:val="18"/>
-          <w:shd w:val="clear" w:fill="FFFFFF"/>
-        </w:rPr>
-      </w:pPr>
-    </w:p>
-    <w:p>
-      <w:pPr>
-        <w:pStyle w:val="3"/>
-        <w:keepNext w:val="0"/>
-        <w:keepLines w:val="0"/>
-        <w:widowControl/>
-        <w:suppressLineNumbers w:val="0"/>
-        <w:jc w:val="left"/>
-        <w:rPr>
-          <w:rFonts w:hint="default" w:ascii="宋体" w:hAnsi="宋体" w:eastAsia="宋体" w:cs="宋体"/>
-          <w:color w:val="auto"/>
-          <w:sz w:val="18"/>
-          <w:szCs w:val="18"/>
-          <w:shd w:val="clear" w:fill="FFFFFF"/>
-        </w:rPr>
-      </w:pPr>
-      <w:r>
-        <w:rPr>
-          <w:rFonts w:hint="default" w:ascii="宋体" w:hAnsi="宋体" w:eastAsia="宋体" w:cs="宋体"/>
-          <w:b/>
-          <w:bCs/>
-          <w:color w:val="auto"/>
-          <w:sz w:val="21"/>
-          <w:szCs w:val="21"/>
-          <w:shd w:val="clear" w:fill="FFFFFF"/>
-        </w:rPr>
-        <w:t>Attention</w:t>
-      </w:r>
-      <w:r>
-        <w:rPr>
-          <w:rFonts w:hint="eastAsia" w:cs="宋体"/>
-          <w:b/>
-          <w:bCs/>
-          <w:color w:val="auto"/>
-          <w:sz w:val="21"/>
-          <w:szCs w:val="21"/>
-          <w:shd w:val="clear" w:fill="FFFFFF"/>
-          <w:lang w:eastAsia="zh-CN"/>
-        </w:rPr>
-        <w:t>：</w:t>
-      </w:r>
-      <w:r>
-        <w:rPr>
-          <w:rFonts w:hint="default" w:ascii="monospace" w:hAnsi="monospace" w:eastAsia="monospace" w:cs="monospace"/>
-          <w:color w:val="080808"/>
-          <w:sz w:val="19"/>
-          <w:szCs w:val="19"/>
-          <w:shd w:val="clear" w:fill="FFFFFF"/>
+          <w:rFonts w:hint="default"/>
+          <w:lang w:val="en-US" w:eastAsia="zh-CN"/>
+        </w:rPr>
+        <w:t>module</w:t>
+      </w:r>
+      <w:r>
+        <w:rPr>
+          <w:rFonts w:hint="eastAsia"/>
+          <w:lang w:val="en-US" w:eastAsia="zh-CN"/>
+        </w:rPr>
+        <w:t>：容器</w:t>
+      </w:r>
+      <w:r>
+        <w:rPr>
+          <w:rFonts w:hint="default"/>
+          <w:lang w:val="en-US" w:eastAsia="zh-CN"/>
+        </w:rPr>
+        <w:t>/</w:t>
+      </w:r>
+      <w:r>
+        <w:rPr>
+          <w:rFonts w:hint="eastAsia"/>
+          <w:lang w:val="en-US" w:eastAsia="zh-CN"/>
+        </w:rPr>
+        <w:t>层，前向传播，算损失</w:t>
+      </w:r>
+      <w:r>
+        <w:rPr>
+          <w:rFonts w:hint="default"/>
+          <w:lang w:val="en-US" w:eastAsia="zh-CN"/>
         </w:rPr>
         <w:br w:type="textWrapping"/>
       </w:r>
       <w:r>
         <w:rPr>
-          <w:rFonts w:hint="eastAsia" w:ascii="宋体" w:hAnsi="宋体" w:eastAsia="宋体" w:cs="宋体"/>
-          <w:color w:val="auto"/>
-          <w:sz w:val="18"/>
-          <w:szCs w:val="18"/>
-          <w:shd w:val="clear" w:fill="FFFFFF"/>
-        </w:rPr>
-        <w:t>让模型在做每一步决策时，动态聚焦最相关的信息</w:t>
-      </w:r>
-      <w:r>
-        <w:rPr>
-          <w:rFonts w:hint="default" w:ascii="宋体" w:hAnsi="宋体" w:eastAsia="宋体" w:cs="宋体"/>
-          <w:color w:val="auto"/>
-          <w:sz w:val="18"/>
-          <w:szCs w:val="18"/>
-          <w:shd w:val="clear" w:fill="FFFFFF"/>
-        </w:rPr>
-        <w:t>(</w:t>
-      </w:r>
-      <w:r>
-        <w:rPr>
-          <w:rFonts w:hint="eastAsia" w:ascii="宋体" w:hAnsi="宋体" w:eastAsia="宋体" w:cs="宋体"/>
-          <w:color w:val="auto"/>
-          <w:sz w:val="18"/>
-          <w:szCs w:val="18"/>
-          <w:shd w:val="clear" w:fill="FFFFFF"/>
-        </w:rPr>
-        <w:t>分配不同权重</w:t>
-      </w:r>
-      <w:r>
-        <w:rPr>
-          <w:rFonts w:hint="default" w:ascii="宋体" w:hAnsi="宋体" w:eastAsia="宋体" w:cs="宋体"/>
-          <w:color w:val="auto"/>
-          <w:sz w:val="18"/>
-          <w:szCs w:val="18"/>
-          <w:shd w:val="clear" w:fill="FFFFFF"/>
-        </w:rPr>
-        <w:t>)</w:t>
-      </w:r>
-    </w:p>
-    <w:p>
-      <w:pPr>
-        <w:pStyle w:val="3"/>
-        <w:keepNext w:val="0"/>
-        <w:keepLines w:val="0"/>
-        <w:widowControl/>
-        <w:suppressLineNumbers w:val="0"/>
-        <w:jc w:val="left"/>
-        <w:rPr>
-          <w:rFonts w:hint="eastAsia" w:ascii="宋体" w:hAnsi="宋体" w:eastAsia="宋体" w:cs="宋体"/>
-          <w:color w:val="auto"/>
-          <w:sz w:val="18"/>
-          <w:szCs w:val="18"/>
-          <w:shd w:val="clear" w:fill="FFFFFF"/>
-        </w:rPr>
-      </w:pPr>
-      <w:r>
-        <w:rPr>
-          <w:rFonts w:hint="default" w:ascii="宋体" w:hAnsi="宋体" w:eastAsia="宋体" w:cs="宋体"/>
-          <w:color w:val="auto"/>
-          <w:sz w:val="18"/>
-          <w:szCs w:val="18"/>
-          <w:shd w:val="clear" w:fill="FFFFFF"/>
-        </w:rPr>
-        <w:t>K/Q/V:</w:t>
-      </w:r>
-      <w:r>
-        <w:rPr>
-          <w:rFonts w:hint="eastAsia" w:ascii="宋体" w:hAnsi="宋体" w:eastAsia="宋体" w:cs="宋体"/>
-          <w:color w:val="auto"/>
-          <w:sz w:val="18"/>
-          <w:szCs w:val="18"/>
-          <w:shd w:val="clear" w:fill="FFFFFF"/>
-        </w:rPr>
-        <w:t>用</w:t>
-      </w:r>
-      <w:r>
-        <w:rPr>
-          <w:rFonts w:hint="default" w:ascii="宋体" w:hAnsi="宋体" w:eastAsia="宋体" w:cs="宋体"/>
-          <w:color w:val="auto"/>
-          <w:sz w:val="18"/>
-          <w:szCs w:val="18"/>
-          <w:shd w:val="clear" w:fill="FFFFFF"/>
-        </w:rPr>
-        <w:t xml:space="preserve"> Query </w:t>
-      </w:r>
-      <w:r>
-        <w:rPr>
-          <w:rFonts w:hint="eastAsia" w:ascii="宋体" w:hAnsi="宋体" w:eastAsia="宋体" w:cs="宋体"/>
-          <w:color w:val="auto"/>
-          <w:sz w:val="18"/>
-          <w:szCs w:val="18"/>
-          <w:shd w:val="clear" w:fill="FFFFFF"/>
-        </w:rPr>
-        <w:t>去匹配所有</w:t>
-      </w:r>
-      <w:r>
-        <w:rPr>
-          <w:rFonts w:hint="default" w:ascii="宋体" w:hAnsi="宋体" w:eastAsia="宋体" w:cs="宋体"/>
-          <w:color w:val="auto"/>
-          <w:sz w:val="18"/>
-          <w:szCs w:val="18"/>
-          <w:shd w:val="clear" w:fill="FFFFFF"/>
-        </w:rPr>
-        <w:t xml:space="preserve"> Key</w:t>
-      </w:r>
-      <w:r>
-        <w:rPr>
-          <w:rFonts w:hint="eastAsia" w:ascii="宋体" w:hAnsi="宋体" w:eastAsia="宋体" w:cs="宋体"/>
-          <w:color w:val="auto"/>
-          <w:sz w:val="18"/>
-          <w:szCs w:val="18"/>
-          <w:shd w:val="clear" w:fill="FFFFFF"/>
-        </w:rPr>
-        <w:t>，算出相关性权重，再用权重把</w:t>
-      </w:r>
-      <w:r>
-        <w:rPr>
-          <w:rFonts w:hint="default" w:ascii="宋体" w:hAnsi="宋体" w:eastAsia="宋体" w:cs="宋体"/>
-          <w:color w:val="auto"/>
-          <w:sz w:val="18"/>
-          <w:szCs w:val="18"/>
-          <w:shd w:val="clear" w:fill="FFFFFF"/>
-        </w:rPr>
-        <w:t xml:space="preserve"> Value </w:t>
-      </w:r>
-      <w:r>
-        <w:rPr>
-          <w:rFonts w:hint="eastAsia" w:ascii="宋体" w:hAnsi="宋体" w:eastAsia="宋体" w:cs="宋体"/>
-          <w:color w:val="auto"/>
-          <w:sz w:val="18"/>
-          <w:szCs w:val="18"/>
-          <w:shd w:val="clear" w:fill="FFFFFF"/>
-        </w:rPr>
-        <w:t>加权求和。</w:t>
-      </w:r>
-    </w:p>
-    <w:p>
-      <w:pPr>
-        <w:pStyle w:val="3"/>
-        <w:keepNext w:val="0"/>
-        <w:keepLines w:val="0"/>
-        <w:widowControl/>
-        <w:suppressLineNumbers w:val="0"/>
-        <w:jc w:val="left"/>
-        <w:rPr>
-          <w:rFonts w:hint="eastAsia" w:ascii="宋体" w:hAnsi="宋体" w:eastAsia="宋体" w:cs="宋体"/>
-          <w:color w:val="auto"/>
-          <w:sz w:val="18"/>
-          <w:szCs w:val="18"/>
-          <w:shd w:val="clear" w:fill="FFFFFF"/>
-        </w:rPr>
-      </w:pPr>
-    </w:p>
-    <w:p>
-      <w:pPr>
-        <w:pStyle w:val="3"/>
-        <w:keepNext w:val="0"/>
-        <w:keepLines w:val="0"/>
-        <w:widowControl/>
-        <w:suppressLineNumbers w:val="0"/>
-        <w:rPr>
-          <w:rFonts w:ascii="monospace" w:hAnsi="monospace" w:eastAsia="monospace" w:cs="monospace"/>
-          <w:sz w:val="19"/>
-          <w:szCs w:val="19"/>
-        </w:rPr>
-      </w:pPr>
-      <w:r>
-        <w:rPr>
-          <w:rFonts w:hint="default" w:ascii="宋体" w:hAnsi="宋体" w:eastAsia="宋体" w:cs="宋体"/>
-          <w:b/>
-          <w:bCs/>
-          <w:color w:val="auto"/>
-          <w:sz w:val="21"/>
-          <w:szCs w:val="21"/>
-          <w:shd w:val="clear" w:fill="FFFFFF"/>
-        </w:rPr>
-        <w:t>PyTorch</w:t>
-      </w:r>
-      <w:r>
-        <w:rPr>
-          <w:rFonts w:hint="eastAsia" w:ascii="宋体" w:hAnsi="宋体" w:eastAsia="宋体" w:cs="宋体"/>
-          <w:b/>
-          <w:bCs/>
-          <w:color w:val="auto"/>
-          <w:sz w:val="21"/>
-          <w:szCs w:val="21"/>
-          <w:shd w:val="clear" w:fill="FFFFFF"/>
-        </w:rPr>
-        <w:t>架构</w:t>
-      </w:r>
-      <w:r>
-        <w:rPr>
-          <w:rFonts w:hint="eastAsia" w:cs="宋体"/>
-          <w:b/>
-          <w:bCs/>
-          <w:color w:val="auto"/>
-          <w:sz w:val="21"/>
-          <w:szCs w:val="21"/>
-          <w:shd w:val="clear" w:fill="FFFFFF"/>
-          <w:lang w:eastAsia="zh-CN"/>
-        </w:rPr>
-        <w:t>：</w:t>
-      </w:r>
-      <w:r>
-        <w:rPr>
-          <w:rFonts w:hint="default" w:ascii="monospace" w:hAnsi="monospace" w:eastAsia="monospace" w:cs="monospace"/>
-          <w:color w:val="080808"/>
-          <w:sz w:val="19"/>
-          <w:szCs w:val="19"/>
-          <w:shd w:val="clear" w:fill="FFFFFF"/>
+          <w:rFonts w:hint="default"/>
+          <w:lang w:val="en-US" w:eastAsia="zh-CN"/>
+        </w:rPr>
+        <w:t>autograd</w:t>
+      </w:r>
+      <w:r>
+        <w:rPr>
+          <w:rFonts w:hint="eastAsia"/>
+          <w:lang w:val="en-US" w:eastAsia="zh-CN"/>
+        </w:rPr>
+        <w:t>：计算梯度，反向传播，算梯度</w:t>
+      </w:r>
+      <w:r>
+        <w:rPr>
+          <w:rFonts w:hint="default"/>
+          <w:lang w:val="en-US" w:eastAsia="zh-CN"/>
         </w:rPr>
         <w:br w:type="textWrapping"/>
       </w:r>
       <w:r>
         <w:rPr>
-          <w:rFonts w:hint="default" w:ascii="宋体" w:hAnsi="宋体" w:eastAsia="宋体" w:cs="宋体"/>
-          <w:color w:val="auto"/>
-          <w:sz w:val="18"/>
-          <w:szCs w:val="18"/>
-          <w:shd w:val="clear" w:fill="FFFFFF"/>
-        </w:rPr>
-        <w:t>tensor:</w:t>
-      </w:r>
-      <w:r>
-        <w:rPr>
-          <w:rFonts w:hint="eastAsia" w:ascii="宋体" w:hAnsi="宋体" w:eastAsia="宋体" w:cs="宋体"/>
-          <w:color w:val="auto"/>
-          <w:sz w:val="18"/>
-          <w:szCs w:val="18"/>
-          <w:shd w:val="clear" w:fill="FFFFFF"/>
-        </w:rPr>
-        <w:t>张量（存数据），可以自动求导的多维数组（</w:t>
-      </w:r>
-      <w:r>
-        <w:rPr>
-          <w:rFonts w:hint="default" w:ascii="宋体" w:hAnsi="宋体" w:eastAsia="宋体" w:cs="宋体"/>
-          <w:color w:val="auto"/>
-          <w:sz w:val="18"/>
-          <w:szCs w:val="18"/>
-          <w:shd w:val="clear" w:fill="FFFFFF"/>
-        </w:rPr>
-        <w:t>B,C,H,W</w:t>
-      </w:r>
-      <w:r>
-        <w:rPr>
-          <w:rFonts w:hint="eastAsia" w:ascii="宋体" w:hAnsi="宋体" w:eastAsia="宋体" w:cs="宋体"/>
-          <w:color w:val="auto"/>
-          <w:sz w:val="18"/>
-          <w:szCs w:val="18"/>
-          <w:shd w:val="clear" w:fill="FFFFFF"/>
-        </w:rPr>
-        <w:t>）</w:t>
-      </w:r>
-      <w:r>
-        <w:rPr>
-          <w:rFonts w:hint="default" w:ascii="宋体" w:hAnsi="宋体" w:eastAsia="宋体" w:cs="宋体"/>
-          <w:color w:val="auto"/>
-          <w:sz w:val="18"/>
-          <w:szCs w:val="18"/>
-          <w:shd w:val="clear" w:fill="FFFFFF"/>
-        </w:rPr>
-        <w:br w:type="textWrapping"/>
-      </w:r>
-      <w:r>
-        <w:rPr>
-          <w:rFonts w:hint="default" w:ascii="宋体" w:hAnsi="宋体" w:eastAsia="宋体" w:cs="宋体"/>
-          <w:color w:val="auto"/>
-          <w:sz w:val="18"/>
-          <w:szCs w:val="18"/>
-          <w:shd w:val="clear" w:fill="FFFFFF"/>
-        </w:rPr>
-        <w:t>parameter</w:t>
-      </w:r>
-      <w:r>
-        <w:rPr>
-          <w:rFonts w:hint="eastAsia" w:ascii="宋体" w:hAnsi="宋体" w:eastAsia="宋体" w:cs="宋体"/>
-          <w:color w:val="auto"/>
-          <w:sz w:val="18"/>
-          <w:szCs w:val="18"/>
-          <w:shd w:val="clear" w:fill="FFFFFF"/>
-        </w:rPr>
-        <w:t>：可优化参数，如果自己定义，必须收进行手动初始化（</w:t>
-      </w:r>
-      <w:r>
-        <w:rPr>
-          <w:rFonts w:hint="default" w:ascii="宋体" w:hAnsi="宋体" w:eastAsia="宋体" w:cs="宋体"/>
-          <w:color w:val="auto"/>
-          <w:sz w:val="18"/>
-          <w:szCs w:val="18"/>
-          <w:shd w:val="clear" w:fill="FFFFFF"/>
-        </w:rPr>
-        <w:t>kaiming/xavier...</w:t>
-      </w:r>
-      <w:r>
-        <w:rPr>
-          <w:rFonts w:hint="eastAsia" w:ascii="宋体" w:hAnsi="宋体" w:eastAsia="宋体" w:cs="宋体"/>
-          <w:color w:val="auto"/>
-          <w:sz w:val="18"/>
-          <w:szCs w:val="18"/>
-          <w:shd w:val="clear" w:fill="FFFFFF"/>
-        </w:rPr>
-        <w:t>）</w:t>
-      </w:r>
-      <w:r>
-        <w:rPr>
-          <w:rFonts w:hint="default" w:ascii="宋体" w:hAnsi="宋体" w:eastAsia="宋体" w:cs="宋体"/>
-          <w:color w:val="auto"/>
-          <w:sz w:val="18"/>
-          <w:szCs w:val="18"/>
-          <w:shd w:val="clear" w:fill="FFFFFF"/>
-        </w:rPr>
-        <w:br w:type="textWrapping"/>
-      </w:r>
-      <w:r>
-        <w:rPr>
-          <w:rFonts w:hint="default" w:ascii="宋体" w:hAnsi="宋体" w:eastAsia="宋体" w:cs="宋体"/>
-          <w:color w:val="auto"/>
-          <w:sz w:val="18"/>
-          <w:szCs w:val="18"/>
-          <w:shd w:val="clear" w:fill="FFFFFF"/>
-        </w:rPr>
-        <w:t>module</w:t>
-      </w:r>
-      <w:r>
-        <w:rPr>
-          <w:rFonts w:hint="eastAsia" w:ascii="宋体" w:hAnsi="宋体" w:eastAsia="宋体" w:cs="宋体"/>
-          <w:color w:val="auto"/>
-          <w:sz w:val="18"/>
-          <w:szCs w:val="18"/>
-          <w:shd w:val="clear" w:fill="FFFFFF"/>
-        </w:rPr>
-        <w:t>：容器</w:t>
-      </w:r>
-      <w:r>
-        <w:rPr>
-          <w:rFonts w:hint="default" w:ascii="宋体" w:hAnsi="宋体" w:eastAsia="宋体" w:cs="宋体"/>
-          <w:color w:val="auto"/>
-          <w:sz w:val="18"/>
-          <w:szCs w:val="18"/>
-          <w:shd w:val="clear" w:fill="FFFFFF"/>
-        </w:rPr>
-        <w:t>/</w:t>
-      </w:r>
-      <w:r>
-        <w:rPr>
-          <w:rFonts w:hint="eastAsia" w:ascii="宋体" w:hAnsi="宋体" w:eastAsia="宋体" w:cs="宋体"/>
-          <w:color w:val="auto"/>
-          <w:sz w:val="18"/>
-          <w:szCs w:val="18"/>
-          <w:shd w:val="clear" w:fill="FFFFFF"/>
-        </w:rPr>
-        <w:t>层，前向传播，算损失</w:t>
-      </w:r>
-      <w:r>
-        <w:rPr>
-          <w:rFonts w:hint="default" w:ascii="宋体" w:hAnsi="宋体" w:eastAsia="宋体" w:cs="宋体"/>
-          <w:color w:val="auto"/>
-          <w:sz w:val="18"/>
-          <w:szCs w:val="18"/>
-          <w:shd w:val="clear" w:fill="FFFFFF"/>
-        </w:rPr>
-        <w:br w:type="textWrapping"/>
-      </w:r>
-      <w:r>
-        <w:rPr>
-          <w:rFonts w:hint="default" w:ascii="宋体" w:hAnsi="宋体" w:eastAsia="宋体" w:cs="宋体"/>
-          <w:color w:val="auto"/>
-          <w:sz w:val="18"/>
-          <w:szCs w:val="18"/>
-          <w:shd w:val="clear" w:fill="FFFFFF"/>
-        </w:rPr>
-        <w:t>autograd</w:t>
-      </w:r>
-      <w:r>
-        <w:rPr>
-          <w:rFonts w:hint="eastAsia" w:ascii="宋体" w:hAnsi="宋体" w:eastAsia="宋体" w:cs="宋体"/>
-          <w:color w:val="auto"/>
-          <w:sz w:val="18"/>
-          <w:szCs w:val="18"/>
-          <w:shd w:val="clear" w:fill="FFFFFF"/>
-        </w:rPr>
-        <w:t>：计算梯度，反向传播，算梯度</w:t>
-      </w:r>
-      <w:r>
-        <w:rPr>
-          <w:rFonts w:hint="default" w:ascii="宋体" w:hAnsi="宋体" w:eastAsia="宋体" w:cs="宋体"/>
-          <w:color w:val="auto"/>
-          <w:sz w:val="18"/>
-          <w:szCs w:val="18"/>
-          <w:shd w:val="clear" w:fill="FFFFFF"/>
-        </w:rPr>
-        <w:br w:type="textWrapping"/>
-      </w:r>
-      <w:r>
-        <w:rPr>
-          <w:rFonts w:hint="default" w:ascii="宋体" w:hAnsi="宋体" w:eastAsia="宋体" w:cs="宋体"/>
-          <w:color w:val="auto"/>
-          <w:sz w:val="18"/>
-          <w:szCs w:val="18"/>
-          <w:shd w:val="clear" w:fill="FFFFFF"/>
+          <w:rFonts w:hint="default"/>
+          <w:lang w:val="en-US" w:eastAsia="zh-CN"/>
         </w:rPr>
         <w:t>optimizer</w:t>
       </w:r>
       <w:r>
         <w:rPr>
-          <w:rFonts w:hint="eastAsia" w:ascii="宋体" w:hAnsi="宋体" w:eastAsia="宋体" w:cs="宋体"/>
-          <w:color w:val="auto"/>
-          <w:sz w:val="18"/>
-          <w:szCs w:val="18"/>
-          <w:shd w:val="clear" w:fill="FFFFFF"/>
+          <w:rFonts w:hint="eastAsia"/>
+          <w:lang w:val="en-US" w:eastAsia="zh-CN"/>
         </w:rPr>
         <w:t>：优化参数，更新权重</w:t>
       </w:r>
@@ -876,7 +739,7 @@
           <w:rFonts w:hint="eastAsia"/>
           <w:lang w:val="en-US" w:eastAsia="zh-CN"/>
         </w:rPr>
-        <w:t>安装依赖：uv sync</w:t>
+        <w:t>安装同步依赖：uv sync</w:t>
       </w:r>
     </w:p>
     <w:p>
@@ -999,16 +862,16 @@
         <w:jc w:val="left"/>
         <w:rPr>
           <w:rFonts w:hint="eastAsia"/>
-          <w:sz w:val="18"/>
-          <w:szCs w:val="18"/>
-          <w:lang w:val="en-US" w:eastAsia="zh-CN"/>
-        </w:rPr>
-      </w:pPr>
-      <w:r>
-        <w:rPr>
-          <w:rFonts w:hint="eastAsia"/>
-          <w:sz w:val="18"/>
-          <w:szCs w:val="18"/>
+          <w:sz w:val="21"/>
+          <w:szCs w:val="21"/>
+          <w:lang w:val="en-US" w:eastAsia="zh-CN"/>
+        </w:rPr>
+      </w:pPr>
+      <w:r>
+        <w:rPr>
+          <w:rFonts w:hint="eastAsia"/>
+          <w:sz w:val="21"/>
+          <w:szCs w:val="21"/>
           <w:lang w:val="en-US" w:eastAsia="zh-CN"/>
         </w:rPr>
         <w:t>注：uv 是一个极速的 Python 包和项目管理工具</w:t>
@@ -1024,19 +887,27 @@
         <w:jc w:val="left"/>
         <w:rPr>
           <w:rFonts w:hint="eastAsia"/>
-          <w:sz w:val="18"/>
-          <w:szCs w:val="18"/>
-          <w:lang w:val="en-US" w:eastAsia="zh-CN"/>
-        </w:rPr>
-      </w:pPr>
-      <w:r>
-        <w:rPr>
-          <w:rFonts w:hint="eastAsia"/>
-          <w:sz w:val="18"/>
-          <w:szCs w:val="18"/>
+          <w:sz w:val="21"/>
+          <w:szCs w:val="21"/>
+          <w:lang w:val="en-US" w:eastAsia="zh-CN"/>
+        </w:rPr>
+      </w:pPr>
+      <w:r>
+        <w:rPr>
+          <w:rFonts w:hint="eastAsia"/>
+          <w:sz w:val="21"/>
+          <w:szCs w:val="21"/>
           <w:lang w:val="en-US" w:eastAsia="zh-CN"/>
         </w:rPr>
         <w:tab/>
+      </w:r>
+      <w:r>
+        <w:rPr>
+          <w:rFonts w:hint="eastAsia"/>
+          <w:sz w:val="21"/>
+          <w:szCs w:val="21"/>
+          <w:lang w:val="en-US" w:eastAsia="zh-CN"/>
+        </w:rPr>
         <w:t>·包管理：</w:t>
       </w:r>
     </w:p>
@@ -1050,45 +921,95 @@
         <w:jc w:val="left"/>
         <w:rPr>
           <w:rFonts w:hint="eastAsia"/>
-          <w:sz w:val="18"/>
-          <w:szCs w:val="18"/>
-          <w:lang w:val="en-US" w:eastAsia="zh-CN"/>
-        </w:rPr>
-      </w:pPr>
-      <w:r>
-        <w:rPr>
-          <w:rFonts w:hint="eastAsia"/>
-          <w:sz w:val="18"/>
-          <w:szCs w:val="18"/>
+          <w:sz w:val="21"/>
+          <w:szCs w:val="21"/>
+          <w:lang w:val="en-US" w:eastAsia="zh-CN"/>
+        </w:rPr>
+      </w:pPr>
+      <w:r>
+        <w:rPr>
+          <w:rFonts w:hint="eastAsia"/>
+          <w:sz w:val="21"/>
+          <w:szCs w:val="21"/>
           <w:lang w:val="en-US" w:eastAsia="zh-CN"/>
         </w:rPr>
         <w:tab/>
-        <w:t>安装包：uv add requests 移除包：uv remove requests 更新包：uv add --upgrade requests</w:t>
-      </w:r>
-    </w:p>
-    <w:p>
-      <w:pPr>
-        <w:pStyle w:val="3"/>
-        <w:keepNext w:val="0"/>
-        <w:keepLines w:val="0"/>
-        <w:widowControl/>
-        <w:suppressLineNumbers w:val="0"/>
-        <w:jc w:val="left"/>
-        <w:rPr>
-          <w:rFonts w:hint="eastAsia"/>
-          <w:sz w:val="18"/>
-          <w:szCs w:val="18"/>
-          <w:lang w:val="en-US" w:eastAsia="zh-CN"/>
-        </w:rPr>
-      </w:pPr>
-      <w:r>
-        <w:rPr>
-          <w:rFonts w:hint="eastAsia"/>
-          <w:sz w:val="18"/>
-          <w:szCs w:val="18"/>
+      </w:r>
+      <w:r>
+        <w:rPr>
+          <w:rFonts w:hint="eastAsia"/>
+          <w:sz w:val="21"/>
+          <w:szCs w:val="21"/>
+          <w:lang w:val="en-US" w:eastAsia="zh-CN"/>
+        </w:rPr>
+        <w:t xml:space="preserve">安装包：uv add requests 移除包：uv remove requests </w:t>
+      </w:r>
+    </w:p>
+    <w:p>
+      <w:pPr>
+        <w:pStyle w:val="3"/>
+        <w:keepNext w:val="0"/>
+        <w:keepLines w:val="0"/>
+        <w:widowControl/>
+        <w:suppressLineNumbers w:val="0"/>
+        <w:jc w:val="left"/>
+        <w:rPr>
+          <w:rFonts w:hint="eastAsia"/>
+          <w:sz w:val="21"/>
+          <w:szCs w:val="21"/>
+          <w:lang w:val="en-US" w:eastAsia="zh-CN"/>
+        </w:rPr>
+      </w:pPr>
+      <w:r>
+        <w:rPr>
+          <w:rFonts w:hint="eastAsia"/>
+          <w:sz w:val="21"/>
+          <w:szCs w:val="21"/>
           <w:lang w:val="en-US" w:eastAsia="zh-CN"/>
         </w:rPr>
         <w:tab/>
+      </w:r>
+      <w:r>
+        <w:rPr>
+          <w:rFonts w:hint="eastAsia"/>
+          <w:sz w:val="21"/>
+          <w:szCs w:val="21"/>
+          <w:lang w:val="en-US" w:eastAsia="zh-CN"/>
+        </w:rPr>
+        <w:t>更新包：uv add --upgrade requests</w:t>
+      </w:r>
+    </w:p>
+    <w:p>
+      <w:pPr>
+        <w:pStyle w:val="3"/>
+        <w:keepNext w:val="0"/>
+        <w:keepLines w:val="0"/>
+        <w:widowControl/>
+        <w:suppressLineNumbers w:val="0"/>
+        <w:jc w:val="left"/>
+        <w:rPr>
+          <w:rFonts w:hint="eastAsia"/>
+          <w:sz w:val="21"/>
+          <w:szCs w:val="21"/>
+          <w:lang w:val="en-US" w:eastAsia="zh-CN"/>
+        </w:rPr>
+      </w:pPr>
+      <w:r>
+        <w:rPr>
+          <w:rFonts w:hint="eastAsia"/>
+          <w:sz w:val="21"/>
+          <w:szCs w:val="21"/>
+          <w:lang w:val="en-US" w:eastAsia="zh-CN"/>
+        </w:rPr>
+        <w:tab/>
+      </w:r>
+      <w:r>
+        <w:rPr>
+          <w:rFonts w:hint="eastAsia"/>
+          <w:sz w:val="21"/>
+          <w:szCs w:val="21"/>
+          <w:lang w:val="en-US" w:eastAsia="zh-CN"/>
+        </w:rPr>
         <w:t>从 requirements.txt 安装：uv pip install -r requirements.txt</w:t>
       </w:r>
     </w:p>
@@ -1102,19 +1023,27 @@
         <w:jc w:val="left"/>
         <w:rPr>
           <w:rFonts w:hint="eastAsia"/>
-          <w:sz w:val="18"/>
-          <w:szCs w:val="18"/>
-          <w:lang w:val="en-US" w:eastAsia="zh-CN"/>
-        </w:rPr>
-      </w:pPr>
-      <w:r>
-        <w:rPr>
-          <w:rFonts w:hint="eastAsia"/>
-          <w:sz w:val="18"/>
-          <w:szCs w:val="18"/>
+          <w:sz w:val="21"/>
+          <w:szCs w:val="21"/>
+          <w:lang w:val="en-US" w:eastAsia="zh-CN"/>
+        </w:rPr>
+      </w:pPr>
+      <w:r>
+        <w:rPr>
+          <w:rFonts w:hint="eastAsia"/>
+          <w:sz w:val="21"/>
+          <w:szCs w:val="21"/>
           <w:lang w:val="en-US" w:eastAsia="zh-CN"/>
         </w:rPr>
         <w:tab/>
+      </w:r>
+      <w:r>
+        <w:rPr>
+          <w:rFonts w:hint="eastAsia"/>
+          <w:sz w:val="21"/>
+          <w:szCs w:val="21"/>
+          <w:lang w:val="en-US" w:eastAsia="zh-CN"/>
+        </w:rPr>
         <w:t>·项目管理：</w:t>
       </w:r>
     </w:p>
@@ -1128,19 +1057,27 @@
         <w:jc w:val="left"/>
         <w:rPr>
           <w:rFonts w:hint="eastAsia"/>
-          <w:sz w:val="18"/>
-          <w:szCs w:val="18"/>
-          <w:lang w:val="en-US" w:eastAsia="zh-CN"/>
-        </w:rPr>
-      </w:pPr>
-      <w:r>
-        <w:rPr>
-          <w:rFonts w:hint="eastAsia"/>
-          <w:sz w:val="18"/>
-          <w:szCs w:val="18"/>
+          <w:sz w:val="21"/>
+          <w:szCs w:val="21"/>
+          <w:lang w:val="en-US" w:eastAsia="zh-CN"/>
+        </w:rPr>
+      </w:pPr>
+      <w:r>
+        <w:rPr>
+          <w:rFonts w:hint="eastAsia"/>
+          <w:sz w:val="21"/>
+          <w:szCs w:val="21"/>
           <w:lang w:val="en-US" w:eastAsia="zh-CN"/>
         </w:rPr>
         <w:tab/>
+      </w:r>
+      <w:r>
+        <w:rPr>
+          <w:rFonts w:hint="eastAsia"/>
+          <w:sz w:val="21"/>
+          <w:szCs w:val="21"/>
+          <w:lang w:val="en-US" w:eastAsia="zh-CN"/>
+        </w:rPr>
         <w:t>初始化项目：uv init my-project 创建虚拟环境：uv venv 同步依赖：uv sync</w:t>
       </w:r>
     </w:p>
@@ -1154,19 +1091,27 @@
         <w:jc w:val="left"/>
         <w:rPr>
           <w:rFonts w:hint="eastAsia"/>
-          <w:sz w:val="18"/>
-          <w:szCs w:val="18"/>
-          <w:lang w:val="en-US" w:eastAsia="zh-CN"/>
-        </w:rPr>
-      </w:pPr>
-      <w:r>
-        <w:rPr>
-          <w:rFonts w:hint="eastAsia"/>
-          <w:sz w:val="18"/>
-          <w:szCs w:val="18"/>
+          <w:sz w:val="21"/>
+          <w:szCs w:val="21"/>
+          <w:lang w:val="en-US" w:eastAsia="zh-CN"/>
+        </w:rPr>
+      </w:pPr>
+      <w:r>
+        <w:rPr>
+          <w:rFonts w:hint="eastAsia"/>
+          <w:sz w:val="21"/>
+          <w:szCs w:val="21"/>
           <w:lang w:val="en-US" w:eastAsia="zh-CN"/>
         </w:rPr>
         <w:tab/>
+      </w:r>
+      <w:r>
+        <w:rPr>
+          <w:rFonts w:hint="eastAsia"/>
+          <w:sz w:val="21"/>
+          <w:szCs w:val="21"/>
+          <w:lang w:val="en-US" w:eastAsia="zh-CN"/>
+        </w:rPr>
         <w:t>运行脚本:uv run python main.py</w:t>
       </w:r>
     </w:p>
@@ -1180,19 +1125,27 @@
         <w:jc w:val="left"/>
         <w:rPr>
           <w:rFonts w:hint="eastAsia"/>
-          <w:sz w:val="18"/>
-          <w:szCs w:val="18"/>
-          <w:lang w:val="en-US" w:eastAsia="zh-CN"/>
-        </w:rPr>
-      </w:pPr>
-      <w:r>
-        <w:rPr>
-          <w:rFonts w:hint="eastAsia"/>
-          <w:sz w:val="18"/>
-          <w:szCs w:val="18"/>
+          <w:sz w:val="21"/>
+          <w:szCs w:val="21"/>
+          <w:lang w:val="en-US" w:eastAsia="zh-CN"/>
+        </w:rPr>
+      </w:pPr>
+      <w:r>
+        <w:rPr>
+          <w:rFonts w:hint="eastAsia"/>
+          <w:sz w:val="21"/>
+          <w:szCs w:val="21"/>
           <w:lang w:val="en-US" w:eastAsia="zh-CN"/>
         </w:rPr>
         <w:tab/>
+      </w:r>
+      <w:r>
+        <w:rPr>
+          <w:rFonts w:hint="eastAsia"/>
+          <w:sz w:val="21"/>
+          <w:szCs w:val="21"/>
+          <w:lang w:val="en-US" w:eastAsia="zh-CN"/>
+        </w:rPr>
         <w:t>·Python 版本管理：</w:t>
       </w:r>
     </w:p>
@@ -1206,19 +1159,27 @@
         <w:jc w:val="left"/>
         <w:rPr>
           <w:rFonts w:hint="eastAsia"/>
-          <w:sz w:val="18"/>
-          <w:szCs w:val="18"/>
-          <w:lang w:val="en-US" w:eastAsia="zh-CN"/>
-        </w:rPr>
-      </w:pPr>
-      <w:r>
-        <w:rPr>
-          <w:rFonts w:hint="eastAsia"/>
-          <w:sz w:val="18"/>
-          <w:szCs w:val="18"/>
+          <w:sz w:val="21"/>
+          <w:szCs w:val="21"/>
+          <w:lang w:val="en-US" w:eastAsia="zh-CN"/>
+        </w:rPr>
+      </w:pPr>
+      <w:r>
+        <w:rPr>
+          <w:rFonts w:hint="eastAsia"/>
+          <w:sz w:val="21"/>
+          <w:szCs w:val="21"/>
           <w:lang w:val="en-US" w:eastAsia="zh-CN"/>
         </w:rPr>
         <w:tab/>
+      </w:r>
+      <w:r>
+        <w:rPr>
+          <w:rFonts w:hint="eastAsia"/>
+          <w:sz w:val="21"/>
+          <w:szCs w:val="21"/>
+          <w:lang w:val="en-US" w:eastAsia="zh-CN"/>
+        </w:rPr>
         <w:t xml:space="preserve">安装指定 Python 版本：uv python install 3.11 </w:t>
       </w:r>
     </w:p>
@@ -1232,19 +1193,27 @@
         <w:jc w:val="left"/>
         <w:rPr>
           <w:rFonts w:hint="eastAsia"/>
-          <w:sz w:val="18"/>
-          <w:szCs w:val="18"/>
-          <w:lang w:val="en-US" w:eastAsia="zh-CN"/>
-        </w:rPr>
-      </w:pPr>
-      <w:r>
-        <w:rPr>
-          <w:rFonts w:hint="eastAsia"/>
-          <w:sz w:val="18"/>
-          <w:szCs w:val="18"/>
+          <w:sz w:val="21"/>
+          <w:szCs w:val="21"/>
+          <w:lang w:val="en-US" w:eastAsia="zh-CN"/>
+        </w:rPr>
+      </w:pPr>
+      <w:r>
+        <w:rPr>
+          <w:rFonts w:hint="eastAsia"/>
+          <w:sz w:val="21"/>
+          <w:szCs w:val="21"/>
           <w:lang w:val="en-US" w:eastAsia="zh-CN"/>
         </w:rPr>
         <w:tab/>
+      </w:r>
+      <w:r>
+        <w:rPr>
+          <w:rFonts w:hint="eastAsia"/>
+          <w:sz w:val="21"/>
+          <w:szCs w:val="21"/>
+          <w:lang w:val="en-US" w:eastAsia="zh-CN"/>
+        </w:rPr>
         <w:t>列出已安装的 Python 版本：uv python list</w:t>
       </w:r>
     </w:p>
@@ -1258,19 +1227,27 @@
         <w:jc w:val="left"/>
         <w:rPr>
           <w:rFonts w:hint="eastAsia"/>
-          <w:sz w:val="18"/>
-          <w:szCs w:val="18"/>
-          <w:lang w:val="en-US" w:eastAsia="zh-CN"/>
-        </w:rPr>
-      </w:pPr>
-      <w:r>
-        <w:rPr>
-          <w:rFonts w:hint="eastAsia"/>
-          <w:sz w:val="18"/>
-          <w:szCs w:val="18"/>
+          <w:sz w:val="21"/>
+          <w:szCs w:val="21"/>
+          <w:lang w:val="en-US" w:eastAsia="zh-CN"/>
+        </w:rPr>
+      </w:pPr>
+      <w:r>
+        <w:rPr>
+          <w:rFonts w:hint="eastAsia"/>
+          <w:sz w:val="21"/>
+          <w:szCs w:val="21"/>
           <w:lang w:val="en-US" w:eastAsia="zh-CN"/>
         </w:rPr>
         <w:tab/>
+      </w:r>
+      <w:r>
+        <w:rPr>
+          <w:rFonts w:hint="eastAsia"/>
+          <w:sz w:val="21"/>
+          <w:szCs w:val="21"/>
+          <w:lang w:val="en-US" w:eastAsia="zh-CN"/>
+        </w:rPr>
         <w:t>为项目指定 Python 版本：uv python pin 3.11</w:t>
       </w:r>
     </w:p>
@@ -1315,7 +1292,7 @@
           <wp:anchor distT="0" distB="0" distL="114300" distR="114300" simplePos="0" relativeHeight="251659264" behindDoc="0" locked="0" layoutInCell="1" allowOverlap="1">
             <wp:simplePos x="0" y="0"/>
             <wp:positionH relativeFrom="column">
-              <wp:posOffset>0</wp:posOffset>
+              <wp:posOffset>7620</wp:posOffset>
             </wp:positionH>
             <wp:positionV relativeFrom="paragraph">
               <wp:posOffset>15875</wp:posOffset>
@@ -1388,6 +1365,12 @@
           <w:lang w:val="en-US" w:eastAsia="zh-CN"/>
         </w:rPr>
         <w:tab/>
+      </w:r>
+      <w:r>
+        <w:rPr>
+          <w:rFonts w:hint="eastAsia"/>
+          <w:lang w:val="en-US" w:eastAsia="zh-CN"/>
+        </w:rPr>
         <w:t>lm_dataset.py:加载数据集</w:t>
       </w:r>
     </w:p>
@@ -1431,6 +1414,12 @@
           <w:lang w:val="en-US" w:eastAsia="zh-CN"/>
         </w:rPr>
         <w:tab/>
+      </w:r>
+      <w:r>
+        <w:rPr>
+          <w:rFonts w:hint="eastAsia"/>
+          <w:lang w:val="en-US" w:eastAsia="zh-CN"/>
+        </w:rPr>
         <w:t>model.py:初始model</w:t>
       </w:r>
     </w:p>
@@ -1474,6 +1463,12 @@
           <w:lang w:val="en-US" w:eastAsia="zh-CN"/>
         </w:rPr>
         <w:tab/>
+      </w:r>
+      <w:r>
+        <w:rPr>
+          <w:rFonts w:hint="eastAsia"/>
+          <w:lang w:val="en-US" w:eastAsia="zh-CN"/>
+        </w:rPr>
         <w:t>train_pretrain.py:预训练</w:t>
       </w:r>
     </w:p>
@@ -1496,30 +1491,332 @@
           <w:lang w:val="en-US" w:eastAsia="zh-CN"/>
         </w:rPr>
         <w:tab/>
-        <w:t>train</w:t>
+      </w:r>
+      <w:r>
+        <w:rPr>
+          <w:rFonts w:hint="eastAsia"/>
+          <w:lang w:val="en-US" w:eastAsia="zh-CN"/>
+        </w:rPr>
+        <w:t>trainer_utils.py:训练的通用函数</w:t>
+      </w:r>
+    </w:p>
+    <w:p>
+      <w:pPr>
+        <w:pStyle w:val="3"/>
+        <w:keepNext w:val="0"/>
+        <w:keepLines w:val="0"/>
+        <w:widowControl/>
+        <w:suppressLineNumbers w:val="0"/>
+        <w:jc w:val="left"/>
+        <w:rPr>
+          <w:rFonts w:hint="default"/>
+          <w:lang w:val="en-US" w:eastAsia="zh-CN"/>
+        </w:rPr>
+      </w:pPr>
+      <w:r>
+        <w:rPr>
+          <w:rFonts w:hint="eastAsia"/>
+          <w:lang w:val="en-US" w:eastAsia="zh-CN"/>
+        </w:rPr>
+        <w:tab/>
+      </w:r>
+    </w:p>
+    <w:p>
+      <w:pPr>
+        <w:pStyle w:val="3"/>
+        <w:keepNext w:val="0"/>
+        <w:keepLines w:val="0"/>
+        <w:widowControl/>
+        <w:suppressLineNumbers w:val="0"/>
+        <w:jc w:val="left"/>
+        <w:rPr>
+          <w:rFonts w:hint="default"/>
+          <w:lang w:val="en-US" w:eastAsia="zh-CN"/>
+        </w:rPr>
+      </w:pPr>
+    </w:p>
+    <w:p>
+      <w:pPr>
+        <w:pStyle w:val="3"/>
+        <w:keepNext w:val="0"/>
+        <w:keepLines w:val="0"/>
+        <w:widowControl/>
+        <w:suppressLineNumbers w:val="0"/>
+        <w:jc w:val="left"/>
+        <w:rPr>
+          <w:rFonts w:hint="default"/>
+          <w:lang w:val="en-US" w:eastAsia="zh-CN"/>
+        </w:rPr>
+      </w:pPr>
+    </w:p>
+    <w:p>
+      <w:pPr>
+        <w:pStyle w:val="3"/>
+        <w:keepNext w:val="0"/>
+        <w:keepLines w:val="0"/>
+        <w:widowControl/>
+        <w:suppressLineNumbers w:val="0"/>
+        <w:jc w:val="left"/>
+        <w:rPr>
+          <w:rFonts w:hint="default"/>
+          <w:lang w:val="en-US" w:eastAsia="zh-CN"/>
+        </w:rPr>
+      </w:pPr>
+    </w:p>
+    <w:p>
+      <w:pPr>
+        <w:pStyle w:val="3"/>
+        <w:keepNext w:val="0"/>
+        <w:keepLines w:val="0"/>
+        <w:widowControl/>
+        <w:suppressLineNumbers w:val="0"/>
+        <w:jc w:val="left"/>
+        <w:rPr>
+          <w:rFonts w:hint="default"/>
+          <w:lang w:val="en-US" w:eastAsia="zh-CN"/>
+        </w:rPr>
+      </w:pPr>
+    </w:p>
+    <w:p>
+      <w:pPr>
+        <w:pStyle w:val="3"/>
+        <w:keepNext w:val="0"/>
+        <w:keepLines w:val="0"/>
+        <w:widowControl/>
+        <w:suppressLineNumbers w:val="0"/>
+        <w:jc w:val="left"/>
+        <w:rPr>
+          <w:rFonts w:hint="default"/>
+          <w:lang w:val="en-US" w:eastAsia="zh-CN"/>
+        </w:rPr>
+      </w:pPr>
+    </w:p>
+    <w:p>
+      <w:pPr>
+        <w:pStyle w:val="3"/>
+        <w:keepNext w:val="0"/>
+        <w:keepLines w:val="0"/>
+        <w:widowControl/>
+        <w:suppressLineNumbers w:val="0"/>
+        <w:jc w:val="left"/>
+        <w:rPr>
+          <w:rFonts w:hint="default"/>
+          <w:lang w:val="en-US" w:eastAsia="zh-CN"/>
+        </w:rPr>
+      </w:pPr>
+    </w:p>
+    <w:p>
+      <w:pPr>
+        <w:pStyle w:val="3"/>
+        <w:keepNext w:val="0"/>
+        <w:keepLines w:val="0"/>
+        <w:widowControl/>
+        <w:suppressLineNumbers w:val="0"/>
+        <w:jc w:val="left"/>
+        <w:rPr>
+          <w:rFonts w:hint="default"/>
+          <w:lang w:val="en-US" w:eastAsia="zh-CN"/>
+        </w:rPr>
+      </w:pPr>
+      <w:r>
+        <w:rPr>
+          <w:rFonts w:hint="eastAsia"/>
+          <w:lang w:val="en-US" w:eastAsia="zh-CN"/>
+        </w:rPr>
+        <w:t>复制model.py中的config配置</w:t>
+      </w:r>
+    </w:p>
+    <w:p>
+      <w:pPr>
+        <w:pStyle w:val="3"/>
+        <w:keepNext w:val="0"/>
+        <w:keepLines w:val="0"/>
+        <w:widowControl/>
+        <w:suppressLineNumbers w:val="0"/>
+        <w:jc w:val="left"/>
+        <w:rPr>
+          <w:rFonts w:hint="default" w:cs="宋体"/>
+          <w:b/>
+          <w:bCs/>
+          <w:color w:val="auto"/>
+          <w:sz w:val="28"/>
+          <w:szCs w:val="28"/>
+          <w:shd w:val="clear" w:fill="FFFFFF"/>
+          <w:lang w:val="en-US" w:eastAsia="zh-CN"/>
+        </w:rPr>
+      </w:pPr>
+      <w:r>
+        <w:rPr>
+          <w:rFonts w:hint="eastAsia" w:cs="宋体"/>
+          <w:b/>
+          <w:bCs/>
+          <w:color w:val="auto"/>
+          <w:sz w:val="28"/>
+          <w:szCs w:val="28"/>
+          <w:shd w:val="clear" w:fill="FFFFFF"/>
+          <w:lang w:val="en-US" w:eastAsia="zh-CN"/>
+        </w:rPr>
+        <w:t>DAY4：RMSNorm</w:t>
+      </w:r>
+    </w:p>
+    <w:p>
+      <w:pPr>
+        <w:pStyle w:val="3"/>
+        <w:keepNext w:val="0"/>
+        <w:keepLines w:val="0"/>
+        <w:widowControl/>
+        <w:suppressLineNumbers w:val="0"/>
+        <w:jc w:val="left"/>
+        <w:rPr>
+          <w:rFonts w:hint="eastAsia"/>
+          <w:lang w:val="en-US" w:eastAsia="zh-CN"/>
+        </w:rPr>
+      </w:pPr>
+      <w:r>
+        <w:rPr>
+          <w:rFonts w:hint="eastAsia"/>
+          <w:lang w:val="en-US" w:eastAsia="zh-CN"/>
+        </w:rPr>
+        <w:t>Nrom：归一化</w:t>
+      </w:r>
+    </w:p>
+    <w:p>
+      <w:pPr>
+        <w:pStyle w:val="3"/>
+        <w:keepNext w:val="0"/>
+        <w:keepLines w:val="0"/>
+        <w:widowControl/>
+        <w:suppressLineNumbers w:val="0"/>
+        <w:jc w:val="left"/>
+        <w:rPr>
+          <w:rFonts w:hint="eastAsia"/>
+          <w:lang w:val="en-US" w:eastAsia="zh-CN"/>
+        </w:rPr>
+      </w:pPr>
+      <w:r>
+        <w:rPr>
+          <w:rFonts w:hint="eastAsia"/>
+          <w:lang w:val="en-US" w:eastAsia="zh-CN"/>
+        </w:rPr>
+        <w:tab/>
+      </w:r>
+      <w:r>
+        <w:rPr>
+          <w:rFonts w:hint="eastAsia"/>
+          <w:lang w:val="en-US" w:eastAsia="zh-CN"/>
+        </w:rPr>
+        <w:t>目的：使平均值为0，标准差为1</w:t>
+      </w:r>
+    </w:p>
+    <w:p>
+      <w:pPr>
+        <w:pStyle w:val="3"/>
+        <w:keepNext w:val="0"/>
+        <w:keepLines w:val="0"/>
+        <w:widowControl/>
+        <w:suppressLineNumbers w:val="0"/>
+        <w:jc w:val="left"/>
+        <w:rPr>
+          <w:rFonts w:hint="eastAsia"/>
+          <w:lang w:val="en-US" w:eastAsia="zh-CN"/>
+        </w:rPr>
+      </w:pPr>
+      <w:r>
+        <w:rPr>
+          <w:rFonts w:hint="eastAsia"/>
+          <w:lang w:val="en-US" w:eastAsia="zh-CN"/>
+        </w:rPr>
+        <w:tab/>
+      </w:r>
+      <w:r>
+        <w:rPr>
+          <w:rFonts w:hint="eastAsia"/>
+          <w:lang w:val="en-US" w:eastAsia="zh-CN"/>
+        </w:rPr>
+        <w:t>Why：x过大或者过小，都容易梯度爆炸或者消失</w:t>
+      </w:r>
+    </w:p>
+    <w:p>
+      <w:pPr>
+        <w:pStyle w:val="3"/>
+        <w:keepNext w:val="0"/>
+        <w:keepLines w:val="0"/>
+        <w:widowControl/>
+        <w:suppressLineNumbers w:val="0"/>
+        <w:jc w:val="left"/>
+        <w:rPr>
+          <w:rFonts w:hint="default"/>
+          <w:lang w:val="en-US" w:eastAsia="zh-CN"/>
+        </w:rPr>
+      </w:pPr>
+      <w:r>
+        <w:rPr>
+          <w:rFonts w:hint="eastAsia"/>
+          <w:lang w:val="en-US" w:eastAsia="zh-CN"/>
+        </w:rPr>
+        <w:t>RMSNorm：比传统norm少了均值相关计算（无中心化）；尺度不变性；效率高，</w:t>
+      </w:r>
+      <w:r>
+        <w:rPr>
+          <w:rFonts w:hint="eastAsia"/>
+          <w:lang w:val="en-US" w:eastAsia="zh-CN"/>
+        </w:rPr>
+        <w:tab/>
+        <w:t>效果好</w:t>
+      </w:r>
+    </w:p>
+    <w:p>
+      <w:pPr>
+        <w:pStyle w:val="3"/>
+        <w:keepNext w:val="0"/>
+        <w:keepLines w:val="0"/>
+        <w:widowControl/>
+        <w:suppressLineNumbers w:val="0"/>
+        <w:jc w:val="left"/>
+        <w:rPr>
+          <w:rFonts w:hint="eastAsia"/>
+          <w:lang w:val="en-US" w:eastAsia="zh-CN"/>
+        </w:rPr>
+      </w:pPr>
+      <w:r>
+        <w:rPr>
+          <w:rFonts w:hint="eastAsia"/>
+          <w:lang w:val="en-US" w:eastAsia="zh-CN"/>
+        </w:rPr>
+        <w:tab/>
       </w:r>
       <w:bookmarkStart w:id="0" w:name="_GoBack"/>
       <w:bookmarkEnd w:id="0"/>
-      <w:r>
-        <w:rPr>
-          <w:rFonts w:hint="eastAsia"/>
-          <w:lang w:val="en-US" w:eastAsia="zh-CN"/>
-        </w:rPr>
-        <w:t>er_utils.py:训练的通用函数</w:t>
-      </w:r>
-    </w:p>
-    <w:p>
-      <w:pPr>
-        <w:pStyle w:val="3"/>
-        <w:keepNext w:val="0"/>
-        <w:keepLines w:val="0"/>
-        <w:widowControl/>
-        <w:suppressLineNumbers w:val="0"/>
-        <w:jc w:val="left"/>
-        <w:rPr>
-          <w:rFonts w:hint="default"/>
-          <w:lang w:val="en-US" w:eastAsia="zh-CN"/>
-        </w:rPr>
+    </w:p>
+    <w:p>
+      <w:pPr>
+        <w:pStyle w:val="3"/>
+        <w:keepNext w:val="0"/>
+        <w:keepLines w:val="0"/>
+        <w:widowControl/>
+        <w:suppressLineNumbers w:val="0"/>
+        <w:jc w:val="left"/>
+        <w:rPr>
+          <w:rFonts w:hint="default"/>
+          <w:lang w:val="en-US" w:eastAsia="zh-CN"/>
+        </w:rPr>
+      </w:pPr>
+      <w:r>
+        <w:rPr>
+          <w:rFonts w:hint="eastAsia"/>
+          <w:lang w:val="en-US" w:eastAsia="zh-CN"/>
+        </w:rPr>
+        <w:t>RMSNorm的公式：（feature）</w:t>
+      </w:r>
+    </w:p>
+    <w:p>
+      <w:pPr>
+        <w:pStyle w:val="3"/>
+        <w:keepNext w:val="0"/>
+        <w:keepLines w:val="0"/>
+        <w:widowControl/>
+        <w:suppressLineNumbers w:val="0"/>
+        <w:jc w:val="left"/>
       </w:pPr>
       <w:r>
         <w:rPr>
@@ -1528,118 +1825,561 @@
         </w:rPr>
         <w:tab/>
       </w:r>
-    </w:p>
-    <w:p>
-      <w:pPr>
-        <w:pStyle w:val="3"/>
-        <w:keepNext w:val="0"/>
-        <w:keepLines w:val="0"/>
-        <w:widowControl/>
-        <w:suppressLineNumbers w:val="0"/>
-        <w:jc w:val="left"/>
-        <w:rPr>
-          <w:rFonts w:hint="default"/>
-          <w:lang w:val="en-US" w:eastAsia="zh-CN"/>
-        </w:rPr>
-      </w:pPr>
-    </w:p>
-    <w:p>
-      <w:pPr>
-        <w:pStyle w:val="3"/>
-        <w:keepNext w:val="0"/>
-        <w:keepLines w:val="0"/>
-        <w:widowControl/>
-        <w:suppressLineNumbers w:val="0"/>
-        <w:jc w:val="left"/>
-        <w:rPr>
-          <w:rFonts w:hint="default"/>
-          <w:lang w:val="en-US" w:eastAsia="zh-CN"/>
-        </w:rPr>
-      </w:pPr>
-    </w:p>
-    <w:p>
-      <w:pPr>
-        <w:pStyle w:val="3"/>
-        <w:keepNext w:val="0"/>
-        <w:keepLines w:val="0"/>
-        <w:widowControl/>
-        <w:suppressLineNumbers w:val="0"/>
-        <w:jc w:val="left"/>
-        <w:rPr>
-          <w:rFonts w:hint="default"/>
-          <w:lang w:val="en-US" w:eastAsia="zh-CN"/>
-        </w:rPr>
-      </w:pPr>
-    </w:p>
-    <w:p>
-      <w:pPr>
-        <w:pStyle w:val="3"/>
-        <w:keepNext w:val="0"/>
-        <w:keepLines w:val="0"/>
-        <w:widowControl/>
-        <w:suppressLineNumbers w:val="0"/>
-        <w:jc w:val="left"/>
-        <w:rPr>
-          <w:rFonts w:hint="default"/>
-          <w:lang w:val="en-US" w:eastAsia="zh-CN"/>
-        </w:rPr>
-      </w:pPr>
-    </w:p>
-    <w:p>
-      <w:pPr>
-        <w:pStyle w:val="3"/>
-        <w:keepNext w:val="0"/>
-        <w:keepLines w:val="0"/>
-        <w:widowControl/>
-        <w:suppressLineNumbers w:val="0"/>
-        <w:jc w:val="left"/>
-        <w:rPr>
-          <w:rFonts w:hint="default"/>
-          <w:lang w:val="en-US" w:eastAsia="zh-CN"/>
-        </w:rPr>
-      </w:pPr>
-    </w:p>
-    <w:p>
-      <w:pPr>
-        <w:pStyle w:val="3"/>
-        <w:keepNext w:val="0"/>
-        <w:keepLines w:val="0"/>
-        <w:widowControl/>
-        <w:suppressLineNumbers w:val="0"/>
-        <w:jc w:val="left"/>
-        <w:rPr>
-          <w:rFonts w:hint="default"/>
-          <w:lang w:val="en-US" w:eastAsia="zh-CN"/>
-        </w:rPr>
-      </w:pPr>
-    </w:p>
-    <w:p>
-      <w:pPr>
-        <w:pStyle w:val="3"/>
-        <w:keepNext w:val="0"/>
-        <w:keepLines w:val="0"/>
-        <w:widowControl/>
-        <w:suppressLineNumbers w:val="0"/>
-        <w:jc w:val="left"/>
-        <w:rPr>
-          <w:rFonts w:hint="default"/>
-          <w:lang w:val="en-US" w:eastAsia="zh-CN"/>
-        </w:rPr>
-      </w:pPr>
-    </w:p>
-    <w:p>
-      <w:pPr>
-        <w:pStyle w:val="3"/>
-        <w:keepNext w:val="0"/>
-        <w:keepLines w:val="0"/>
-        <w:widowControl/>
-        <w:suppressLineNumbers w:val="0"/>
-        <w:jc w:val="left"/>
-        <w:rPr>
-          <w:rFonts w:hint="default"/>
-          <w:lang w:val="en-US" w:eastAsia="zh-CN"/>
-        </w:rPr>
-      </w:pPr>
+      <w:r>
+        <w:drawing>
+          <wp:inline distT="0" distB="0" distL="114300" distR="114300">
+            <wp:extent cx="3162300" cy="495300"/>
+            <wp:effectExtent l="0" t="0" r="0" b="0"/>
+            <wp:docPr id="4" name="图片 1"/>
+            <wp:cNvGraphicFramePr>
+              <a:graphicFrameLocks xmlns:a="http://schemas.openxmlformats.org/drawingml/2006/main" noChangeAspect="1"/>
+            </wp:cNvGraphicFramePr>
+            <a:graphic xmlns:a="http://schemas.openxmlformats.org/drawingml/2006/main">
+              <a:graphicData uri="http://schemas.openxmlformats.org/drawingml/2006/picture">
+                <pic:pic xmlns:pic="http://schemas.openxmlformats.org/drawingml/2006/picture">
+                  <pic:nvPicPr>
+                    <pic:cNvPr id="4" name="图片 1"/>
+                    <pic:cNvPicPr>
+                      <a:picLocks noChangeAspect="1"/>
+                    </pic:cNvPicPr>
+                  </pic:nvPicPr>
+                  <pic:blipFill>
+                    <a:blip r:embed="rId8"/>
+                    <a:stretch>
+                      <a:fillRect/>
+                    </a:stretch>
+                  </pic:blipFill>
+                  <pic:spPr>
+                    <a:xfrm>
+                      <a:off x="0" y="0"/>
+                      <a:ext cx="3162300" cy="495300"/>
+                    </a:xfrm>
+                    <a:prstGeom prst="rect">
+                      <a:avLst/>
+                    </a:prstGeom>
+                    <a:noFill/>
+                    <a:ln>
+                      <a:noFill/>
+                    </a:ln>
+                  </pic:spPr>
+                </pic:pic>
+              </a:graphicData>
+            </a:graphic>
+          </wp:inline>
+        </w:drawing>
+      </w:r>
+    </w:p>
+    <w:p>
+      <w:pPr>
+        <w:pStyle w:val="3"/>
+        <w:keepNext w:val="0"/>
+        <w:keepLines w:val="0"/>
+        <w:widowControl/>
+        <w:suppressLineNumbers w:val="0"/>
+        <w:jc w:val="left"/>
+        <w:rPr>
+          <w:rFonts w:hint="eastAsia"/>
+          <w:lang w:val="en-US" w:eastAsia="zh-CN"/>
+        </w:rPr>
+      </w:pPr>
+      <w:r>
+        <w:rPr>
+          <w:rFonts w:hint="eastAsia"/>
+          <w:lang w:val="en-US" w:eastAsia="zh-CN"/>
+        </w:rPr>
+        <w:t>X：输入向量；n：特征维度；eps：小常数，防止除零；gamma：缩放参数</w:t>
+      </w:r>
+    </w:p>
+    <w:p>
+      <w:pPr>
+        <w:pStyle w:val="3"/>
+        <w:keepNext w:val="0"/>
+        <w:keepLines w:val="0"/>
+        <w:widowControl/>
+        <w:suppressLineNumbers w:val="0"/>
+        <w:jc w:val="left"/>
+        <w:rPr>
+          <w:rFonts w:hint="default"/>
+          <w:lang w:val="en-US" w:eastAsia="zh-CN"/>
+        </w:rPr>
+      </w:pPr>
+    </w:p>
+    <w:p>
+      <w:pPr>
+        <w:pStyle w:val="3"/>
+        <w:keepNext w:val="0"/>
+        <w:keepLines w:val="0"/>
+        <w:widowControl/>
+        <w:suppressLineNumbers w:val="0"/>
+        <w:jc w:val="left"/>
+        <w:rPr>
+          <w:rFonts w:hint="eastAsia"/>
+          <w:lang w:val="en-US" w:eastAsia="zh-CN"/>
+        </w:rPr>
+      </w:pPr>
+      <w:r>
+        <w:rPr>
+          <w:rFonts w:hint="eastAsia"/>
+          <w:lang w:val="en-US" w:eastAsia="zh-CN"/>
+        </w:rPr>
+        <w:t>RMSNorm（代码实现）：</w:t>
+      </w:r>
+    </w:p>
+    <w:p>
+      <w:pPr>
+        <w:pStyle w:val="3"/>
+        <w:keepNext w:val="0"/>
+        <w:keepLines w:val="0"/>
+        <w:widowControl/>
+        <w:suppressLineNumbers w:val="0"/>
+        <w:ind w:firstLine="420" w:firstLineChars="0"/>
+        <w:jc w:val="left"/>
+        <w:rPr>
+          <w:rFonts w:hint="eastAsia"/>
+          <w:lang w:val="en-US" w:eastAsia="zh-CN"/>
+        </w:rPr>
+      </w:pPr>
+      <w:r>
+        <w:rPr>
+          <w:rFonts w:hint="eastAsia"/>
+          <w:lang w:val="en-US" w:eastAsia="zh-CN"/>
+        </w:rPr>
+        <w:t>继承nn.Module——</w:t>
+      </w:r>
+    </w:p>
+    <w:p>
+      <w:pPr>
+        <w:pStyle w:val="3"/>
+        <w:keepNext w:val="0"/>
+        <w:keepLines w:val="0"/>
+        <w:widowControl/>
+        <w:suppressLineNumbers w:val="0"/>
+        <w:ind w:firstLine="420" w:firstLineChars="0"/>
+        <w:jc w:val="left"/>
+        <w:rPr>
+          <w:rFonts w:hint="eastAsia"/>
+          <w:lang w:val="en-US" w:eastAsia="zh-CN"/>
+        </w:rPr>
+      </w:pPr>
+      <w:r>
+        <w:rPr>
+          <w:rFonts w:hint="eastAsia"/>
+          <w:lang w:val="en-US" w:eastAsia="zh-CN"/>
+        </w:rPr>
+        <w:t>__init__初始化——</w:t>
+      </w:r>
+    </w:p>
+    <w:p>
+      <w:pPr>
+        <w:pStyle w:val="3"/>
+        <w:keepNext w:val="0"/>
+        <w:keepLines w:val="0"/>
+        <w:widowControl/>
+        <w:suppressLineNumbers w:val="0"/>
+        <w:ind w:firstLine="420" w:firstLineChars="0"/>
+        <w:jc w:val="left"/>
+        <w:rPr>
+          <w:rFonts w:hint="eastAsia"/>
+          <w:lang w:val="en-US" w:eastAsia="zh-CN"/>
+        </w:rPr>
+      </w:pPr>
+      <w:r>
+        <w:rPr>
+          <w:rFonts w:hint="eastAsia"/>
+          <w:lang w:val="en-US" w:eastAsia="zh-CN"/>
+        </w:rPr>
+        <w:t>编写_norm——</w:t>
+      </w:r>
+    </w:p>
+    <w:p>
+      <w:pPr>
+        <w:pStyle w:val="3"/>
+        <w:keepNext w:val="0"/>
+        <w:keepLines w:val="0"/>
+        <w:widowControl/>
+        <w:suppressLineNumbers w:val="0"/>
+        <w:ind w:firstLine="420" w:firstLineChars="0"/>
+        <w:jc w:val="left"/>
+        <w:rPr>
+          <w:rFonts w:hint="eastAsia"/>
+          <w:lang w:val="en-US" w:eastAsia="zh-CN"/>
+        </w:rPr>
+      </w:pPr>
+      <w:r>
+        <w:rPr>
+          <w:rFonts w:hint="eastAsia"/>
+          <w:lang w:val="en-US" w:eastAsia="zh-CN"/>
+        </w:rPr>
+        <w:t>forward方法（Module子类都有否则会报错，因为Module中有方法会调用，但是Sequential是例外，因为它内部已经有forward）</w:t>
+      </w:r>
+    </w:p>
+    <w:p>
+      <w:pPr>
+        <w:pStyle w:val="3"/>
+        <w:keepNext w:val="0"/>
+        <w:keepLines w:val="0"/>
+        <w:widowControl/>
+        <w:suppressLineNumbers w:val="0"/>
+        <w:ind w:firstLine="420" w:firstLineChars="0"/>
+        <w:jc w:val="left"/>
+        <w:rPr>
+          <w:rFonts w:hint="eastAsia"/>
+          <w:lang w:val="en-US" w:eastAsia="zh-CN"/>
+        </w:rPr>
+      </w:pPr>
+    </w:p>
+    <w:p>
+      <w:pPr>
+        <w:pStyle w:val="3"/>
+        <w:keepNext w:val="0"/>
+        <w:keepLines w:val="0"/>
+        <w:widowControl/>
+        <w:suppressLineNumbers w:val="0"/>
+        <w:jc w:val="left"/>
+        <w:rPr>
+          <w:rFonts w:hint="eastAsia"/>
+          <w:lang w:val="en-US" w:eastAsia="zh-CN"/>
+        </w:rPr>
+      </w:pPr>
+      <w:r>
+        <w:rPr>
+          <w:rFonts w:hint="eastAsia"/>
+          <w:lang w:val="en-US" w:eastAsia="zh-CN"/>
+        </w:rPr>
+        <w:t>其他归一化方法：</w:t>
+      </w:r>
+    </w:p>
+    <w:p>
+      <w:pPr>
+        <w:pStyle w:val="3"/>
+        <w:keepNext w:val="0"/>
+        <w:keepLines w:val="0"/>
+        <w:widowControl/>
+        <w:suppressLineNumbers w:val="0"/>
+        <w:jc w:val="left"/>
+        <w:rPr>
+          <w:rFonts w:hint="default"/>
+          <w:lang w:val="en-US" w:eastAsia="zh-CN"/>
+        </w:rPr>
+      </w:pPr>
+      <w:r>
+        <w:rPr>
+          <w:rFonts w:hint="eastAsia"/>
+          <w:lang w:val="en-US" w:eastAsia="zh-CN"/>
+        </w:rPr>
+        <w:tab/>
+        <w:t>BatchNorm：在批次（batch）维度上归一化；计算小批量的均值方差；较大的batch size——CNN</w:t>
+      </w:r>
+    </w:p>
+    <w:p>
+      <w:pPr>
+        <w:pStyle w:val="3"/>
+        <w:keepNext w:val="0"/>
+        <w:keepLines w:val="0"/>
+        <w:widowControl/>
+        <w:suppressLineNumbers w:val="0"/>
+        <w:jc w:val="left"/>
+      </w:pPr>
+      <w:r>
+        <w:rPr>
+          <w:rFonts w:hint="eastAsia"/>
+          <w:lang w:val="en-US" w:eastAsia="zh-CN"/>
+        </w:rPr>
+        <w:tab/>
+      </w:r>
+      <w:r>
+        <w:drawing>
+          <wp:inline distT="0" distB="0" distL="114300" distR="114300">
+            <wp:extent cx="2324100" cy="444500"/>
+            <wp:effectExtent l="0" t="0" r="0" b="0"/>
+            <wp:docPr id="6" name="图片 2"/>
+            <wp:cNvGraphicFramePr>
+              <a:graphicFrameLocks xmlns:a="http://schemas.openxmlformats.org/drawingml/2006/main" noChangeAspect="1"/>
+            </wp:cNvGraphicFramePr>
+            <a:graphic xmlns:a="http://schemas.openxmlformats.org/drawingml/2006/main">
+              <a:graphicData uri="http://schemas.openxmlformats.org/drawingml/2006/picture">
+                <pic:pic xmlns:pic="http://schemas.openxmlformats.org/drawingml/2006/picture">
+                  <pic:nvPicPr>
+                    <pic:cNvPr id="6" name="图片 2"/>
+                    <pic:cNvPicPr>
+                      <a:picLocks noChangeAspect="1"/>
+                    </pic:cNvPicPr>
+                  </pic:nvPicPr>
+                  <pic:blipFill>
+                    <a:blip r:embed="rId9"/>
+                    <a:stretch>
+                      <a:fillRect/>
+                    </a:stretch>
+                  </pic:blipFill>
+                  <pic:spPr>
+                    <a:xfrm>
+                      <a:off x="0" y="0"/>
+                      <a:ext cx="2324100" cy="444500"/>
+                    </a:xfrm>
+                    <a:prstGeom prst="rect">
+                      <a:avLst/>
+                    </a:prstGeom>
+                    <a:noFill/>
+                    <a:ln>
+                      <a:noFill/>
+                    </a:ln>
+                  </pic:spPr>
+                </pic:pic>
+              </a:graphicData>
+            </a:graphic>
+          </wp:inline>
+        </w:drawing>
+      </w:r>
+    </w:p>
+    <w:p>
+      <w:pPr>
+        <w:pStyle w:val="3"/>
+        <w:keepNext w:val="0"/>
+        <w:keepLines w:val="0"/>
+        <w:widowControl/>
+        <w:suppressLineNumbers w:val="0"/>
+        <w:jc w:val="left"/>
+        <w:rPr>
+          <w:rFonts w:hint="default" w:eastAsia="宋体"/>
+          <w:lang w:val="en-US" w:eastAsia="zh-CN"/>
+        </w:rPr>
+      </w:pPr>
+      <w:r>
+        <w:rPr>
+          <w:rFonts w:hint="eastAsia"/>
+          <w:lang w:val="en-US" w:eastAsia="zh-CN"/>
+        </w:rPr>
+        <w:tab/>
+        <w:t>LayerNorm：在特征（feature）维度上归一化；每个样本独立归一化；适用于序列模型——RNN/Transformer</w:t>
+      </w:r>
+    </w:p>
+    <w:p>
+      <w:pPr>
+        <w:pStyle w:val="3"/>
+        <w:keepNext w:val="0"/>
+        <w:keepLines w:val="0"/>
+        <w:widowControl/>
+        <w:suppressLineNumbers w:val="0"/>
+        <w:jc w:val="left"/>
+      </w:pPr>
+      <w:r>
+        <w:rPr>
+          <w:rFonts w:hint="eastAsia"/>
+          <w:lang w:val="en-US" w:eastAsia="zh-CN"/>
+        </w:rPr>
+        <w:tab/>
+      </w:r>
+      <w:r>
+        <w:drawing>
+          <wp:inline distT="0" distB="0" distL="114300" distR="114300">
+            <wp:extent cx="2489200" cy="495300"/>
+            <wp:effectExtent l="0" t="0" r="0" b="0"/>
+            <wp:docPr id="7" name="图片 3"/>
+            <wp:cNvGraphicFramePr>
+              <a:graphicFrameLocks xmlns:a="http://schemas.openxmlformats.org/drawingml/2006/main" noChangeAspect="1"/>
+            </wp:cNvGraphicFramePr>
+            <a:graphic xmlns:a="http://schemas.openxmlformats.org/drawingml/2006/main">
+              <a:graphicData uri="http://schemas.openxmlformats.org/drawingml/2006/picture">
+                <pic:pic xmlns:pic="http://schemas.openxmlformats.org/drawingml/2006/picture">
+                  <pic:nvPicPr>
+                    <pic:cNvPr id="7" name="图片 3"/>
+                    <pic:cNvPicPr>
+                      <a:picLocks noChangeAspect="1"/>
+                    </pic:cNvPicPr>
+                  </pic:nvPicPr>
+                  <pic:blipFill>
+                    <a:blip r:embed="rId10"/>
+                    <a:stretch>
+                      <a:fillRect/>
+                    </a:stretch>
+                  </pic:blipFill>
+                  <pic:spPr>
+                    <a:xfrm>
+                      <a:off x="0" y="0"/>
+                      <a:ext cx="2489200" cy="495300"/>
+                    </a:xfrm>
+                    <a:prstGeom prst="rect">
+                      <a:avLst/>
+                    </a:prstGeom>
+                    <a:noFill/>
+                    <a:ln>
+                      <a:noFill/>
+                    </a:ln>
+                  </pic:spPr>
+                </pic:pic>
+              </a:graphicData>
+            </a:graphic>
+          </wp:inline>
+        </w:drawing>
+      </w:r>
+    </w:p>
+    <w:p>
+      <w:pPr>
+        <w:pStyle w:val="3"/>
+        <w:keepNext w:val="0"/>
+        <w:keepLines w:val="0"/>
+        <w:widowControl/>
+        <w:suppressLineNumbers w:val="0"/>
+        <w:jc w:val="left"/>
+        <w:rPr>
+          <w:rFonts w:hint="default"/>
+          <w:lang w:val="en-US" w:eastAsia="zh-CN"/>
+        </w:rPr>
+      </w:pPr>
+      <w:r>
+        <w:rPr>
+          <w:rFonts w:hint="eastAsia"/>
+          <w:lang w:val="en-US" w:eastAsia="zh-CN"/>
+        </w:rPr>
+        <w:tab/>
+        <w:t>InstanceNorm：在每个样本的每个通道（样本+通道）上独立归一化；主要用于风格迁移——风格迁移</w:t>
+      </w:r>
+    </w:p>
+    <w:p>
+      <w:pPr>
+        <w:pStyle w:val="3"/>
+        <w:keepNext w:val="0"/>
+        <w:keepLines w:val="0"/>
+        <w:widowControl/>
+        <w:suppressLineNumbers w:val="0"/>
+        <w:jc w:val="left"/>
+      </w:pPr>
+      <w:r>
+        <w:rPr>
+          <w:rFonts w:hint="eastAsia"/>
+          <w:lang w:val="en-US" w:eastAsia="zh-CN"/>
+        </w:rPr>
+        <w:tab/>
+      </w:r>
+      <w:r>
+        <w:drawing>
+          <wp:inline distT="0" distB="0" distL="114300" distR="114300">
+            <wp:extent cx="2127250" cy="463550"/>
+            <wp:effectExtent l="0" t="0" r="6350" b="6350"/>
+            <wp:docPr id="8" name="图片 4"/>
+            <wp:cNvGraphicFramePr>
+              <a:graphicFrameLocks xmlns:a="http://schemas.openxmlformats.org/drawingml/2006/main" noChangeAspect="1"/>
+            </wp:cNvGraphicFramePr>
+            <a:graphic xmlns:a="http://schemas.openxmlformats.org/drawingml/2006/main">
+              <a:graphicData uri="http://schemas.openxmlformats.org/drawingml/2006/picture">
+                <pic:pic xmlns:pic="http://schemas.openxmlformats.org/drawingml/2006/picture">
+                  <pic:nvPicPr>
+                    <pic:cNvPr id="8" name="图片 4"/>
+                    <pic:cNvPicPr>
+                      <a:picLocks noChangeAspect="1"/>
+                    </pic:cNvPicPr>
+                  </pic:nvPicPr>
+                  <pic:blipFill>
+                    <a:blip r:embed="rId11"/>
+                    <a:stretch>
+                      <a:fillRect/>
+                    </a:stretch>
+                  </pic:blipFill>
+                  <pic:spPr>
+                    <a:xfrm>
+                      <a:off x="0" y="0"/>
+                      <a:ext cx="2127250" cy="463550"/>
+                    </a:xfrm>
+                    <a:prstGeom prst="rect">
+                      <a:avLst/>
+                    </a:prstGeom>
+                    <a:noFill/>
+                    <a:ln>
+                      <a:noFill/>
+                    </a:ln>
+                  </pic:spPr>
+                </pic:pic>
+              </a:graphicData>
+            </a:graphic>
+          </wp:inline>
+        </w:drawing>
+      </w:r>
+    </w:p>
+    <w:p>
+      <w:pPr>
+        <w:pStyle w:val="3"/>
+        <w:keepNext w:val="0"/>
+        <w:keepLines w:val="0"/>
+        <w:widowControl/>
+        <w:suppressLineNumbers w:val="0"/>
+        <w:jc w:val="left"/>
+        <w:rPr>
+          <w:rFonts w:hint="default"/>
+          <w:lang w:val="en-US" w:eastAsia="zh-CN"/>
+        </w:rPr>
+      </w:pPr>
+      <w:r>
+        <w:rPr>
+          <w:rFonts w:hint="eastAsia"/>
+          <w:lang w:val="en-US" w:eastAsia="zh-CN"/>
+        </w:rPr>
+        <w:tab/>
+        <w:t>GroupNorm：将通道分成多组，组内归一化（组内）；适用于小batch size——小batch检测</w:t>
+      </w:r>
+    </w:p>
+    <w:p>
+      <w:pPr>
+        <w:pStyle w:val="3"/>
+        <w:keepNext w:val="0"/>
+        <w:keepLines w:val="0"/>
+        <w:widowControl/>
+        <w:suppressLineNumbers w:val="0"/>
+        <w:jc w:val="left"/>
+        <w:rPr>
+          <w:rFonts w:hint="default"/>
+          <w:lang w:val="en-US" w:eastAsia="zh-CN"/>
+        </w:rPr>
+      </w:pPr>
+      <w:r>
+        <w:rPr>
+          <w:rFonts w:hint="eastAsia"/>
+          <w:lang w:val="en-US" w:eastAsia="zh-CN"/>
+        </w:rPr>
+        <w:tab/>
+      </w:r>
+      <w:r>
+        <w:drawing>
+          <wp:inline distT="0" distB="0" distL="114300" distR="114300">
+            <wp:extent cx="2298700" cy="469900"/>
+            <wp:effectExtent l="0" t="0" r="0" b="0"/>
+            <wp:docPr id="9" name="图片 5"/>
+            <wp:cNvGraphicFramePr>
+              <a:graphicFrameLocks xmlns:a="http://schemas.openxmlformats.org/drawingml/2006/main" noChangeAspect="1"/>
+            </wp:cNvGraphicFramePr>
+            <a:graphic xmlns:a="http://schemas.openxmlformats.org/drawingml/2006/main">
+              <a:graphicData uri="http://schemas.openxmlformats.org/drawingml/2006/picture">
+                <pic:pic xmlns:pic="http://schemas.openxmlformats.org/drawingml/2006/picture">
+                  <pic:nvPicPr>
+                    <pic:cNvPr id="9" name="图片 5"/>
+                    <pic:cNvPicPr>
+                      <a:picLocks noChangeAspect="1"/>
+                    </pic:cNvPicPr>
+                  </pic:nvPicPr>
+                  <pic:blipFill>
+                    <a:blip r:embed="rId12"/>
+                    <a:stretch>
+                      <a:fillRect/>
+                    </a:stretch>
+                  </pic:blipFill>
+                  <pic:spPr>
+                    <a:xfrm>
+                      <a:off x="0" y="0"/>
+                      <a:ext cx="2298700" cy="469900"/>
+                    </a:xfrm>
+                    <a:prstGeom prst="rect">
+                      <a:avLst/>
+                    </a:prstGeom>
+                    <a:noFill/>
+                    <a:ln>
+                      <a:noFill/>
+                    </a:ln>
+                  </pic:spPr>
+                </pic:pic>
+              </a:graphicData>
+            </a:graphic>
+          </wp:inline>
+        </w:drawing>
+      </w:r>
     </w:p>
     <w:sectPr>
       <w:pgSz w:w="11906" w:h="16838"/>
@@ -1761,7 +2501,7 @@
     <w:lsdException w:unhideWhenUsed="0" w:uiPriority="0" w:semiHidden="0" w:name="HTML Code"/>
     <w:lsdException w:unhideWhenUsed="0" w:uiPriority="0" w:semiHidden="0" w:name="HTML Definition"/>
     <w:lsdException w:unhideWhenUsed="0" w:uiPriority="0" w:semiHidden="0" w:name="HTML Keyboard"/>
-    <w:lsdException w:unhideWhenUsed="0" w:uiPriority="0" w:semiHidden="0" w:name="HTML Preformatted"/>
+    <w:lsdException w:qFormat="1" w:unhideWhenUsed="0" w:uiPriority="0" w:semiHidden="0" w:name="HTML Preformatted"/>
     <w:lsdException w:unhideWhenUsed="0" w:uiPriority="0" w:semiHidden="0" w:name="HTML Sample"/>
     <w:lsdException w:unhideWhenUsed="0" w:uiPriority="0" w:semiHidden="0" w:name="HTML Typewriter"/>
     <w:lsdException w:unhideWhenUsed="0" w:uiPriority="0" w:semiHidden="0" w:name="HTML Variable"/>
@@ -1972,6 +2712,7 @@
   <w:style w:type="paragraph" w:styleId="3">
     <w:name w:val="HTML Preformatted"/>
     <w:basedOn w:val="1"/>
+    <w:qFormat/>
     <w:uiPriority w:val="0"/>
     <w:pPr>
       <w:tabs>

--- a/学习文档.docx
+++ b/学习文档.docx
@@ -566,6 +566,402 @@
         <w:suppressLineNumbers w:val="0"/>
         <w:jc w:val="left"/>
         <w:rPr>
+          <w:rFonts w:hint="eastAsia" w:ascii="宋体" w:hAnsi="宋体" w:eastAsia="宋体" w:cs="宋体"/>
+          <w:color w:val="auto"/>
+          <w:sz w:val="18"/>
+          <w:szCs w:val="18"/>
+          <w:shd w:val="clear" w:fill="FFFFFF"/>
+          <w:lang w:val="en-US" w:eastAsia="zh-CN"/>
+        </w:rPr>
+      </w:pPr>
+    </w:p>
+    <w:p>
+      <w:pPr>
+        <w:pStyle w:val="3"/>
+        <w:keepNext w:val="0"/>
+        <w:keepLines w:val="0"/>
+        <w:widowControl/>
+        <w:suppressLineNumbers w:val="0"/>
+        <w:jc w:val="left"/>
+        <w:rPr>
+          <w:rFonts w:hint="eastAsia" w:ascii="宋体" w:hAnsi="宋体" w:eastAsia="宋体" w:cs="宋体"/>
+          <w:color w:val="auto"/>
+          <w:sz w:val="18"/>
+          <w:szCs w:val="18"/>
+          <w:shd w:val="clear" w:fill="FFFFFF"/>
+          <w:lang w:val="en-US" w:eastAsia="zh-CN"/>
+        </w:rPr>
+      </w:pPr>
+    </w:p>
+    <w:p>
+      <w:pPr>
+        <w:pStyle w:val="3"/>
+        <w:keepNext w:val="0"/>
+        <w:keepLines w:val="0"/>
+        <w:widowControl/>
+        <w:suppressLineNumbers w:val="0"/>
+        <w:jc w:val="left"/>
+        <w:rPr>
+          <w:rFonts w:hint="eastAsia" w:ascii="宋体" w:hAnsi="宋体" w:eastAsia="宋体" w:cs="宋体"/>
+          <w:color w:val="auto"/>
+          <w:sz w:val="18"/>
+          <w:szCs w:val="18"/>
+          <w:shd w:val="clear" w:fill="FFFFFF"/>
+          <w:lang w:val="en-US" w:eastAsia="zh-CN"/>
+        </w:rPr>
+      </w:pPr>
+    </w:p>
+    <w:p>
+      <w:pPr>
+        <w:pStyle w:val="3"/>
+        <w:keepNext w:val="0"/>
+        <w:keepLines w:val="0"/>
+        <w:widowControl/>
+        <w:suppressLineNumbers w:val="0"/>
+        <w:jc w:val="left"/>
+        <w:rPr>
+          <w:rFonts w:hint="eastAsia" w:ascii="宋体" w:hAnsi="宋体" w:eastAsia="宋体" w:cs="宋体"/>
+          <w:color w:val="auto"/>
+          <w:sz w:val="18"/>
+          <w:szCs w:val="18"/>
+          <w:shd w:val="clear" w:fill="FFFFFF"/>
+          <w:lang w:val="en-US" w:eastAsia="zh-CN"/>
+        </w:rPr>
+      </w:pPr>
+    </w:p>
+    <w:p>
+      <w:pPr>
+        <w:pStyle w:val="3"/>
+        <w:keepNext w:val="0"/>
+        <w:keepLines w:val="0"/>
+        <w:widowControl/>
+        <w:suppressLineNumbers w:val="0"/>
+        <w:jc w:val="left"/>
+        <w:rPr>
+          <w:rFonts w:hint="eastAsia" w:ascii="宋体" w:hAnsi="宋体" w:eastAsia="宋体" w:cs="宋体"/>
+          <w:color w:val="auto"/>
+          <w:sz w:val="18"/>
+          <w:szCs w:val="18"/>
+          <w:shd w:val="clear" w:fill="FFFFFF"/>
+          <w:lang w:val="en-US" w:eastAsia="zh-CN"/>
+        </w:rPr>
+      </w:pPr>
+    </w:p>
+    <w:p>
+      <w:pPr>
+        <w:pStyle w:val="3"/>
+        <w:keepNext w:val="0"/>
+        <w:keepLines w:val="0"/>
+        <w:widowControl/>
+        <w:suppressLineNumbers w:val="0"/>
+        <w:jc w:val="left"/>
+        <w:rPr>
+          <w:rFonts w:hint="eastAsia" w:ascii="宋体" w:hAnsi="宋体" w:eastAsia="宋体" w:cs="宋体"/>
+          <w:color w:val="auto"/>
+          <w:sz w:val="18"/>
+          <w:szCs w:val="18"/>
+          <w:shd w:val="clear" w:fill="FFFFFF"/>
+          <w:lang w:val="en-US" w:eastAsia="zh-CN"/>
+        </w:rPr>
+      </w:pPr>
+    </w:p>
+    <w:p>
+      <w:pPr>
+        <w:pStyle w:val="3"/>
+        <w:keepNext w:val="0"/>
+        <w:keepLines w:val="0"/>
+        <w:widowControl/>
+        <w:suppressLineNumbers w:val="0"/>
+        <w:jc w:val="left"/>
+        <w:rPr>
+          <w:rFonts w:hint="eastAsia" w:ascii="宋体" w:hAnsi="宋体" w:eastAsia="宋体" w:cs="宋体"/>
+          <w:color w:val="auto"/>
+          <w:sz w:val="18"/>
+          <w:szCs w:val="18"/>
+          <w:shd w:val="clear" w:fill="FFFFFF"/>
+          <w:lang w:val="en-US" w:eastAsia="zh-CN"/>
+        </w:rPr>
+      </w:pPr>
+    </w:p>
+    <w:p>
+      <w:pPr>
+        <w:pStyle w:val="3"/>
+        <w:keepNext w:val="0"/>
+        <w:keepLines w:val="0"/>
+        <w:widowControl/>
+        <w:suppressLineNumbers w:val="0"/>
+        <w:jc w:val="left"/>
+        <w:rPr>
+          <w:rFonts w:hint="eastAsia" w:ascii="宋体" w:hAnsi="宋体" w:eastAsia="宋体" w:cs="宋体"/>
+          <w:color w:val="auto"/>
+          <w:sz w:val="18"/>
+          <w:szCs w:val="18"/>
+          <w:shd w:val="clear" w:fill="FFFFFF"/>
+          <w:lang w:val="en-US" w:eastAsia="zh-CN"/>
+        </w:rPr>
+      </w:pPr>
+    </w:p>
+    <w:p>
+      <w:pPr>
+        <w:pStyle w:val="3"/>
+        <w:keepNext w:val="0"/>
+        <w:keepLines w:val="0"/>
+        <w:widowControl/>
+        <w:suppressLineNumbers w:val="0"/>
+        <w:jc w:val="left"/>
+        <w:rPr>
+          <w:rFonts w:hint="eastAsia" w:ascii="宋体" w:hAnsi="宋体" w:eastAsia="宋体" w:cs="宋体"/>
+          <w:color w:val="auto"/>
+          <w:sz w:val="18"/>
+          <w:szCs w:val="18"/>
+          <w:shd w:val="clear" w:fill="FFFFFF"/>
+          <w:lang w:val="en-US" w:eastAsia="zh-CN"/>
+        </w:rPr>
+      </w:pPr>
+    </w:p>
+    <w:p>
+      <w:pPr>
+        <w:pStyle w:val="3"/>
+        <w:keepNext w:val="0"/>
+        <w:keepLines w:val="0"/>
+        <w:widowControl/>
+        <w:suppressLineNumbers w:val="0"/>
+        <w:jc w:val="left"/>
+        <w:rPr>
+          <w:rFonts w:hint="eastAsia" w:ascii="宋体" w:hAnsi="宋体" w:eastAsia="宋体" w:cs="宋体"/>
+          <w:color w:val="auto"/>
+          <w:sz w:val="18"/>
+          <w:szCs w:val="18"/>
+          <w:shd w:val="clear" w:fill="FFFFFF"/>
+          <w:lang w:val="en-US" w:eastAsia="zh-CN"/>
+        </w:rPr>
+      </w:pPr>
+    </w:p>
+    <w:p>
+      <w:pPr>
+        <w:pStyle w:val="3"/>
+        <w:keepNext w:val="0"/>
+        <w:keepLines w:val="0"/>
+        <w:widowControl/>
+        <w:suppressLineNumbers w:val="0"/>
+        <w:jc w:val="left"/>
+        <w:rPr>
+          <w:rFonts w:hint="eastAsia" w:ascii="宋体" w:hAnsi="宋体" w:eastAsia="宋体" w:cs="宋体"/>
+          <w:color w:val="auto"/>
+          <w:sz w:val="18"/>
+          <w:szCs w:val="18"/>
+          <w:shd w:val="clear" w:fill="FFFFFF"/>
+          <w:lang w:val="en-US" w:eastAsia="zh-CN"/>
+        </w:rPr>
+      </w:pPr>
+    </w:p>
+    <w:p>
+      <w:pPr>
+        <w:pStyle w:val="3"/>
+        <w:keepNext w:val="0"/>
+        <w:keepLines w:val="0"/>
+        <w:widowControl/>
+        <w:suppressLineNumbers w:val="0"/>
+        <w:jc w:val="left"/>
+        <w:rPr>
+          <w:rFonts w:hint="eastAsia" w:ascii="宋体" w:hAnsi="宋体" w:eastAsia="宋体" w:cs="宋体"/>
+          <w:color w:val="auto"/>
+          <w:sz w:val="18"/>
+          <w:szCs w:val="18"/>
+          <w:shd w:val="clear" w:fill="FFFFFF"/>
+          <w:lang w:val="en-US" w:eastAsia="zh-CN"/>
+        </w:rPr>
+      </w:pPr>
+    </w:p>
+    <w:p>
+      <w:pPr>
+        <w:pStyle w:val="3"/>
+        <w:keepNext w:val="0"/>
+        <w:keepLines w:val="0"/>
+        <w:widowControl/>
+        <w:suppressLineNumbers w:val="0"/>
+        <w:jc w:val="left"/>
+        <w:rPr>
+          <w:rFonts w:hint="eastAsia" w:ascii="宋体" w:hAnsi="宋体" w:eastAsia="宋体" w:cs="宋体"/>
+          <w:color w:val="auto"/>
+          <w:sz w:val="18"/>
+          <w:szCs w:val="18"/>
+          <w:shd w:val="clear" w:fill="FFFFFF"/>
+          <w:lang w:val="en-US" w:eastAsia="zh-CN"/>
+        </w:rPr>
+      </w:pPr>
+    </w:p>
+    <w:p>
+      <w:pPr>
+        <w:pStyle w:val="3"/>
+        <w:keepNext w:val="0"/>
+        <w:keepLines w:val="0"/>
+        <w:widowControl/>
+        <w:suppressLineNumbers w:val="0"/>
+        <w:jc w:val="left"/>
+        <w:rPr>
+          <w:rFonts w:hint="eastAsia" w:ascii="宋体" w:hAnsi="宋体" w:eastAsia="宋体" w:cs="宋体"/>
+          <w:color w:val="auto"/>
+          <w:sz w:val="18"/>
+          <w:szCs w:val="18"/>
+          <w:shd w:val="clear" w:fill="FFFFFF"/>
+          <w:lang w:val="en-US" w:eastAsia="zh-CN"/>
+        </w:rPr>
+      </w:pPr>
+    </w:p>
+    <w:p>
+      <w:pPr>
+        <w:pStyle w:val="3"/>
+        <w:keepNext w:val="0"/>
+        <w:keepLines w:val="0"/>
+        <w:widowControl/>
+        <w:suppressLineNumbers w:val="0"/>
+        <w:jc w:val="left"/>
+        <w:rPr>
+          <w:rFonts w:hint="eastAsia" w:ascii="宋体" w:hAnsi="宋体" w:eastAsia="宋体" w:cs="宋体"/>
+          <w:color w:val="auto"/>
+          <w:sz w:val="18"/>
+          <w:szCs w:val="18"/>
+          <w:shd w:val="clear" w:fill="FFFFFF"/>
+          <w:lang w:val="en-US" w:eastAsia="zh-CN"/>
+        </w:rPr>
+      </w:pPr>
+    </w:p>
+    <w:p>
+      <w:pPr>
+        <w:pStyle w:val="3"/>
+        <w:keepNext w:val="0"/>
+        <w:keepLines w:val="0"/>
+        <w:widowControl/>
+        <w:suppressLineNumbers w:val="0"/>
+        <w:jc w:val="left"/>
+        <w:rPr>
+          <w:rFonts w:hint="eastAsia" w:ascii="宋体" w:hAnsi="宋体" w:eastAsia="宋体" w:cs="宋体"/>
+          <w:color w:val="auto"/>
+          <w:sz w:val="18"/>
+          <w:szCs w:val="18"/>
+          <w:shd w:val="clear" w:fill="FFFFFF"/>
+          <w:lang w:val="en-US" w:eastAsia="zh-CN"/>
+        </w:rPr>
+      </w:pPr>
+    </w:p>
+    <w:p>
+      <w:pPr>
+        <w:pStyle w:val="3"/>
+        <w:keepNext w:val="0"/>
+        <w:keepLines w:val="0"/>
+        <w:widowControl/>
+        <w:suppressLineNumbers w:val="0"/>
+        <w:jc w:val="left"/>
+        <w:rPr>
+          <w:rFonts w:hint="eastAsia" w:ascii="宋体" w:hAnsi="宋体" w:eastAsia="宋体" w:cs="宋体"/>
+          <w:color w:val="auto"/>
+          <w:sz w:val="18"/>
+          <w:szCs w:val="18"/>
+          <w:shd w:val="clear" w:fill="FFFFFF"/>
+          <w:lang w:val="en-US" w:eastAsia="zh-CN"/>
+        </w:rPr>
+      </w:pPr>
+    </w:p>
+    <w:p>
+      <w:pPr>
+        <w:pStyle w:val="3"/>
+        <w:keepNext w:val="0"/>
+        <w:keepLines w:val="0"/>
+        <w:widowControl/>
+        <w:suppressLineNumbers w:val="0"/>
+        <w:jc w:val="left"/>
+        <w:rPr>
+          <w:rFonts w:hint="eastAsia" w:ascii="宋体" w:hAnsi="宋体" w:eastAsia="宋体" w:cs="宋体"/>
+          <w:color w:val="auto"/>
+          <w:sz w:val="18"/>
+          <w:szCs w:val="18"/>
+          <w:shd w:val="clear" w:fill="FFFFFF"/>
+          <w:lang w:val="en-US" w:eastAsia="zh-CN"/>
+        </w:rPr>
+      </w:pPr>
+    </w:p>
+    <w:p>
+      <w:pPr>
+        <w:pStyle w:val="3"/>
+        <w:keepNext w:val="0"/>
+        <w:keepLines w:val="0"/>
+        <w:widowControl/>
+        <w:suppressLineNumbers w:val="0"/>
+        <w:jc w:val="left"/>
+        <w:rPr>
+          <w:rFonts w:hint="eastAsia" w:ascii="宋体" w:hAnsi="宋体" w:eastAsia="宋体" w:cs="宋体"/>
+          <w:color w:val="auto"/>
+          <w:sz w:val="18"/>
+          <w:szCs w:val="18"/>
+          <w:shd w:val="clear" w:fill="FFFFFF"/>
+          <w:lang w:val="en-US" w:eastAsia="zh-CN"/>
+        </w:rPr>
+      </w:pPr>
+    </w:p>
+    <w:p>
+      <w:pPr>
+        <w:pStyle w:val="3"/>
+        <w:keepNext w:val="0"/>
+        <w:keepLines w:val="0"/>
+        <w:widowControl/>
+        <w:suppressLineNumbers w:val="0"/>
+        <w:jc w:val="left"/>
+        <w:rPr>
+          <w:rFonts w:hint="eastAsia" w:ascii="宋体" w:hAnsi="宋体" w:eastAsia="宋体" w:cs="宋体"/>
+          <w:color w:val="auto"/>
+          <w:sz w:val="18"/>
+          <w:szCs w:val="18"/>
+          <w:shd w:val="clear" w:fill="FFFFFF"/>
+          <w:lang w:val="en-US" w:eastAsia="zh-CN"/>
+        </w:rPr>
+      </w:pPr>
+    </w:p>
+    <w:p>
+      <w:pPr>
+        <w:pStyle w:val="3"/>
+        <w:keepNext w:val="0"/>
+        <w:keepLines w:val="0"/>
+        <w:widowControl/>
+        <w:suppressLineNumbers w:val="0"/>
+        <w:jc w:val="left"/>
+        <w:rPr>
+          <w:rFonts w:hint="eastAsia" w:ascii="宋体" w:hAnsi="宋体" w:eastAsia="宋体" w:cs="宋体"/>
+          <w:color w:val="auto"/>
+          <w:sz w:val="18"/>
+          <w:szCs w:val="18"/>
+          <w:shd w:val="clear" w:fill="FFFFFF"/>
+          <w:lang w:val="en-US" w:eastAsia="zh-CN"/>
+        </w:rPr>
+      </w:pPr>
+    </w:p>
+    <w:p>
+      <w:pPr>
+        <w:pStyle w:val="3"/>
+        <w:keepNext w:val="0"/>
+        <w:keepLines w:val="0"/>
+        <w:widowControl/>
+        <w:suppressLineNumbers w:val="0"/>
+        <w:jc w:val="left"/>
+        <w:rPr>
+          <w:rFonts w:hint="eastAsia" w:ascii="宋体" w:hAnsi="宋体" w:eastAsia="宋体" w:cs="宋体"/>
+          <w:color w:val="auto"/>
+          <w:sz w:val="18"/>
+          <w:szCs w:val="18"/>
+          <w:shd w:val="clear" w:fill="FFFFFF"/>
+          <w:lang w:val="en-US" w:eastAsia="zh-CN"/>
+        </w:rPr>
+      </w:pPr>
+    </w:p>
+    <w:p>
+      <w:pPr>
+        <w:pStyle w:val="3"/>
+        <w:keepNext w:val="0"/>
+        <w:keepLines w:val="0"/>
+        <w:widowControl/>
+        <w:suppressLineNumbers w:val="0"/>
+        <w:jc w:val="left"/>
+        <w:rPr>
           <w:rFonts w:hint="eastAsia" w:cs="宋体"/>
           <w:b/>
           <w:bCs/>
@@ -596,6 +992,373 @@
         <w:keepNext w:val="0"/>
         <w:keepLines w:val="0"/>
         <w:widowControl/>
+        <w:numPr>
+          <w:ilvl w:val="0"/>
+          <w:numId w:val="1"/>
+        </w:numPr>
+        <w:suppressLineNumbers w:val="0"/>
+        <w:rPr>
+          <w:rFonts w:hint="eastAsia"/>
+          <w:lang w:val="en-US" w:eastAsia="zh-CN"/>
+        </w:rPr>
+      </w:pPr>
+      <w:r>
+        <w:rPr>
+          <w:rFonts w:hint="eastAsia"/>
+          <w:lang w:val="en-US" w:eastAsia="zh-CN"/>
+        </w:rPr>
+        <w:t>输入文本——&gt;encoder（文本转token）</w:t>
+      </w:r>
+    </w:p>
+    <w:p>
+      <w:pPr>
+        <w:pStyle w:val="3"/>
+        <w:keepNext w:val="0"/>
+        <w:keepLines w:val="0"/>
+        <w:widowControl/>
+        <w:numPr>
+          <w:ilvl w:val="0"/>
+          <w:numId w:val="0"/>
+        </w:numPr>
+        <w:suppressLineNumbers w:val="0"/>
+        <w:ind w:left="840" w:leftChars="0"/>
+        <w:rPr>
+          <w:rFonts w:hint="eastAsia"/>
+          <w:lang w:val="en-US" w:eastAsia="zh-CN"/>
+        </w:rPr>
+      </w:pPr>
+      <w:r>
+        <w:rPr>
+          <w:rFonts w:hint="eastAsia"/>
+          <w:lang w:val="en-US" w:eastAsia="zh-CN"/>
+        </w:rPr>
+        <w:t>——&gt;embedding（token转向量）</w:t>
+      </w:r>
+    </w:p>
+    <w:p>
+      <w:pPr>
+        <w:pStyle w:val="3"/>
+        <w:keepNext w:val="0"/>
+        <w:keepLines w:val="0"/>
+        <w:widowControl/>
+        <w:numPr>
+          <w:ilvl w:val="0"/>
+          <w:numId w:val="0"/>
+        </w:numPr>
+        <w:suppressLineNumbers w:val="0"/>
+        <w:rPr>
+          <w:rFonts w:hint="eastAsia"/>
+          <w:lang w:val="en-US" w:eastAsia="zh-CN"/>
+        </w:rPr>
+      </w:pPr>
+      <w:r>
+        <w:rPr>
+          <w:rFonts w:hint="eastAsia"/>
+          <w:lang w:val="en-US" w:eastAsia="zh-CN"/>
+        </w:rPr>
+        <w:tab/>
+      </w:r>
+      <w:r>
+        <w:rPr>
+          <w:rFonts w:hint="eastAsia"/>
+          <w:lang w:val="en-US" w:eastAsia="zh-CN"/>
+        </w:rPr>
+        <w:t>——&gt;k层的transfomer（先做GQA,再做FFN）</w:t>
+      </w:r>
+    </w:p>
+    <w:p>
+      <w:pPr>
+        <w:pStyle w:val="3"/>
+        <w:keepNext w:val="0"/>
+        <w:keepLines w:val="0"/>
+        <w:widowControl/>
+        <w:numPr>
+          <w:ilvl w:val="0"/>
+          <w:numId w:val="0"/>
+        </w:numPr>
+        <w:suppressLineNumbers w:val="0"/>
+        <w:rPr>
+          <w:rFonts w:hint="eastAsia"/>
+          <w:lang w:val="en-US" w:eastAsia="zh-CN"/>
+        </w:rPr>
+      </w:pPr>
+      <w:r>
+        <w:rPr>
+          <w:rFonts w:hint="eastAsia"/>
+          <w:lang w:val="en-US" w:eastAsia="zh-CN"/>
+        </w:rPr>
+        <w:tab/>
+      </w:r>
+      <w:r>
+        <w:rPr>
+          <w:rFonts w:hint="eastAsia"/>
+          <w:lang w:val="en-US" w:eastAsia="zh-CN"/>
+        </w:rPr>
+        <w:t>——&gt;RMSNorm（最终状态归一化）</w:t>
+      </w:r>
+    </w:p>
+    <w:p>
+      <w:pPr>
+        <w:pStyle w:val="3"/>
+        <w:keepNext w:val="0"/>
+        <w:keepLines w:val="0"/>
+        <w:widowControl/>
+        <w:numPr>
+          <w:ilvl w:val="0"/>
+          <w:numId w:val="0"/>
+        </w:numPr>
+        <w:suppressLineNumbers w:val="0"/>
+        <w:rPr>
+          <w:rFonts w:hint="eastAsia"/>
+          <w:lang w:val="en-US" w:eastAsia="zh-CN"/>
+        </w:rPr>
+      </w:pPr>
+      <w:r>
+        <w:rPr>
+          <w:rFonts w:hint="eastAsia"/>
+          <w:lang w:val="en-US" w:eastAsia="zh-CN"/>
+        </w:rPr>
+        <w:tab/>
+      </w:r>
+      <w:r>
+        <w:rPr>
+          <w:rFonts w:hint="eastAsia"/>
+          <w:lang w:val="en-US" w:eastAsia="zh-CN"/>
+        </w:rPr>
+        <w:t>——&gt;Liner（映射到词表）</w:t>
+      </w:r>
+    </w:p>
+    <w:p>
+      <w:pPr>
+        <w:pStyle w:val="3"/>
+        <w:keepNext w:val="0"/>
+        <w:keepLines w:val="0"/>
+        <w:widowControl/>
+        <w:numPr>
+          <w:ilvl w:val="0"/>
+          <w:numId w:val="0"/>
+        </w:numPr>
+        <w:suppressLineNumbers w:val="0"/>
+        <w:rPr>
+          <w:rFonts w:hint="eastAsia"/>
+          <w:lang w:val="en-US" w:eastAsia="zh-CN"/>
+        </w:rPr>
+      </w:pPr>
+      <w:r>
+        <w:rPr>
+          <w:rFonts w:hint="eastAsia"/>
+          <w:lang w:val="en-US" w:eastAsia="zh-CN"/>
+        </w:rPr>
+        <w:tab/>
+      </w:r>
+      <w:r>
+        <w:rPr>
+          <w:rFonts w:hint="eastAsia"/>
+          <w:lang w:val="en-US" w:eastAsia="zh-CN"/>
+        </w:rPr>
+        <w:t>——&gt;softmax（转成概率分布）</w:t>
+      </w:r>
+    </w:p>
+    <w:p>
+      <w:pPr>
+        <w:pStyle w:val="3"/>
+        <w:keepNext w:val="0"/>
+        <w:keepLines w:val="0"/>
+        <w:widowControl/>
+        <w:numPr>
+          <w:ilvl w:val="0"/>
+          <w:numId w:val="0"/>
+        </w:numPr>
+        <w:suppressLineNumbers w:val="0"/>
+        <w:rPr>
+          <w:rFonts w:hint="default"/>
+          <w:lang w:val="en-US" w:eastAsia="zh-CN"/>
+        </w:rPr>
+      </w:pPr>
+      <w:r>
+        <w:rPr>
+          <w:rFonts w:hint="eastAsia"/>
+          <w:lang w:val="en-US" w:eastAsia="zh-CN"/>
+        </w:rPr>
+        <w:tab/>
+      </w:r>
+      <w:r>
+        <w:rPr>
+          <w:rFonts w:hint="eastAsia"/>
+          <w:lang w:val="en-US" w:eastAsia="zh-CN"/>
+        </w:rPr>
+        <w:t>——&gt;decoder（概率最高的token转文本）——&gt;输出</w:t>
+      </w:r>
+    </w:p>
+    <w:p>
+      <w:pPr>
+        <w:pStyle w:val="3"/>
+        <w:keepNext w:val="0"/>
+        <w:keepLines w:val="0"/>
+        <w:widowControl/>
+        <w:suppressLineNumbers w:val="0"/>
+        <w:rPr>
+          <w:rFonts w:hint="eastAsia"/>
+          <w:lang w:val="en-US" w:eastAsia="zh-CN"/>
+        </w:rPr>
+      </w:pPr>
+    </w:p>
+    <w:p>
+      <w:pPr>
+        <w:pStyle w:val="3"/>
+        <w:keepNext w:val="0"/>
+        <w:keepLines w:val="0"/>
+        <w:widowControl/>
+        <w:suppressLineNumbers w:val="0"/>
+        <w:jc w:val="left"/>
+        <w:rPr>
+          <w:rFonts w:hint="eastAsia"/>
+          <w:sz w:val="21"/>
+          <w:szCs w:val="21"/>
+          <w:lang w:val="en-US" w:eastAsia="zh-CN"/>
+        </w:rPr>
+      </w:pPr>
+      <w:r>
+        <w:rPr>
+          <w:rFonts w:hint="eastAsia"/>
+          <w:sz w:val="21"/>
+          <w:szCs w:val="21"/>
+          <w:lang w:val="en-US" w:eastAsia="zh-CN"/>
+        </w:rPr>
+        <w:t>注：transformer内部：输入 → RMSNorm → GQA → 残差加 → RMSNorm → FFN → 残差加 → 输出</w:t>
+      </w:r>
+    </w:p>
+    <w:p>
+      <w:pPr>
+        <w:pStyle w:val="3"/>
+        <w:keepNext w:val="0"/>
+        <w:keepLines w:val="0"/>
+        <w:widowControl/>
+        <w:suppressLineNumbers w:val="0"/>
+        <w:jc w:val="left"/>
+        <w:rPr>
+          <w:rFonts w:hint="eastAsia"/>
+          <w:sz w:val="21"/>
+          <w:szCs w:val="21"/>
+          <w:lang w:val="en-US" w:eastAsia="zh-CN"/>
+        </w:rPr>
+      </w:pPr>
+    </w:p>
+    <w:p>
+      <w:pPr>
+        <w:pStyle w:val="3"/>
+        <w:keepNext w:val="0"/>
+        <w:keepLines w:val="0"/>
+        <w:widowControl/>
+        <w:numPr>
+          <w:ilvl w:val="0"/>
+          <w:numId w:val="2"/>
+        </w:numPr>
+        <w:suppressLineNumbers w:val="0"/>
+        <w:rPr>
+          <w:rFonts w:hint="eastAsia"/>
+          <w:lang w:val="en-US" w:eastAsia="zh-CN"/>
+        </w:rPr>
+      </w:pPr>
+      <w:r>
+        <w:rPr>
+          <w:rFonts w:hint="eastAsia"/>
+          <w:lang w:val="en-US" w:eastAsia="zh-CN"/>
+        </w:rPr>
+        <w:t>GQA（分组查询注意力）：RMSNorm 归一化——Linear 层生成 Q、K、V 向量——RoPE（旋转位置编码）给 Q 和 K 加入位置信息——因果注意力 Mask（保证每个位置只能看到前面的 token，避免 “作弊”）——注意力计算：SoftMax——输出经过 Linear 层，再和输入做残差连接</w:t>
+      </w:r>
+    </w:p>
+    <w:p>
+      <w:pPr>
+        <w:pStyle w:val="3"/>
+        <w:keepNext w:val="0"/>
+        <w:keepLines w:val="0"/>
+        <w:widowControl/>
+        <w:numPr>
+          <w:ilvl w:val="0"/>
+          <w:numId w:val="0"/>
+        </w:numPr>
+        <w:suppressLineNumbers w:val="0"/>
+        <w:rPr>
+          <w:rFonts w:hint="eastAsia"/>
+          <w:lang w:val="en-US" w:eastAsia="zh-CN"/>
+        </w:rPr>
+      </w:pPr>
+    </w:p>
+    <w:p>
+      <w:pPr>
+        <w:pStyle w:val="3"/>
+        <w:keepNext w:val="0"/>
+        <w:keepLines w:val="0"/>
+        <w:widowControl/>
+        <w:numPr>
+          <w:ilvl w:val="0"/>
+          <w:numId w:val="2"/>
+        </w:numPr>
+        <w:suppressLineNumbers w:val="0"/>
+        <w:ind w:left="0" w:leftChars="0" w:firstLine="0" w:firstLineChars="0"/>
+        <w:rPr>
+          <w:rFonts w:hint="default"/>
+          <w:lang w:val="en-US" w:eastAsia="zh-CN"/>
+        </w:rPr>
+      </w:pPr>
+      <w:r>
+        <w:rPr>
+          <w:rFonts w:hint="eastAsia"/>
+          <w:lang w:val="en-US" w:eastAsia="zh-CN"/>
+        </w:rPr>
+        <w:t>FFN（前馈网络）：RMSNorm 归一化——两个 Linear 层分别生成两个向量，经过 SiLU 激活后做元素乘——再经过一个 Linear 层和 Dropout，和输入做残差连接</w:t>
+      </w:r>
+      <w:r>
+        <w:rPr>
+          <w:rFonts w:hint="eastAsia"/>
+          <w:lang w:val="en-US" w:eastAsia="zh-CN"/>
+        </w:rPr>
+        <w:drawing>
+          <wp:inline distT="0" distB="0" distL="114300" distR="114300">
+            <wp:extent cx="5269230" cy="3290570"/>
+            <wp:effectExtent l="0" t="0" r="1270" b="11430"/>
+            <wp:docPr id="15" name="图片 15" descr="72f25bff8abf06f07af0afcdfcdbe9fe~tplv-be4g95zd3a-image"/>
+            <wp:cNvGraphicFramePr>
+              <a:graphicFrameLocks xmlns:a="http://schemas.openxmlformats.org/drawingml/2006/main" noChangeAspect="1"/>
+            </wp:cNvGraphicFramePr>
+            <a:graphic xmlns:a="http://schemas.openxmlformats.org/drawingml/2006/main">
+              <a:graphicData uri="http://schemas.openxmlformats.org/drawingml/2006/picture">
+                <pic:pic xmlns:pic="http://schemas.openxmlformats.org/drawingml/2006/picture">
+                  <pic:nvPicPr>
+                    <pic:cNvPr id="15" name="图片 15" descr="72f25bff8abf06f07af0afcdfcdbe9fe~tplv-be4g95zd3a-image"/>
+                    <pic:cNvPicPr>
+                      <a:picLocks noChangeAspect="1"/>
+                    </pic:cNvPicPr>
+                  </pic:nvPicPr>
+                  <pic:blipFill>
+                    <a:blip r:embed="rId4"/>
+                    <a:stretch>
+                      <a:fillRect/>
+                    </a:stretch>
+                  </pic:blipFill>
+                  <pic:spPr>
+                    <a:xfrm>
+                      <a:off x="0" y="0"/>
+                      <a:ext cx="5269230" cy="3290570"/>
+                    </a:xfrm>
+                    <a:prstGeom prst="rect">
+                      <a:avLst/>
+                    </a:prstGeom>
+                  </pic:spPr>
+                </pic:pic>
+              </a:graphicData>
+            </a:graphic>
+          </wp:inline>
+        </w:drawing>
+      </w:r>
+    </w:p>
+    <w:p>
+      <w:pPr>
+        <w:pStyle w:val="3"/>
+        <w:keepNext w:val="0"/>
+        <w:keepLines w:val="0"/>
+        <w:widowControl/>
         <w:suppressLineNumbers w:val="0"/>
         <w:jc w:val="left"/>
         <w:rPr>
@@ -629,7 +1392,15 @@
           <w:lang w:val="en-US" w:eastAsia="zh-CN"/>
         </w:rPr>
       </w:pPr>
-      <w:r>
+    </w:p>
+    <w:p>
+      <w:pPr>
+        <w:pStyle w:val="3"/>
+        <w:keepNext w:val="0"/>
+        <w:keepLines w:val="0"/>
+        <w:widowControl/>
+        <w:suppressLineNumbers w:val="0"/>
+        <w:jc w:val="left"/>
         <w:rPr>
           <w:rFonts w:hint="eastAsia" w:cs="宋体"/>
           <w:b/>
@@ -640,6 +1411,38 @@
           <w:shd w:val="clear" w:fill="FFFFFF"/>
           <w:lang w:val="en-US" w:eastAsia="zh-CN"/>
         </w:rPr>
+      </w:pPr>
+    </w:p>
+    <w:p>
+      <w:pPr>
+        <w:pStyle w:val="3"/>
+        <w:keepNext w:val="0"/>
+        <w:keepLines w:val="0"/>
+        <w:widowControl/>
+        <w:suppressLineNumbers w:val="0"/>
+        <w:jc w:val="left"/>
+        <w:rPr>
+          <w:rFonts w:hint="eastAsia" w:cs="宋体"/>
+          <w:b/>
+          <w:bCs/>
+          <w:color w:val="auto"/>
+          <w:sz w:val="28"/>
+          <w:szCs w:val="28"/>
+          <w:shd w:val="clear" w:fill="FFFFFF"/>
+          <w:lang w:val="en-US" w:eastAsia="zh-CN"/>
+        </w:rPr>
+      </w:pPr>
+      <w:r>
+        <w:rPr>
+          <w:rFonts w:hint="eastAsia" w:cs="宋体"/>
+          <w:b/>
+          <w:bCs/>
+          <w:color w:val="auto"/>
+          <w:sz w:val="28"/>
+          <w:szCs w:val="28"/>
+          <w:shd w:val="clear" w:fill="FFFFFF"/>
+          <w:lang w:val="en-US" w:eastAsia="zh-CN"/>
+        </w:rPr>
         <w:t>DAY3：初始化项目</w:t>
       </w:r>
     </w:p>
@@ -653,16 +1456,12 @@
         <w:jc w:val="left"/>
         <w:rPr>
           <w:rFonts w:hint="default"/>
-          <w:sz w:val="18"/>
-          <w:szCs w:val="18"/>
-          <w:lang w:val="en-US" w:eastAsia="zh-CN"/>
-        </w:rPr>
-      </w:pPr>
-      <w:r>
-        <w:rPr>
-          <w:rFonts w:hint="eastAsia"/>
-          <w:sz w:val="21"/>
-          <w:szCs w:val="21"/>
+          <w:lang w:val="en-US" w:eastAsia="zh-CN"/>
+        </w:rPr>
+      </w:pPr>
+      <w:r>
+        <w:rPr>
+          <w:rFonts w:hint="eastAsia"/>
           <w:lang w:val="en-US" w:eastAsia="zh-CN"/>
         </w:rPr>
         <w:t>初始化项目：uv init</w:t>
@@ -696,7 +1495,7 @@
                     </pic:cNvPicPr>
                   </pic:nvPicPr>
                   <pic:blipFill>
-                    <a:blip r:embed="rId4"/>
+                    <a:blip r:embed="rId5"/>
                     <a:stretch>
                       <a:fillRect/>
                     </a:stretch>
@@ -770,7 +1569,7 @@
                     </pic:cNvPicPr>
                   </pic:nvPicPr>
                   <pic:blipFill>
-                    <a:blip r:embed="rId5"/>
+                    <a:blip r:embed="rId6"/>
                     <a:stretch>
                       <a:fillRect/>
                     </a:stretch>
@@ -827,7 +1626,7 @@
                     </pic:cNvPicPr>
                   </pic:nvPicPr>
                   <pic:blipFill>
-                    <a:blip r:embed="rId6"/>
+                    <a:blip r:embed="rId7"/>
                     <a:stretch>
                       <a:fillRect/>
                     </a:stretch>
@@ -1206,7 +2005,22 @@
           <w:lang w:val="en-US" w:eastAsia="zh-CN"/>
         </w:rPr>
         <w:tab/>
-      </w:r>
+        <w:t>列出已安装的 Python 版本：uv python list</w:t>
+      </w:r>
+    </w:p>
+    <w:p>
+      <w:pPr>
+        <w:pStyle w:val="3"/>
+        <w:keepNext w:val="0"/>
+        <w:keepLines w:val="0"/>
+        <w:widowControl/>
+        <w:suppressLineNumbers w:val="0"/>
+        <w:jc w:val="left"/>
+        <w:rPr>
+          <w:rFonts w:hint="eastAsia"/>
+          <w:lang w:val="en-US" w:eastAsia="zh-CN"/>
+        </w:rPr>
+      </w:pPr>
       <w:r>
         <w:rPr>
           <w:rFonts w:hint="eastAsia"/>
@@ -1214,24 +2028,17 @@
           <w:szCs w:val="21"/>
           <w:lang w:val="en-US" w:eastAsia="zh-CN"/>
         </w:rPr>
-        <w:t>列出已安装的 Python 版本：uv python list</w:t>
-      </w:r>
-    </w:p>
-    <w:p>
-      <w:pPr>
-        <w:pStyle w:val="3"/>
-        <w:keepNext w:val="0"/>
-        <w:keepLines w:val="0"/>
-        <w:widowControl/>
-        <w:suppressLineNumbers w:val="0"/>
-        <w:jc w:val="left"/>
+        <w:tab/>
+      </w:r>
+      <w:r>
         <w:rPr>
           <w:rFonts w:hint="eastAsia"/>
           <w:sz w:val="21"/>
           <w:szCs w:val="21"/>
           <w:lang w:val="en-US" w:eastAsia="zh-CN"/>
         </w:rPr>
-      </w:pPr>
+        <w:t>为项目指定 Python 版本：uv python pin 3.11</w:t>
+      </w:r>
       <w:r>
         <w:rPr>
           <w:rFonts w:hint="eastAsia"/>
@@ -1241,15 +2048,6 @@
         </w:rPr>
         <w:tab/>
       </w:r>
-      <w:r>
-        <w:rPr>
-          <w:rFonts w:hint="eastAsia"/>
-          <w:sz w:val="21"/>
-          <w:szCs w:val="21"/>
-          <w:lang w:val="en-US" w:eastAsia="zh-CN"/>
-        </w:rPr>
-        <w:t>为项目指定 Python 版本：uv python pin 3.11</w:t>
-      </w:r>
     </w:p>
     <w:p>
       <w:pPr>
@@ -1288,18 +2086,185 @@
         </w:rPr>
       </w:pPr>
       <w:r>
+        <w:rPr>
+          <w:rFonts w:hint="eastAsia"/>
+          <w:lang w:val="en-US" w:eastAsia="zh-CN"/>
+        </w:rPr>
+        <w:t>dataset:数据集</w:t>
+      </w:r>
+    </w:p>
+    <w:p>
+      <w:pPr>
+        <w:pStyle w:val="3"/>
+        <w:keepNext w:val="0"/>
+        <w:keepLines w:val="0"/>
+        <w:widowControl/>
+        <w:suppressLineNumbers w:val="0"/>
+        <w:jc w:val="left"/>
+        <w:rPr>
+          <w:rFonts w:hint="default"/>
+          <w:lang w:val="en-US" w:eastAsia="zh-CN"/>
+        </w:rPr>
+      </w:pPr>
+      <w:r>
+        <w:rPr>
+          <w:rFonts w:hint="eastAsia"/>
+          <w:lang w:val="en-US" w:eastAsia="zh-CN"/>
+        </w:rPr>
+        <w:tab/>
+      </w:r>
+      <w:r>
+        <w:rPr>
+          <w:rFonts w:hint="eastAsia"/>
+          <w:lang w:val="en-US" w:eastAsia="zh-CN"/>
+        </w:rPr>
+        <w:t>lm_dataset.py:加载数据集</w:t>
+      </w:r>
+    </w:p>
+    <w:p>
+      <w:pPr>
+        <w:pStyle w:val="3"/>
+        <w:keepNext w:val="0"/>
+        <w:keepLines w:val="0"/>
+        <w:widowControl/>
+        <w:suppressLineNumbers w:val="0"/>
+        <w:jc w:val="left"/>
+        <w:rPr>
+          <w:rFonts w:hint="eastAsia"/>
+          <w:lang w:val="en-US" w:eastAsia="zh-CN"/>
+        </w:rPr>
+      </w:pPr>
+      <w:r>
+        <w:rPr>
+          <w:rFonts w:hint="eastAsia"/>
+          <w:lang w:val="en-US" w:eastAsia="zh-CN"/>
+        </w:rPr>
+        <w:t>model：编写模型</w:t>
+      </w:r>
+    </w:p>
+    <w:p>
+      <w:pPr>
+        <w:pStyle w:val="3"/>
+        <w:keepNext w:val="0"/>
+        <w:keepLines w:val="0"/>
+        <w:widowControl/>
+        <w:suppressLineNumbers w:val="0"/>
+        <w:jc w:val="left"/>
+        <w:rPr>
+          <w:rFonts w:hint="default"/>
+          <w:lang w:val="en-US" w:eastAsia="zh-CN"/>
+        </w:rPr>
+      </w:pPr>
+      <w:r>
+        <w:rPr>
+          <w:rFonts w:hint="eastAsia"/>
+          <w:lang w:val="en-US" w:eastAsia="zh-CN"/>
+        </w:rPr>
+        <w:tab/>
+      </w:r>
+      <w:r>
+        <w:rPr>
+          <w:rFonts w:hint="eastAsia"/>
+          <w:lang w:val="en-US" w:eastAsia="zh-CN"/>
+        </w:rPr>
+        <w:t>model.py:初始model</w:t>
+      </w:r>
+    </w:p>
+    <w:p>
+      <w:pPr>
+        <w:pStyle w:val="3"/>
+        <w:keepNext w:val="0"/>
+        <w:keepLines w:val="0"/>
+        <w:widowControl/>
+        <w:suppressLineNumbers w:val="0"/>
+        <w:jc w:val="left"/>
+        <w:rPr>
+          <w:rFonts w:hint="eastAsia"/>
+          <w:lang w:val="en-US" w:eastAsia="zh-CN"/>
+        </w:rPr>
+      </w:pPr>
+      <w:r>
+        <w:rPr>
+          <w:rFonts w:hint="eastAsia"/>
+          <w:lang w:val="en-US" w:eastAsia="zh-CN"/>
+        </w:rPr>
+        <w:t>trainer:训练模型</w:t>
+      </w:r>
+    </w:p>
+    <w:p>
+      <w:pPr>
+        <w:pStyle w:val="3"/>
+        <w:keepNext w:val="0"/>
+        <w:keepLines w:val="0"/>
+        <w:widowControl/>
+        <w:suppressLineNumbers w:val="0"/>
+        <w:jc w:val="left"/>
+        <w:rPr>
+          <w:rFonts w:hint="default"/>
+          <w:lang w:val="en-US" w:eastAsia="zh-CN"/>
+        </w:rPr>
+      </w:pPr>
+      <w:r>
+        <w:rPr>
+          <w:rFonts w:hint="eastAsia"/>
+          <w:lang w:val="en-US" w:eastAsia="zh-CN"/>
+        </w:rPr>
+        <w:tab/>
+      </w:r>
+      <w:r>
+        <w:rPr>
+          <w:rFonts w:hint="eastAsia"/>
+          <w:lang w:val="en-US" w:eastAsia="zh-CN"/>
+        </w:rPr>
+        <w:t>train_pretrain.py:预训练</w:t>
+      </w:r>
+    </w:p>
+    <w:p>
+      <w:pPr>
+        <w:pStyle w:val="3"/>
+        <w:keepNext w:val="0"/>
+        <w:keepLines w:val="0"/>
+        <w:widowControl/>
+        <w:suppressLineNumbers w:val="0"/>
+        <w:jc w:val="left"/>
+        <w:rPr>
+          <w:rFonts w:hint="default"/>
+          <w:lang w:val="en-US" w:eastAsia="zh-CN"/>
+        </w:rPr>
+      </w:pPr>
+      <w:r>
+        <w:rPr>
+          <w:rFonts w:hint="eastAsia"/>
+          <w:lang w:val="en-US" w:eastAsia="zh-CN"/>
+        </w:rPr>
+        <w:tab/>
+      </w:r>
+      <w:r>
+        <w:rPr>
+          <w:rFonts w:hint="eastAsia"/>
+          <w:lang w:val="en-US" w:eastAsia="zh-CN"/>
+        </w:rPr>
+        <w:t>trainer_utils.py:训练的通用函数</w:t>
+      </w:r>
+    </w:p>
+    <w:p>
+      <w:pPr>
+        <w:pStyle w:val="3"/>
+        <w:keepNext w:val="0"/>
+        <w:keepLines w:val="0"/>
+        <w:widowControl/>
+        <w:suppressLineNumbers w:val="0"/>
+        <w:jc w:val="left"/>
+        <w:rPr>
+          <w:rFonts w:hint="default"/>
+          <w:lang w:val="en-US" w:eastAsia="zh-CN"/>
+        </w:rPr>
+      </w:pPr>
+      <w:r>
         <w:drawing>
-          <wp:anchor distT="0" distB="0" distL="114300" distR="114300" simplePos="0" relativeHeight="251659264" behindDoc="0" locked="0" layoutInCell="1" allowOverlap="1">
-            <wp:simplePos x="0" y="0"/>
-            <wp:positionH relativeFrom="column">
-              <wp:posOffset>7620</wp:posOffset>
-            </wp:positionH>
-            <wp:positionV relativeFrom="paragraph">
-              <wp:posOffset>15875</wp:posOffset>
-            </wp:positionV>
+          <wp:inline distT="0" distB="0" distL="114300" distR="114300">
             <wp:extent cx="2266950" cy="2889250"/>
             <wp:effectExtent l="0" t="0" r="6350" b="6350"/>
-            <wp:wrapSquare wrapText="bothSides"/>
             <wp:docPr id="5" name="图片 5"/>
             <wp:cNvGraphicFramePr>
               <a:graphicFrameLocks xmlns:a="http://schemas.openxmlformats.org/drawingml/2006/main" noChangeAspect="1"/>
@@ -1314,7 +2279,7 @@
                     </pic:cNvPicPr>
                   </pic:nvPicPr>
                   <pic:blipFill>
-                    <a:blip r:embed="rId7"/>
+                    <a:blip r:embed="rId8"/>
                     <a:stretch>
                       <a:fillRect/>
                     </a:stretch>
@@ -1335,16 +2300,9 @@
                 </pic:pic>
               </a:graphicData>
             </a:graphic>
-          </wp:anchor>
+          </wp:inline>
         </w:drawing>
       </w:r>
-      <w:r>
-        <w:rPr>
-          <w:rFonts w:hint="eastAsia"/>
-          <w:lang w:val="en-US" w:eastAsia="zh-CN"/>
-        </w:rPr>
-        <w:t>dataset:数据集</w:t>
-      </w:r>
     </w:p>
     <w:p>
       <w:pPr>
@@ -1364,267 +2322,288 @@
           <w:rFonts w:hint="eastAsia"/>
           <w:lang w:val="en-US" w:eastAsia="zh-CN"/>
         </w:rPr>
-        <w:tab/>
-      </w:r>
-      <w:r>
-        <w:rPr>
-          <w:rFonts w:hint="eastAsia"/>
-          <w:lang w:val="en-US" w:eastAsia="zh-CN"/>
-        </w:rPr>
-        <w:t>lm_dataset.py:加载数据集</w:t>
-      </w:r>
-    </w:p>
-    <w:p>
-      <w:pPr>
-        <w:pStyle w:val="3"/>
-        <w:keepNext w:val="0"/>
-        <w:keepLines w:val="0"/>
-        <w:widowControl/>
-        <w:suppressLineNumbers w:val="0"/>
-        <w:jc w:val="left"/>
-        <w:rPr>
-          <w:rFonts w:hint="eastAsia"/>
-          <w:lang w:val="en-US" w:eastAsia="zh-CN"/>
-        </w:rPr>
-      </w:pPr>
-      <w:r>
-        <w:rPr>
-          <w:rFonts w:hint="eastAsia"/>
-          <w:lang w:val="en-US" w:eastAsia="zh-CN"/>
-        </w:rPr>
-        <w:t>model：编写模型</w:t>
-      </w:r>
-    </w:p>
-    <w:p>
-      <w:pPr>
-        <w:pStyle w:val="3"/>
-        <w:keepNext w:val="0"/>
-        <w:keepLines w:val="0"/>
-        <w:widowControl/>
-        <w:suppressLineNumbers w:val="0"/>
-        <w:jc w:val="left"/>
-        <w:rPr>
-          <w:rFonts w:hint="default"/>
-          <w:lang w:val="en-US" w:eastAsia="zh-CN"/>
-        </w:rPr>
-      </w:pPr>
-      <w:r>
-        <w:rPr>
-          <w:rFonts w:hint="eastAsia"/>
-          <w:lang w:val="en-US" w:eastAsia="zh-CN"/>
-        </w:rPr>
-        <w:tab/>
-      </w:r>
-      <w:r>
-        <w:rPr>
-          <w:rFonts w:hint="eastAsia"/>
-          <w:lang w:val="en-US" w:eastAsia="zh-CN"/>
-        </w:rPr>
-        <w:t>model.py:初始model</w:t>
-      </w:r>
-    </w:p>
-    <w:p>
-      <w:pPr>
-        <w:pStyle w:val="3"/>
-        <w:keepNext w:val="0"/>
-        <w:keepLines w:val="0"/>
-        <w:widowControl/>
-        <w:suppressLineNumbers w:val="0"/>
-        <w:jc w:val="left"/>
-        <w:rPr>
-          <w:rFonts w:hint="eastAsia"/>
-          <w:lang w:val="en-US" w:eastAsia="zh-CN"/>
-        </w:rPr>
-      </w:pPr>
-      <w:r>
-        <w:rPr>
-          <w:rFonts w:hint="eastAsia"/>
-          <w:lang w:val="en-US" w:eastAsia="zh-CN"/>
-        </w:rPr>
-        <w:t>trainer:训练模型</w:t>
-      </w:r>
-    </w:p>
-    <w:p>
-      <w:pPr>
-        <w:pStyle w:val="3"/>
-        <w:keepNext w:val="0"/>
-        <w:keepLines w:val="0"/>
-        <w:widowControl/>
-        <w:suppressLineNumbers w:val="0"/>
-        <w:jc w:val="left"/>
-        <w:rPr>
-          <w:rFonts w:hint="default"/>
-          <w:lang w:val="en-US" w:eastAsia="zh-CN"/>
-        </w:rPr>
-      </w:pPr>
-      <w:r>
-        <w:rPr>
-          <w:rFonts w:hint="eastAsia"/>
-          <w:lang w:val="en-US" w:eastAsia="zh-CN"/>
-        </w:rPr>
-        <w:tab/>
-      </w:r>
-      <w:r>
-        <w:rPr>
-          <w:rFonts w:hint="eastAsia"/>
-          <w:lang w:val="en-US" w:eastAsia="zh-CN"/>
-        </w:rPr>
-        <w:t>train_pretrain.py:预训练</w:t>
-      </w:r>
-    </w:p>
-    <w:p>
-      <w:pPr>
-        <w:pStyle w:val="3"/>
-        <w:keepNext w:val="0"/>
-        <w:keepLines w:val="0"/>
-        <w:widowControl/>
-        <w:suppressLineNumbers w:val="0"/>
-        <w:jc w:val="left"/>
-        <w:rPr>
-          <w:rFonts w:hint="default"/>
-          <w:lang w:val="en-US" w:eastAsia="zh-CN"/>
-        </w:rPr>
-      </w:pPr>
-      <w:r>
-        <w:rPr>
-          <w:rFonts w:hint="eastAsia"/>
-          <w:lang w:val="en-US" w:eastAsia="zh-CN"/>
-        </w:rPr>
-        <w:tab/>
-      </w:r>
-      <w:r>
-        <w:rPr>
-          <w:rFonts w:hint="eastAsia"/>
-          <w:lang w:val="en-US" w:eastAsia="zh-CN"/>
-        </w:rPr>
-        <w:t>trainer_utils.py:训练的通用函数</w:t>
-      </w:r>
-    </w:p>
-    <w:p>
-      <w:pPr>
-        <w:pStyle w:val="3"/>
-        <w:keepNext w:val="0"/>
-        <w:keepLines w:val="0"/>
-        <w:widowControl/>
-        <w:suppressLineNumbers w:val="0"/>
-        <w:jc w:val="left"/>
-        <w:rPr>
-          <w:rFonts w:hint="default"/>
-          <w:lang w:val="en-US" w:eastAsia="zh-CN"/>
-        </w:rPr>
-      </w:pPr>
-      <w:r>
-        <w:rPr>
-          <w:rFonts w:hint="eastAsia"/>
-          <w:lang w:val="en-US" w:eastAsia="zh-CN"/>
-        </w:rPr>
-        <w:tab/>
-      </w:r>
-    </w:p>
-    <w:p>
-      <w:pPr>
-        <w:pStyle w:val="3"/>
-        <w:keepNext w:val="0"/>
-        <w:keepLines w:val="0"/>
-        <w:widowControl/>
-        <w:suppressLineNumbers w:val="0"/>
-        <w:jc w:val="left"/>
-        <w:rPr>
-          <w:rFonts w:hint="default"/>
-          <w:lang w:val="en-US" w:eastAsia="zh-CN"/>
-        </w:rPr>
-      </w:pPr>
-    </w:p>
-    <w:p>
-      <w:pPr>
-        <w:pStyle w:val="3"/>
-        <w:keepNext w:val="0"/>
-        <w:keepLines w:val="0"/>
-        <w:widowControl/>
-        <w:suppressLineNumbers w:val="0"/>
-        <w:jc w:val="left"/>
-        <w:rPr>
-          <w:rFonts w:hint="default"/>
-          <w:lang w:val="en-US" w:eastAsia="zh-CN"/>
-        </w:rPr>
-      </w:pPr>
-    </w:p>
-    <w:p>
-      <w:pPr>
-        <w:pStyle w:val="3"/>
-        <w:keepNext w:val="0"/>
-        <w:keepLines w:val="0"/>
-        <w:widowControl/>
-        <w:suppressLineNumbers w:val="0"/>
-        <w:jc w:val="left"/>
-        <w:rPr>
-          <w:rFonts w:hint="default"/>
-          <w:lang w:val="en-US" w:eastAsia="zh-CN"/>
-        </w:rPr>
-      </w:pPr>
-    </w:p>
-    <w:p>
-      <w:pPr>
-        <w:pStyle w:val="3"/>
-        <w:keepNext w:val="0"/>
-        <w:keepLines w:val="0"/>
-        <w:widowControl/>
-        <w:suppressLineNumbers w:val="0"/>
-        <w:jc w:val="left"/>
-        <w:rPr>
-          <w:rFonts w:hint="default"/>
-          <w:lang w:val="en-US" w:eastAsia="zh-CN"/>
-        </w:rPr>
-      </w:pPr>
-    </w:p>
-    <w:p>
-      <w:pPr>
-        <w:pStyle w:val="3"/>
-        <w:keepNext w:val="0"/>
-        <w:keepLines w:val="0"/>
-        <w:widowControl/>
-        <w:suppressLineNumbers w:val="0"/>
-        <w:jc w:val="left"/>
-        <w:rPr>
-          <w:rFonts w:hint="default"/>
-          <w:lang w:val="en-US" w:eastAsia="zh-CN"/>
-        </w:rPr>
-      </w:pPr>
-    </w:p>
-    <w:p>
-      <w:pPr>
-        <w:pStyle w:val="3"/>
-        <w:keepNext w:val="0"/>
-        <w:keepLines w:val="0"/>
-        <w:widowControl/>
-        <w:suppressLineNumbers w:val="0"/>
-        <w:jc w:val="left"/>
-        <w:rPr>
-          <w:rFonts w:hint="default"/>
-          <w:lang w:val="en-US" w:eastAsia="zh-CN"/>
-        </w:rPr>
-      </w:pPr>
-    </w:p>
-    <w:p>
-      <w:pPr>
-        <w:pStyle w:val="3"/>
-        <w:keepNext w:val="0"/>
-        <w:keepLines w:val="0"/>
-        <w:widowControl/>
-        <w:suppressLineNumbers w:val="0"/>
-        <w:jc w:val="left"/>
-        <w:rPr>
-          <w:rFonts w:hint="default"/>
-          <w:lang w:val="en-US" w:eastAsia="zh-CN"/>
-        </w:rPr>
-      </w:pPr>
-      <w:r>
-        <w:rPr>
-          <w:rFonts w:hint="eastAsia"/>
-          <w:lang w:val="en-US" w:eastAsia="zh-CN"/>
-        </w:rPr>
         <w:t>复制model.py中的config配置</w:t>
       </w:r>
+    </w:p>
+    <w:p>
+      <w:pPr>
+        <w:pStyle w:val="3"/>
+        <w:keepNext w:val="0"/>
+        <w:keepLines w:val="0"/>
+        <w:widowControl/>
+        <w:suppressLineNumbers w:val="0"/>
+        <w:jc w:val="left"/>
+        <w:rPr>
+          <w:rFonts w:hint="eastAsia" w:cs="宋体"/>
+          <w:b/>
+          <w:bCs/>
+          <w:color w:val="auto"/>
+          <w:sz w:val="28"/>
+          <w:szCs w:val="28"/>
+          <w:shd w:val="clear" w:fill="FFFFFF"/>
+          <w:lang w:val="en-US" w:eastAsia="zh-CN"/>
+        </w:rPr>
+      </w:pPr>
+    </w:p>
+    <w:p>
+      <w:pPr>
+        <w:pStyle w:val="3"/>
+        <w:keepNext w:val="0"/>
+        <w:keepLines w:val="0"/>
+        <w:widowControl/>
+        <w:suppressLineNumbers w:val="0"/>
+        <w:jc w:val="left"/>
+        <w:rPr>
+          <w:rFonts w:hint="eastAsia" w:cs="宋体"/>
+          <w:b/>
+          <w:bCs/>
+          <w:color w:val="auto"/>
+          <w:sz w:val="28"/>
+          <w:szCs w:val="28"/>
+          <w:shd w:val="clear" w:fill="FFFFFF"/>
+          <w:lang w:val="en-US" w:eastAsia="zh-CN"/>
+        </w:rPr>
+      </w:pPr>
+    </w:p>
+    <w:p>
+      <w:pPr>
+        <w:pStyle w:val="3"/>
+        <w:keepNext w:val="0"/>
+        <w:keepLines w:val="0"/>
+        <w:widowControl/>
+        <w:suppressLineNumbers w:val="0"/>
+        <w:jc w:val="left"/>
+        <w:rPr>
+          <w:rFonts w:hint="eastAsia" w:cs="宋体"/>
+          <w:b/>
+          <w:bCs/>
+          <w:color w:val="auto"/>
+          <w:sz w:val="28"/>
+          <w:szCs w:val="28"/>
+          <w:shd w:val="clear" w:fill="FFFFFF"/>
+          <w:lang w:val="en-US" w:eastAsia="zh-CN"/>
+        </w:rPr>
+      </w:pPr>
+    </w:p>
+    <w:p>
+      <w:pPr>
+        <w:pStyle w:val="3"/>
+        <w:keepNext w:val="0"/>
+        <w:keepLines w:val="0"/>
+        <w:widowControl/>
+        <w:suppressLineNumbers w:val="0"/>
+        <w:jc w:val="left"/>
+        <w:rPr>
+          <w:rFonts w:hint="eastAsia" w:cs="宋体"/>
+          <w:b/>
+          <w:bCs/>
+          <w:color w:val="auto"/>
+          <w:sz w:val="28"/>
+          <w:szCs w:val="28"/>
+          <w:shd w:val="clear" w:fill="FFFFFF"/>
+          <w:lang w:val="en-US" w:eastAsia="zh-CN"/>
+        </w:rPr>
+      </w:pPr>
+    </w:p>
+    <w:p>
+      <w:pPr>
+        <w:pStyle w:val="3"/>
+        <w:keepNext w:val="0"/>
+        <w:keepLines w:val="0"/>
+        <w:widowControl/>
+        <w:suppressLineNumbers w:val="0"/>
+        <w:jc w:val="left"/>
+        <w:rPr>
+          <w:rFonts w:hint="eastAsia" w:cs="宋体"/>
+          <w:b/>
+          <w:bCs/>
+          <w:color w:val="auto"/>
+          <w:sz w:val="28"/>
+          <w:szCs w:val="28"/>
+          <w:shd w:val="clear" w:fill="FFFFFF"/>
+          <w:lang w:val="en-US" w:eastAsia="zh-CN"/>
+        </w:rPr>
+      </w:pPr>
+    </w:p>
+    <w:p>
+      <w:pPr>
+        <w:pStyle w:val="3"/>
+        <w:keepNext w:val="0"/>
+        <w:keepLines w:val="0"/>
+        <w:widowControl/>
+        <w:suppressLineNumbers w:val="0"/>
+        <w:jc w:val="left"/>
+        <w:rPr>
+          <w:rFonts w:hint="eastAsia" w:cs="宋体"/>
+          <w:b/>
+          <w:bCs/>
+          <w:color w:val="auto"/>
+          <w:sz w:val="28"/>
+          <w:szCs w:val="28"/>
+          <w:shd w:val="clear" w:fill="FFFFFF"/>
+          <w:lang w:val="en-US" w:eastAsia="zh-CN"/>
+        </w:rPr>
+      </w:pPr>
+    </w:p>
+    <w:p>
+      <w:pPr>
+        <w:pStyle w:val="3"/>
+        <w:keepNext w:val="0"/>
+        <w:keepLines w:val="0"/>
+        <w:widowControl/>
+        <w:suppressLineNumbers w:val="0"/>
+        <w:jc w:val="left"/>
+        <w:rPr>
+          <w:rFonts w:hint="eastAsia" w:cs="宋体"/>
+          <w:b/>
+          <w:bCs/>
+          <w:color w:val="auto"/>
+          <w:sz w:val="28"/>
+          <w:szCs w:val="28"/>
+          <w:shd w:val="clear" w:fill="FFFFFF"/>
+          <w:lang w:val="en-US" w:eastAsia="zh-CN"/>
+        </w:rPr>
+      </w:pPr>
+    </w:p>
+    <w:p>
+      <w:pPr>
+        <w:pStyle w:val="3"/>
+        <w:keepNext w:val="0"/>
+        <w:keepLines w:val="0"/>
+        <w:widowControl/>
+        <w:suppressLineNumbers w:val="0"/>
+        <w:jc w:val="left"/>
+        <w:rPr>
+          <w:rFonts w:hint="eastAsia" w:cs="宋体"/>
+          <w:b/>
+          <w:bCs/>
+          <w:color w:val="auto"/>
+          <w:sz w:val="28"/>
+          <w:szCs w:val="28"/>
+          <w:shd w:val="clear" w:fill="FFFFFF"/>
+          <w:lang w:val="en-US" w:eastAsia="zh-CN"/>
+        </w:rPr>
+      </w:pPr>
+    </w:p>
+    <w:p>
+      <w:pPr>
+        <w:pStyle w:val="3"/>
+        <w:keepNext w:val="0"/>
+        <w:keepLines w:val="0"/>
+        <w:widowControl/>
+        <w:suppressLineNumbers w:val="0"/>
+        <w:jc w:val="left"/>
+        <w:rPr>
+          <w:rFonts w:hint="eastAsia" w:cs="宋体"/>
+          <w:b/>
+          <w:bCs/>
+          <w:color w:val="auto"/>
+          <w:sz w:val="28"/>
+          <w:szCs w:val="28"/>
+          <w:shd w:val="clear" w:fill="FFFFFF"/>
+          <w:lang w:val="en-US" w:eastAsia="zh-CN"/>
+        </w:rPr>
+      </w:pPr>
+    </w:p>
+    <w:p>
+      <w:pPr>
+        <w:pStyle w:val="3"/>
+        <w:keepNext w:val="0"/>
+        <w:keepLines w:val="0"/>
+        <w:widowControl/>
+        <w:suppressLineNumbers w:val="0"/>
+        <w:jc w:val="left"/>
+        <w:rPr>
+          <w:rFonts w:hint="eastAsia" w:cs="宋体"/>
+          <w:b/>
+          <w:bCs/>
+          <w:color w:val="auto"/>
+          <w:sz w:val="28"/>
+          <w:szCs w:val="28"/>
+          <w:shd w:val="clear" w:fill="FFFFFF"/>
+          <w:lang w:val="en-US" w:eastAsia="zh-CN"/>
+        </w:rPr>
+      </w:pPr>
+    </w:p>
+    <w:p>
+      <w:pPr>
+        <w:pStyle w:val="3"/>
+        <w:keepNext w:val="0"/>
+        <w:keepLines w:val="0"/>
+        <w:widowControl/>
+        <w:suppressLineNumbers w:val="0"/>
+        <w:jc w:val="left"/>
+        <w:rPr>
+          <w:rFonts w:hint="eastAsia" w:cs="宋体"/>
+          <w:b/>
+          <w:bCs/>
+          <w:color w:val="auto"/>
+          <w:sz w:val="28"/>
+          <w:szCs w:val="28"/>
+          <w:shd w:val="clear" w:fill="FFFFFF"/>
+          <w:lang w:val="en-US" w:eastAsia="zh-CN"/>
+        </w:rPr>
+      </w:pPr>
+    </w:p>
+    <w:p>
+      <w:pPr>
+        <w:pStyle w:val="3"/>
+        <w:keepNext w:val="0"/>
+        <w:keepLines w:val="0"/>
+        <w:widowControl/>
+        <w:suppressLineNumbers w:val="0"/>
+        <w:jc w:val="left"/>
+        <w:rPr>
+          <w:rFonts w:hint="eastAsia" w:cs="宋体"/>
+          <w:b/>
+          <w:bCs/>
+          <w:color w:val="auto"/>
+          <w:sz w:val="28"/>
+          <w:szCs w:val="28"/>
+          <w:shd w:val="clear" w:fill="FFFFFF"/>
+          <w:lang w:val="en-US" w:eastAsia="zh-CN"/>
+        </w:rPr>
+      </w:pPr>
+    </w:p>
+    <w:p>
+      <w:pPr>
+        <w:pStyle w:val="3"/>
+        <w:keepNext w:val="0"/>
+        <w:keepLines w:val="0"/>
+        <w:widowControl/>
+        <w:suppressLineNumbers w:val="0"/>
+        <w:jc w:val="left"/>
+        <w:rPr>
+          <w:rFonts w:hint="eastAsia" w:cs="宋体"/>
+          <w:b/>
+          <w:bCs/>
+          <w:color w:val="auto"/>
+          <w:sz w:val="28"/>
+          <w:szCs w:val="28"/>
+          <w:shd w:val="clear" w:fill="FFFFFF"/>
+          <w:lang w:val="en-US" w:eastAsia="zh-CN"/>
+        </w:rPr>
+      </w:pPr>
+    </w:p>
+    <w:p>
+      <w:pPr>
+        <w:pStyle w:val="3"/>
+        <w:keepNext w:val="0"/>
+        <w:keepLines w:val="0"/>
+        <w:widowControl/>
+        <w:suppressLineNumbers w:val="0"/>
+        <w:jc w:val="left"/>
+        <w:rPr>
+          <w:rFonts w:hint="eastAsia" w:cs="宋体"/>
+          <w:b/>
+          <w:bCs/>
+          <w:color w:val="auto"/>
+          <w:sz w:val="28"/>
+          <w:szCs w:val="28"/>
+          <w:shd w:val="clear" w:fill="FFFFFF"/>
+          <w:lang w:val="en-US" w:eastAsia="zh-CN"/>
+        </w:rPr>
+      </w:pPr>
     </w:p>
     <w:p>
       <w:pPr>
@@ -1762,6 +2741,12 @@
           <w:lang w:val="en-US" w:eastAsia="zh-CN"/>
         </w:rPr>
         <w:tab/>
+      </w:r>
+      <w:r>
+        <w:rPr>
+          <w:rFonts w:hint="eastAsia"/>
+          <w:lang w:val="en-US" w:eastAsia="zh-CN"/>
+        </w:rPr>
         <w:t>效果好</w:t>
       </w:r>
     </w:p>
@@ -1785,8 +2770,6 @@
         </w:rPr>
         <w:tab/>
       </w:r>
-      <w:bookmarkStart w:id="0" w:name="_GoBack"/>
-      <w:bookmarkEnd w:id="0"/>
     </w:p>
     <w:p>
       <w:pPr>
@@ -1844,7 +2827,7 @@
                     </pic:cNvPicPr>
                   </pic:nvPicPr>
                   <pic:blipFill>
-                    <a:blip r:embed="rId8"/>
+                    <a:blip r:embed="rId9"/>
                     <a:stretch>
                       <a:fillRect/>
                     </a:stretch>
@@ -1944,7 +2927,7 @@
           <w:rFonts w:hint="eastAsia"/>
           <w:lang w:val="en-US" w:eastAsia="zh-CN"/>
         </w:rPr>
-        <w:t>继承nn.Module——</w:t>
+        <w:t>继承nn.Module——__init__初始化——编写_norm——forward方法（Module子类都有否则会报错，因为Module中有方法会调用，但是Sequential是例外，因为它内部已经有forward）</w:t>
       </w:r>
     </w:p>
     <w:p>
@@ -1962,11 +2945,47 @@
         </w:rPr>
       </w:pPr>
       <w:r>
-        <w:rPr>
-          <w:rFonts w:hint="eastAsia"/>
-          <w:lang w:val="en-US" w:eastAsia="zh-CN"/>
-        </w:rPr>
-        <w:t>__init__初始化——</w:t>
+        <w:drawing>
+          <wp:inline distT="0" distB="0" distL="114300" distR="114300">
+            <wp:extent cx="5272405" cy="3453130"/>
+            <wp:effectExtent l="0" t="0" r="10795" b="1270"/>
+            <wp:docPr id="11" name="图片 2"/>
+            <wp:cNvGraphicFramePr>
+              <a:graphicFrameLocks xmlns:a="http://schemas.openxmlformats.org/drawingml/2006/main" noChangeAspect="1"/>
+            </wp:cNvGraphicFramePr>
+            <a:graphic xmlns:a="http://schemas.openxmlformats.org/drawingml/2006/main">
+              <a:graphicData uri="http://schemas.openxmlformats.org/drawingml/2006/picture">
+                <pic:pic xmlns:pic="http://schemas.openxmlformats.org/drawingml/2006/picture">
+                  <pic:nvPicPr>
+                    <pic:cNvPr id="11" name="图片 2"/>
+                    <pic:cNvPicPr>
+                      <a:picLocks noChangeAspect="1"/>
+                    </pic:cNvPicPr>
+                  </pic:nvPicPr>
+                  <pic:blipFill>
+                    <a:blip r:embed="rId10"/>
+                    <a:stretch>
+                      <a:fillRect/>
+                    </a:stretch>
+                  </pic:blipFill>
+                  <pic:spPr>
+                    <a:xfrm>
+                      <a:off x="0" y="0"/>
+                      <a:ext cx="5272405" cy="3453130"/>
+                    </a:xfrm>
+                    <a:prstGeom prst="rect">
+                      <a:avLst/>
+                    </a:prstGeom>
+                    <a:noFill/>
+                    <a:ln>
+                      <a:noFill/>
+                    </a:ln>
+                  </pic:spPr>
+                </pic:pic>
+              </a:graphicData>
+            </a:graphic>
+          </wp:inline>
+        </w:drawing>
       </w:r>
     </w:p>
     <w:p>
@@ -1983,50 +3002,6 @@
           <w:lang w:val="en-US" w:eastAsia="zh-CN"/>
         </w:rPr>
       </w:pPr>
-      <w:r>
-        <w:rPr>
-          <w:rFonts w:hint="eastAsia"/>
-          <w:lang w:val="en-US" w:eastAsia="zh-CN"/>
-        </w:rPr>
-        <w:t>编写_norm——</w:t>
-      </w:r>
-    </w:p>
-    <w:p>
-      <w:pPr>
-        <w:pStyle w:val="3"/>
-        <w:keepNext w:val="0"/>
-        <w:keepLines w:val="0"/>
-        <w:widowControl/>
-        <w:suppressLineNumbers w:val="0"/>
-        <w:ind w:firstLine="420" w:firstLineChars="0"/>
-        <w:jc w:val="left"/>
-        <w:rPr>
-          <w:rFonts w:hint="eastAsia"/>
-          <w:lang w:val="en-US" w:eastAsia="zh-CN"/>
-        </w:rPr>
-      </w:pPr>
-      <w:r>
-        <w:rPr>
-          <w:rFonts w:hint="eastAsia"/>
-          <w:lang w:val="en-US" w:eastAsia="zh-CN"/>
-        </w:rPr>
-        <w:t>forward方法（Module子类都有否则会报错，因为Module中有方法会调用，但是Sequential是例外，因为它内部已经有forward）</w:t>
-      </w:r>
-    </w:p>
-    <w:p>
-      <w:pPr>
-        <w:pStyle w:val="3"/>
-        <w:keepNext w:val="0"/>
-        <w:keepLines w:val="0"/>
-        <w:widowControl/>
-        <w:suppressLineNumbers w:val="0"/>
-        <w:ind w:firstLine="420" w:firstLineChars="0"/>
-        <w:jc w:val="left"/>
-        <w:rPr>
-          <w:rFonts w:hint="eastAsia"/>
-          <w:lang w:val="en-US" w:eastAsia="zh-CN"/>
-        </w:rPr>
-      </w:pPr>
     </w:p>
     <w:p>
       <w:pPr>
@@ -2068,6 +3043,12 @@
           <w:lang w:val="en-US" w:eastAsia="zh-CN"/>
         </w:rPr>
         <w:tab/>
+      </w:r>
+      <w:r>
+        <w:rPr>
+          <w:rFonts w:hint="eastAsia"/>
+          <w:lang w:val="en-US" w:eastAsia="zh-CN"/>
+        </w:rPr>
         <w:t>BatchNorm：在批次（batch）维度上归一化；计算小批量的均值方差；较大的batch size——CNN</w:t>
       </w:r>
     </w:p>
@@ -2106,7 +3087,7 @@
                     </pic:cNvPicPr>
                   </pic:nvPicPr>
                   <pic:blipFill>
-                    <a:blip r:embed="rId9"/>
+                    <a:blip r:embed="rId11"/>
                     <a:stretch>
                       <a:fillRect/>
                     </a:stretch>
@@ -2150,6 +3131,12 @@
           <w:lang w:val="en-US" w:eastAsia="zh-CN"/>
         </w:rPr>
         <w:tab/>
+      </w:r>
+      <w:r>
+        <w:rPr>
+          <w:rFonts w:hint="eastAsia"/>
+          <w:lang w:val="en-US" w:eastAsia="zh-CN"/>
+        </w:rPr>
         <w:t>LayerNorm：在特征（feature）维度上归一化；每个样本独立归一化；适用于序列模型——RNN/Transformer</w:t>
       </w:r>
     </w:p>
@@ -2188,7 +3175,7 @@
                     </pic:cNvPicPr>
                   </pic:nvPicPr>
                   <pic:blipFill>
-                    <a:blip r:embed="rId10"/>
+                    <a:blip r:embed="rId12"/>
                     <a:stretch>
                       <a:fillRect/>
                     </a:stretch>
@@ -2232,6 +3219,12 @@
           <w:lang w:val="en-US" w:eastAsia="zh-CN"/>
         </w:rPr>
         <w:tab/>
+      </w:r>
+      <w:r>
+        <w:rPr>
+          <w:rFonts w:hint="eastAsia"/>
+          <w:lang w:val="en-US" w:eastAsia="zh-CN"/>
+        </w:rPr>
         <w:t>InstanceNorm：在每个样本的每个通道（样本+通道）上独立归一化；主要用于风格迁移——风格迁移</w:t>
       </w:r>
     </w:p>
@@ -2270,7 +3263,7 @@
                     </pic:cNvPicPr>
                   </pic:nvPicPr>
                   <pic:blipFill>
-                    <a:blip r:embed="rId11"/>
+                    <a:blip r:embed="rId13"/>
                     <a:stretch>
                       <a:fillRect/>
                     </a:stretch>
@@ -2314,6 +3307,12 @@
           <w:lang w:val="en-US" w:eastAsia="zh-CN"/>
         </w:rPr>
         <w:tab/>
+      </w:r>
+      <w:r>
+        <w:rPr>
+          <w:rFonts w:hint="eastAsia"/>
+          <w:lang w:val="en-US" w:eastAsia="zh-CN"/>
+        </w:rPr>
         <w:t>GroupNorm：将通道分成多组，组内归一化（组内）；适用于小batch size——小batch检测</w:t>
       </w:r>
     </w:p>
@@ -2325,10 +3324,6 @@
         <w:widowControl/>
         <w:suppressLineNumbers w:val="0"/>
         <w:jc w:val="left"/>
-        <w:rPr>
-          <w:rFonts w:hint="default"/>
-          <w:lang w:val="en-US" w:eastAsia="zh-CN"/>
-        </w:rPr>
       </w:pPr>
       <w:r>
         <w:rPr>
@@ -2356,7 +3351,7 @@
                     </pic:cNvPicPr>
                   </pic:nvPicPr>
                   <pic:blipFill>
-                    <a:blip r:embed="rId12"/>
+                    <a:blip r:embed="rId14"/>
                     <a:stretch>
                       <a:fillRect/>
                     </a:stretch>
@@ -2381,6 +3376,2443 @@
         </w:drawing>
       </w:r>
     </w:p>
+    <w:p>
+      <w:pPr>
+        <w:pStyle w:val="3"/>
+        <w:keepNext w:val="0"/>
+        <w:keepLines w:val="0"/>
+        <w:widowControl/>
+        <w:suppressLineNumbers w:val="0"/>
+        <w:jc w:val="left"/>
+      </w:pPr>
+    </w:p>
+    <w:p>
+      <w:pPr>
+        <w:pStyle w:val="3"/>
+        <w:keepNext w:val="0"/>
+        <w:keepLines w:val="0"/>
+        <w:widowControl/>
+        <w:suppressLineNumbers w:val="0"/>
+        <w:jc w:val="left"/>
+        <w:rPr>
+          <w:rFonts w:hint="eastAsia" w:cs="宋体"/>
+          <w:b/>
+          <w:bCs/>
+          <w:color w:val="auto"/>
+          <w:sz w:val="28"/>
+          <w:szCs w:val="28"/>
+          <w:shd w:val="clear" w:fill="FFFFFF"/>
+          <w:lang w:val="en-US" w:eastAsia="zh-CN"/>
+        </w:rPr>
+      </w:pPr>
+    </w:p>
+    <w:p>
+      <w:pPr>
+        <w:pStyle w:val="3"/>
+        <w:keepNext w:val="0"/>
+        <w:keepLines w:val="0"/>
+        <w:widowControl/>
+        <w:suppressLineNumbers w:val="0"/>
+        <w:jc w:val="left"/>
+        <w:rPr>
+          <w:rFonts w:hint="eastAsia" w:cs="宋体"/>
+          <w:b/>
+          <w:bCs/>
+          <w:color w:val="auto"/>
+          <w:sz w:val="28"/>
+          <w:szCs w:val="28"/>
+          <w:shd w:val="clear" w:fill="FFFFFF"/>
+          <w:lang w:val="en-US" w:eastAsia="zh-CN"/>
+        </w:rPr>
+      </w:pPr>
+    </w:p>
+    <w:p>
+      <w:pPr>
+        <w:pStyle w:val="3"/>
+        <w:keepNext w:val="0"/>
+        <w:keepLines w:val="0"/>
+        <w:widowControl/>
+        <w:suppressLineNumbers w:val="0"/>
+        <w:jc w:val="left"/>
+        <w:rPr>
+          <w:rFonts w:hint="eastAsia" w:cs="宋体"/>
+          <w:b/>
+          <w:bCs/>
+          <w:color w:val="auto"/>
+          <w:sz w:val="28"/>
+          <w:szCs w:val="28"/>
+          <w:shd w:val="clear" w:fill="FFFFFF"/>
+          <w:lang w:val="en-US" w:eastAsia="zh-CN"/>
+        </w:rPr>
+      </w:pPr>
+    </w:p>
+    <w:p>
+      <w:pPr>
+        <w:pStyle w:val="3"/>
+        <w:keepNext w:val="0"/>
+        <w:keepLines w:val="0"/>
+        <w:widowControl/>
+        <w:suppressLineNumbers w:val="0"/>
+        <w:jc w:val="left"/>
+        <w:rPr>
+          <w:rFonts w:hint="eastAsia" w:cs="宋体"/>
+          <w:b/>
+          <w:bCs/>
+          <w:color w:val="auto"/>
+          <w:sz w:val="28"/>
+          <w:szCs w:val="28"/>
+          <w:shd w:val="clear" w:fill="FFFFFF"/>
+          <w:lang w:val="en-US" w:eastAsia="zh-CN"/>
+        </w:rPr>
+      </w:pPr>
+    </w:p>
+    <w:p>
+      <w:pPr>
+        <w:pStyle w:val="3"/>
+        <w:keepNext w:val="0"/>
+        <w:keepLines w:val="0"/>
+        <w:widowControl/>
+        <w:suppressLineNumbers w:val="0"/>
+        <w:jc w:val="left"/>
+        <w:rPr>
+          <w:rFonts w:hint="eastAsia" w:cs="宋体"/>
+          <w:b/>
+          <w:bCs/>
+          <w:color w:val="auto"/>
+          <w:sz w:val="28"/>
+          <w:szCs w:val="28"/>
+          <w:shd w:val="clear" w:fill="FFFFFF"/>
+          <w:lang w:val="en-US" w:eastAsia="zh-CN"/>
+        </w:rPr>
+      </w:pPr>
+    </w:p>
+    <w:p>
+      <w:pPr>
+        <w:pStyle w:val="3"/>
+        <w:keepNext w:val="0"/>
+        <w:keepLines w:val="0"/>
+        <w:widowControl/>
+        <w:suppressLineNumbers w:val="0"/>
+        <w:jc w:val="left"/>
+        <w:rPr>
+          <w:rFonts w:hint="eastAsia" w:cs="宋体"/>
+          <w:b/>
+          <w:bCs/>
+          <w:color w:val="auto"/>
+          <w:sz w:val="28"/>
+          <w:szCs w:val="28"/>
+          <w:shd w:val="clear" w:fill="FFFFFF"/>
+          <w:lang w:val="en-US" w:eastAsia="zh-CN"/>
+        </w:rPr>
+      </w:pPr>
+    </w:p>
+    <w:p>
+      <w:pPr>
+        <w:pStyle w:val="3"/>
+        <w:keepNext w:val="0"/>
+        <w:keepLines w:val="0"/>
+        <w:widowControl/>
+        <w:suppressLineNumbers w:val="0"/>
+        <w:jc w:val="left"/>
+        <w:rPr>
+          <w:rFonts w:hint="eastAsia" w:cs="宋体"/>
+          <w:b/>
+          <w:bCs/>
+          <w:color w:val="auto"/>
+          <w:sz w:val="28"/>
+          <w:szCs w:val="28"/>
+          <w:shd w:val="clear" w:fill="FFFFFF"/>
+          <w:lang w:val="en-US" w:eastAsia="zh-CN"/>
+        </w:rPr>
+      </w:pPr>
+    </w:p>
+    <w:p>
+      <w:pPr>
+        <w:pStyle w:val="3"/>
+        <w:keepNext w:val="0"/>
+        <w:keepLines w:val="0"/>
+        <w:widowControl/>
+        <w:suppressLineNumbers w:val="0"/>
+        <w:jc w:val="left"/>
+        <w:rPr>
+          <w:rFonts w:hint="eastAsia" w:cs="宋体"/>
+          <w:b/>
+          <w:bCs/>
+          <w:color w:val="auto"/>
+          <w:sz w:val="28"/>
+          <w:szCs w:val="28"/>
+          <w:shd w:val="clear" w:fill="FFFFFF"/>
+          <w:lang w:val="en-US" w:eastAsia="zh-CN"/>
+        </w:rPr>
+      </w:pPr>
+    </w:p>
+    <w:p>
+      <w:pPr>
+        <w:pStyle w:val="3"/>
+        <w:keepNext w:val="0"/>
+        <w:keepLines w:val="0"/>
+        <w:widowControl/>
+        <w:suppressLineNumbers w:val="0"/>
+        <w:jc w:val="left"/>
+        <w:rPr>
+          <w:rFonts w:hint="eastAsia" w:cs="宋体"/>
+          <w:b/>
+          <w:bCs/>
+          <w:color w:val="auto"/>
+          <w:sz w:val="28"/>
+          <w:szCs w:val="28"/>
+          <w:shd w:val="clear" w:fill="FFFFFF"/>
+          <w:lang w:val="en-US" w:eastAsia="zh-CN"/>
+        </w:rPr>
+      </w:pPr>
+    </w:p>
+    <w:p>
+      <w:pPr>
+        <w:pStyle w:val="3"/>
+        <w:keepNext w:val="0"/>
+        <w:keepLines w:val="0"/>
+        <w:widowControl/>
+        <w:suppressLineNumbers w:val="0"/>
+        <w:jc w:val="left"/>
+        <w:rPr>
+          <w:rFonts w:hint="eastAsia" w:cs="宋体"/>
+          <w:b/>
+          <w:bCs/>
+          <w:color w:val="auto"/>
+          <w:sz w:val="28"/>
+          <w:szCs w:val="28"/>
+          <w:shd w:val="clear" w:fill="FFFFFF"/>
+          <w:lang w:val="en-US" w:eastAsia="zh-CN"/>
+        </w:rPr>
+      </w:pPr>
+    </w:p>
+    <w:p>
+      <w:pPr>
+        <w:pStyle w:val="3"/>
+        <w:keepNext w:val="0"/>
+        <w:keepLines w:val="0"/>
+        <w:widowControl/>
+        <w:suppressLineNumbers w:val="0"/>
+        <w:jc w:val="left"/>
+        <w:rPr>
+          <w:rFonts w:hint="eastAsia" w:cs="宋体"/>
+          <w:b/>
+          <w:bCs/>
+          <w:color w:val="auto"/>
+          <w:sz w:val="28"/>
+          <w:szCs w:val="28"/>
+          <w:shd w:val="clear" w:fill="FFFFFF"/>
+          <w:lang w:val="en-US" w:eastAsia="zh-CN"/>
+        </w:rPr>
+      </w:pPr>
+    </w:p>
+    <w:p>
+      <w:pPr>
+        <w:pStyle w:val="3"/>
+        <w:keepNext w:val="0"/>
+        <w:keepLines w:val="0"/>
+        <w:widowControl/>
+        <w:suppressLineNumbers w:val="0"/>
+        <w:jc w:val="left"/>
+        <w:rPr>
+          <w:rFonts w:hint="eastAsia" w:cs="宋体"/>
+          <w:b/>
+          <w:bCs/>
+          <w:color w:val="auto"/>
+          <w:sz w:val="28"/>
+          <w:szCs w:val="28"/>
+          <w:shd w:val="clear" w:fill="FFFFFF"/>
+          <w:lang w:val="en-US" w:eastAsia="zh-CN"/>
+        </w:rPr>
+      </w:pPr>
+    </w:p>
+    <w:p>
+      <w:pPr>
+        <w:pStyle w:val="3"/>
+        <w:keepNext w:val="0"/>
+        <w:keepLines w:val="0"/>
+        <w:widowControl/>
+        <w:suppressLineNumbers w:val="0"/>
+        <w:jc w:val="left"/>
+        <w:rPr>
+          <w:rFonts w:hint="eastAsia" w:cs="宋体"/>
+          <w:b/>
+          <w:bCs/>
+          <w:color w:val="auto"/>
+          <w:sz w:val="28"/>
+          <w:szCs w:val="28"/>
+          <w:shd w:val="clear" w:fill="FFFFFF"/>
+          <w:lang w:val="en-US" w:eastAsia="zh-CN"/>
+        </w:rPr>
+      </w:pPr>
+    </w:p>
+    <w:p>
+      <w:pPr>
+        <w:pStyle w:val="3"/>
+        <w:keepNext w:val="0"/>
+        <w:keepLines w:val="0"/>
+        <w:widowControl/>
+        <w:suppressLineNumbers w:val="0"/>
+        <w:jc w:val="left"/>
+        <w:rPr>
+          <w:rFonts w:hint="eastAsia" w:cs="宋体"/>
+          <w:b/>
+          <w:bCs/>
+          <w:color w:val="auto"/>
+          <w:sz w:val="28"/>
+          <w:szCs w:val="28"/>
+          <w:shd w:val="clear" w:fill="FFFFFF"/>
+          <w:lang w:val="en-US" w:eastAsia="zh-CN"/>
+        </w:rPr>
+      </w:pPr>
+    </w:p>
+    <w:p>
+      <w:pPr>
+        <w:pStyle w:val="3"/>
+        <w:keepNext w:val="0"/>
+        <w:keepLines w:val="0"/>
+        <w:widowControl/>
+        <w:suppressLineNumbers w:val="0"/>
+        <w:jc w:val="left"/>
+        <w:rPr>
+          <w:rFonts w:hint="eastAsia" w:cs="宋体"/>
+          <w:b/>
+          <w:bCs/>
+          <w:color w:val="auto"/>
+          <w:sz w:val="28"/>
+          <w:szCs w:val="28"/>
+          <w:shd w:val="clear" w:fill="FFFFFF"/>
+          <w:lang w:val="en-US" w:eastAsia="zh-CN"/>
+        </w:rPr>
+      </w:pPr>
+      <w:r>
+        <w:rPr>
+          <w:rFonts w:hint="eastAsia" w:cs="宋体"/>
+          <w:b/>
+          <w:bCs/>
+          <w:color w:val="auto"/>
+          <w:sz w:val="28"/>
+          <w:szCs w:val="28"/>
+          <w:shd w:val="clear" w:fill="FFFFFF"/>
+          <w:lang w:val="en-US" w:eastAsia="zh-CN"/>
+        </w:rPr>
+        <w:t>DAY5：RoPE&amp;YaRN</w:t>
+      </w:r>
+    </w:p>
+    <w:p>
+      <w:pPr>
+        <w:pStyle w:val="3"/>
+        <w:keepNext w:val="0"/>
+        <w:keepLines w:val="0"/>
+        <w:widowControl/>
+        <w:suppressLineNumbers w:val="0"/>
+        <w:jc w:val="left"/>
+        <w:rPr>
+          <w:rFonts w:hint="eastAsia"/>
+          <w:lang w:val="en-US" w:eastAsia="zh-CN"/>
+        </w:rPr>
+      </w:pPr>
+      <w:r>
+        <w:rPr>
+          <w:rFonts w:hint="eastAsia"/>
+          <w:lang w:val="en-US" w:eastAsia="zh-CN"/>
+        </w:rPr>
+        <w:t>位置编码：why：模型得知道词顺序</w:t>
+      </w:r>
+    </w:p>
+    <w:p>
+      <w:pPr>
+        <w:pStyle w:val="3"/>
+        <w:keepNext w:val="0"/>
+        <w:keepLines w:val="0"/>
+        <w:widowControl/>
+        <w:suppressLineNumbers w:val="0"/>
+        <w:jc w:val="left"/>
+        <w:rPr>
+          <w:rFonts w:hint="default"/>
+          <w:lang w:val="en-US" w:eastAsia="zh-CN"/>
+        </w:rPr>
+      </w:pPr>
+      <w:r>
+        <w:rPr>
+          <w:rFonts w:hint="eastAsia"/>
+          <w:lang w:val="en-US" w:eastAsia="zh-CN"/>
+        </w:rPr>
+        <w:tab/>
+      </w:r>
+      <w:r>
+        <w:rPr>
+          <w:rFonts w:hint="eastAsia"/>
+          <w:lang w:val="en-US" w:eastAsia="zh-CN"/>
+        </w:rPr>
+        <w:t>How：绝对位置编码（×），过于呆板</w:t>
+      </w:r>
+    </w:p>
+    <w:p>
+      <w:pPr>
+        <w:pStyle w:val="3"/>
+        <w:keepNext w:val="0"/>
+        <w:keepLines w:val="0"/>
+        <w:widowControl/>
+        <w:suppressLineNumbers w:val="0"/>
+        <w:jc w:val="left"/>
+        <w:rPr>
+          <w:rFonts w:hint="eastAsia"/>
+          <w:lang w:val="en-US" w:eastAsia="zh-CN"/>
+        </w:rPr>
+      </w:pPr>
+      <w:r>
+        <w:rPr>
+          <w:rFonts w:hint="eastAsia"/>
+          <w:lang w:val="en-US" w:eastAsia="zh-CN"/>
+        </w:rPr>
+        <w:tab/>
+      </w:r>
+      <w:r>
+        <w:rPr>
+          <w:rFonts w:hint="eastAsia"/>
+          <w:lang w:val="en-US" w:eastAsia="zh-CN"/>
+        </w:rPr>
+        <w:t xml:space="preserve">     相对位置编码（√）</w:t>
+      </w:r>
+    </w:p>
+    <w:p>
+      <w:pPr>
+        <w:pStyle w:val="3"/>
+        <w:keepNext w:val="0"/>
+        <w:keepLines w:val="0"/>
+        <w:widowControl/>
+        <w:suppressLineNumbers w:val="0"/>
+        <w:jc w:val="left"/>
+        <w:rPr>
+          <w:rFonts w:hint="eastAsia"/>
+          <w:lang w:val="en-US" w:eastAsia="zh-CN"/>
+        </w:rPr>
+      </w:pPr>
+      <w:r>
+        <w:rPr>
+          <w:rFonts w:hint="eastAsia"/>
+          <w:lang w:val="en-US" w:eastAsia="zh-CN"/>
+        </w:rPr>
+        <w:t>RoPE（旋转位置编码）：基础相对位置编码。不直接加位置向量，而是对QK成对维度做旋转变换</w:t>
+      </w:r>
+    </w:p>
+    <w:p>
+      <w:pPr>
+        <w:pStyle w:val="3"/>
+        <w:keepNext w:val="0"/>
+        <w:keepLines w:val="0"/>
+        <w:widowControl/>
+        <w:suppressLineNumbers w:val="0"/>
+        <w:jc w:val="left"/>
+        <w:rPr>
+          <w:rFonts w:hint="eastAsia"/>
+          <w:lang w:val="en-US" w:eastAsia="zh-CN"/>
+        </w:rPr>
+      </w:pPr>
+      <w:r>
+        <w:rPr>
+          <w:rFonts w:hint="eastAsia"/>
+          <w:lang w:val="en-US" w:eastAsia="zh-CN"/>
+        </w:rPr>
+        <w:tab/>
+      </w:r>
+      <w:r>
+        <w:rPr>
+          <w:rFonts w:hint="eastAsia"/>
+          <w:lang w:val="en-US" w:eastAsia="zh-CN"/>
+        </w:rPr>
+        <w:t>将每个token向量看成复数（d维的QK向量两两一对，每对Q（m*θi）K（n*θi）都旋转，内积之后包含相对位置（m-n）的信息）</w:t>
+      </w:r>
+    </w:p>
+    <w:p>
+      <w:pPr>
+        <w:pStyle w:val="3"/>
+        <w:keepNext w:val="0"/>
+        <w:keepLines w:val="0"/>
+        <w:widowControl/>
+        <w:suppressLineNumbers w:val="0"/>
+        <w:jc w:val="left"/>
+        <w:rPr>
+          <w:rFonts w:hint="eastAsia"/>
+          <w:lang w:val="en-US" w:eastAsia="zh-CN"/>
+        </w:rPr>
+      </w:pPr>
+      <w:r>
+        <w:rPr>
+          <w:rFonts w:hint="eastAsia"/>
+          <w:lang w:val="en-US" w:eastAsia="zh-CN"/>
+        </w:rPr>
+        <w:t>频率公式：</w:t>
+      </w:r>
+    </w:p>
+    <w:p>
+      <w:pPr>
+        <w:pStyle w:val="3"/>
+        <w:keepNext w:val="0"/>
+        <w:keepLines w:val="0"/>
+        <w:widowControl/>
+        <w:suppressLineNumbers w:val="0"/>
+        <w:jc w:val="left"/>
+        <w:rPr>
+          <w:rFonts w:hint="default" w:eastAsia="宋体"/>
+          <w:lang w:val="en-US" w:eastAsia="zh-CN"/>
+        </w:rPr>
+      </w:pPr>
+      <w:r>
+        <w:rPr>
+          <w:rFonts w:hint="eastAsia"/>
+          <w:lang w:val="en-US" w:eastAsia="zh-CN"/>
+        </w:rPr>
+        <w:tab/>
+      </w:r>
+      <w:r>
+        <w:drawing>
+          <wp:inline distT="0" distB="0" distL="114300" distR="114300">
+            <wp:extent cx="1219200" cy="793750"/>
+            <wp:effectExtent l="0" t="0" r="0" b="6350"/>
+            <wp:docPr id="12" name="图片 3"/>
+            <wp:cNvGraphicFramePr>
+              <a:graphicFrameLocks xmlns:a="http://schemas.openxmlformats.org/drawingml/2006/main" noChangeAspect="1"/>
+            </wp:cNvGraphicFramePr>
+            <a:graphic xmlns:a="http://schemas.openxmlformats.org/drawingml/2006/main">
+              <a:graphicData uri="http://schemas.openxmlformats.org/drawingml/2006/picture">
+                <pic:pic xmlns:pic="http://schemas.openxmlformats.org/drawingml/2006/picture">
+                  <pic:nvPicPr>
+                    <pic:cNvPr id="12" name="图片 3"/>
+                    <pic:cNvPicPr>
+                      <a:picLocks noChangeAspect="1"/>
+                    </pic:cNvPicPr>
+                  </pic:nvPicPr>
+                  <pic:blipFill>
+                    <a:blip r:embed="rId15"/>
+                    <a:stretch>
+                      <a:fillRect/>
+                    </a:stretch>
+                  </pic:blipFill>
+                  <pic:spPr>
+                    <a:xfrm>
+                      <a:off x="0" y="0"/>
+                      <a:ext cx="1219200" cy="793750"/>
+                    </a:xfrm>
+                    <a:prstGeom prst="rect">
+                      <a:avLst/>
+                    </a:prstGeom>
+                    <a:noFill/>
+                    <a:ln>
+                      <a:noFill/>
+                    </a:ln>
+                  </pic:spPr>
+                </pic:pic>
+              </a:graphicData>
+            </a:graphic>
+          </wp:inline>
+        </w:drawing>
+      </w:r>
+      <w:r>
+        <w:rPr>
+          <w:rFonts w:hint="eastAsia"/>
+          <w:lang w:val="en-US" w:eastAsia="zh-CN"/>
+        </w:rPr>
+        <w:t xml:space="preserve">  </w:t>
+      </w:r>
+    </w:p>
+    <w:p>
+      <w:pPr>
+        <w:pStyle w:val="3"/>
+        <w:keepNext w:val="0"/>
+        <w:keepLines w:val="0"/>
+        <w:widowControl/>
+        <w:suppressLineNumbers w:val="0"/>
+        <w:jc w:val="left"/>
+        <w:rPr>
+          <w:rFonts w:hint="eastAsia" w:ascii="宋体" w:hAnsi="宋体" w:eastAsia="宋体" w:cs="宋体"/>
+          <w:sz w:val="24"/>
+          <w:szCs w:val="24"/>
+          <w:lang w:val="en-US" w:eastAsia="zh-CN"/>
+        </w:rPr>
+      </w:pPr>
+      <w:r>
+        <w:rPr>
+          <w:rFonts w:hint="eastAsia"/>
+          <w:lang w:val="en-US" w:eastAsia="zh-CN"/>
+        </w:rPr>
+        <w:t>d：</w:t>
+      </w:r>
+      <w:r>
+        <w:rPr>
+          <w:rFonts w:ascii="宋体" w:hAnsi="宋体" w:eastAsia="宋体" w:cs="宋体"/>
+          <w:sz w:val="24"/>
+          <w:szCs w:val="24"/>
+        </w:rPr>
+        <w:t>一个注意力头的特征长度</w:t>
+      </w:r>
+      <w:r>
+        <w:rPr>
+          <w:rFonts w:hint="eastAsia" w:cs="宋体"/>
+          <w:sz w:val="24"/>
+          <w:szCs w:val="24"/>
+          <w:lang w:eastAsia="zh-CN"/>
+        </w:rPr>
+        <w:t>；θbase（</w:t>
+      </w:r>
+      <w:r>
+        <w:rPr>
+          <w:rFonts w:hint="eastAsia" w:cs="宋体"/>
+          <w:sz w:val="24"/>
+          <w:szCs w:val="24"/>
+          <w:lang w:val="en-US" w:eastAsia="zh-CN"/>
+        </w:rPr>
+        <w:t>rope_base</w:t>
+      </w:r>
+      <w:r>
+        <w:rPr>
+          <w:rFonts w:hint="eastAsia" w:cs="宋体"/>
+          <w:sz w:val="24"/>
+          <w:szCs w:val="24"/>
+          <w:lang w:eastAsia="zh-CN"/>
+        </w:rPr>
+        <w:t>）：基频超参</w:t>
+      </w:r>
+    </w:p>
+    <w:p>
+      <w:pPr>
+        <w:pStyle w:val="3"/>
+        <w:keepNext w:val="0"/>
+        <w:keepLines w:val="0"/>
+        <w:widowControl/>
+        <w:suppressLineNumbers w:val="0"/>
+        <w:jc w:val="left"/>
+        <w:rPr>
+          <w:rFonts w:hint="default" w:ascii="宋体" w:hAnsi="宋体" w:eastAsia="宋体" w:cs="宋体"/>
+          <w:sz w:val="24"/>
+          <w:szCs w:val="24"/>
+          <w:lang w:val="en-US" w:eastAsia="zh-CN"/>
+        </w:rPr>
+      </w:pPr>
+      <w:r>
+        <w:rPr>
+          <w:rFonts w:hint="eastAsia" w:cs="宋体"/>
+          <w:sz w:val="24"/>
+          <w:szCs w:val="24"/>
+          <w:lang w:val="en-US" w:eastAsia="zh-CN"/>
+        </w:rPr>
+        <w:tab/>
+      </w:r>
+      <w:r>
+        <w:rPr>
+          <w:rFonts w:hint="eastAsia" w:cs="宋体"/>
+          <w:sz w:val="24"/>
+          <w:szCs w:val="24"/>
+          <w:lang w:val="en-US" w:eastAsia="zh-CN"/>
+        </w:rPr>
+        <w:tab/>
+      </w:r>
+      <w:r>
+        <w:rPr>
+          <w:rFonts w:hint="eastAsia" w:cs="宋体"/>
+          <w:sz w:val="24"/>
+          <w:szCs w:val="24"/>
+          <w:lang w:val="en-US" w:eastAsia="zh-CN"/>
+        </w:rPr>
+        <w:tab/>
+      </w:r>
+    </w:p>
+    <w:p>
+      <w:pPr>
+        <w:pStyle w:val="3"/>
+        <w:keepNext w:val="0"/>
+        <w:keepLines w:val="0"/>
+        <w:widowControl/>
+        <w:suppressLineNumbers w:val="0"/>
+        <w:jc w:val="left"/>
+        <w:rPr>
+          <w:rFonts w:hint="eastAsia"/>
+          <w:lang w:val="en-US" w:eastAsia="zh-CN"/>
+        </w:rPr>
+      </w:pPr>
+      <w:r>
+        <w:rPr>
+          <w:rFonts w:hint="eastAsia"/>
+          <w:lang w:val="en-US" w:eastAsia="zh-CN"/>
+        </w:rPr>
+        <w:t>YaRN：RoPE长上下文外推</w:t>
+      </w:r>
+    </w:p>
+    <w:p>
+      <w:pPr>
+        <w:pStyle w:val="3"/>
+        <w:keepNext w:val="0"/>
+        <w:keepLines w:val="0"/>
+        <w:widowControl/>
+        <w:suppressLineNumbers w:val="0"/>
+        <w:jc w:val="left"/>
+        <w:rPr>
+          <w:rFonts w:hint="eastAsia"/>
+          <w:lang w:val="en-US" w:eastAsia="zh-CN"/>
+        </w:rPr>
+      </w:pPr>
+      <w:r>
+        <w:rPr>
+          <w:rFonts w:hint="eastAsia"/>
+          <w:lang w:val="en-US" w:eastAsia="zh-CN"/>
+        </w:rPr>
+        <w:tab/>
+      </w:r>
+      <w:r>
+        <w:rPr>
+          <w:rFonts w:hint="eastAsia"/>
+          <w:lang w:val="en-US" w:eastAsia="zh-CN"/>
+        </w:rPr>
+        <w:t>Why：直接外推：因为那些旋转角度完全陌生，所以效果差</w:t>
+      </w:r>
+    </w:p>
+    <w:p>
+      <w:pPr>
+        <w:pStyle w:val="3"/>
+        <w:keepNext w:val="0"/>
+        <w:keepLines w:val="0"/>
+        <w:widowControl/>
+        <w:suppressLineNumbers w:val="0"/>
+        <w:jc w:val="left"/>
+        <w:rPr>
+          <w:rFonts w:hint="eastAsia"/>
+          <w:lang w:val="en-US" w:eastAsia="zh-CN"/>
+        </w:rPr>
+      </w:pPr>
+      <w:r>
+        <w:rPr>
+          <w:rFonts w:hint="eastAsia"/>
+          <w:lang w:val="en-US" w:eastAsia="zh-CN"/>
+        </w:rPr>
+        <w:tab/>
+      </w:r>
+      <w:r>
+        <w:rPr>
+          <w:rFonts w:hint="eastAsia"/>
+          <w:lang w:val="en-US" w:eastAsia="zh-CN"/>
+        </w:rPr>
+        <w:t xml:space="preserve">     线性插值：所有位置索引等比例压缩，可能会丢失部分数据（细节）</w:t>
+      </w:r>
+    </w:p>
+    <w:p>
+      <w:pPr>
+        <w:pStyle w:val="3"/>
+        <w:keepNext w:val="0"/>
+        <w:keepLines w:val="0"/>
+        <w:widowControl/>
+        <w:suppressLineNumbers w:val="0"/>
+        <w:jc w:val="left"/>
+        <w:rPr>
+          <w:rFonts w:hint="eastAsia"/>
+          <w:lang w:val="en-US" w:eastAsia="zh-CN"/>
+        </w:rPr>
+      </w:pPr>
+      <w:r>
+        <w:rPr>
+          <w:rFonts w:hint="eastAsia"/>
+          <w:lang w:val="en-US" w:eastAsia="zh-CN"/>
+        </w:rPr>
+        <w:tab/>
+      </w:r>
+      <w:r>
+        <w:rPr>
+          <w:rFonts w:hint="eastAsia"/>
+          <w:lang w:val="en-US" w:eastAsia="zh-CN"/>
+        </w:rPr>
+        <w:t>How：非均匀插值：根据波长（频率）决定插值还是外推</w:t>
+      </w:r>
+    </w:p>
+    <w:p>
+      <w:pPr>
+        <w:pStyle w:val="3"/>
+        <w:keepNext w:val="0"/>
+        <w:keepLines w:val="0"/>
+        <w:widowControl/>
+        <w:suppressLineNumbers w:val="0"/>
+        <w:jc w:val="left"/>
+        <w:rPr>
+          <w:rFonts w:hint="default"/>
+          <w:lang w:val="en-US" w:eastAsia="zh-CN"/>
+        </w:rPr>
+      </w:pPr>
+      <w:r>
+        <w:rPr>
+          <w:rFonts w:hint="eastAsia"/>
+          <w:lang w:val="en-US" w:eastAsia="zh-CN"/>
+        </w:rPr>
+        <w:tab/>
+      </w:r>
+      <w:r>
+        <w:rPr>
+          <w:rFonts w:hint="eastAsia"/>
+          <w:lang w:val="en-US" w:eastAsia="zh-CN"/>
+        </w:rPr>
+        <w:tab/>
+      </w:r>
+      <w:r>
+        <w:rPr>
+          <w:rFonts w:hint="eastAsia"/>
+          <w:lang w:val="en-US" w:eastAsia="zh-CN"/>
+        </w:rPr>
+        <w:tab/>
+      </w:r>
+      <w:r>
+        <w:rPr>
+          <w:rFonts w:hint="eastAsia"/>
+          <w:lang w:val="en-US" w:eastAsia="zh-CN"/>
+        </w:rPr>
+        <w:t>——高频（短波）：区分相邻token的精细位置/捕捉</w:t>
+      </w:r>
+      <w:r>
+        <w:rPr>
+          <w:rFonts w:hint="eastAsia"/>
+          <w:lang w:val="en-US" w:eastAsia="zh-CN"/>
+        </w:rPr>
+        <w:tab/>
+      </w:r>
+      <w:r>
+        <w:rPr>
+          <w:rFonts w:hint="eastAsia"/>
+          <w:lang w:val="en-US" w:eastAsia="zh-CN"/>
+        </w:rPr>
+        <w:tab/>
+      </w:r>
+      <w:r>
+        <w:rPr>
+          <w:rFonts w:hint="eastAsia"/>
+          <w:lang w:val="en-US" w:eastAsia="zh-CN"/>
+        </w:rPr>
+        <w:tab/>
+      </w:r>
+      <w:r>
+        <w:rPr>
+          <w:rFonts w:hint="eastAsia"/>
+          <w:lang w:val="en-US" w:eastAsia="zh-CN"/>
+        </w:rPr>
+        <w:tab/>
+      </w:r>
+      <w:r>
+        <w:rPr>
+          <w:rFonts w:hint="eastAsia"/>
+          <w:lang w:val="en-US" w:eastAsia="zh-CN"/>
+        </w:rPr>
+        <w:t>局部细节——外推（low）</w:t>
+      </w:r>
+    </w:p>
+    <w:p>
+      <w:pPr>
+        <w:pStyle w:val="3"/>
+        <w:keepNext w:val="0"/>
+        <w:keepLines w:val="0"/>
+        <w:widowControl/>
+        <w:suppressLineNumbers w:val="0"/>
+        <w:jc w:val="left"/>
+        <w:rPr>
+          <w:rFonts w:hint="eastAsia"/>
+          <w:lang w:val="en-US" w:eastAsia="zh-CN"/>
+        </w:rPr>
+      </w:pPr>
+      <w:r>
+        <w:rPr>
+          <w:rFonts w:hint="eastAsia"/>
+          <w:lang w:val="en-US" w:eastAsia="zh-CN"/>
+        </w:rPr>
+        <w:tab/>
+      </w:r>
+      <w:r>
+        <w:rPr>
+          <w:rFonts w:hint="eastAsia"/>
+          <w:lang w:val="en-US" w:eastAsia="zh-CN"/>
+        </w:rPr>
+        <w:tab/>
+      </w:r>
+      <w:r>
+        <w:rPr>
+          <w:rFonts w:hint="eastAsia"/>
+          <w:lang w:val="en-US" w:eastAsia="zh-CN"/>
+        </w:rPr>
+        <w:tab/>
+      </w:r>
+      <w:r>
+        <w:rPr>
+          <w:rFonts w:hint="eastAsia"/>
+          <w:lang w:val="en-US" w:eastAsia="zh-CN"/>
+        </w:rPr>
+        <w:t>——低频（高波）：负责全局的绝对位置/全局结</w:t>
+      </w:r>
+      <w:r>
+        <w:rPr>
+          <w:rFonts w:hint="eastAsia"/>
+          <w:lang w:val="en-US" w:eastAsia="zh-CN"/>
+        </w:rPr>
+        <w:tab/>
+      </w:r>
+      <w:r>
+        <w:rPr>
+          <w:rFonts w:hint="eastAsia"/>
+          <w:lang w:val="en-US" w:eastAsia="zh-CN"/>
+        </w:rPr>
+        <w:tab/>
+      </w:r>
+      <w:r>
+        <w:rPr>
+          <w:rFonts w:hint="eastAsia"/>
+          <w:lang w:val="en-US" w:eastAsia="zh-CN"/>
+        </w:rPr>
+        <w:tab/>
+      </w:r>
+      <w:r>
+        <w:rPr>
+          <w:rFonts w:hint="eastAsia"/>
+          <w:lang w:val="en-US" w:eastAsia="zh-CN"/>
+        </w:rPr>
+        <w:tab/>
+      </w:r>
+      <w:r>
+        <w:rPr>
+          <w:rFonts w:hint="eastAsia"/>
+          <w:lang w:val="en-US" w:eastAsia="zh-CN"/>
+        </w:rPr>
+        <w:tab/>
+      </w:r>
+      <w:r>
+        <w:rPr>
+          <w:rFonts w:hint="eastAsia"/>
+          <w:lang w:val="en-US" w:eastAsia="zh-CN"/>
+        </w:rPr>
+        <w:tab/>
+      </w:r>
+      <w:r>
+        <w:rPr>
+          <w:rFonts w:hint="eastAsia"/>
+          <w:lang w:val="en-US" w:eastAsia="zh-CN"/>
+        </w:rPr>
+        <w:tab/>
+      </w:r>
+      <w:r>
+        <w:rPr>
+          <w:rFonts w:hint="eastAsia"/>
+          <w:lang w:val="en-US" w:eastAsia="zh-CN"/>
+        </w:rPr>
+        <w:tab/>
+      </w:r>
+      <w:r>
+        <w:rPr>
+          <w:rFonts w:hint="eastAsia"/>
+          <w:lang w:val="en-US" w:eastAsia="zh-CN"/>
+        </w:rPr>
+        <w:tab/>
+      </w:r>
+      <w:r>
+        <w:rPr>
+          <w:rFonts w:hint="eastAsia"/>
+          <w:lang w:val="en-US" w:eastAsia="zh-CN"/>
+        </w:rPr>
+        <w:tab/>
+      </w:r>
+      <w:r>
+        <w:rPr>
+          <w:rFonts w:hint="eastAsia"/>
+          <w:lang w:val="en-US" w:eastAsia="zh-CN"/>
+        </w:rPr>
+        <w:tab/>
+      </w:r>
+      <w:r>
+        <w:rPr>
+          <w:rFonts w:hint="eastAsia"/>
+          <w:lang w:val="en-US" w:eastAsia="zh-CN"/>
+        </w:rPr>
+        <w:tab/>
+      </w:r>
+      <w:r>
+        <w:rPr>
+          <w:rFonts w:hint="eastAsia"/>
+          <w:lang w:val="en-US" w:eastAsia="zh-CN"/>
+        </w:rPr>
+        <w:tab/>
+      </w:r>
+      <w:r>
+        <w:rPr>
+          <w:rFonts w:hint="eastAsia"/>
+          <w:lang w:val="en-US" w:eastAsia="zh-CN"/>
+        </w:rPr>
+        <w:tab/>
+      </w:r>
+      <w:r>
+        <w:rPr>
+          <w:rFonts w:hint="eastAsia"/>
+          <w:lang w:val="en-US" w:eastAsia="zh-CN"/>
+        </w:rPr>
+        <w:tab/>
+      </w:r>
+      <w:r>
+        <w:rPr>
+          <w:rFonts w:hint="eastAsia"/>
+          <w:lang w:val="en-US" w:eastAsia="zh-CN"/>
+        </w:rPr>
+        <w:tab/>
+      </w:r>
+      <w:r>
+        <w:rPr>
+          <w:rFonts w:hint="eastAsia"/>
+          <w:lang w:val="en-US" w:eastAsia="zh-CN"/>
+        </w:rPr>
+        <w:tab/>
+      </w:r>
+      <w:r>
+        <w:rPr>
+          <w:rFonts w:hint="eastAsia"/>
+          <w:lang w:val="en-US" w:eastAsia="zh-CN"/>
+        </w:rPr>
+        <w:tab/>
+      </w:r>
+      <w:r>
+        <w:rPr>
+          <w:rFonts w:hint="eastAsia"/>
+          <w:lang w:val="en-US" w:eastAsia="zh-CN"/>
+        </w:rPr>
+        <w:tab/>
+      </w:r>
+      <w:r>
+        <w:rPr>
+          <w:rFonts w:hint="eastAsia"/>
+          <w:lang w:val="en-US" w:eastAsia="zh-CN"/>
+        </w:rPr>
+        <w:tab/>
+      </w:r>
+      <w:r>
+        <w:rPr>
+          <w:rFonts w:hint="eastAsia"/>
+          <w:lang w:val="en-US" w:eastAsia="zh-CN"/>
+        </w:rPr>
+        <w:tab/>
+      </w:r>
+      <w:r>
+        <w:rPr>
+          <w:rFonts w:hint="eastAsia"/>
+          <w:lang w:val="en-US" w:eastAsia="zh-CN"/>
+        </w:rPr>
+        <w:tab/>
+      </w:r>
+      <w:r>
+        <w:rPr>
+          <w:rFonts w:hint="eastAsia"/>
+          <w:lang w:val="en-US" w:eastAsia="zh-CN"/>
+        </w:rPr>
+        <w:tab/>
+      </w:r>
+      <w:r>
+        <w:rPr>
+          <w:rFonts w:hint="eastAsia"/>
+          <w:lang w:val="en-US" w:eastAsia="zh-CN"/>
+        </w:rPr>
+        <w:tab/>
+      </w:r>
+      <w:r>
+        <w:rPr>
+          <w:rFonts w:hint="eastAsia"/>
+          <w:lang w:val="en-US" w:eastAsia="zh-CN"/>
+        </w:rPr>
+        <w:tab/>
+      </w:r>
+      <w:r>
+        <w:rPr>
+          <w:rFonts w:hint="eastAsia"/>
+          <w:lang w:val="en-US" w:eastAsia="zh-CN"/>
+        </w:rPr>
+        <w:tab/>
+      </w:r>
+      <w:r>
+        <w:rPr>
+          <w:rFonts w:hint="eastAsia"/>
+          <w:lang w:val="en-US" w:eastAsia="zh-CN"/>
+        </w:rPr>
+        <w:tab/>
+      </w:r>
+      <w:r>
+        <w:rPr>
+          <w:rFonts w:hint="eastAsia"/>
+          <w:lang w:val="en-US" w:eastAsia="zh-CN"/>
+        </w:rPr>
+        <w:tab/>
+      </w:r>
+      <w:r>
+        <w:rPr>
+          <w:rFonts w:hint="eastAsia"/>
+          <w:lang w:val="en-US" w:eastAsia="zh-CN"/>
+        </w:rPr>
+        <w:tab/>
+      </w:r>
+      <w:r>
+        <w:rPr>
+          <w:rFonts w:hint="eastAsia"/>
+          <w:lang w:val="en-US" w:eastAsia="zh-CN"/>
+        </w:rPr>
+        <w:tab/>
+      </w:r>
+      <w:r>
+        <w:rPr>
+          <w:rFonts w:hint="eastAsia"/>
+          <w:lang w:val="en-US" w:eastAsia="zh-CN"/>
+        </w:rPr>
+        <w:tab/>
+      </w:r>
+      <w:r>
+        <w:rPr>
+          <w:rFonts w:hint="eastAsia"/>
+          <w:lang w:val="en-US" w:eastAsia="zh-CN"/>
+        </w:rPr>
+        <w:tab/>
+      </w:r>
+      <w:r>
+        <w:rPr>
+          <w:rFonts w:hint="eastAsia"/>
+          <w:lang w:val="en-US" w:eastAsia="zh-CN"/>
+        </w:rPr>
+        <w:tab/>
+      </w:r>
+      <w:r>
+        <w:rPr>
+          <w:rFonts w:hint="eastAsia"/>
+          <w:lang w:val="en-US" w:eastAsia="zh-CN"/>
+        </w:rPr>
+        <w:tab/>
+      </w:r>
+      <w:r>
+        <w:rPr>
+          <w:rFonts w:hint="eastAsia"/>
+          <w:lang w:val="en-US" w:eastAsia="zh-CN"/>
+        </w:rPr>
+        <w:tab/>
+      </w:r>
+      <w:r>
+        <w:rPr>
+          <w:rFonts w:hint="eastAsia"/>
+          <w:lang w:val="en-US" w:eastAsia="zh-CN"/>
+        </w:rPr>
+        <w:tab/>
+      </w:r>
+      <w:r>
+        <w:rPr>
+          <w:rFonts w:hint="eastAsia"/>
+          <w:lang w:val="en-US" w:eastAsia="zh-CN"/>
+        </w:rPr>
+        <w:tab/>
+      </w:r>
+      <w:r>
+        <w:rPr>
+          <w:rFonts w:hint="eastAsia"/>
+          <w:lang w:val="en-US" w:eastAsia="zh-CN"/>
+        </w:rPr>
+        <w:tab/>
+      </w:r>
+      <w:r>
+        <w:rPr>
+          <w:rFonts w:hint="eastAsia"/>
+          <w:lang w:val="en-US" w:eastAsia="zh-CN"/>
+        </w:rPr>
+        <w:tab/>
+      </w:r>
+      <w:r>
+        <w:rPr>
+          <w:rFonts w:hint="eastAsia"/>
+          <w:lang w:val="en-US" w:eastAsia="zh-CN"/>
+        </w:rPr>
+        <w:tab/>
+      </w:r>
+      <w:r>
+        <w:rPr>
+          <w:rFonts w:hint="eastAsia"/>
+          <w:lang w:val="en-US" w:eastAsia="zh-CN"/>
+        </w:rPr>
+        <w:tab/>
+      </w:r>
+      <w:r>
+        <w:rPr>
+          <w:rFonts w:hint="eastAsia"/>
+          <w:lang w:val="en-US" w:eastAsia="zh-CN"/>
+        </w:rPr>
+        <w:tab/>
+      </w:r>
+      <w:r>
+        <w:rPr>
+          <w:rFonts w:hint="eastAsia"/>
+          <w:lang w:val="en-US" w:eastAsia="zh-CN"/>
+        </w:rPr>
+        <w:tab/>
+      </w:r>
+      <w:r>
+        <w:rPr>
+          <w:rFonts w:hint="eastAsia"/>
+          <w:lang w:val="en-US" w:eastAsia="zh-CN"/>
+        </w:rPr>
+        <w:tab/>
+      </w:r>
+      <w:r>
+        <w:rPr>
+          <w:rFonts w:hint="eastAsia"/>
+          <w:lang w:val="en-US" w:eastAsia="zh-CN"/>
+        </w:rPr>
+        <w:tab/>
+      </w:r>
+      <w:r>
+        <w:rPr>
+          <w:rFonts w:hint="eastAsia"/>
+          <w:lang w:val="en-US" w:eastAsia="zh-CN"/>
+        </w:rPr>
+        <w:tab/>
+      </w:r>
+      <w:r>
+        <w:rPr>
+          <w:rFonts w:hint="eastAsia"/>
+          <w:lang w:val="en-US" w:eastAsia="zh-CN"/>
+        </w:rPr>
+        <w:tab/>
+      </w:r>
+      <w:r>
+        <w:rPr>
+          <w:rFonts w:hint="eastAsia"/>
+          <w:lang w:val="en-US" w:eastAsia="zh-CN"/>
+        </w:rPr>
+        <w:tab/>
+      </w:r>
+      <w:r>
+        <w:rPr>
+          <w:rFonts w:hint="eastAsia"/>
+          <w:lang w:val="en-US" w:eastAsia="zh-CN"/>
+        </w:rPr>
+        <w:tab/>
+      </w:r>
+      <w:r>
+        <w:rPr>
+          <w:rFonts w:hint="eastAsia"/>
+          <w:lang w:val="en-US" w:eastAsia="zh-CN"/>
+        </w:rPr>
+        <w:tab/>
+      </w:r>
+      <w:r>
+        <w:rPr>
+          <w:rFonts w:hint="eastAsia"/>
+          <w:lang w:val="en-US" w:eastAsia="zh-CN"/>
+        </w:rPr>
+        <w:tab/>
+      </w:r>
+      <w:r>
+        <w:rPr>
+          <w:rFonts w:hint="eastAsia"/>
+          <w:lang w:val="en-US" w:eastAsia="zh-CN"/>
+        </w:rPr>
+        <w:tab/>
+      </w:r>
+      <w:r>
+        <w:rPr>
+          <w:rFonts w:hint="eastAsia"/>
+          <w:lang w:val="en-US" w:eastAsia="zh-CN"/>
+        </w:rPr>
+        <w:tab/>
+      </w:r>
+      <w:r>
+        <w:rPr>
+          <w:rFonts w:hint="eastAsia"/>
+          <w:lang w:val="en-US" w:eastAsia="zh-CN"/>
+        </w:rPr>
+        <w:t>构——线性插值（high）</w:t>
+      </w:r>
+    </w:p>
+    <w:p>
+      <w:pPr>
+        <w:pStyle w:val="3"/>
+        <w:keepNext w:val="0"/>
+        <w:keepLines w:val="0"/>
+        <w:widowControl/>
+        <w:suppressLineNumbers w:val="0"/>
+        <w:jc w:val="left"/>
+        <w:rPr>
+          <w:rFonts w:hint="eastAsia"/>
+          <w:lang w:val="en-US" w:eastAsia="zh-CN"/>
+        </w:rPr>
+      </w:pPr>
+      <w:r>
+        <w:rPr>
+          <w:rFonts w:hint="eastAsia"/>
+          <w:lang w:val="en-US" w:eastAsia="zh-CN"/>
+        </w:rPr>
+        <w:tab/>
+      </w:r>
+      <w:r>
+        <w:rPr>
+          <w:rFonts w:hint="eastAsia"/>
+          <w:lang w:val="en-US" w:eastAsia="zh-CN"/>
+        </w:rPr>
+        <w:tab/>
+      </w:r>
+      <w:r>
+        <w:rPr>
+          <w:rFonts w:hint="eastAsia"/>
+          <w:lang w:val="en-US" w:eastAsia="zh-CN"/>
+        </w:rPr>
+        <w:tab/>
+      </w:r>
+      <w:r>
+        <w:rPr>
+          <w:rFonts w:hint="eastAsia"/>
+          <w:lang w:val="en-US" w:eastAsia="zh-CN"/>
+        </w:rPr>
+        <w:t>——中频：将插值和外推结果线性加权融合，平滑过</w:t>
+      </w:r>
+      <w:r>
+        <w:rPr>
+          <w:rFonts w:hint="eastAsia"/>
+          <w:lang w:val="en-US" w:eastAsia="zh-CN"/>
+        </w:rPr>
+        <w:tab/>
+      </w:r>
+    </w:p>
+    <w:p>
+      <w:pPr>
+        <w:pStyle w:val="3"/>
+        <w:keepNext w:val="0"/>
+        <w:keepLines w:val="0"/>
+        <w:widowControl/>
+        <w:suppressLineNumbers w:val="0"/>
+        <w:jc w:val="left"/>
+        <w:rPr>
+          <w:rFonts w:hint="eastAsia"/>
+          <w:lang w:val="en-US" w:eastAsia="zh-CN"/>
+        </w:rPr>
+      </w:pPr>
+      <w:r>
+        <w:rPr>
+          <w:rFonts w:hint="eastAsia"/>
+          <w:lang w:val="en-US" w:eastAsia="zh-CN"/>
+        </w:rPr>
+        <w:tab/>
+      </w:r>
+      <w:r>
+        <w:rPr>
+          <w:rFonts w:hint="eastAsia"/>
+          <w:lang w:val="en-US" w:eastAsia="zh-CN"/>
+        </w:rPr>
+        <w:tab/>
+      </w:r>
+      <w:r>
+        <w:rPr>
+          <w:rFonts w:hint="eastAsia"/>
+          <w:lang w:val="en-US" w:eastAsia="zh-CN"/>
+        </w:rPr>
+        <w:tab/>
+      </w:r>
+      <w:r>
+        <w:rPr>
+          <w:rFonts w:hint="eastAsia"/>
+          <w:lang w:val="en-US" w:eastAsia="zh-CN"/>
+        </w:rPr>
+        <w:tab/>
+      </w:r>
+      <w:r>
+        <w:rPr>
+          <w:rFonts w:hint="eastAsia"/>
+          <w:lang w:val="en-US" w:eastAsia="zh-CN"/>
+        </w:rPr>
+        <w:t>渡</w:t>
+      </w:r>
+    </w:p>
+    <w:p>
+      <w:pPr>
+        <w:pStyle w:val="3"/>
+        <w:keepNext w:val="0"/>
+        <w:keepLines w:val="0"/>
+        <w:widowControl/>
+        <w:suppressLineNumbers w:val="0"/>
+        <w:jc w:val="left"/>
+        <w:rPr>
+          <w:rFonts w:hint="eastAsia"/>
+          <w:lang w:val="en-US" w:eastAsia="zh-CN"/>
+        </w:rPr>
+      </w:pPr>
+      <w:r>
+        <w:rPr>
+          <w:rFonts w:hint="eastAsia"/>
+          <w:lang w:val="en-US" w:eastAsia="zh-CN"/>
+        </w:rPr>
+        <w:tab/>
+      </w:r>
+      <w:r>
+        <w:rPr>
+          <w:rFonts w:hint="eastAsia"/>
+          <w:lang w:val="en-US" w:eastAsia="zh-CN"/>
+        </w:rPr>
+        <w:tab/>
+      </w:r>
+      <w:r>
+        <w:rPr>
+          <w:rFonts w:hint="eastAsia"/>
+          <w:lang w:val="en-US" w:eastAsia="zh-CN"/>
+        </w:rPr>
+        <w:t>波长b到i的映射公式：</w:t>
+      </w:r>
+    </w:p>
+    <w:p>
+      <w:pPr>
+        <w:pStyle w:val="3"/>
+        <w:keepNext w:val="0"/>
+        <w:keepLines w:val="0"/>
+        <w:widowControl/>
+        <w:suppressLineNumbers w:val="0"/>
+        <w:jc w:val="left"/>
+      </w:pPr>
+      <w:r>
+        <w:rPr>
+          <w:rFonts w:hint="eastAsia"/>
+          <w:lang w:val="en-US" w:eastAsia="zh-CN"/>
+        </w:rPr>
+        <w:tab/>
+      </w:r>
+      <w:r>
+        <w:rPr>
+          <w:rFonts w:hint="eastAsia"/>
+          <w:lang w:val="en-US" w:eastAsia="zh-CN"/>
+        </w:rPr>
+        <w:tab/>
+      </w:r>
+      <w:r>
+        <w:rPr>
+          <w:rFonts w:hint="eastAsia"/>
+          <w:lang w:val="en-US" w:eastAsia="zh-CN"/>
+        </w:rPr>
+        <w:tab/>
+      </w:r>
+      <w:r>
+        <w:drawing>
+          <wp:inline distT="0" distB="0" distL="114300" distR="114300">
+            <wp:extent cx="1771650" cy="876300"/>
+            <wp:effectExtent l="0" t="0" r="6350" b="0"/>
+            <wp:docPr id="16" name="图片 7"/>
+            <wp:cNvGraphicFramePr>
+              <a:graphicFrameLocks xmlns:a="http://schemas.openxmlformats.org/drawingml/2006/main" noChangeAspect="1"/>
+            </wp:cNvGraphicFramePr>
+            <a:graphic xmlns:a="http://schemas.openxmlformats.org/drawingml/2006/main">
+              <a:graphicData uri="http://schemas.openxmlformats.org/drawingml/2006/picture">
+                <pic:pic xmlns:pic="http://schemas.openxmlformats.org/drawingml/2006/picture">
+                  <pic:nvPicPr>
+                    <pic:cNvPr id="16" name="图片 7"/>
+                    <pic:cNvPicPr>
+                      <a:picLocks noChangeAspect="1"/>
+                    </pic:cNvPicPr>
+                  </pic:nvPicPr>
+                  <pic:blipFill>
+                    <a:blip r:embed="rId16"/>
+                    <a:stretch>
+                      <a:fillRect/>
+                    </a:stretch>
+                  </pic:blipFill>
+                  <pic:spPr>
+                    <a:xfrm>
+                      <a:off x="0" y="0"/>
+                      <a:ext cx="1771650" cy="876300"/>
+                    </a:xfrm>
+                    <a:prstGeom prst="rect">
+                      <a:avLst/>
+                    </a:prstGeom>
+                    <a:noFill/>
+                    <a:ln>
+                      <a:noFill/>
+                    </a:ln>
+                  </pic:spPr>
+                </pic:pic>
+              </a:graphicData>
+            </a:graphic>
+          </wp:inline>
+        </w:drawing>
+      </w:r>
+    </w:p>
+    <w:p>
+      <w:pPr>
+        <w:pStyle w:val="3"/>
+        <w:keepNext w:val="0"/>
+        <w:keepLines w:val="0"/>
+        <w:widowControl/>
+        <w:suppressLineNumbers w:val="0"/>
+        <w:jc w:val="left"/>
+        <w:rPr>
+          <w:rFonts w:hint="default"/>
+          <w:lang w:val="en-US" w:eastAsia="zh-CN"/>
+        </w:rPr>
+      </w:pPr>
+      <w:r>
+        <w:rPr>
+          <w:rFonts w:hint="eastAsia"/>
+          <w:lang w:val="en-US" w:eastAsia="zh-CN"/>
+        </w:rPr>
+        <w:tab/>
+      </w:r>
+      <w:r>
+        <w:rPr>
+          <w:rFonts w:hint="eastAsia"/>
+          <w:lang w:val="en-US" w:eastAsia="zh-CN"/>
+        </w:rPr>
+        <w:tab/>
+      </w:r>
+      <w:r>
+        <w:rPr>
+          <w:rFonts w:hint="eastAsia"/>
+          <w:lang w:val="en-US" w:eastAsia="zh-CN"/>
+        </w:rPr>
+        <w:t>L：预训练上下文的长度（orig_max）</w:t>
+      </w:r>
+    </w:p>
+    <w:p>
+      <w:pPr>
+        <w:pStyle w:val="3"/>
+        <w:keepNext w:val="0"/>
+        <w:keepLines w:val="0"/>
+        <w:widowControl/>
+        <w:suppressLineNumbers w:val="0"/>
+        <w:jc w:val="left"/>
+        <w:rPr>
+          <w:rFonts w:hint="eastAsia"/>
+          <w:lang w:val="en-US" w:eastAsia="zh-CN"/>
+        </w:rPr>
+      </w:pPr>
+      <w:r>
+        <w:rPr>
+          <w:rFonts w:hint="eastAsia"/>
+          <w:lang w:val="en-US" w:eastAsia="zh-CN"/>
+        </w:rPr>
+        <w:tab/>
+      </w:r>
+      <w:r>
+        <w:rPr>
+          <w:rFonts w:hint="eastAsia"/>
+          <w:lang w:val="en-US" w:eastAsia="zh-CN"/>
+        </w:rPr>
+        <w:tab/>
+      </w:r>
+      <w:r>
+        <w:rPr>
+          <w:rFonts w:hint="eastAsia"/>
+          <w:lang w:val="en-US" w:eastAsia="zh-CN"/>
+        </w:rPr>
+        <w:t>注意力温度缩放：稳定长序列下的注意力分布，避免过尖。</w:t>
+      </w:r>
+    </w:p>
+    <w:p>
+      <w:pPr>
+        <w:pStyle w:val="3"/>
+        <w:keepNext w:val="0"/>
+        <w:keepLines w:val="0"/>
+        <w:widowControl/>
+        <w:suppressLineNumbers w:val="0"/>
+        <w:jc w:val="left"/>
+        <w:rPr>
+          <w:rFonts w:hint="default"/>
+          <w:lang w:val="en-US" w:eastAsia="zh-CN"/>
+        </w:rPr>
+      </w:pPr>
+      <w:r>
+        <w:rPr>
+          <w:rFonts w:hint="eastAsia"/>
+          <w:lang w:val="en-US" w:eastAsia="zh-CN"/>
+        </w:rPr>
+        <w:tab/>
+      </w:r>
+      <w:r>
+        <w:rPr>
+          <w:rFonts w:hint="eastAsia"/>
+          <w:lang w:val="en-US" w:eastAsia="zh-CN"/>
+        </w:rPr>
+        <w:tab/>
+      </w:r>
+      <w:r>
+        <w:rPr>
+          <w:rFonts w:hint="eastAsia"/>
+          <w:lang w:val="en-US" w:eastAsia="zh-CN"/>
+        </w:rPr>
+        <w:tab/>
+      </w:r>
+      <w:r>
+        <w:rPr>
+          <w:rFonts w:hint="eastAsia"/>
+          <w:lang w:val="en-US" w:eastAsia="zh-CN"/>
+        </w:rPr>
+        <w:t>缩放因子：low之前为0，high之后为1，之间为过渡</w:t>
+      </w:r>
+    </w:p>
+    <w:p>
+      <w:pPr>
+        <w:pStyle w:val="3"/>
+        <w:keepNext w:val="0"/>
+        <w:keepLines w:val="0"/>
+        <w:widowControl/>
+        <w:suppressLineNumbers w:val="0"/>
+        <w:jc w:val="left"/>
+        <w:rPr>
+          <w:rFonts w:hint="default"/>
+          <w:lang w:val="en-US" w:eastAsia="zh-CN"/>
+        </w:rPr>
+      </w:pPr>
+      <w:r>
+        <w:rPr>
+          <w:rFonts w:hint="eastAsia"/>
+          <w:lang w:val="en-US" w:eastAsia="zh-CN"/>
+        </w:rPr>
+        <w:tab/>
+      </w:r>
+      <w:r>
+        <w:rPr>
+          <w:rFonts w:hint="eastAsia"/>
+          <w:lang w:val="en-US" w:eastAsia="zh-CN"/>
+        </w:rPr>
+        <w:tab/>
+      </w:r>
+      <w:r>
+        <w:rPr>
+          <w:rFonts w:hint="eastAsia"/>
+          <w:lang w:val="en-US" w:eastAsia="zh-CN"/>
+        </w:rPr>
+        <w:tab/>
+      </w:r>
+      <w:r>
+        <w:drawing>
+          <wp:inline distT="0" distB="0" distL="114300" distR="114300">
+            <wp:extent cx="3333750" cy="882650"/>
+            <wp:effectExtent l="0" t="0" r="6350" b="6350"/>
+            <wp:docPr id="10" name="图片 1"/>
+            <wp:cNvGraphicFramePr>
+              <a:graphicFrameLocks xmlns:a="http://schemas.openxmlformats.org/drawingml/2006/main" noChangeAspect="1"/>
+            </wp:cNvGraphicFramePr>
+            <a:graphic xmlns:a="http://schemas.openxmlformats.org/drawingml/2006/main">
+              <a:graphicData uri="http://schemas.openxmlformats.org/drawingml/2006/picture">
+                <pic:pic xmlns:pic="http://schemas.openxmlformats.org/drawingml/2006/picture">
+                  <pic:nvPicPr>
+                    <pic:cNvPr id="10" name="图片 1"/>
+                    <pic:cNvPicPr>
+                      <a:picLocks noChangeAspect="1"/>
+                    </pic:cNvPicPr>
+                  </pic:nvPicPr>
+                  <pic:blipFill>
+                    <a:blip r:embed="rId17"/>
+                    <a:stretch>
+                      <a:fillRect/>
+                    </a:stretch>
+                  </pic:blipFill>
+                  <pic:spPr>
+                    <a:xfrm>
+                      <a:off x="0" y="0"/>
+                      <a:ext cx="3333750" cy="882650"/>
+                    </a:xfrm>
+                    <a:prstGeom prst="rect">
+                      <a:avLst/>
+                    </a:prstGeom>
+                    <a:noFill/>
+                    <a:ln>
+                      <a:noFill/>
+                    </a:ln>
+                  </pic:spPr>
+                </pic:pic>
+              </a:graphicData>
+            </a:graphic>
+          </wp:inline>
+        </w:drawing>
+      </w:r>
+    </w:p>
+    <w:p>
+      <w:pPr>
+        <w:pStyle w:val="3"/>
+        <w:keepNext w:val="0"/>
+        <w:keepLines w:val="0"/>
+        <w:widowControl/>
+        <w:suppressLineNumbers w:val="0"/>
+        <w:jc w:val="left"/>
+        <w:rPr>
+          <w:rFonts w:hint="eastAsia"/>
+          <w:lang w:val="en-US" w:eastAsia="zh-CN"/>
+        </w:rPr>
+      </w:pPr>
+      <w:r>
+        <w:rPr>
+          <w:rFonts w:hint="eastAsia"/>
+          <w:lang w:val="en-US" w:eastAsia="zh-CN"/>
+        </w:rPr>
+        <w:tab/>
+      </w:r>
+      <w:r>
+        <w:rPr>
+          <w:rFonts w:hint="eastAsia"/>
+          <w:lang w:val="en-US" w:eastAsia="zh-CN"/>
+        </w:rPr>
+        <w:tab/>
+      </w:r>
+      <w:r>
+        <w:rPr>
+          <w:rFonts w:hint="eastAsia"/>
+          <w:lang w:val="en-US" w:eastAsia="zh-CN"/>
+        </w:rPr>
+        <w:t>动态缩放，缩放后的频率：</w:t>
+      </w:r>
+      <w:r>
+        <w:rPr>
+          <w:rFonts w:hint="eastAsia"/>
+          <w:lang w:val="en-US" w:eastAsia="zh-CN"/>
+        </w:rPr>
+        <w:tab/>
+        <w:t/>
+      </w:r>
+      <w:r>
+        <w:rPr>
+          <w:rFonts w:hint="eastAsia"/>
+          <w:lang w:val="en-US" w:eastAsia="zh-CN"/>
+        </w:rPr>
+        <w:tab/>
+      </w:r>
+      <w:r>
+        <w:drawing>
+          <wp:inline distT="0" distB="0" distL="114300" distR="114300">
+            <wp:extent cx="2844800" cy="647700"/>
+            <wp:effectExtent l="0" t="0" r="0" b="0"/>
+            <wp:docPr id="13" name="图片 2"/>
+            <wp:cNvGraphicFramePr>
+              <a:graphicFrameLocks xmlns:a="http://schemas.openxmlformats.org/drawingml/2006/main" noChangeAspect="1"/>
+            </wp:cNvGraphicFramePr>
+            <a:graphic xmlns:a="http://schemas.openxmlformats.org/drawingml/2006/main">
+              <a:graphicData uri="http://schemas.openxmlformats.org/drawingml/2006/picture">
+                <pic:pic xmlns:pic="http://schemas.openxmlformats.org/drawingml/2006/picture">
+                  <pic:nvPicPr>
+                    <pic:cNvPr id="13" name="图片 2"/>
+                    <pic:cNvPicPr>
+                      <a:picLocks noChangeAspect="1"/>
+                    </pic:cNvPicPr>
+                  </pic:nvPicPr>
+                  <pic:blipFill>
+                    <a:blip r:embed="rId18"/>
+                    <a:stretch>
+                      <a:fillRect/>
+                    </a:stretch>
+                  </pic:blipFill>
+                  <pic:spPr>
+                    <a:xfrm>
+                      <a:off x="0" y="0"/>
+                      <a:ext cx="2844800" cy="647700"/>
+                    </a:xfrm>
+                    <a:prstGeom prst="rect">
+                      <a:avLst/>
+                    </a:prstGeom>
+                    <a:noFill/>
+                    <a:ln>
+                      <a:noFill/>
+                    </a:ln>
+                  </pic:spPr>
+                </pic:pic>
+              </a:graphicData>
+            </a:graphic>
+          </wp:inline>
+        </w:drawing>
+      </w:r>
+    </w:p>
+    <w:p>
+      <w:pPr>
+        <w:pStyle w:val="3"/>
+        <w:keepNext w:val="0"/>
+        <w:keepLines w:val="0"/>
+        <w:widowControl/>
+        <w:suppressLineNumbers w:val="0"/>
+        <w:jc w:val="left"/>
+      </w:pPr>
+      <w:r>
+        <w:rPr>
+          <w:rFonts w:hint="eastAsia"/>
+          <w:lang w:val="en-US" w:eastAsia="zh-CN"/>
+        </w:rPr>
+        <w:tab/>
+      </w:r>
+      <w:r>
+        <w:rPr>
+          <w:rFonts w:hint="eastAsia"/>
+          <w:lang w:val="en-US" w:eastAsia="zh-CN"/>
+        </w:rPr>
+        <w:tab/>
+      </w:r>
+      <w:r>
+        <w:rPr>
+          <w:rFonts w:hint="eastAsia"/>
+          <w:lang w:val="en-US" w:eastAsia="zh-CN"/>
+        </w:rPr>
+        <w:tab/>
+      </w:r>
+    </w:p>
+    <w:p>
+      <w:pPr>
+        <w:pStyle w:val="3"/>
+        <w:keepNext w:val="0"/>
+        <w:keepLines w:val="0"/>
+        <w:widowControl/>
+        <w:suppressLineNumbers w:val="0"/>
+        <w:jc w:val="left"/>
+      </w:pPr>
+      <w:r>
+        <w:rPr>
+          <w:rFonts w:hint="eastAsia"/>
+          <w:lang w:val="en-US" w:eastAsia="zh-CN"/>
+        </w:rPr>
+        <w:t>旋转角度矩阵：</w:t>
+      </w:r>
+      <w:r>
+        <w:drawing>
+          <wp:inline distT="0" distB="0" distL="114300" distR="114300">
+            <wp:extent cx="1733550" cy="476250"/>
+            <wp:effectExtent l="0" t="0" r="6350" b="6350"/>
+            <wp:docPr id="14" name="图片 3"/>
+            <wp:cNvGraphicFramePr>
+              <a:graphicFrameLocks xmlns:a="http://schemas.openxmlformats.org/drawingml/2006/main" noChangeAspect="1"/>
+            </wp:cNvGraphicFramePr>
+            <a:graphic xmlns:a="http://schemas.openxmlformats.org/drawingml/2006/main">
+              <a:graphicData uri="http://schemas.openxmlformats.org/drawingml/2006/picture">
+                <pic:pic xmlns:pic="http://schemas.openxmlformats.org/drawingml/2006/picture">
+                  <pic:nvPicPr>
+                    <pic:cNvPr id="14" name="图片 3"/>
+                    <pic:cNvPicPr>
+                      <a:picLocks noChangeAspect="1"/>
+                    </pic:cNvPicPr>
+                  </pic:nvPicPr>
+                  <pic:blipFill>
+                    <a:blip r:embed="rId19"/>
+                    <a:stretch>
+                      <a:fillRect/>
+                    </a:stretch>
+                  </pic:blipFill>
+                  <pic:spPr>
+                    <a:xfrm>
+                      <a:off x="0" y="0"/>
+                      <a:ext cx="1733550" cy="476250"/>
+                    </a:xfrm>
+                    <a:prstGeom prst="rect">
+                      <a:avLst/>
+                    </a:prstGeom>
+                    <a:noFill/>
+                    <a:ln>
+                      <a:noFill/>
+                    </a:ln>
+                  </pic:spPr>
+                </pic:pic>
+              </a:graphicData>
+            </a:graphic>
+          </wp:inline>
+        </w:drawing>
+      </w:r>
+    </w:p>
+    <w:p>
+      <w:pPr>
+        <w:pStyle w:val="3"/>
+        <w:keepNext w:val="0"/>
+        <w:keepLines w:val="0"/>
+        <w:widowControl/>
+        <w:suppressLineNumbers w:val="0"/>
+        <w:jc w:val="left"/>
+        <w:rPr>
+          <w:rFonts w:hint="default" w:eastAsia="宋体"/>
+          <w:lang w:val="en-US" w:eastAsia="zh-CN"/>
+        </w:rPr>
+      </w:pPr>
+    </w:p>
+    <w:p>
+      <w:pPr>
+        <w:pStyle w:val="3"/>
+        <w:keepNext w:val="0"/>
+        <w:keepLines w:val="0"/>
+        <w:widowControl/>
+        <w:suppressLineNumbers w:val="0"/>
+        <w:jc w:val="left"/>
+        <w:rPr>
+          <w:rFonts w:hint="eastAsia"/>
+          <w:lang w:val="en-US" w:eastAsia="zh-CN"/>
+        </w:rPr>
+      </w:pPr>
+      <w:r>
+        <w:rPr>
+          <w:rFonts w:hint="eastAsia"/>
+          <w:lang w:val="en-US" w:eastAsia="zh-CN"/>
+        </w:rPr>
+        <w:t>代码实现：</w:t>
+      </w:r>
+    </w:p>
+    <w:p>
+      <w:pPr>
+        <w:pStyle w:val="3"/>
+        <w:keepNext w:val="0"/>
+        <w:keepLines w:val="0"/>
+        <w:widowControl/>
+        <w:suppressLineNumbers w:val="0"/>
+        <w:jc w:val="left"/>
+        <w:rPr>
+          <w:rFonts w:hint="default"/>
+          <w:lang w:val="en-US" w:eastAsia="zh-CN"/>
+        </w:rPr>
+      </w:pPr>
+      <w:r>
+        <w:rPr>
+          <w:rFonts w:hint="eastAsia"/>
+          <w:lang w:val="en-US" w:eastAsia="zh-CN"/>
+        </w:rPr>
+        <w:t>计算频率：</w:t>
+      </w:r>
+    </w:p>
+    <w:p>
+      <w:pPr>
+        <w:pStyle w:val="3"/>
+        <w:keepNext w:val="0"/>
+        <w:keepLines w:val="0"/>
+        <w:widowControl/>
+        <w:suppressLineNumbers w:val="0"/>
+        <w:jc w:val="left"/>
+      </w:pPr>
+      <w:r>
+        <w:drawing>
+          <wp:inline distT="0" distB="0" distL="114300" distR="114300">
+            <wp:extent cx="5268595" cy="819150"/>
+            <wp:effectExtent l="0" t="0" r="1905" b="6350"/>
+            <wp:docPr id="18" name="图片 1"/>
+            <wp:cNvGraphicFramePr>
+              <a:graphicFrameLocks xmlns:a="http://schemas.openxmlformats.org/drawingml/2006/main" noChangeAspect="1"/>
+            </wp:cNvGraphicFramePr>
+            <a:graphic xmlns:a="http://schemas.openxmlformats.org/drawingml/2006/main">
+              <a:graphicData uri="http://schemas.openxmlformats.org/drawingml/2006/picture">
+                <pic:pic xmlns:pic="http://schemas.openxmlformats.org/drawingml/2006/picture">
+                  <pic:nvPicPr>
+                    <pic:cNvPr id="18" name="图片 1"/>
+                    <pic:cNvPicPr>
+                      <a:picLocks noChangeAspect="1"/>
+                    </pic:cNvPicPr>
+                  </pic:nvPicPr>
+                  <pic:blipFill>
+                    <a:blip r:embed="rId20"/>
+                    <a:stretch>
+                      <a:fillRect/>
+                    </a:stretch>
+                  </pic:blipFill>
+                  <pic:spPr>
+                    <a:xfrm>
+                      <a:off x="0" y="0"/>
+                      <a:ext cx="5268595" cy="819150"/>
+                    </a:xfrm>
+                    <a:prstGeom prst="rect">
+                      <a:avLst/>
+                    </a:prstGeom>
+                    <a:noFill/>
+                    <a:ln>
+                      <a:noFill/>
+                    </a:ln>
+                  </pic:spPr>
+                </pic:pic>
+              </a:graphicData>
+            </a:graphic>
+          </wp:inline>
+        </w:drawing>
+      </w:r>
+    </w:p>
+    <w:p>
+      <w:pPr>
+        <w:pStyle w:val="3"/>
+        <w:keepNext w:val="0"/>
+        <w:keepLines w:val="0"/>
+        <w:widowControl/>
+        <w:suppressLineNumbers w:val="0"/>
+        <w:jc w:val="left"/>
+        <w:rPr>
+          <w:rFonts w:hint="eastAsia"/>
+          <w:lang w:val="en-US" w:eastAsia="zh-CN"/>
+        </w:rPr>
+      </w:pPr>
+      <w:r>
+        <w:rPr>
+          <w:rFonts w:hint="eastAsia"/>
+          <w:lang w:val="en-US" w:eastAsia="zh-CN"/>
+        </w:rPr>
+        <w:t>使用YaRN：</w:t>
+      </w:r>
+    </w:p>
+    <w:p>
+      <w:pPr>
+        <w:pStyle w:val="3"/>
+        <w:keepNext w:val="0"/>
+        <w:keepLines w:val="0"/>
+        <w:widowControl/>
+        <w:suppressLineNumbers w:val="0"/>
+        <w:jc w:val="left"/>
+        <w:rPr>
+          <w:rFonts w:hint="eastAsia"/>
+          <w:lang w:val="en-US" w:eastAsia="zh-CN"/>
+        </w:rPr>
+      </w:pPr>
+      <w:r>
+        <w:rPr>
+          <w:rFonts w:hint="eastAsia"/>
+          <w:lang w:val="en-US" w:eastAsia="zh-CN"/>
+        </w:rPr>
+        <w:tab/>
+        <w:t>长度大于训练长度：映射——&gt;划分高低频</w:t>
+      </w:r>
+    </w:p>
+    <w:p>
+      <w:pPr>
+        <w:pStyle w:val="3"/>
+        <w:keepNext w:val="0"/>
+        <w:keepLines w:val="0"/>
+        <w:widowControl/>
+        <w:suppressLineNumbers w:val="0"/>
+        <w:jc w:val="left"/>
+        <w:rPr>
+          <w:rFonts w:hint="default"/>
+          <w:lang w:val="en-US" w:eastAsia="zh-CN"/>
+        </w:rPr>
+      </w:pPr>
+      <w:r>
+        <w:rPr>
+          <w:rFonts w:hint="eastAsia"/>
+          <w:lang w:val="en-US" w:eastAsia="zh-CN"/>
+        </w:rPr>
+        <w:tab/>
+        <w:t/>
+      </w:r>
+      <w:r>
+        <w:rPr>
+          <w:rFonts w:hint="eastAsia"/>
+          <w:lang w:val="en-US" w:eastAsia="zh-CN"/>
+        </w:rPr>
+        <w:tab/>
+        <w:t/>
+      </w:r>
+      <w:r>
+        <w:rPr>
+          <w:rFonts w:hint="eastAsia"/>
+          <w:lang w:val="en-US" w:eastAsia="zh-CN"/>
+        </w:rPr>
+        <w:tab/>
+        <w:t/>
+      </w:r>
+      <w:r>
+        <w:rPr>
+          <w:rFonts w:hint="eastAsia"/>
+          <w:lang w:val="en-US" w:eastAsia="zh-CN"/>
+        </w:rPr>
+        <w:tab/>
+        <w:t>——&gt;计算缩放因子，缩放频率</w:t>
+      </w:r>
+    </w:p>
+    <w:p>
+      <w:pPr>
+        <w:pStyle w:val="3"/>
+        <w:keepNext w:val="0"/>
+        <w:keepLines w:val="0"/>
+        <w:widowControl/>
+        <w:suppressLineNumbers w:val="0"/>
+        <w:jc w:val="left"/>
+        <w:rPr>
+          <w:rFonts w:hint="eastAsia"/>
+          <w:lang w:val="en-US" w:eastAsia="zh-CN"/>
+        </w:rPr>
+      </w:pPr>
+    </w:p>
+    <w:p>
+      <w:pPr>
+        <w:pStyle w:val="3"/>
+        <w:keepNext w:val="0"/>
+        <w:keepLines w:val="0"/>
+        <w:widowControl/>
+        <w:suppressLineNumbers w:val="0"/>
+        <w:jc w:val="left"/>
+      </w:pPr>
+      <w:r>
+        <w:drawing>
+          <wp:inline distT="0" distB="0" distL="114300" distR="114300">
+            <wp:extent cx="5267325" cy="2926715"/>
+            <wp:effectExtent l="0" t="0" r="3175" b="6985"/>
+            <wp:docPr id="20" name="图片 3"/>
+            <wp:cNvGraphicFramePr>
+              <a:graphicFrameLocks xmlns:a="http://schemas.openxmlformats.org/drawingml/2006/main" noChangeAspect="1"/>
+            </wp:cNvGraphicFramePr>
+            <a:graphic xmlns:a="http://schemas.openxmlformats.org/drawingml/2006/main">
+              <a:graphicData uri="http://schemas.openxmlformats.org/drawingml/2006/picture">
+                <pic:pic xmlns:pic="http://schemas.openxmlformats.org/drawingml/2006/picture">
+                  <pic:nvPicPr>
+                    <pic:cNvPr id="20" name="图片 3"/>
+                    <pic:cNvPicPr>
+                      <a:picLocks noChangeAspect="1"/>
+                    </pic:cNvPicPr>
+                  </pic:nvPicPr>
+                  <pic:blipFill>
+                    <a:blip r:embed="rId21"/>
+                    <a:stretch>
+                      <a:fillRect/>
+                    </a:stretch>
+                  </pic:blipFill>
+                  <pic:spPr>
+                    <a:xfrm>
+                      <a:off x="0" y="0"/>
+                      <a:ext cx="5267325" cy="2926715"/>
+                    </a:xfrm>
+                    <a:prstGeom prst="rect">
+                      <a:avLst/>
+                    </a:prstGeom>
+                    <a:noFill/>
+                    <a:ln>
+                      <a:noFill/>
+                    </a:ln>
+                  </pic:spPr>
+                </pic:pic>
+              </a:graphicData>
+            </a:graphic>
+          </wp:inline>
+        </w:drawing>
+      </w:r>
+    </w:p>
+    <w:p>
+      <w:pPr>
+        <w:pStyle w:val="3"/>
+        <w:keepNext w:val="0"/>
+        <w:keepLines w:val="0"/>
+        <w:widowControl/>
+        <w:suppressLineNumbers w:val="0"/>
+        <w:jc w:val="left"/>
+        <w:rPr>
+          <w:rFonts w:hint="eastAsia"/>
+          <w:lang w:val="en-US" w:eastAsia="zh-CN"/>
+        </w:rPr>
+      </w:pPr>
+      <w:r>
+        <w:rPr>
+          <w:rFonts w:hint="eastAsia"/>
+          <w:lang w:val="en-US" w:eastAsia="zh-CN"/>
+        </w:rPr>
+        <w:t>生成位置矩阵：</w:t>
+      </w:r>
+    </w:p>
+    <w:p>
+      <w:pPr>
+        <w:pStyle w:val="3"/>
+        <w:keepNext w:val="0"/>
+        <w:keepLines w:val="0"/>
+        <w:widowControl/>
+        <w:suppressLineNumbers w:val="0"/>
+        <w:jc w:val="left"/>
+      </w:pPr>
+      <w:r>
+        <w:drawing>
+          <wp:inline distT="0" distB="0" distL="114300" distR="114300">
+            <wp:extent cx="5270500" cy="740410"/>
+            <wp:effectExtent l="0" t="0" r="0" b="8890"/>
+            <wp:docPr id="22" name="图片 5"/>
+            <wp:cNvGraphicFramePr>
+              <a:graphicFrameLocks xmlns:a="http://schemas.openxmlformats.org/drawingml/2006/main" noChangeAspect="1"/>
+            </wp:cNvGraphicFramePr>
+            <a:graphic xmlns:a="http://schemas.openxmlformats.org/drawingml/2006/main">
+              <a:graphicData uri="http://schemas.openxmlformats.org/drawingml/2006/picture">
+                <pic:pic xmlns:pic="http://schemas.openxmlformats.org/drawingml/2006/picture">
+                  <pic:nvPicPr>
+                    <pic:cNvPr id="22" name="图片 5"/>
+                    <pic:cNvPicPr>
+                      <a:picLocks noChangeAspect="1"/>
+                    </pic:cNvPicPr>
+                  </pic:nvPicPr>
+                  <pic:blipFill>
+                    <a:blip r:embed="rId22"/>
+                    <a:stretch>
+                      <a:fillRect/>
+                    </a:stretch>
+                  </pic:blipFill>
+                  <pic:spPr>
+                    <a:xfrm>
+                      <a:off x="0" y="0"/>
+                      <a:ext cx="5270500" cy="740410"/>
+                    </a:xfrm>
+                    <a:prstGeom prst="rect">
+                      <a:avLst/>
+                    </a:prstGeom>
+                    <a:noFill/>
+                    <a:ln>
+                      <a:noFill/>
+                    </a:ln>
+                  </pic:spPr>
+                </pic:pic>
+              </a:graphicData>
+            </a:graphic>
+          </wp:inline>
+        </w:drawing>
+      </w:r>
+    </w:p>
+    <w:p>
+      <w:pPr>
+        <w:pStyle w:val="3"/>
+        <w:keepNext w:val="0"/>
+        <w:keepLines w:val="0"/>
+        <w:widowControl/>
+        <w:suppressLineNumbers w:val="0"/>
+        <w:jc w:val="left"/>
+        <w:rPr>
+          <w:rFonts w:hint="eastAsia" w:eastAsia="宋体"/>
+          <w:lang w:val="en-US" w:eastAsia="zh-CN"/>
+        </w:rPr>
+      </w:pPr>
+      <w:r>
+        <w:rPr>
+          <w:rFonts w:hint="eastAsia"/>
+          <w:lang w:val="en-US" w:eastAsia="zh-CN"/>
+        </w:rPr>
+        <w:t>扩展维度：</w:t>
+      </w:r>
+      <w:r>
+        <w:rPr>
+          <w:rFonts w:hint="eastAsia"/>
+          <w:lang w:val="en-US" w:eastAsia="zh-CN"/>
+        </w:rPr>
+        <w:br w:type="textWrapping"/>
+      </w:r>
+      <w:r>
+        <w:drawing>
+          <wp:inline distT="0" distB="0" distL="114300" distR="114300">
+            <wp:extent cx="5273675" cy="1064260"/>
+            <wp:effectExtent l="0" t="0" r="9525" b="2540"/>
+            <wp:docPr id="23" name="图片 6"/>
+            <wp:cNvGraphicFramePr>
+              <a:graphicFrameLocks xmlns:a="http://schemas.openxmlformats.org/drawingml/2006/main" noChangeAspect="1"/>
+            </wp:cNvGraphicFramePr>
+            <a:graphic xmlns:a="http://schemas.openxmlformats.org/drawingml/2006/main">
+              <a:graphicData uri="http://schemas.openxmlformats.org/drawingml/2006/picture">
+                <pic:pic xmlns:pic="http://schemas.openxmlformats.org/drawingml/2006/picture">
+                  <pic:nvPicPr>
+                    <pic:cNvPr id="23" name="图片 6"/>
+                    <pic:cNvPicPr>
+                      <a:picLocks noChangeAspect="1"/>
+                    </pic:cNvPicPr>
+                  </pic:nvPicPr>
+                  <pic:blipFill>
+                    <a:blip r:embed="rId23"/>
+                    <a:stretch>
+                      <a:fillRect/>
+                    </a:stretch>
+                  </pic:blipFill>
+                  <pic:spPr>
+                    <a:xfrm>
+                      <a:off x="0" y="0"/>
+                      <a:ext cx="5273675" cy="1064260"/>
+                    </a:xfrm>
+                    <a:prstGeom prst="rect">
+                      <a:avLst/>
+                    </a:prstGeom>
+                    <a:noFill/>
+                    <a:ln>
+                      <a:noFill/>
+                    </a:ln>
+                  </pic:spPr>
+                </pic:pic>
+              </a:graphicData>
+            </a:graphic>
+          </wp:inline>
+        </w:drawing>
+      </w:r>
+    </w:p>
+    <w:p>
+      <w:pPr>
+        <w:pStyle w:val="3"/>
+        <w:keepNext w:val="0"/>
+        <w:keepLines w:val="0"/>
+        <w:widowControl/>
+        <w:suppressLineNumbers w:val="0"/>
+        <w:jc w:val="left"/>
+        <w:rPr>
+          <w:rFonts w:hint="default"/>
+          <w:lang w:val="en-US" w:eastAsia="zh-CN"/>
+        </w:rPr>
+      </w:pPr>
+      <w:r>
+        <w:rPr>
+          <w:rFonts w:hint="default"/>
+          <w:lang w:val="en-US" w:eastAsia="zh-CN"/>
+        </w:rPr>
+        <w:drawing>
+          <wp:inline distT="0" distB="0" distL="114300" distR="114300">
+            <wp:extent cx="2441575" cy="7067550"/>
+            <wp:effectExtent l="0" t="0" r="9525" b="6350"/>
+            <wp:docPr id="17" name="图片 17" descr="deepseek_mermaid_20260427_95fd7a"/>
+            <wp:cNvGraphicFramePr>
+              <a:graphicFrameLocks xmlns:a="http://schemas.openxmlformats.org/drawingml/2006/main" noChangeAspect="1"/>
+            </wp:cNvGraphicFramePr>
+            <a:graphic xmlns:a="http://schemas.openxmlformats.org/drawingml/2006/main">
+              <a:graphicData uri="http://schemas.openxmlformats.org/drawingml/2006/picture">
+                <pic:pic xmlns:pic="http://schemas.openxmlformats.org/drawingml/2006/picture">
+                  <pic:nvPicPr>
+                    <pic:cNvPr id="17" name="图片 17" descr="deepseek_mermaid_20260427_95fd7a"/>
+                    <pic:cNvPicPr>
+                      <a:picLocks noChangeAspect="1"/>
+                    </pic:cNvPicPr>
+                  </pic:nvPicPr>
+                  <pic:blipFill>
+                    <a:blip r:embed="rId24"/>
+                    <a:stretch>
+                      <a:fillRect/>
+                    </a:stretch>
+                  </pic:blipFill>
+                  <pic:spPr>
+                    <a:xfrm>
+                      <a:off x="0" y="0"/>
+                      <a:ext cx="2441575" cy="7067550"/>
+                    </a:xfrm>
+                    <a:prstGeom prst="rect">
+                      <a:avLst/>
+                    </a:prstGeom>
+                  </pic:spPr>
+                </pic:pic>
+              </a:graphicData>
+            </a:graphic>
+          </wp:inline>
+        </w:drawing>
+      </w:r>
+    </w:p>
+    <w:p>
+      <w:pPr>
+        <w:pStyle w:val="3"/>
+        <w:keepNext w:val="0"/>
+        <w:keepLines w:val="0"/>
+        <w:widowControl/>
+        <w:suppressLineNumbers w:val="0"/>
+        <w:jc w:val="left"/>
+        <w:rPr>
+          <w:rFonts w:hint="default"/>
+          <w:lang w:val="en-US" w:eastAsia="zh-CN"/>
+        </w:rPr>
+      </w:pPr>
+    </w:p>
+    <w:p>
+      <w:pPr>
+        <w:pStyle w:val="3"/>
+        <w:keepNext w:val="0"/>
+        <w:keepLines w:val="0"/>
+        <w:widowControl/>
+        <w:suppressLineNumbers w:val="0"/>
+        <w:jc w:val="left"/>
+        <w:rPr>
+          <w:rFonts w:hint="eastAsia" w:cs="宋体"/>
+          <w:b/>
+          <w:bCs/>
+          <w:color w:val="auto"/>
+          <w:sz w:val="28"/>
+          <w:szCs w:val="28"/>
+          <w:shd w:val="clear" w:fill="FFFFFF"/>
+          <w:lang w:val="en-US" w:eastAsia="zh-CN"/>
+        </w:rPr>
+      </w:pPr>
+      <w:r>
+        <w:rPr>
+          <w:rFonts w:hint="eastAsia" w:cs="宋体"/>
+          <w:b/>
+          <w:bCs/>
+          <w:color w:val="auto"/>
+          <w:sz w:val="28"/>
+          <w:szCs w:val="28"/>
+          <w:shd w:val="clear" w:fill="FFFFFF"/>
+          <w:lang w:val="en-US" w:eastAsia="zh-CN"/>
+        </w:rPr>
+        <w:t>DAY6 GQA</w:t>
+      </w:r>
+    </w:p>
+    <w:p>
+      <w:pPr>
+        <w:pStyle w:val="3"/>
+        <w:keepNext w:val="0"/>
+        <w:keepLines w:val="0"/>
+        <w:widowControl/>
+        <w:suppressLineNumbers w:val="0"/>
+        <w:jc w:val="left"/>
+        <w:rPr>
+          <w:rFonts w:hint="eastAsia" w:cs="宋体"/>
+          <w:b w:val="0"/>
+          <w:bCs w:val="0"/>
+          <w:color w:val="auto"/>
+          <w:sz w:val="28"/>
+          <w:szCs w:val="28"/>
+          <w:shd w:val="clear" w:fill="FFFFFF"/>
+          <w:lang w:val="en-US" w:eastAsia="zh-CN"/>
+        </w:rPr>
+      </w:pPr>
+      <w:r>
+        <w:rPr>
+          <w:rFonts w:hint="eastAsia" w:cs="宋体"/>
+          <w:b w:val="0"/>
+          <w:bCs w:val="0"/>
+          <w:color w:val="auto"/>
+          <w:sz w:val="28"/>
+          <w:szCs w:val="28"/>
+          <w:shd w:val="clear" w:fill="FFFFFF"/>
+          <w:lang w:val="en-US" w:eastAsia="zh-CN"/>
+        </w:rPr>
+        <w:t>Q共享KV</w:t>
+      </w:r>
+    </w:p>
+    <w:p>
+      <w:pPr>
+        <w:pStyle w:val="3"/>
+        <w:keepNext w:val="0"/>
+        <w:keepLines w:val="0"/>
+        <w:widowControl/>
+        <w:suppressLineNumbers w:val="0"/>
+        <w:jc w:val="left"/>
+        <w:rPr>
+          <w:rFonts w:hint="default" w:cs="宋体"/>
+          <w:b w:val="0"/>
+          <w:bCs w:val="0"/>
+          <w:color w:val="auto"/>
+          <w:sz w:val="28"/>
+          <w:szCs w:val="28"/>
+          <w:shd w:val="clear" w:fill="FFFFFF"/>
+          <w:lang w:val="en-US" w:eastAsia="zh-CN"/>
+        </w:rPr>
+      </w:pPr>
+      <w:r>
+        <w:drawing>
+          <wp:inline distT="0" distB="0" distL="114300" distR="114300">
+            <wp:extent cx="2546350" cy="5270500"/>
+            <wp:effectExtent l="0" t="0" r="6350" b="0"/>
+            <wp:docPr id="25" name="图片 8"/>
+            <wp:cNvGraphicFramePr>
+              <a:graphicFrameLocks xmlns:a="http://schemas.openxmlformats.org/drawingml/2006/main" noChangeAspect="1"/>
+            </wp:cNvGraphicFramePr>
+            <a:graphic xmlns:a="http://schemas.openxmlformats.org/drawingml/2006/main">
+              <a:graphicData uri="http://schemas.openxmlformats.org/drawingml/2006/picture">
+                <pic:pic xmlns:pic="http://schemas.openxmlformats.org/drawingml/2006/picture">
+                  <pic:nvPicPr>
+                    <pic:cNvPr id="25" name="图片 8"/>
+                    <pic:cNvPicPr>
+                      <a:picLocks noChangeAspect="1"/>
+                    </pic:cNvPicPr>
+                  </pic:nvPicPr>
+                  <pic:blipFill>
+                    <a:blip r:embed="rId25"/>
+                    <a:stretch>
+                      <a:fillRect/>
+                    </a:stretch>
+                  </pic:blipFill>
+                  <pic:spPr>
+                    <a:xfrm>
+                      <a:off x="0" y="0"/>
+                      <a:ext cx="2546350" cy="5270500"/>
+                    </a:xfrm>
+                    <a:prstGeom prst="rect">
+                      <a:avLst/>
+                    </a:prstGeom>
+                    <a:noFill/>
+                    <a:ln>
+                      <a:noFill/>
+                    </a:ln>
+                  </pic:spPr>
+                </pic:pic>
+              </a:graphicData>
+            </a:graphic>
+          </wp:inline>
+        </w:drawing>
+      </w:r>
+      <w:bookmarkStart w:id="0" w:name="_GoBack"/>
+      <w:bookmarkEnd w:id="0"/>
+    </w:p>
     <w:sectPr>
       <w:pgSz w:w="11906" w:h="16838"/>
       <w:pgMar w:top="1440" w:right="1800" w:bottom="1440" w:left="1800" w:header="851" w:footer="992" w:gutter="0"/>
@@ -2389,6 +5821,161 @@
     </w:sectPr>
   </w:body>
 </w:document>
+</file>
+
+<file path=word/numbering.xml><?xml version="1.0" encoding="utf-8"?>
+<w:numbering xmlns:wpc="http://schemas.microsoft.com/office/word/2010/wordprocessingCanvas" xmlns:mc="http://schemas.openxmlformats.org/markup-compatibility/2006" xmlns:o="urn:schemas-microsoft-com:office:office" xmlns:r="http://schemas.openxmlformats.org/officeDocument/2006/relationships" xmlns:m="http://schemas.openxmlformats.org/officeDocument/2006/math" xmlns:v="urn:schemas-microsoft-com:vml" xmlns:wp14="http://schemas.microsoft.com/office/word/2010/wordprocessingDrawing" xmlns:wp="http://schemas.openxmlformats.org/drawingml/2006/wordprocessingDrawing" xmlns:w10="urn:schemas-microsoft-com:office:word" xmlns:w="http://schemas.openxmlformats.org/wordprocessingml/2006/main" xmlns:w14="http://schemas.microsoft.com/office/word/2010/wordml" xmlns:wpg="http://schemas.microsoft.com/office/word/2010/wordprocessingGroup" xmlns:wpi="http://schemas.microsoft.com/office/word/2010/wordprocessingInk" xmlns:wne="http://schemas.microsoft.com/office/word/2006/wordml" xmlns:wps="http://schemas.microsoft.com/office/word/2010/wordprocessingShape" xmlns:wpsCustomData="http://www.wps.cn/officeDocument/2013/wpsCustomData" mc:Ignorable="w14 wp14">
+  <w:abstractNum w:abstractNumId="0">
+    <w:nsid w:val="998A8661"/>
+    <w:multiLevelType w:val="singleLevel"/>
+    <w:tmpl w:val="998A8661"/>
+    <w:lvl w:ilvl="0" w:tentative="0">
+      <w:start w:val="2"/>
+      <w:numFmt w:val="decimal"/>
+      <w:suff w:val="space"/>
+      <w:lvlText w:val="%1."/>
+      <w:lvlJc w:val="left"/>
+    </w:lvl>
+  </w:abstractNum>
+  <w:abstractNum w:abstractNumId="1">
+    <w:nsid w:val="7CA03139"/>
+    <w:multiLevelType w:val="multilevel"/>
+    <w:tmpl w:val="7CA03139"/>
+    <w:lvl w:ilvl="0" w:tentative="0">
+      <w:start w:val="1"/>
+      <w:numFmt w:val="decimal"/>
+      <w:suff w:val="space"/>
+      <w:lvlText w:val="%1."/>
+      <w:lvlJc w:val="left"/>
+    </w:lvl>
+    <w:lvl w:ilvl="1" w:tentative="0">
+      <w:start w:val="1"/>
+      <w:numFmt w:val="decimal"/>
+      <w:lvlText w:val="(%2)"/>
+      <w:lvlJc w:val="left"/>
+      <w:pPr>
+        <w:tabs>
+          <w:tab w:val="left" w:pos="840"/>
+        </w:tabs>
+        <w:ind w:left="840" w:leftChars="0" w:hanging="420" w:firstLineChars="0"/>
+      </w:pPr>
+      <w:rPr>
+        <w:rFonts w:hint="default"/>
+      </w:rPr>
+    </w:lvl>
+    <w:lvl w:ilvl="2" w:tentative="0">
+      <w:start w:val="1"/>
+      <w:numFmt w:val="decimalEnclosedCircleChinese"/>
+      <w:lvlText w:val="%3"/>
+      <w:lvlJc w:val="left"/>
+      <w:pPr>
+        <w:tabs>
+          <w:tab w:val="left" w:pos="1260"/>
+        </w:tabs>
+        <w:ind w:left="1260" w:leftChars="0" w:hanging="420" w:firstLineChars="0"/>
+      </w:pPr>
+      <w:rPr>
+        <w:rFonts w:hint="default"/>
+      </w:rPr>
+    </w:lvl>
+    <w:lvl w:ilvl="3" w:tentative="0">
+      <w:start w:val="1"/>
+      <w:numFmt w:val="decimal"/>
+      <w:lvlText w:val="%4)"/>
+      <w:lvlJc w:val="left"/>
+      <w:pPr>
+        <w:tabs>
+          <w:tab w:val="left" w:pos="1680"/>
+        </w:tabs>
+        <w:ind w:left="1680" w:leftChars="0" w:hanging="420" w:firstLineChars="0"/>
+      </w:pPr>
+      <w:rPr>
+        <w:rFonts w:hint="default"/>
+      </w:rPr>
+    </w:lvl>
+    <w:lvl w:ilvl="4" w:tentative="0">
+      <w:start w:val="1"/>
+      <w:numFmt w:val="lowerLetter"/>
+      <w:lvlText w:val="%5."/>
+      <w:lvlJc w:val="left"/>
+      <w:pPr>
+        <w:tabs>
+          <w:tab w:val="left" w:pos="2100"/>
+        </w:tabs>
+        <w:ind w:left="2100" w:leftChars="0" w:hanging="420" w:firstLineChars="0"/>
+      </w:pPr>
+      <w:rPr>
+        <w:rFonts w:hint="default"/>
+      </w:rPr>
+    </w:lvl>
+    <w:lvl w:ilvl="5" w:tentative="0">
+      <w:start w:val="1"/>
+      <w:numFmt w:val="lowerLetter"/>
+      <w:lvlText w:val="%6)"/>
+      <w:lvlJc w:val="left"/>
+      <w:pPr>
+        <w:tabs>
+          <w:tab w:val="left" w:pos="2520"/>
+        </w:tabs>
+        <w:ind w:left="2520" w:leftChars="0" w:hanging="420" w:firstLineChars="0"/>
+      </w:pPr>
+      <w:rPr>
+        <w:rFonts w:hint="default"/>
+      </w:rPr>
+    </w:lvl>
+    <w:lvl w:ilvl="6" w:tentative="0">
+      <w:start w:val="1"/>
+      <w:numFmt w:val="lowerRoman"/>
+      <w:lvlText w:val="%7."/>
+      <w:lvlJc w:val="left"/>
+      <w:pPr>
+        <w:tabs>
+          <w:tab w:val="left" w:pos="2940"/>
+        </w:tabs>
+        <w:ind w:left="2940" w:leftChars="0" w:hanging="420" w:firstLineChars="0"/>
+      </w:pPr>
+      <w:rPr>
+        <w:rFonts w:hint="default"/>
+      </w:rPr>
+    </w:lvl>
+    <w:lvl w:ilvl="7" w:tentative="0">
+      <w:start w:val="1"/>
+      <w:numFmt w:val="lowerRoman"/>
+      <w:lvlText w:val="%8)"/>
+      <w:lvlJc w:val="left"/>
+      <w:pPr>
+        <w:tabs>
+          <w:tab w:val="left" w:pos="3360"/>
+        </w:tabs>
+        <w:ind w:left="3360" w:leftChars="0" w:hanging="420" w:firstLineChars="0"/>
+      </w:pPr>
+      <w:rPr>
+        <w:rFonts w:hint="default"/>
+      </w:rPr>
+    </w:lvl>
+    <w:lvl w:ilvl="8" w:tentative="0">
+      <w:start w:val="1"/>
+      <w:numFmt w:val="lowerLetter"/>
+      <w:lvlText w:val="%9."/>
+      <w:lvlJc w:val="left"/>
+      <w:pPr>
+        <w:tabs>
+          <w:tab w:val="left" w:pos="3780"/>
+        </w:tabs>
+        <w:ind w:left="3780" w:leftChars="0" w:hanging="420" w:firstLineChars="0"/>
+      </w:pPr>
+      <w:rPr>
+        <w:rFonts w:hint="default"/>
+      </w:rPr>
+    </w:lvl>
+  </w:abstractNum>
+  <w:num w:numId="1">
+    <w:abstractNumId w:val="1"/>
+  </w:num>
+  <w:num w:numId="2">
+    <w:abstractNumId w:val="0"/>
+  </w:num>
+</w:numbering>
 </file>
 
 <file path=word/styles.xml><?xml version="1.0" encoding="utf-8"?>
@@ -2752,6 +6339,15 @@
       <w:b/>
     </w:rPr>
   </w:style>
+  <w:style w:type="character" w:styleId="7">
+    <w:name w:val="HTML Code"/>
+    <w:basedOn w:val="5"/>
+    <w:uiPriority w:val="0"/>
+    <w:rPr>
+      <w:rFonts w:ascii="Courier New" w:hAnsi="Courier New"/>
+      <w:sz w:val="20"/>
+    </w:rPr>
+  </w:style>
 </w:styles>
 </file>
 

--- a/学习文档.docx
+++ b/学习文档.docx
@@ -2005,22 +2005,7 @@
           <w:lang w:val="en-US" w:eastAsia="zh-CN"/>
         </w:rPr>
         <w:tab/>
-        <w:t>列出已安装的 Python 版本：uv python list</w:t>
-      </w:r>
-    </w:p>
-    <w:p>
-      <w:pPr>
-        <w:pStyle w:val="3"/>
-        <w:keepNext w:val="0"/>
-        <w:keepLines w:val="0"/>
-        <w:widowControl/>
-        <w:suppressLineNumbers w:val="0"/>
-        <w:jc w:val="left"/>
-        <w:rPr>
-          <w:rFonts w:hint="eastAsia"/>
-          <w:lang w:val="en-US" w:eastAsia="zh-CN"/>
-        </w:rPr>
-      </w:pPr>
+      </w:r>
       <w:r>
         <w:rPr>
           <w:rFonts w:hint="eastAsia"/>
@@ -2028,8 +2013,22 @@
           <w:szCs w:val="21"/>
           <w:lang w:val="en-US" w:eastAsia="zh-CN"/>
         </w:rPr>
-        <w:tab/>
-      </w:r>
+        <w:t>列出已安装的 Python 版本：uv python list</w:t>
+      </w:r>
+    </w:p>
+    <w:p>
+      <w:pPr>
+        <w:pStyle w:val="3"/>
+        <w:keepNext w:val="0"/>
+        <w:keepLines w:val="0"/>
+        <w:widowControl/>
+        <w:suppressLineNumbers w:val="0"/>
+        <w:jc w:val="left"/>
+        <w:rPr>
+          <w:rFonts w:hint="eastAsia"/>
+          <w:lang w:val="en-US" w:eastAsia="zh-CN"/>
+        </w:rPr>
+      </w:pPr>
       <w:r>
         <w:rPr>
           <w:rFonts w:hint="eastAsia"/>
@@ -2037,7 +2036,7 @@
           <w:szCs w:val="21"/>
           <w:lang w:val="en-US" w:eastAsia="zh-CN"/>
         </w:rPr>
-        <w:t>为项目指定 Python 版本：uv python pin 3.11</w:t>
+        <w:tab/>
       </w:r>
       <w:r>
         <w:rPr>
@@ -2046,8 +2045,129 @@
           <w:szCs w:val="21"/>
           <w:lang w:val="en-US" w:eastAsia="zh-CN"/>
         </w:rPr>
-        <w:tab/>
-      </w:r>
+        <w:t>为项目指定 Python 版本：uv python pin 3.11</w:t>
+      </w:r>
+      <w:r>
+        <w:rPr>
+          <w:rFonts w:hint="eastAsia"/>
+          <w:sz w:val="21"/>
+          <w:szCs w:val="21"/>
+          <w:lang w:val="en-US" w:eastAsia="zh-CN"/>
+        </w:rPr>
+        <w:tab/>
+      </w:r>
+    </w:p>
+    <w:p>
+      <w:pPr>
+        <w:pStyle w:val="3"/>
+        <w:keepNext w:val="0"/>
+        <w:keepLines w:val="0"/>
+        <w:widowControl/>
+        <w:suppressLineNumbers w:val="0"/>
+        <w:jc w:val="left"/>
+        <w:rPr>
+          <w:rFonts w:hint="eastAsia"/>
+          <w:lang w:val="en-US" w:eastAsia="zh-CN"/>
+        </w:rPr>
+      </w:pPr>
+    </w:p>
+    <w:p>
+      <w:pPr>
+        <w:pStyle w:val="3"/>
+        <w:keepNext w:val="0"/>
+        <w:keepLines w:val="0"/>
+        <w:widowControl/>
+        <w:suppressLineNumbers w:val="0"/>
+        <w:jc w:val="left"/>
+        <w:rPr>
+          <w:rFonts w:hint="eastAsia"/>
+          <w:lang w:val="en-US" w:eastAsia="zh-CN"/>
+        </w:rPr>
+      </w:pPr>
+    </w:p>
+    <w:p>
+      <w:pPr>
+        <w:pStyle w:val="3"/>
+        <w:keepNext w:val="0"/>
+        <w:keepLines w:val="0"/>
+        <w:widowControl/>
+        <w:suppressLineNumbers w:val="0"/>
+        <w:jc w:val="left"/>
+        <w:rPr>
+          <w:rFonts w:hint="eastAsia"/>
+          <w:lang w:val="en-US" w:eastAsia="zh-CN"/>
+        </w:rPr>
+      </w:pPr>
+    </w:p>
+    <w:p>
+      <w:pPr>
+        <w:pStyle w:val="3"/>
+        <w:keepNext w:val="0"/>
+        <w:keepLines w:val="0"/>
+        <w:widowControl/>
+        <w:suppressLineNumbers w:val="0"/>
+        <w:jc w:val="left"/>
+        <w:rPr>
+          <w:rFonts w:hint="eastAsia"/>
+          <w:lang w:val="en-US" w:eastAsia="zh-CN"/>
+        </w:rPr>
+      </w:pPr>
+    </w:p>
+    <w:p>
+      <w:pPr>
+        <w:pStyle w:val="3"/>
+        <w:keepNext w:val="0"/>
+        <w:keepLines w:val="0"/>
+        <w:widowControl/>
+        <w:suppressLineNumbers w:val="0"/>
+        <w:jc w:val="left"/>
+        <w:rPr>
+          <w:rFonts w:hint="eastAsia"/>
+          <w:lang w:val="en-US" w:eastAsia="zh-CN"/>
+        </w:rPr>
+      </w:pPr>
+    </w:p>
+    <w:p>
+      <w:pPr>
+        <w:pStyle w:val="3"/>
+        <w:keepNext w:val="0"/>
+        <w:keepLines w:val="0"/>
+        <w:widowControl/>
+        <w:suppressLineNumbers w:val="0"/>
+        <w:jc w:val="left"/>
+        <w:rPr>
+          <w:rFonts w:hint="eastAsia"/>
+          <w:lang w:val="en-US" w:eastAsia="zh-CN"/>
+        </w:rPr>
+      </w:pPr>
+    </w:p>
+    <w:p>
+      <w:pPr>
+        <w:pStyle w:val="3"/>
+        <w:keepNext w:val="0"/>
+        <w:keepLines w:val="0"/>
+        <w:widowControl/>
+        <w:suppressLineNumbers w:val="0"/>
+        <w:jc w:val="left"/>
+        <w:rPr>
+          <w:rFonts w:hint="eastAsia"/>
+          <w:lang w:val="en-US" w:eastAsia="zh-CN"/>
+        </w:rPr>
+      </w:pPr>
+    </w:p>
+    <w:p>
+      <w:pPr>
+        <w:pStyle w:val="3"/>
+        <w:keepNext w:val="0"/>
+        <w:keepLines w:val="0"/>
+        <w:widowControl/>
+        <w:suppressLineNumbers w:val="0"/>
+        <w:jc w:val="left"/>
+        <w:rPr>
+          <w:rFonts w:hint="eastAsia"/>
+          <w:lang w:val="en-US" w:eastAsia="zh-CN"/>
+        </w:rPr>
+      </w:pPr>
     </w:p>
     <w:p>
       <w:pPr>
@@ -2065,206 +2185,26 @@
         </w:rPr>
       </w:pPr>
       <w:r>
-        <w:rPr>
-          <w:rFonts w:hint="eastAsia"/>
-          <w:lang w:val="en-US" w:eastAsia="zh-CN"/>
-        </w:rPr>
-        <w:t>建立文件夹：</w:t>
-      </w:r>
-    </w:p>
-    <w:p>
-      <w:pPr>
-        <w:pStyle w:val="3"/>
-        <w:keepNext w:val="0"/>
-        <w:keepLines w:val="0"/>
-        <w:widowControl/>
-        <w:suppressLineNumbers w:val="0"/>
-        <w:jc w:val="left"/>
-        <w:rPr>
-          <w:rFonts w:hint="eastAsia"/>
-          <w:lang w:val="en-US" w:eastAsia="zh-CN"/>
-        </w:rPr>
-      </w:pPr>
-      <w:r>
-        <w:rPr>
-          <w:rFonts w:hint="eastAsia"/>
-          <w:lang w:val="en-US" w:eastAsia="zh-CN"/>
-        </w:rPr>
-        <w:t>dataset:数据集</w:t>
-      </w:r>
-    </w:p>
-    <w:p>
-      <w:pPr>
-        <w:pStyle w:val="3"/>
-        <w:keepNext w:val="0"/>
-        <w:keepLines w:val="0"/>
-        <w:widowControl/>
-        <w:suppressLineNumbers w:val="0"/>
-        <w:jc w:val="left"/>
-        <w:rPr>
-          <w:rFonts w:hint="default"/>
-          <w:lang w:val="en-US" w:eastAsia="zh-CN"/>
-        </w:rPr>
-      </w:pPr>
-      <w:r>
-        <w:rPr>
-          <w:rFonts w:hint="eastAsia"/>
-          <w:lang w:val="en-US" w:eastAsia="zh-CN"/>
-        </w:rPr>
-        <w:tab/>
-      </w:r>
-      <w:r>
-        <w:rPr>
-          <w:rFonts w:hint="eastAsia"/>
-          <w:lang w:val="en-US" w:eastAsia="zh-CN"/>
-        </w:rPr>
-        <w:t>lm_dataset.py:加载数据集</w:t>
-      </w:r>
-    </w:p>
-    <w:p>
-      <w:pPr>
-        <w:pStyle w:val="3"/>
-        <w:keepNext w:val="0"/>
-        <w:keepLines w:val="0"/>
-        <w:widowControl/>
-        <w:suppressLineNumbers w:val="0"/>
-        <w:jc w:val="left"/>
-        <w:rPr>
-          <w:rFonts w:hint="eastAsia"/>
-          <w:lang w:val="en-US" w:eastAsia="zh-CN"/>
-        </w:rPr>
-      </w:pPr>
-      <w:r>
-        <w:rPr>
-          <w:rFonts w:hint="eastAsia"/>
-          <w:lang w:val="en-US" w:eastAsia="zh-CN"/>
-        </w:rPr>
-        <w:t>model：编写模型</w:t>
-      </w:r>
-    </w:p>
-    <w:p>
-      <w:pPr>
-        <w:pStyle w:val="3"/>
-        <w:keepNext w:val="0"/>
-        <w:keepLines w:val="0"/>
-        <w:widowControl/>
-        <w:suppressLineNumbers w:val="0"/>
-        <w:jc w:val="left"/>
-        <w:rPr>
-          <w:rFonts w:hint="default"/>
-          <w:lang w:val="en-US" w:eastAsia="zh-CN"/>
-        </w:rPr>
-      </w:pPr>
-      <w:r>
-        <w:rPr>
-          <w:rFonts w:hint="eastAsia"/>
-          <w:lang w:val="en-US" w:eastAsia="zh-CN"/>
-        </w:rPr>
-        <w:tab/>
-      </w:r>
-      <w:r>
-        <w:rPr>
-          <w:rFonts w:hint="eastAsia"/>
-          <w:lang w:val="en-US" w:eastAsia="zh-CN"/>
-        </w:rPr>
-        <w:t>model.py:初始model</w:t>
-      </w:r>
-    </w:p>
-    <w:p>
-      <w:pPr>
-        <w:pStyle w:val="3"/>
-        <w:keepNext w:val="0"/>
-        <w:keepLines w:val="0"/>
-        <w:widowControl/>
-        <w:suppressLineNumbers w:val="0"/>
-        <w:jc w:val="left"/>
-        <w:rPr>
-          <w:rFonts w:hint="eastAsia"/>
-          <w:lang w:val="en-US" w:eastAsia="zh-CN"/>
-        </w:rPr>
-      </w:pPr>
-      <w:r>
-        <w:rPr>
-          <w:rFonts w:hint="eastAsia"/>
-          <w:lang w:val="en-US" w:eastAsia="zh-CN"/>
-        </w:rPr>
-        <w:t>trainer:训练模型</w:t>
-      </w:r>
-    </w:p>
-    <w:p>
-      <w:pPr>
-        <w:pStyle w:val="3"/>
-        <w:keepNext w:val="0"/>
-        <w:keepLines w:val="0"/>
-        <w:widowControl/>
-        <w:suppressLineNumbers w:val="0"/>
-        <w:jc w:val="left"/>
-        <w:rPr>
-          <w:rFonts w:hint="default"/>
-          <w:lang w:val="en-US" w:eastAsia="zh-CN"/>
-        </w:rPr>
-      </w:pPr>
-      <w:r>
-        <w:rPr>
-          <w:rFonts w:hint="eastAsia"/>
-          <w:lang w:val="en-US" w:eastAsia="zh-CN"/>
-        </w:rPr>
-        <w:tab/>
-      </w:r>
-      <w:r>
-        <w:rPr>
-          <w:rFonts w:hint="eastAsia"/>
-          <w:lang w:val="en-US" w:eastAsia="zh-CN"/>
-        </w:rPr>
-        <w:t>train_pretrain.py:预训练</w:t>
-      </w:r>
-    </w:p>
-    <w:p>
-      <w:pPr>
-        <w:pStyle w:val="3"/>
-        <w:keepNext w:val="0"/>
-        <w:keepLines w:val="0"/>
-        <w:widowControl/>
-        <w:suppressLineNumbers w:val="0"/>
-        <w:jc w:val="left"/>
-        <w:rPr>
-          <w:rFonts w:hint="default"/>
-          <w:lang w:val="en-US" w:eastAsia="zh-CN"/>
-        </w:rPr>
-      </w:pPr>
-      <w:r>
-        <w:rPr>
-          <w:rFonts w:hint="eastAsia"/>
-          <w:lang w:val="en-US" w:eastAsia="zh-CN"/>
-        </w:rPr>
-        <w:tab/>
-      </w:r>
-      <w:r>
-        <w:rPr>
-          <w:rFonts w:hint="eastAsia"/>
-          <w:lang w:val="en-US" w:eastAsia="zh-CN"/>
-        </w:rPr>
-        <w:t>trainer_utils.py:训练的通用函数</w:t>
-      </w:r>
-    </w:p>
-    <w:p>
-      <w:pPr>
-        <w:pStyle w:val="3"/>
-        <w:keepNext w:val="0"/>
-        <w:keepLines w:val="0"/>
-        <w:widowControl/>
-        <w:suppressLineNumbers w:val="0"/>
-        <w:jc w:val="left"/>
-        <w:rPr>
-          <w:rFonts w:hint="default"/>
-          <w:lang w:val="en-US" w:eastAsia="zh-CN"/>
-        </w:rPr>
-      </w:pPr>
-      <w:r>
         <w:drawing>
-          <wp:inline distT="0" distB="0" distL="114300" distR="114300">
+          <wp:anchor distT="0" distB="0" distL="114300" distR="114300" simplePos="0" relativeHeight="251660288" behindDoc="1" locked="0" layoutInCell="1" allowOverlap="1">
+            <wp:simplePos x="0" y="0"/>
+            <wp:positionH relativeFrom="column">
+              <wp:posOffset>0</wp:posOffset>
+            </wp:positionH>
+            <wp:positionV relativeFrom="paragraph">
+              <wp:posOffset>38100</wp:posOffset>
+            </wp:positionV>
             <wp:extent cx="2266950" cy="2889250"/>
             <wp:effectExtent l="0" t="0" r="6350" b="6350"/>
+            <wp:wrapTight wrapText="bothSides">
+              <wp:wrapPolygon>
+                <wp:start x="0" y="0"/>
+                <wp:lineTo x="0" y="21553"/>
+                <wp:lineTo x="21539" y="21553"/>
+                <wp:lineTo x="21539" y="0"/>
+                <wp:lineTo x="0" y="0"/>
+              </wp:wrapPolygon>
+            </wp:wrapTight>
             <wp:docPr id="5" name="图片 5"/>
             <wp:cNvGraphicFramePr>
               <a:graphicFrameLocks xmlns:a="http://schemas.openxmlformats.org/drawingml/2006/main" noChangeAspect="1"/>
@@ -2300,9 +2240,213 @@
                 </pic:pic>
               </a:graphicData>
             </a:graphic>
-          </wp:inline>
+          </wp:anchor>
         </w:drawing>
       </w:r>
+      <w:r>
+        <w:rPr>
+          <w:rFonts w:hint="eastAsia"/>
+          <w:lang w:val="en-US" w:eastAsia="zh-CN"/>
+        </w:rPr>
+        <w:t>建立文件夹：</w:t>
+      </w:r>
+    </w:p>
+    <w:p>
+      <w:pPr>
+        <w:pStyle w:val="3"/>
+        <w:keepNext w:val="0"/>
+        <w:keepLines w:val="0"/>
+        <w:widowControl/>
+        <w:suppressLineNumbers w:val="0"/>
+        <w:jc w:val="left"/>
+        <w:rPr>
+          <w:rFonts w:hint="eastAsia"/>
+          <w:lang w:val="en-US" w:eastAsia="zh-CN"/>
+        </w:rPr>
+      </w:pPr>
+      <w:r>
+        <w:rPr>
+          <w:rFonts w:hint="eastAsia"/>
+          <w:lang w:val="en-US" w:eastAsia="zh-CN"/>
+        </w:rPr>
+        <w:t>dataset:数据集</w:t>
+      </w:r>
+    </w:p>
+    <w:p>
+      <w:pPr>
+        <w:pStyle w:val="3"/>
+        <w:keepNext w:val="0"/>
+        <w:keepLines w:val="0"/>
+        <w:widowControl/>
+        <w:suppressLineNumbers w:val="0"/>
+        <w:jc w:val="left"/>
+        <w:rPr>
+          <w:rFonts w:hint="default"/>
+          <w:lang w:val="en-US" w:eastAsia="zh-CN"/>
+        </w:rPr>
+      </w:pPr>
+      <w:r>
+        <w:rPr>
+          <w:rFonts w:hint="eastAsia"/>
+          <w:lang w:val="en-US" w:eastAsia="zh-CN"/>
+        </w:rPr>
+        <w:tab/>
+      </w:r>
+      <w:r>
+        <w:rPr>
+          <w:rFonts w:hint="eastAsia"/>
+          <w:lang w:val="en-US" w:eastAsia="zh-CN"/>
+        </w:rPr>
+        <w:t>lm_dataset.py:加载数据集</w:t>
+      </w:r>
+    </w:p>
+    <w:p>
+      <w:pPr>
+        <w:pStyle w:val="3"/>
+        <w:keepNext w:val="0"/>
+        <w:keepLines w:val="0"/>
+        <w:widowControl/>
+        <w:suppressLineNumbers w:val="0"/>
+        <w:jc w:val="left"/>
+        <w:rPr>
+          <w:rFonts w:hint="eastAsia"/>
+          <w:lang w:val="en-US" w:eastAsia="zh-CN"/>
+        </w:rPr>
+      </w:pPr>
+      <w:r>
+        <w:rPr>
+          <w:rFonts w:hint="eastAsia"/>
+          <w:lang w:val="en-US" w:eastAsia="zh-CN"/>
+        </w:rPr>
+        <w:t>model：编写模型</w:t>
+      </w:r>
+    </w:p>
+    <w:p>
+      <w:pPr>
+        <w:pStyle w:val="3"/>
+        <w:keepNext w:val="0"/>
+        <w:keepLines w:val="0"/>
+        <w:widowControl/>
+        <w:suppressLineNumbers w:val="0"/>
+        <w:jc w:val="left"/>
+        <w:rPr>
+          <w:rFonts w:hint="default"/>
+          <w:lang w:val="en-US" w:eastAsia="zh-CN"/>
+        </w:rPr>
+      </w:pPr>
+      <w:r>
+        <w:rPr>
+          <w:rFonts w:hint="eastAsia"/>
+          <w:lang w:val="en-US" w:eastAsia="zh-CN"/>
+        </w:rPr>
+        <w:tab/>
+      </w:r>
+      <w:r>
+        <w:rPr>
+          <w:rFonts w:hint="eastAsia"/>
+          <w:lang w:val="en-US" w:eastAsia="zh-CN"/>
+        </w:rPr>
+        <w:t>model.py:初始model</w:t>
+      </w:r>
+    </w:p>
+    <w:p>
+      <w:pPr>
+        <w:pStyle w:val="3"/>
+        <w:keepNext w:val="0"/>
+        <w:keepLines w:val="0"/>
+        <w:widowControl/>
+        <w:suppressLineNumbers w:val="0"/>
+        <w:jc w:val="left"/>
+        <w:rPr>
+          <w:rFonts w:hint="eastAsia"/>
+          <w:lang w:val="en-US" w:eastAsia="zh-CN"/>
+        </w:rPr>
+      </w:pPr>
+      <w:r>
+        <w:rPr>
+          <w:rFonts w:hint="eastAsia"/>
+          <w:lang w:val="en-US" w:eastAsia="zh-CN"/>
+        </w:rPr>
+        <w:t>trainer:训练模型</w:t>
+      </w:r>
+    </w:p>
+    <w:p>
+      <w:pPr>
+        <w:pStyle w:val="3"/>
+        <w:keepNext w:val="0"/>
+        <w:keepLines w:val="0"/>
+        <w:widowControl/>
+        <w:suppressLineNumbers w:val="0"/>
+        <w:jc w:val="left"/>
+        <w:rPr>
+          <w:rFonts w:hint="default"/>
+          <w:lang w:val="en-US" w:eastAsia="zh-CN"/>
+        </w:rPr>
+      </w:pPr>
+      <w:r>
+        <w:rPr>
+          <w:rFonts w:hint="eastAsia"/>
+          <w:lang w:val="en-US" w:eastAsia="zh-CN"/>
+        </w:rPr>
+        <w:tab/>
+      </w:r>
+      <w:r>
+        <w:rPr>
+          <w:rFonts w:hint="eastAsia"/>
+          <w:lang w:val="en-US" w:eastAsia="zh-CN"/>
+        </w:rPr>
+        <w:t>train_pretrain.py:预训练</w:t>
+      </w:r>
+    </w:p>
+    <w:p>
+      <w:pPr>
+        <w:pStyle w:val="3"/>
+        <w:keepNext w:val="0"/>
+        <w:keepLines w:val="0"/>
+        <w:widowControl/>
+        <w:suppressLineNumbers w:val="0"/>
+        <w:jc w:val="left"/>
+        <w:rPr>
+          <w:rFonts w:hint="default"/>
+          <w:lang w:val="en-US" w:eastAsia="zh-CN"/>
+        </w:rPr>
+      </w:pPr>
+      <w:r>
+        <w:rPr>
+          <w:rFonts w:hint="eastAsia"/>
+          <w:lang w:val="en-US" w:eastAsia="zh-CN"/>
+        </w:rPr>
+        <w:tab/>
+        <w:t>trainer_utils.py:训练的通用函数</w:t>
+      </w:r>
+    </w:p>
+    <w:p>
+      <w:pPr>
+        <w:pStyle w:val="3"/>
+        <w:keepNext w:val="0"/>
+        <w:keepLines w:val="0"/>
+        <w:widowControl/>
+        <w:suppressLineNumbers w:val="0"/>
+        <w:jc w:val="left"/>
+        <w:rPr>
+          <w:rFonts w:hint="eastAsia"/>
+          <w:lang w:val="en-US" w:eastAsia="zh-CN"/>
+        </w:rPr>
+      </w:pPr>
+    </w:p>
+    <w:p>
+      <w:pPr>
+        <w:pStyle w:val="3"/>
+        <w:keepNext w:val="0"/>
+        <w:keepLines w:val="0"/>
+        <w:widowControl/>
+        <w:suppressLineNumbers w:val="0"/>
+        <w:jc w:val="left"/>
+        <w:rPr>
+          <w:rFonts w:hint="eastAsia"/>
+          <w:lang w:val="en-US" w:eastAsia="zh-CN"/>
+        </w:rPr>
+      </w:pPr>
     </w:p>
     <w:p>
       <w:pPr>
@@ -2614,6 +2758,46 @@
         <w:suppressLineNumbers w:val="0"/>
         <w:jc w:val="left"/>
         <w:rPr>
+          <w:rFonts w:hint="eastAsia" w:cs="宋体"/>
+          <w:b/>
+          <w:bCs/>
+          <w:color w:val="auto"/>
+          <w:sz w:val="28"/>
+          <w:szCs w:val="28"/>
+          <w:shd w:val="clear" w:fill="FFFFFF"/>
+          <w:lang w:val="en-US" w:eastAsia="zh-CN"/>
+        </w:rPr>
+      </w:pPr>
+    </w:p>
+    <w:p>
+      <w:pPr>
+        <w:pStyle w:val="3"/>
+        <w:keepNext w:val="0"/>
+        <w:keepLines w:val="0"/>
+        <w:widowControl/>
+        <w:suppressLineNumbers w:val="0"/>
+        <w:jc w:val="left"/>
+        <w:rPr>
+          <w:rFonts w:hint="eastAsia" w:cs="宋体"/>
+          <w:b/>
+          <w:bCs/>
+          <w:color w:val="auto"/>
+          <w:sz w:val="28"/>
+          <w:szCs w:val="28"/>
+          <w:shd w:val="clear" w:fill="FFFFFF"/>
+          <w:lang w:val="en-US" w:eastAsia="zh-CN"/>
+        </w:rPr>
+      </w:pPr>
+    </w:p>
+    <w:p>
+      <w:pPr>
+        <w:pStyle w:val="3"/>
+        <w:keepNext w:val="0"/>
+        <w:keepLines w:val="0"/>
+        <w:widowControl/>
+        <w:suppressLineNumbers w:val="0"/>
+        <w:jc w:val="left"/>
+        <w:rPr>
           <w:rFonts w:hint="default" w:cs="宋体"/>
           <w:b/>
           <w:bCs/>
@@ -2635,7 +2819,7 @@
           <w:shd w:val="clear" w:fill="FFFFFF"/>
           <w:lang w:val="en-US" w:eastAsia="zh-CN"/>
         </w:rPr>
-        <w:t>DAY4：RMSNorm</w:t>
+        <w:t>DAY4：RMSNorm（归一化）</w:t>
       </w:r>
     </w:p>
     <w:p>
@@ -3696,7 +3880,7 @@
           <w:shd w:val="clear" w:fill="FFFFFF"/>
           <w:lang w:val="en-US" w:eastAsia="zh-CN"/>
         </w:rPr>
-        <w:t>DAY5：RoPE&amp;YaRN</w:t>
+        <w:t>DAY5：RoPE&amp;YaRN（旋转位置编码）</w:t>
       </w:r>
     </w:p>
     <w:p>
@@ -5057,7 +5241,6 @@
           <w:lang w:val="en-US" w:eastAsia="zh-CN"/>
         </w:rPr>
         <w:tab/>
-        <w:t/>
       </w:r>
       <w:r>
         <w:rPr>
@@ -5350,6 +5533,12 @@
           <w:lang w:val="en-US" w:eastAsia="zh-CN"/>
         </w:rPr>
         <w:tab/>
+      </w:r>
+      <w:r>
+        <w:rPr>
+          <w:rFonts w:hint="eastAsia"/>
+          <w:lang w:val="en-US" w:eastAsia="zh-CN"/>
+        </w:rPr>
         <w:t>长度大于训练长度：映射——&gt;划分高低频</w:t>
       </w:r>
     </w:p>
@@ -5372,30 +5561,33 @@
           <w:lang w:val="en-US" w:eastAsia="zh-CN"/>
         </w:rPr>
         <w:tab/>
-        <w:t/>
-      </w:r>
-      <w:r>
-        <w:rPr>
-          <w:rFonts w:hint="eastAsia"/>
-          <w:lang w:val="en-US" w:eastAsia="zh-CN"/>
-        </w:rPr>
-        <w:tab/>
-        <w:t/>
-      </w:r>
-      <w:r>
-        <w:rPr>
-          <w:rFonts w:hint="eastAsia"/>
-          <w:lang w:val="en-US" w:eastAsia="zh-CN"/>
-        </w:rPr>
-        <w:tab/>
-        <w:t/>
-      </w:r>
-      <w:r>
-        <w:rPr>
-          <w:rFonts w:hint="eastAsia"/>
-          <w:lang w:val="en-US" w:eastAsia="zh-CN"/>
-        </w:rPr>
-        <w:tab/>
+      </w:r>
+      <w:r>
+        <w:rPr>
+          <w:rFonts w:hint="eastAsia"/>
+          <w:lang w:val="en-US" w:eastAsia="zh-CN"/>
+        </w:rPr>
+        <w:tab/>
+      </w:r>
+      <w:r>
+        <w:rPr>
+          <w:rFonts w:hint="eastAsia"/>
+          <w:lang w:val="en-US" w:eastAsia="zh-CN"/>
+        </w:rPr>
+        <w:tab/>
+      </w:r>
+      <w:r>
+        <w:rPr>
+          <w:rFonts w:hint="eastAsia"/>
+          <w:lang w:val="en-US" w:eastAsia="zh-CN"/>
+        </w:rPr>
+        <w:tab/>
+      </w:r>
+      <w:r>
+        <w:rPr>
+          <w:rFonts w:hint="eastAsia"/>
+          <w:lang w:val="en-US" w:eastAsia="zh-CN"/>
+        </w:rPr>
         <w:t>——&gt;计算缩放因子，缩放频率</w:t>
       </w:r>
     </w:p>
@@ -5712,66 +5904,52 @@
           <w:shd w:val="clear" w:fill="FFFFFF"/>
           <w:lang w:val="en-US" w:eastAsia="zh-CN"/>
         </w:rPr>
-        <w:t>DAY6 GQA</w:t>
-      </w:r>
-    </w:p>
-    <w:p>
-      <w:pPr>
-        <w:pStyle w:val="3"/>
-        <w:keepNext w:val="0"/>
-        <w:keepLines w:val="0"/>
-        <w:widowControl/>
-        <w:suppressLineNumbers w:val="0"/>
-        <w:jc w:val="left"/>
-        <w:rPr>
-          <w:rFonts w:hint="eastAsia" w:cs="宋体"/>
-          <w:b w:val="0"/>
-          <w:bCs w:val="0"/>
-          <w:color w:val="auto"/>
-          <w:sz w:val="28"/>
-          <w:szCs w:val="28"/>
-          <w:shd w:val="clear" w:fill="FFFFFF"/>
-          <w:lang w:val="en-US" w:eastAsia="zh-CN"/>
-        </w:rPr>
-      </w:pPr>
-      <w:r>
-        <w:rPr>
-          <w:rFonts w:hint="eastAsia" w:cs="宋体"/>
-          <w:b w:val="0"/>
-          <w:bCs w:val="0"/>
-          <w:color w:val="auto"/>
-          <w:sz w:val="28"/>
-          <w:szCs w:val="28"/>
-          <w:shd w:val="clear" w:fill="FFFFFF"/>
-          <w:lang w:val="en-US" w:eastAsia="zh-CN"/>
-        </w:rPr>
-        <w:t>Q共享KV</w:t>
-      </w:r>
-    </w:p>
-    <w:p>
-      <w:pPr>
-        <w:pStyle w:val="3"/>
-        <w:keepNext w:val="0"/>
-        <w:keepLines w:val="0"/>
-        <w:widowControl/>
-        <w:suppressLineNumbers w:val="0"/>
-        <w:jc w:val="left"/>
-        <w:rPr>
-          <w:rFonts w:hint="default" w:cs="宋体"/>
-          <w:b w:val="0"/>
-          <w:bCs w:val="0"/>
-          <w:color w:val="auto"/>
-          <w:sz w:val="28"/>
-          <w:szCs w:val="28"/>
-          <w:shd w:val="clear" w:fill="FFFFFF"/>
-          <w:lang w:val="en-US" w:eastAsia="zh-CN"/>
+        <w:t>DAY6 GQA（分组查询注意力）</w:t>
+      </w:r>
+    </w:p>
+    <w:p>
+      <w:pPr>
+        <w:pStyle w:val="3"/>
+        <w:keepNext w:val="0"/>
+        <w:keepLines w:val="0"/>
+        <w:widowControl/>
+        <w:suppressLineNumbers w:val="0"/>
+        <w:tabs>
+          <w:tab w:val="center" w:pos="4153"/>
+          <w:tab w:val="clear" w:pos="4580"/>
+          <w:tab w:val="clear" w:pos="6412"/>
+          <w:tab w:val="clear" w:pos="8244"/>
+          <w:tab w:val="clear" w:pos="10076"/>
+          <w:tab w:val="clear" w:pos="11908"/>
+          <w:tab w:val="clear" w:pos="13740"/>
+        </w:tabs>
+        <w:jc w:val="left"/>
+        <w:rPr>
+          <w:rFonts w:hint="eastAsia"/>
+          <w:lang w:eastAsia="zh-CN"/>
         </w:rPr>
       </w:pPr>
       <w:r>
         <w:drawing>
-          <wp:inline distT="0" distB="0" distL="114300" distR="114300">
+          <wp:anchor distT="0" distB="0" distL="114300" distR="114300" simplePos="0" relativeHeight="251659264" behindDoc="1" locked="0" layoutInCell="1" allowOverlap="1">
+            <wp:simplePos x="0" y="0"/>
+            <wp:positionH relativeFrom="column">
+              <wp:posOffset>0</wp:posOffset>
+            </wp:positionH>
+            <wp:positionV relativeFrom="paragraph">
+              <wp:posOffset>17145</wp:posOffset>
+            </wp:positionV>
             <wp:extent cx="2546350" cy="5270500"/>
             <wp:effectExtent l="0" t="0" r="6350" b="0"/>
+            <wp:wrapTight wrapText="bothSides">
+              <wp:wrapPolygon>
+                <wp:start x="0" y="0"/>
+                <wp:lineTo x="0" y="21548"/>
+                <wp:lineTo x="21546" y="21548"/>
+                <wp:lineTo x="21546" y="0"/>
+                <wp:lineTo x="0" y="0"/>
+              </wp:wrapPolygon>
+            </wp:wrapTight>
             <wp:docPr id="25" name="图片 8"/>
             <wp:cNvGraphicFramePr>
               <a:graphicFrameLocks xmlns:a="http://schemas.openxmlformats.org/drawingml/2006/main" noChangeAspect="1"/>
@@ -5807,9 +5985,1690 @@
                 </pic:pic>
               </a:graphicData>
             </a:graphic>
+          </wp:anchor>
+        </w:drawing>
+      </w:r>
+      <w:r>
+        <w:rPr>
+          <w:rFonts w:hint="eastAsia"/>
+          <w:lang w:eastAsia="zh-CN"/>
+        </w:rPr>
+        <w:t>将输入经过RMSNorm归一化，</w:t>
+      </w:r>
+    </w:p>
+    <w:p>
+      <w:pPr>
+        <w:pStyle w:val="3"/>
+        <w:keepNext w:val="0"/>
+        <w:keepLines w:val="0"/>
+        <w:widowControl/>
+        <w:suppressLineNumbers w:val="0"/>
+        <w:tabs>
+          <w:tab w:val="center" w:pos="4153"/>
+          <w:tab w:val="clear" w:pos="4580"/>
+          <w:tab w:val="clear" w:pos="6412"/>
+          <w:tab w:val="clear" w:pos="8244"/>
+          <w:tab w:val="clear" w:pos="10076"/>
+          <w:tab w:val="clear" w:pos="11908"/>
+          <w:tab w:val="clear" w:pos="13740"/>
+        </w:tabs>
+        <w:jc w:val="left"/>
+        <w:rPr>
+          <w:rFonts w:hint="eastAsia"/>
+          <w:lang w:eastAsia="zh-CN"/>
+        </w:rPr>
+      </w:pPr>
+      <w:r>
+        <w:rPr>
+          <w:rFonts w:hint="eastAsia"/>
+          <w:lang w:eastAsia="zh-CN"/>
+        </w:rPr>
+        <w:t>再通过Linear层升维（</w:t>
+      </w:r>
+      <w:r>
+        <w:rPr>
+          <w:rFonts w:hint="eastAsia"/>
+          <w:lang w:val="en-US" w:eastAsia="zh-CN"/>
+        </w:rPr>
+        <w:t>投影</w:t>
+      </w:r>
+      <w:r>
+        <w:rPr>
+          <w:rFonts w:hint="eastAsia"/>
+          <w:lang w:eastAsia="zh-CN"/>
+        </w:rPr>
+        <w:t>）成三个变量（Q,K,V）,</w:t>
+      </w:r>
+      <w:r>
+        <w:rPr>
+          <w:rFonts w:hint="eastAsia"/>
+          <w:lang w:val="en-US" w:eastAsia="zh-CN"/>
+        </w:rPr>
+        <w:t>[因为q共享kv，所以</w:t>
+      </w:r>
+      <w:r>
+        <w:rPr>
+          <w:rFonts w:hint="eastAsia"/>
+          <w:lang w:eastAsia="zh-CN"/>
+        </w:rPr>
+        <w:t>其中k和v需要多次用到</w:t>
+      </w:r>
+      <w:r>
+        <w:rPr>
+          <w:rFonts w:hint="eastAsia"/>
+          <w:lang w:val="en-US" w:eastAsia="zh-CN"/>
+        </w:rPr>
+        <w:t>]</w:t>
+      </w:r>
+      <w:r>
+        <w:rPr>
+          <w:rFonts w:hint="eastAsia"/>
+          <w:lang w:eastAsia="zh-CN"/>
+        </w:rPr>
+        <w:t>，</w:t>
+      </w:r>
+    </w:p>
+    <w:p>
+      <w:pPr>
+        <w:pStyle w:val="3"/>
+        <w:keepNext w:val="0"/>
+        <w:keepLines w:val="0"/>
+        <w:widowControl/>
+        <w:suppressLineNumbers w:val="0"/>
+        <w:tabs>
+          <w:tab w:val="center" w:pos="4153"/>
+          <w:tab w:val="clear" w:pos="4580"/>
+          <w:tab w:val="clear" w:pos="6412"/>
+          <w:tab w:val="clear" w:pos="8244"/>
+          <w:tab w:val="clear" w:pos="10076"/>
+          <w:tab w:val="clear" w:pos="11908"/>
+          <w:tab w:val="clear" w:pos="13740"/>
+        </w:tabs>
+        <w:jc w:val="left"/>
+        <w:rPr>
+          <w:rFonts w:hint="eastAsia"/>
+          <w:lang w:eastAsia="zh-CN"/>
+        </w:rPr>
+      </w:pPr>
+      <w:r>
+        <w:rPr>
+          <w:rFonts w:hint="eastAsia"/>
+          <w:lang w:eastAsia="zh-CN"/>
+        </w:rPr>
+        <w:t>然后将Q通过RoPE进行位置编码，</w:t>
+      </w:r>
+    </w:p>
+    <w:p>
+      <w:pPr>
+        <w:pStyle w:val="3"/>
+        <w:keepNext w:val="0"/>
+        <w:keepLines w:val="0"/>
+        <w:widowControl/>
+        <w:suppressLineNumbers w:val="0"/>
+        <w:tabs>
+          <w:tab w:val="center" w:pos="4153"/>
+          <w:tab w:val="clear" w:pos="4580"/>
+          <w:tab w:val="clear" w:pos="6412"/>
+          <w:tab w:val="clear" w:pos="8244"/>
+          <w:tab w:val="clear" w:pos="10076"/>
+          <w:tab w:val="clear" w:pos="11908"/>
+          <w:tab w:val="clear" w:pos="13740"/>
+        </w:tabs>
+        <w:jc w:val="left"/>
+        <w:rPr>
+          <w:rFonts w:hint="eastAsia"/>
+          <w:lang w:eastAsia="zh-CN"/>
+        </w:rPr>
+      </w:pPr>
+      <w:r>
+        <w:rPr>
+          <w:rFonts w:hint="eastAsia"/>
+          <w:lang w:eastAsia="zh-CN"/>
+        </w:rPr>
+        <w:t>与，</w:t>
+      </w:r>
+    </w:p>
+    <w:p>
+      <w:pPr>
+        <w:pStyle w:val="3"/>
+        <w:keepNext w:val="0"/>
+        <w:keepLines w:val="0"/>
+        <w:widowControl/>
+        <w:suppressLineNumbers w:val="0"/>
+        <w:tabs>
+          <w:tab w:val="center" w:pos="4153"/>
+          <w:tab w:val="clear" w:pos="4580"/>
+          <w:tab w:val="clear" w:pos="6412"/>
+          <w:tab w:val="clear" w:pos="8244"/>
+          <w:tab w:val="clear" w:pos="10076"/>
+          <w:tab w:val="clear" w:pos="11908"/>
+          <w:tab w:val="clear" w:pos="13740"/>
+        </w:tabs>
+        <w:jc w:val="left"/>
+        <w:rPr>
+          <w:rFonts w:hint="eastAsia"/>
+          <w:lang w:eastAsia="zh-CN"/>
+        </w:rPr>
+      </w:pPr>
+      <w:r>
+        <w:rPr>
+          <w:rFonts w:hint="eastAsia"/>
+          <w:lang w:eastAsia="zh-CN"/>
+        </w:rPr>
+        <w:t>K通过RoPE进行位置编码再转置之后的结果，</w:t>
+      </w:r>
+    </w:p>
+    <w:p>
+      <w:pPr>
+        <w:pStyle w:val="3"/>
+        <w:keepNext w:val="0"/>
+        <w:keepLines w:val="0"/>
+        <w:widowControl/>
+        <w:suppressLineNumbers w:val="0"/>
+        <w:tabs>
+          <w:tab w:val="center" w:pos="4153"/>
+          <w:tab w:val="clear" w:pos="4580"/>
+          <w:tab w:val="clear" w:pos="6412"/>
+          <w:tab w:val="clear" w:pos="8244"/>
+          <w:tab w:val="clear" w:pos="10076"/>
+          <w:tab w:val="clear" w:pos="11908"/>
+          <w:tab w:val="clear" w:pos="13740"/>
+        </w:tabs>
+        <w:jc w:val="left"/>
+        <w:rPr>
+          <w:rFonts w:hint="default"/>
+          <w:lang w:val="en-US" w:eastAsia="zh-CN"/>
+        </w:rPr>
+      </w:pPr>
+      <w:r>
+        <w:rPr>
+          <w:rFonts w:hint="eastAsia"/>
+          <w:lang w:eastAsia="zh-CN"/>
+        </w:rPr>
+        <w:t>进行</w:t>
+      </w:r>
+      <w:r>
+        <w:rPr>
+          <w:rFonts w:hint="eastAsia"/>
+          <w:lang w:val="en-US" w:eastAsia="zh-CN"/>
+        </w:rPr>
+        <w:t>注意力分数计算</w:t>
+      </w:r>
+      <w:r>
+        <w:rPr>
+          <w:rFonts w:hint="eastAsia"/>
+          <w:lang w:eastAsia="zh-CN"/>
+        </w:rPr>
+        <w:t>，</w:t>
+      </w:r>
+      <w:r>
+        <w:rPr>
+          <w:rFonts w:hint="eastAsia"/>
+          <w:lang w:val="en-US" w:eastAsia="zh-CN"/>
+        </w:rPr>
+        <w:t>通过sqrt(dim)缩放，</w:t>
+      </w:r>
+    </w:p>
+    <w:p>
+      <w:pPr>
+        <w:pStyle w:val="3"/>
+        <w:keepNext w:val="0"/>
+        <w:keepLines w:val="0"/>
+        <w:widowControl/>
+        <w:suppressLineNumbers w:val="0"/>
+        <w:tabs>
+          <w:tab w:val="center" w:pos="4153"/>
+          <w:tab w:val="clear" w:pos="4580"/>
+          <w:tab w:val="clear" w:pos="6412"/>
+          <w:tab w:val="clear" w:pos="8244"/>
+          <w:tab w:val="clear" w:pos="10076"/>
+          <w:tab w:val="clear" w:pos="11908"/>
+          <w:tab w:val="clear" w:pos="13740"/>
+        </w:tabs>
+        <w:jc w:val="left"/>
+        <w:rPr>
+          <w:rFonts w:hint="eastAsia"/>
+          <w:lang w:eastAsia="zh-CN"/>
+        </w:rPr>
+      </w:pPr>
+      <w:r>
+        <w:rPr>
+          <w:rFonts w:hint="eastAsia"/>
+          <w:lang w:eastAsia="zh-CN"/>
+        </w:rPr>
+        <w:t>接着将结果通过mask掩码（</w:t>
+      </w:r>
+      <w:r>
+        <w:rPr>
+          <w:rFonts w:hint="eastAsia"/>
+          <w:lang w:val="en-US" w:eastAsia="zh-CN"/>
+        </w:rPr>
+        <w:t>防止作弊</w:t>
+      </w:r>
+      <w:r>
+        <w:rPr>
+          <w:rFonts w:hint="eastAsia"/>
+          <w:lang w:eastAsia="zh-CN"/>
+        </w:rPr>
+        <w:t>）和softmax（</w:t>
+      </w:r>
+      <w:r>
+        <w:rPr>
+          <w:rFonts w:hint="eastAsia"/>
+          <w:lang w:val="en-US" w:eastAsia="zh-CN"/>
+        </w:rPr>
+        <w:t>将注意力分数转为概率分布</w:t>
+      </w:r>
+      <w:r>
+        <w:rPr>
+          <w:rFonts w:hint="eastAsia"/>
+          <w:lang w:eastAsia="zh-CN"/>
+        </w:rPr>
+        <w:t>）后，</w:t>
+      </w:r>
+    </w:p>
+    <w:p>
+      <w:pPr>
+        <w:pStyle w:val="3"/>
+        <w:keepNext w:val="0"/>
+        <w:keepLines w:val="0"/>
+        <w:widowControl/>
+        <w:suppressLineNumbers w:val="0"/>
+        <w:tabs>
+          <w:tab w:val="center" w:pos="4153"/>
+          <w:tab w:val="clear" w:pos="4580"/>
+          <w:tab w:val="clear" w:pos="6412"/>
+          <w:tab w:val="clear" w:pos="8244"/>
+          <w:tab w:val="clear" w:pos="10076"/>
+          <w:tab w:val="clear" w:pos="11908"/>
+          <w:tab w:val="clear" w:pos="13740"/>
+        </w:tabs>
+        <w:jc w:val="left"/>
+        <w:rPr>
+          <w:rFonts w:hint="eastAsia"/>
+          <w:lang w:eastAsia="zh-CN"/>
+        </w:rPr>
+      </w:pPr>
+      <w:r>
+        <w:rPr>
+          <w:rFonts w:hint="eastAsia"/>
+          <w:lang w:eastAsia="zh-CN"/>
+        </w:rPr>
+        <w:t>之后与转置后的V进行叉乘，</w:t>
+      </w:r>
+    </w:p>
+    <w:p>
+      <w:pPr>
+        <w:pStyle w:val="3"/>
+        <w:keepNext w:val="0"/>
+        <w:keepLines w:val="0"/>
+        <w:widowControl/>
+        <w:suppressLineNumbers w:val="0"/>
+        <w:tabs>
+          <w:tab w:val="center" w:pos="4153"/>
+          <w:tab w:val="clear" w:pos="4580"/>
+          <w:tab w:val="clear" w:pos="6412"/>
+          <w:tab w:val="clear" w:pos="8244"/>
+          <w:tab w:val="clear" w:pos="10076"/>
+          <w:tab w:val="clear" w:pos="11908"/>
+          <w:tab w:val="clear" w:pos="13740"/>
+        </w:tabs>
+        <w:jc w:val="left"/>
+        <w:rPr>
+          <w:rFonts w:hint="eastAsia"/>
+          <w:lang w:eastAsia="zh-CN"/>
+        </w:rPr>
+      </w:pPr>
+      <w:r>
+        <w:rPr>
+          <w:rFonts w:hint="eastAsia"/>
+          <w:lang w:eastAsia="zh-CN"/>
+        </w:rPr>
+        <w:t>最后再通过Linear降维输出（</w:t>
+      </w:r>
+      <w:r>
+        <w:rPr>
+          <w:rFonts w:hint="eastAsia"/>
+          <w:lang w:val="en-US" w:eastAsia="zh-CN"/>
+        </w:rPr>
+        <w:t>输出投影</w:t>
+      </w:r>
+      <w:r>
+        <w:rPr>
+          <w:rFonts w:hint="eastAsia"/>
+          <w:lang w:eastAsia="zh-CN"/>
+        </w:rPr>
+        <w:t>）。</w:t>
+      </w:r>
+    </w:p>
+    <w:p>
+      <w:pPr>
+        <w:pStyle w:val="3"/>
+        <w:keepNext w:val="0"/>
+        <w:keepLines w:val="0"/>
+        <w:widowControl/>
+        <w:suppressLineNumbers w:val="0"/>
+        <w:tabs>
+          <w:tab w:val="center" w:pos="4153"/>
+          <w:tab w:val="clear" w:pos="4580"/>
+          <w:tab w:val="clear" w:pos="6412"/>
+          <w:tab w:val="clear" w:pos="8244"/>
+          <w:tab w:val="clear" w:pos="10076"/>
+          <w:tab w:val="clear" w:pos="11908"/>
+          <w:tab w:val="clear" w:pos="13740"/>
+        </w:tabs>
+        <w:jc w:val="left"/>
+        <w:rPr>
+          <w:rFonts w:hint="eastAsia"/>
+          <w:lang w:val="en-US" w:eastAsia="zh-CN"/>
+        </w:rPr>
+      </w:pPr>
+    </w:p>
+    <w:p>
+      <w:pPr>
+        <w:pStyle w:val="3"/>
+        <w:keepNext w:val="0"/>
+        <w:keepLines w:val="0"/>
+        <w:widowControl/>
+        <w:suppressLineNumbers w:val="0"/>
+        <w:tabs>
+          <w:tab w:val="center" w:pos="4153"/>
+          <w:tab w:val="clear" w:pos="4580"/>
+          <w:tab w:val="clear" w:pos="6412"/>
+          <w:tab w:val="clear" w:pos="8244"/>
+          <w:tab w:val="clear" w:pos="10076"/>
+          <w:tab w:val="clear" w:pos="11908"/>
+          <w:tab w:val="clear" w:pos="13740"/>
+        </w:tabs>
+        <w:jc w:val="left"/>
+        <w:rPr>
+          <w:rFonts w:hint="eastAsia"/>
+          <w:lang w:val="en-US" w:eastAsia="zh-CN"/>
+        </w:rPr>
+      </w:pPr>
+    </w:p>
+    <w:p>
+      <w:pPr>
+        <w:pStyle w:val="3"/>
+        <w:keepNext w:val="0"/>
+        <w:keepLines w:val="0"/>
+        <w:widowControl/>
+        <w:suppressLineNumbers w:val="0"/>
+        <w:jc w:val="left"/>
+        <w:rPr>
+          <w:rFonts w:hint="default" w:eastAsia="宋体"/>
+          <w:lang w:val="en-US" w:eastAsia="zh-CN"/>
+        </w:rPr>
+      </w:pPr>
+    </w:p>
+    <w:p>
+      <w:pPr>
+        <w:pStyle w:val="3"/>
+        <w:keepNext w:val="0"/>
+        <w:keepLines w:val="0"/>
+        <w:widowControl/>
+        <w:suppressLineNumbers w:val="0"/>
+        <w:jc w:val="left"/>
+        <w:rPr>
+          <w:rFonts w:hint="default" w:eastAsia="宋体"/>
+          <w:lang w:val="en-US" w:eastAsia="zh-CN"/>
+        </w:rPr>
+      </w:pPr>
+    </w:p>
+    <w:p>
+      <w:pPr>
+        <w:pStyle w:val="3"/>
+        <w:keepNext w:val="0"/>
+        <w:keepLines w:val="0"/>
+        <w:widowControl/>
+        <w:suppressLineNumbers w:val="0"/>
+        <w:jc w:val="left"/>
+        <w:rPr>
+          <w:rFonts w:hint="default" w:eastAsia="宋体"/>
+          <w:lang w:val="en-US" w:eastAsia="zh-CN"/>
+        </w:rPr>
+      </w:pPr>
+    </w:p>
+    <w:p>
+      <w:pPr>
+        <w:pStyle w:val="3"/>
+        <w:keepNext w:val="0"/>
+        <w:keepLines w:val="0"/>
+        <w:widowControl/>
+        <w:suppressLineNumbers w:val="0"/>
+        <w:jc w:val="left"/>
+        <w:rPr>
+          <w:rFonts w:hint="default" w:eastAsia="宋体"/>
+          <w:lang w:val="en-US" w:eastAsia="zh-CN"/>
+        </w:rPr>
+      </w:pPr>
+    </w:p>
+    <w:p>
+      <w:pPr>
+        <w:pStyle w:val="3"/>
+        <w:keepNext w:val="0"/>
+        <w:keepLines w:val="0"/>
+        <w:widowControl/>
+        <w:suppressLineNumbers w:val="0"/>
+        <w:jc w:val="left"/>
+        <w:rPr>
+          <w:rFonts w:hint="default" w:eastAsia="宋体"/>
+          <w:lang w:val="en-US" w:eastAsia="zh-CN"/>
+        </w:rPr>
+      </w:pPr>
+    </w:p>
+    <w:p>
+      <w:pPr>
+        <w:pStyle w:val="3"/>
+        <w:keepNext w:val="0"/>
+        <w:keepLines w:val="0"/>
+        <w:widowControl/>
+        <w:suppressLineNumbers w:val="0"/>
+        <w:jc w:val="left"/>
+        <w:rPr>
+          <w:rFonts w:hint="default" w:eastAsia="宋体"/>
+          <w:lang w:val="en-US" w:eastAsia="zh-CN"/>
+        </w:rPr>
+      </w:pPr>
+    </w:p>
+    <w:p>
+      <w:pPr>
+        <w:pStyle w:val="3"/>
+        <w:keepNext w:val="0"/>
+        <w:keepLines w:val="0"/>
+        <w:widowControl/>
+        <w:suppressLineNumbers w:val="0"/>
+        <w:jc w:val="left"/>
+        <w:rPr>
+          <w:rFonts w:hint="default" w:eastAsia="宋体"/>
+          <w:lang w:val="en-US" w:eastAsia="zh-CN"/>
+        </w:rPr>
+      </w:pPr>
+    </w:p>
+    <w:p>
+      <w:pPr>
+        <w:pStyle w:val="3"/>
+        <w:keepNext w:val="0"/>
+        <w:keepLines w:val="0"/>
+        <w:widowControl/>
+        <w:suppressLineNumbers w:val="0"/>
+        <w:jc w:val="left"/>
+        <w:rPr>
+          <w:rFonts w:hint="default" w:eastAsia="宋体"/>
+          <w:lang w:val="en-US" w:eastAsia="zh-CN"/>
+        </w:rPr>
+      </w:pPr>
+    </w:p>
+    <w:p>
+      <w:pPr>
+        <w:pStyle w:val="3"/>
+        <w:keepNext w:val="0"/>
+        <w:keepLines w:val="0"/>
+        <w:widowControl/>
+        <w:suppressLineNumbers w:val="0"/>
+        <w:jc w:val="left"/>
+        <w:rPr>
+          <w:rFonts w:hint="default" w:eastAsia="宋体"/>
+          <w:lang w:val="en-US" w:eastAsia="zh-CN"/>
+        </w:rPr>
+      </w:pPr>
+    </w:p>
+    <w:p>
+      <w:pPr>
+        <w:pStyle w:val="3"/>
+        <w:keepNext w:val="0"/>
+        <w:keepLines w:val="0"/>
+        <w:widowControl/>
+        <w:suppressLineNumbers w:val="0"/>
+        <w:jc w:val="left"/>
+        <w:rPr>
+          <w:rFonts w:hint="default"/>
+          <w:lang w:val="en-US" w:eastAsia="zh-CN"/>
+        </w:rPr>
+      </w:pPr>
+      <w:r>
+        <w:rPr>
+          <w:rFonts w:hint="eastAsia"/>
+          <w:lang w:val="en-US" w:eastAsia="zh-CN"/>
+        </w:rPr>
+        <w:t>通过Linear升维：</w:t>
+      </w:r>
+      <w:r>
+        <w:rPr>
+          <w:rFonts w:hint="eastAsia"/>
+          <w:lang w:val="en-US" w:eastAsia="zh-CN"/>
+        </w:rPr>
+        <w:tab/>
+      </w:r>
+    </w:p>
+    <w:p>
+      <w:pPr>
+        <w:pStyle w:val="3"/>
+        <w:keepNext w:val="0"/>
+        <w:keepLines w:val="0"/>
+        <w:widowControl/>
+        <w:suppressLineNumbers w:val="0"/>
+        <w:jc w:val="left"/>
+        <w:rPr>
+          <w:rFonts w:hint="default"/>
+          <w:lang w:val="en-US" w:eastAsia="zh-CN"/>
+        </w:rPr>
+      </w:pPr>
+      <w:r>
+        <w:rPr>
+          <w:rFonts w:hint="eastAsia"/>
+          <w:lang w:val="en-US" w:eastAsia="zh-CN"/>
+        </w:rPr>
+        <w:tab/>
+      </w:r>
+      <w:r>
+        <w:rPr>
+          <w:rFonts w:hint="eastAsia"/>
+          <w:lang w:val="en-US" w:eastAsia="zh-CN"/>
+        </w:rPr>
+        <w:t>__init__函数</w:t>
+      </w:r>
+    </w:p>
+    <w:p>
+      <w:pPr>
+        <w:pStyle w:val="3"/>
+        <w:keepNext w:val="0"/>
+        <w:keepLines w:val="0"/>
+        <w:widowControl/>
+        <w:suppressLineNumbers w:val="0"/>
+        <w:jc w:val="left"/>
+      </w:pPr>
+      <w:r>
+        <w:drawing>
+          <wp:inline distT="0" distB="0" distL="114300" distR="114300">
+            <wp:extent cx="5267960" cy="641350"/>
+            <wp:effectExtent l="0" t="0" r="2540" b="6350"/>
+            <wp:docPr id="19" name="图片 1"/>
+            <wp:cNvGraphicFramePr>
+              <a:graphicFrameLocks xmlns:a="http://schemas.openxmlformats.org/drawingml/2006/main" noChangeAspect="1"/>
+            </wp:cNvGraphicFramePr>
+            <a:graphic xmlns:a="http://schemas.openxmlformats.org/drawingml/2006/main">
+              <a:graphicData uri="http://schemas.openxmlformats.org/drawingml/2006/picture">
+                <pic:pic xmlns:pic="http://schemas.openxmlformats.org/drawingml/2006/picture">
+                  <pic:nvPicPr>
+                    <pic:cNvPr id="19" name="图片 1"/>
+                    <pic:cNvPicPr>
+                      <a:picLocks noChangeAspect="1"/>
+                    </pic:cNvPicPr>
+                  </pic:nvPicPr>
+                  <pic:blipFill>
+                    <a:blip r:embed="rId26"/>
+                    <a:stretch>
+                      <a:fillRect/>
+                    </a:stretch>
+                  </pic:blipFill>
+                  <pic:spPr>
+                    <a:xfrm>
+                      <a:off x="0" y="0"/>
+                      <a:ext cx="5267960" cy="641350"/>
+                    </a:xfrm>
+                    <a:prstGeom prst="rect">
+                      <a:avLst/>
+                    </a:prstGeom>
+                    <a:noFill/>
+                    <a:ln>
+                      <a:noFill/>
+                    </a:ln>
+                  </pic:spPr>
+                </pic:pic>
+              </a:graphicData>
+            </a:graphic>
           </wp:inline>
         </w:drawing>
       </w:r>
+    </w:p>
+    <w:p>
+      <w:pPr>
+        <w:pStyle w:val="3"/>
+        <w:keepNext w:val="0"/>
+        <w:keepLines w:val="0"/>
+        <w:widowControl/>
+        <w:suppressLineNumbers w:val="0"/>
+        <w:jc w:val="left"/>
+        <w:rPr>
+          <w:rFonts w:hint="default" w:eastAsia="宋体"/>
+          <w:lang w:val="en-US" w:eastAsia="zh-CN"/>
+        </w:rPr>
+      </w:pPr>
+      <w:r>
+        <w:rPr>
+          <w:rFonts w:hint="eastAsia"/>
+          <w:lang w:val="en-US" w:eastAsia="zh-CN"/>
+        </w:rPr>
+        <w:tab/>
+      </w:r>
+      <w:r>
+        <w:rPr>
+          <w:rFonts w:hint="eastAsia"/>
+          <w:lang w:val="en-US" w:eastAsia="zh-CN"/>
+        </w:rPr>
+        <w:t>forward函数</w:t>
+      </w:r>
+    </w:p>
+    <w:p>
+      <w:pPr>
+        <w:pStyle w:val="3"/>
+        <w:keepNext w:val="0"/>
+        <w:keepLines w:val="0"/>
+        <w:widowControl/>
+        <w:suppressLineNumbers w:val="0"/>
+        <w:jc w:val="left"/>
+      </w:pPr>
+      <w:r>
+        <w:drawing>
+          <wp:inline distT="0" distB="0" distL="114300" distR="114300">
+            <wp:extent cx="5270500" cy="724535"/>
+            <wp:effectExtent l="0" t="0" r="0" b="12065"/>
+            <wp:docPr id="21" name="图片 2"/>
+            <wp:cNvGraphicFramePr>
+              <a:graphicFrameLocks xmlns:a="http://schemas.openxmlformats.org/drawingml/2006/main" noChangeAspect="1"/>
+            </wp:cNvGraphicFramePr>
+            <a:graphic xmlns:a="http://schemas.openxmlformats.org/drawingml/2006/main">
+              <a:graphicData uri="http://schemas.openxmlformats.org/drawingml/2006/picture">
+                <pic:pic xmlns:pic="http://schemas.openxmlformats.org/drawingml/2006/picture">
+                  <pic:nvPicPr>
+                    <pic:cNvPr id="21" name="图片 2"/>
+                    <pic:cNvPicPr>
+                      <a:picLocks noChangeAspect="1"/>
+                    </pic:cNvPicPr>
+                  </pic:nvPicPr>
+                  <pic:blipFill>
+                    <a:blip r:embed="rId27"/>
+                    <a:stretch>
+                      <a:fillRect/>
+                    </a:stretch>
+                  </pic:blipFill>
+                  <pic:spPr>
+                    <a:xfrm>
+                      <a:off x="0" y="0"/>
+                      <a:ext cx="5270500" cy="724535"/>
+                    </a:xfrm>
+                    <a:prstGeom prst="rect">
+                      <a:avLst/>
+                    </a:prstGeom>
+                    <a:noFill/>
+                    <a:ln>
+                      <a:noFill/>
+                    </a:ln>
+                  </pic:spPr>
+                </pic:pic>
+              </a:graphicData>
+            </a:graphic>
+          </wp:inline>
+        </w:drawing>
+      </w:r>
+    </w:p>
+    <w:p>
+      <w:pPr>
+        <w:pStyle w:val="3"/>
+        <w:keepNext w:val="0"/>
+        <w:keepLines w:val="0"/>
+        <w:widowControl/>
+        <w:suppressLineNumbers w:val="0"/>
+        <w:jc w:val="left"/>
+        <w:rPr>
+          <w:rFonts w:hint="eastAsia"/>
+          <w:lang w:val="en-US" w:eastAsia="zh-CN"/>
+        </w:rPr>
+      </w:pPr>
+      <w:r>
+        <w:rPr>
+          <w:rFonts w:hint="eastAsia"/>
+          <w:lang w:val="en-US" w:eastAsia="zh-CN"/>
+        </w:rPr>
+        <w:t>重塑多头（让模型同时学习多种注意力模式）：</w:t>
+      </w:r>
+    </w:p>
+    <w:p>
+      <w:pPr>
+        <w:pStyle w:val="3"/>
+        <w:keepNext w:val="0"/>
+        <w:keepLines w:val="0"/>
+        <w:widowControl/>
+        <w:suppressLineNumbers w:val="0"/>
+        <w:jc w:val="left"/>
+      </w:pPr>
+      <w:r>
+        <w:drawing>
+          <wp:inline distT="0" distB="0" distL="114300" distR="114300">
+            <wp:extent cx="5273040" cy="621665"/>
+            <wp:effectExtent l="0" t="0" r="10160" b="635"/>
+            <wp:docPr id="24" name="图片 3"/>
+            <wp:cNvGraphicFramePr>
+              <a:graphicFrameLocks xmlns:a="http://schemas.openxmlformats.org/drawingml/2006/main" noChangeAspect="1"/>
+            </wp:cNvGraphicFramePr>
+            <a:graphic xmlns:a="http://schemas.openxmlformats.org/drawingml/2006/main">
+              <a:graphicData uri="http://schemas.openxmlformats.org/drawingml/2006/picture">
+                <pic:pic xmlns:pic="http://schemas.openxmlformats.org/drawingml/2006/picture">
+                  <pic:nvPicPr>
+                    <pic:cNvPr id="24" name="图片 3"/>
+                    <pic:cNvPicPr>
+                      <a:picLocks noChangeAspect="1"/>
+                    </pic:cNvPicPr>
+                  </pic:nvPicPr>
+                  <pic:blipFill>
+                    <a:blip r:embed="rId28"/>
+                    <a:stretch>
+                      <a:fillRect/>
+                    </a:stretch>
+                  </pic:blipFill>
+                  <pic:spPr>
+                    <a:xfrm>
+                      <a:off x="0" y="0"/>
+                      <a:ext cx="5273040" cy="621665"/>
+                    </a:xfrm>
+                    <a:prstGeom prst="rect">
+                      <a:avLst/>
+                    </a:prstGeom>
+                    <a:noFill/>
+                    <a:ln>
+                      <a:noFill/>
+                    </a:ln>
+                  </pic:spPr>
+                </pic:pic>
+              </a:graphicData>
+            </a:graphic>
+          </wp:inline>
+        </w:drawing>
+      </w:r>
+    </w:p>
+    <w:p>
+      <w:pPr>
+        <w:pStyle w:val="3"/>
+        <w:keepNext w:val="0"/>
+        <w:keepLines w:val="0"/>
+        <w:widowControl/>
+        <w:suppressLineNumbers w:val="0"/>
+        <w:jc w:val="left"/>
+        <w:rPr>
+          <w:rFonts w:hint="eastAsia"/>
+          <w:lang w:val="en-US" w:eastAsia="zh-CN"/>
+        </w:rPr>
+      </w:pPr>
+      <w:r>
+        <w:rPr>
+          <w:rFonts w:hint="eastAsia"/>
+          <w:lang w:val="en-US" w:eastAsia="zh-CN"/>
+        </w:rPr>
+        <w:t>对于Q,K进行位置编码：</w:t>
+      </w:r>
+    </w:p>
+    <w:p>
+      <w:pPr>
+        <w:pStyle w:val="3"/>
+        <w:keepNext w:val="0"/>
+        <w:keepLines w:val="0"/>
+        <w:widowControl/>
+        <w:suppressLineNumbers w:val="0"/>
+        <w:jc w:val="left"/>
+      </w:pPr>
+      <w:r>
+        <w:drawing>
+          <wp:inline distT="0" distB="0" distL="114300" distR="114300">
+            <wp:extent cx="5273675" cy="611505"/>
+            <wp:effectExtent l="0" t="0" r="9525" b="10795"/>
+            <wp:docPr id="26" name="图片 4"/>
+            <wp:cNvGraphicFramePr>
+              <a:graphicFrameLocks xmlns:a="http://schemas.openxmlformats.org/drawingml/2006/main" noChangeAspect="1"/>
+            </wp:cNvGraphicFramePr>
+            <a:graphic xmlns:a="http://schemas.openxmlformats.org/drawingml/2006/main">
+              <a:graphicData uri="http://schemas.openxmlformats.org/drawingml/2006/picture">
+                <pic:pic xmlns:pic="http://schemas.openxmlformats.org/drawingml/2006/picture">
+                  <pic:nvPicPr>
+                    <pic:cNvPr id="26" name="图片 4"/>
+                    <pic:cNvPicPr>
+                      <a:picLocks noChangeAspect="1"/>
+                    </pic:cNvPicPr>
+                  </pic:nvPicPr>
+                  <pic:blipFill>
+                    <a:blip r:embed="rId29"/>
+                    <a:stretch>
+                      <a:fillRect/>
+                    </a:stretch>
+                  </pic:blipFill>
+                  <pic:spPr>
+                    <a:xfrm>
+                      <a:off x="0" y="0"/>
+                      <a:ext cx="5273675" cy="611505"/>
+                    </a:xfrm>
+                    <a:prstGeom prst="rect">
+                      <a:avLst/>
+                    </a:prstGeom>
+                    <a:noFill/>
+                    <a:ln>
+                      <a:noFill/>
+                    </a:ln>
+                  </pic:spPr>
+                </pic:pic>
+              </a:graphicData>
+            </a:graphic>
+          </wp:inline>
+        </w:drawing>
+      </w:r>
+    </w:p>
+    <w:p>
+      <w:pPr>
+        <w:pStyle w:val="3"/>
+        <w:keepNext w:val="0"/>
+        <w:keepLines w:val="0"/>
+        <w:widowControl/>
+        <w:suppressLineNumbers w:val="0"/>
+        <w:jc w:val="left"/>
+        <w:rPr>
+          <w:rFonts w:hint="eastAsia"/>
+          <w:lang w:val="en-US" w:eastAsia="zh-CN"/>
+        </w:rPr>
+      </w:pPr>
+      <w:r>
+        <w:rPr>
+          <w:rFonts w:hint="eastAsia"/>
+          <w:lang w:val="en-US" w:eastAsia="zh-CN"/>
+        </w:rPr>
+        <w:t>重复KV：</w:t>
+      </w:r>
+    </w:p>
+    <w:p>
+      <w:pPr>
+        <w:pStyle w:val="3"/>
+        <w:keepNext w:val="0"/>
+        <w:keepLines w:val="0"/>
+        <w:widowControl/>
+        <w:suppressLineNumbers w:val="0"/>
+        <w:jc w:val="left"/>
+        <w:rPr>
+          <w:rFonts w:hint="eastAsia"/>
+          <w:lang w:val="en-US" w:eastAsia="zh-CN"/>
+        </w:rPr>
+      </w:pPr>
+      <w:r>
+        <w:drawing>
+          <wp:inline distT="0" distB="0" distL="114300" distR="114300">
+            <wp:extent cx="5273040" cy="1153795"/>
+            <wp:effectExtent l="0" t="0" r="10160" b="1905"/>
+            <wp:docPr id="28" name="图片 2"/>
+            <wp:cNvGraphicFramePr>
+              <a:graphicFrameLocks xmlns:a="http://schemas.openxmlformats.org/drawingml/2006/main" noChangeAspect="1"/>
+            </wp:cNvGraphicFramePr>
+            <a:graphic xmlns:a="http://schemas.openxmlformats.org/drawingml/2006/main">
+              <a:graphicData uri="http://schemas.openxmlformats.org/drawingml/2006/picture">
+                <pic:pic xmlns:pic="http://schemas.openxmlformats.org/drawingml/2006/picture">
+                  <pic:nvPicPr>
+                    <pic:cNvPr id="28" name="图片 2"/>
+                    <pic:cNvPicPr>
+                      <a:picLocks noChangeAspect="1"/>
+                    </pic:cNvPicPr>
+                  </pic:nvPicPr>
+                  <pic:blipFill>
+                    <a:blip r:embed="rId30"/>
+                    <a:stretch>
+                      <a:fillRect/>
+                    </a:stretch>
+                  </pic:blipFill>
+                  <pic:spPr>
+                    <a:xfrm>
+                      <a:off x="0" y="0"/>
+                      <a:ext cx="5273040" cy="1153795"/>
+                    </a:xfrm>
+                    <a:prstGeom prst="rect">
+                      <a:avLst/>
+                    </a:prstGeom>
+                    <a:noFill/>
+                    <a:ln>
+                      <a:noFill/>
+                    </a:ln>
+                  </pic:spPr>
+                </pic:pic>
+              </a:graphicData>
+            </a:graphic>
+          </wp:inline>
+        </w:drawing>
+      </w:r>
+    </w:p>
+    <w:p>
+      <w:pPr>
+        <w:pStyle w:val="3"/>
+        <w:keepNext w:val="0"/>
+        <w:keepLines w:val="0"/>
+        <w:widowControl/>
+        <w:suppressLineNumbers w:val="0"/>
+        <w:jc w:val="left"/>
+      </w:pPr>
+      <w:r>
+        <w:drawing>
+          <wp:inline distT="0" distB="0" distL="114300" distR="114300">
+            <wp:extent cx="5269230" cy="516255"/>
+            <wp:effectExtent l="0" t="0" r="1270" b="4445"/>
+            <wp:docPr id="27" name="图片 1"/>
+            <wp:cNvGraphicFramePr>
+              <a:graphicFrameLocks xmlns:a="http://schemas.openxmlformats.org/drawingml/2006/main" noChangeAspect="1"/>
+            </wp:cNvGraphicFramePr>
+            <a:graphic xmlns:a="http://schemas.openxmlformats.org/drawingml/2006/main">
+              <a:graphicData uri="http://schemas.openxmlformats.org/drawingml/2006/picture">
+                <pic:pic xmlns:pic="http://schemas.openxmlformats.org/drawingml/2006/picture">
+                  <pic:nvPicPr>
+                    <pic:cNvPr id="27" name="图片 1"/>
+                    <pic:cNvPicPr>
+                      <a:picLocks noChangeAspect="1"/>
+                    </pic:cNvPicPr>
+                  </pic:nvPicPr>
+                  <pic:blipFill>
+                    <a:blip r:embed="rId31"/>
+                    <a:stretch>
+                      <a:fillRect/>
+                    </a:stretch>
+                  </pic:blipFill>
+                  <pic:spPr>
+                    <a:xfrm>
+                      <a:off x="0" y="0"/>
+                      <a:ext cx="5269230" cy="516255"/>
+                    </a:xfrm>
+                    <a:prstGeom prst="rect">
+                      <a:avLst/>
+                    </a:prstGeom>
+                    <a:noFill/>
+                    <a:ln>
+                      <a:noFill/>
+                    </a:ln>
+                  </pic:spPr>
+                </pic:pic>
+              </a:graphicData>
+            </a:graphic>
+          </wp:inline>
+        </w:drawing>
+      </w:r>
+    </w:p>
+    <w:p>
+      <w:pPr>
+        <w:pStyle w:val="3"/>
+        <w:keepNext w:val="0"/>
+        <w:keepLines w:val="0"/>
+        <w:widowControl/>
+        <w:suppressLineNumbers w:val="0"/>
+        <w:jc w:val="left"/>
+        <w:rPr>
+          <w:rFonts w:hint="eastAsia"/>
+          <w:lang w:val="en-US" w:eastAsia="zh-CN"/>
+        </w:rPr>
+      </w:pPr>
+      <w:r>
+        <w:rPr>
+          <w:rFonts w:hint="eastAsia"/>
+          <w:lang w:val="en-US" w:eastAsia="zh-CN"/>
+        </w:rPr>
+        <w:t>注意力分数计算（添加因果掩码，防止作弊）：</w:t>
+      </w:r>
+    </w:p>
+    <w:p>
+      <w:pPr>
+        <w:pStyle w:val="3"/>
+        <w:keepNext w:val="0"/>
+        <w:keepLines w:val="0"/>
+        <w:widowControl/>
+        <w:suppressLineNumbers w:val="0"/>
+        <w:jc w:val="left"/>
+        <w:rPr>
+          <w:rFonts w:hint="eastAsia"/>
+          <w:lang w:val="en-US" w:eastAsia="zh-CN"/>
+        </w:rPr>
+      </w:pPr>
+      <w:r>
+        <w:drawing>
+          <wp:inline distT="0" distB="0" distL="114300" distR="114300">
+            <wp:extent cx="5271135" cy="690245"/>
+            <wp:effectExtent l="0" t="0" r="12065" b="8255"/>
+            <wp:docPr id="31" name="图片 5"/>
+            <wp:cNvGraphicFramePr>
+              <a:graphicFrameLocks xmlns:a="http://schemas.openxmlformats.org/drawingml/2006/main" noChangeAspect="1"/>
+            </wp:cNvGraphicFramePr>
+            <a:graphic xmlns:a="http://schemas.openxmlformats.org/drawingml/2006/main">
+              <a:graphicData uri="http://schemas.openxmlformats.org/drawingml/2006/picture">
+                <pic:pic xmlns:pic="http://schemas.openxmlformats.org/drawingml/2006/picture">
+                  <pic:nvPicPr>
+                    <pic:cNvPr id="31" name="图片 5"/>
+                    <pic:cNvPicPr>
+                      <a:picLocks noChangeAspect="1"/>
+                    </pic:cNvPicPr>
+                  </pic:nvPicPr>
+                  <pic:blipFill>
+                    <a:blip r:embed="rId32"/>
+                    <a:stretch>
+                      <a:fillRect/>
+                    </a:stretch>
+                  </pic:blipFill>
+                  <pic:spPr>
+                    <a:xfrm>
+                      <a:off x="0" y="0"/>
+                      <a:ext cx="5271135" cy="690245"/>
+                    </a:xfrm>
+                    <a:prstGeom prst="rect">
+                      <a:avLst/>
+                    </a:prstGeom>
+                    <a:noFill/>
+                    <a:ln>
+                      <a:noFill/>
+                    </a:ln>
+                  </pic:spPr>
+                </pic:pic>
+              </a:graphicData>
+            </a:graphic>
+          </wp:inline>
+        </w:drawing>
+      </w:r>
+    </w:p>
+    <w:p>
+      <w:pPr>
+        <w:pStyle w:val="3"/>
+        <w:keepNext w:val="0"/>
+        <w:keepLines w:val="0"/>
+        <w:widowControl/>
+        <w:suppressLineNumbers w:val="0"/>
+        <w:jc w:val="left"/>
+        <w:rPr>
+          <w:rFonts w:hint="default" w:eastAsia="宋体"/>
+          <w:lang w:val="en-US" w:eastAsia="zh-CN"/>
+        </w:rPr>
+      </w:pPr>
+      <w:r>
+        <w:drawing>
+          <wp:inline distT="0" distB="0" distL="114300" distR="114300">
+            <wp:extent cx="5111750" cy="1158240"/>
+            <wp:effectExtent l="0" t="0" r="6350" b="10160"/>
+            <wp:docPr id="32" name="图片 6"/>
+            <wp:cNvGraphicFramePr>
+              <a:graphicFrameLocks xmlns:a="http://schemas.openxmlformats.org/drawingml/2006/main" noChangeAspect="1"/>
+            </wp:cNvGraphicFramePr>
+            <a:graphic xmlns:a="http://schemas.openxmlformats.org/drawingml/2006/main">
+              <a:graphicData uri="http://schemas.openxmlformats.org/drawingml/2006/picture">
+                <pic:pic xmlns:pic="http://schemas.openxmlformats.org/drawingml/2006/picture">
+                  <pic:nvPicPr>
+                    <pic:cNvPr id="32" name="图片 6"/>
+                    <pic:cNvPicPr>
+                      <a:picLocks noChangeAspect="1"/>
+                    </pic:cNvPicPr>
+                  </pic:nvPicPr>
+                  <pic:blipFill>
+                    <a:blip r:embed="rId33"/>
+                    <a:stretch>
+                      <a:fillRect/>
+                    </a:stretch>
+                  </pic:blipFill>
+                  <pic:spPr>
+                    <a:xfrm>
+                      <a:off x="0" y="0"/>
+                      <a:ext cx="5111750" cy="1158240"/>
+                    </a:xfrm>
+                    <a:prstGeom prst="rect">
+                      <a:avLst/>
+                    </a:prstGeom>
+                    <a:noFill/>
+                    <a:ln>
+                      <a:noFill/>
+                    </a:ln>
+                  </pic:spPr>
+                </pic:pic>
+              </a:graphicData>
+            </a:graphic>
+          </wp:inline>
+        </w:drawing>
+      </w:r>
+      <w:r>
+        <w:drawing>
+          <wp:inline distT="0" distB="0" distL="114300" distR="114300">
+            <wp:extent cx="5267960" cy="3265805"/>
+            <wp:effectExtent l="0" t="0" r="2540" b="10795"/>
+            <wp:docPr id="29" name="图片 3"/>
+            <wp:cNvGraphicFramePr>
+              <a:graphicFrameLocks xmlns:a="http://schemas.openxmlformats.org/drawingml/2006/main" noChangeAspect="1"/>
+            </wp:cNvGraphicFramePr>
+            <a:graphic xmlns:a="http://schemas.openxmlformats.org/drawingml/2006/main">
+              <a:graphicData uri="http://schemas.openxmlformats.org/drawingml/2006/picture">
+                <pic:pic xmlns:pic="http://schemas.openxmlformats.org/drawingml/2006/picture">
+                  <pic:nvPicPr>
+                    <pic:cNvPr id="29" name="图片 3"/>
+                    <pic:cNvPicPr>
+                      <a:picLocks noChangeAspect="1"/>
+                    </pic:cNvPicPr>
+                  </pic:nvPicPr>
+                  <pic:blipFill>
+                    <a:blip r:embed="rId34"/>
+                    <a:stretch>
+                      <a:fillRect/>
+                    </a:stretch>
+                  </pic:blipFill>
+                  <pic:spPr>
+                    <a:xfrm>
+                      <a:off x="0" y="0"/>
+                      <a:ext cx="5267960" cy="3265805"/>
+                    </a:xfrm>
+                    <a:prstGeom prst="rect">
+                      <a:avLst/>
+                    </a:prstGeom>
+                    <a:noFill/>
+                    <a:ln>
+                      <a:noFill/>
+                    </a:ln>
+                  </pic:spPr>
+                </pic:pic>
+              </a:graphicData>
+            </a:graphic>
+          </wp:inline>
+        </w:drawing>
+      </w:r>
+      <w:r>
+        <w:rPr>
+          <w:rFonts w:hint="eastAsia"/>
+          <w:lang w:val="en-US" w:eastAsia="zh-CN"/>
+        </w:rPr>
+        <w:br w:type="textWrapping"/>
+      </w:r>
+    </w:p>
+    <w:p>
+      <w:pPr>
+        <w:pStyle w:val="3"/>
+        <w:keepNext w:val="0"/>
+        <w:keepLines w:val="0"/>
+        <w:widowControl/>
+        <w:suppressLineNumbers w:val="0"/>
+        <w:jc w:val="left"/>
+        <w:rPr>
+          <w:rFonts w:hint="eastAsia"/>
+          <w:lang w:val="en-US" w:eastAsia="zh-CN"/>
+        </w:rPr>
+      </w:pPr>
+      <w:r>
+        <w:rPr>
+          <w:rFonts w:hint="eastAsia"/>
+          <w:lang w:val="en-US" w:eastAsia="zh-CN"/>
+        </w:rPr>
+        <w:t>softmax将注意力分数转变为概率分布（加权求和），再与V点积形成最终的计算结果：</w:t>
+      </w:r>
+    </w:p>
+    <w:p>
+      <w:pPr>
+        <w:pStyle w:val="3"/>
+        <w:keepNext w:val="0"/>
+        <w:keepLines w:val="0"/>
+        <w:widowControl/>
+        <w:suppressLineNumbers w:val="0"/>
+        <w:jc w:val="left"/>
+      </w:pPr>
+      <w:r>
+        <w:drawing>
+          <wp:inline distT="0" distB="0" distL="114300" distR="114300">
+            <wp:extent cx="5273675" cy="1375410"/>
+            <wp:effectExtent l="0" t="0" r="9525" b="8890"/>
+            <wp:docPr id="33" name="图片 7"/>
+            <wp:cNvGraphicFramePr>
+              <a:graphicFrameLocks xmlns:a="http://schemas.openxmlformats.org/drawingml/2006/main" noChangeAspect="1"/>
+            </wp:cNvGraphicFramePr>
+            <a:graphic xmlns:a="http://schemas.openxmlformats.org/drawingml/2006/main">
+              <a:graphicData uri="http://schemas.openxmlformats.org/drawingml/2006/picture">
+                <pic:pic xmlns:pic="http://schemas.openxmlformats.org/drawingml/2006/picture">
+                  <pic:nvPicPr>
+                    <pic:cNvPr id="33" name="图片 7"/>
+                    <pic:cNvPicPr>
+                      <a:picLocks noChangeAspect="1"/>
+                    </pic:cNvPicPr>
+                  </pic:nvPicPr>
+                  <pic:blipFill>
+                    <a:blip r:embed="rId35"/>
+                    <a:stretch>
+                      <a:fillRect/>
+                    </a:stretch>
+                  </pic:blipFill>
+                  <pic:spPr>
+                    <a:xfrm>
+                      <a:off x="0" y="0"/>
+                      <a:ext cx="5273675" cy="1375410"/>
+                    </a:xfrm>
+                    <a:prstGeom prst="rect">
+                      <a:avLst/>
+                    </a:prstGeom>
+                    <a:noFill/>
+                    <a:ln>
+                      <a:noFill/>
+                    </a:ln>
+                  </pic:spPr>
+                </pic:pic>
+              </a:graphicData>
+            </a:graphic>
+          </wp:inline>
+        </w:drawing>
+      </w:r>
+    </w:p>
+    <w:p>
+      <w:pPr>
+        <w:pStyle w:val="3"/>
+        <w:keepNext w:val="0"/>
+        <w:keepLines w:val="0"/>
+        <w:widowControl/>
+        <w:suppressLineNumbers w:val="0"/>
+        <w:jc w:val="left"/>
+        <w:rPr>
+          <w:rFonts w:hint="eastAsia"/>
+          <w:lang w:val="en-US" w:eastAsia="zh-CN"/>
+        </w:rPr>
+      </w:pPr>
+      <w:r>
+        <w:rPr>
+          <w:rFonts w:hint="eastAsia"/>
+          <w:lang w:val="en-US" w:eastAsia="zh-CN"/>
+        </w:rPr>
+        <w:t>使用Linear降维输出最终结果：</w:t>
+      </w:r>
+    </w:p>
+    <w:p>
+      <w:pPr>
+        <w:pStyle w:val="3"/>
+        <w:keepNext w:val="0"/>
+        <w:keepLines w:val="0"/>
+        <w:widowControl/>
+        <w:suppressLineNumbers w:val="0"/>
+        <w:jc w:val="left"/>
+        <w:rPr>
+          <w:rFonts w:hint="eastAsia"/>
+          <w:lang w:val="en-US" w:eastAsia="zh-CN"/>
+        </w:rPr>
+      </w:pPr>
+      <w:r>
+        <w:drawing>
+          <wp:inline distT="0" distB="0" distL="114300" distR="114300">
+            <wp:extent cx="5271135" cy="208915"/>
+            <wp:effectExtent l="0" t="0" r="12065" b="6985"/>
+            <wp:docPr id="35" name="图片 9"/>
+            <wp:cNvGraphicFramePr>
+              <a:graphicFrameLocks xmlns:a="http://schemas.openxmlformats.org/drawingml/2006/main" noChangeAspect="1"/>
+            </wp:cNvGraphicFramePr>
+            <a:graphic xmlns:a="http://schemas.openxmlformats.org/drawingml/2006/main">
+              <a:graphicData uri="http://schemas.openxmlformats.org/drawingml/2006/picture">
+                <pic:pic xmlns:pic="http://schemas.openxmlformats.org/drawingml/2006/picture">
+                  <pic:nvPicPr>
+                    <pic:cNvPr id="35" name="图片 9"/>
+                    <pic:cNvPicPr>
+                      <a:picLocks noChangeAspect="1"/>
+                    </pic:cNvPicPr>
+                  </pic:nvPicPr>
+                  <pic:blipFill>
+                    <a:blip r:embed="rId36"/>
+                    <a:stretch>
+                      <a:fillRect/>
+                    </a:stretch>
+                  </pic:blipFill>
+                  <pic:spPr>
+                    <a:xfrm>
+                      <a:off x="0" y="0"/>
+                      <a:ext cx="5271135" cy="208915"/>
+                    </a:xfrm>
+                    <a:prstGeom prst="rect">
+                      <a:avLst/>
+                    </a:prstGeom>
+                    <a:noFill/>
+                    <a:ln>
+                      <a:noFill/>
+                    </a:ln>
+                  </pic:spPr>
+                </pic:pic>
+              </a:graphicData>
+            </a:graphic>
+          </wp:inline>
+        </w:drawing>
+      </w:r>
+    </w:p>
+    <w:p>
+      <w:pPr>
+        <w:pStyle w:val="3"/>
+        <w:keepNext w:val="0"/>
+        <w:keepLines w:val="0"/>
+        <w:widowControl/>
+        <w:suppressLineNumbers w:val="0"/>
+        <w:jc w:val="left"/>
+        <w:rPr>
+          <w:rFonts w:hint="default"/>
+          <w:lang w:val="en-US" w:eastAsia="zh-CN"/>
+        </w:rPr>
+      </w:pPr>
+      <w:r>
+        <w:drawing>
+          <wp:inline distT="0" distB="0" distL="114300" distR="114300">
+            <wp:extent cx="5273040" cy="746760"/>
+            <wp:effectExtent l="0" t="0" r="10160" b="2540"/>
+            <wp:docPr id="34" name="图片 8"/>
+            <wp:cNvGraphicFramePr>
+              <a:graphicFrameLocks xmlns:a="http://schemas.openxmlformats.org/drawingml/2006/main" noChangeAspect="1"/>
+            </wp:cNvGraphicFramePr>
+            <a:graphic xmlns:a="http://schemas.openxmlformats.org/drawingml/2006/main">
+              <a:graphicData uri="http://schemas.openxmlformats.org/drawingml/2006/picture">
+                <pic:pic xmlns:pic="http://schemas.openxmlformats.org/drawingml/2006/picture">
+                  <pic:nvPicPr>
+                    <pic:cNvPr id="34" name="图片 8"/>
+                    <pic:cNvPicPr>
+                      <a:picLocks noChangeAspect="1"/>
+                    </pic:cNvPicPr>
+                  </pic:nvPicPr>
+                  <pic:blipFill>
+                    <a:blip r:embed="rId37"/>
+                    <a:stretch>
+                      <a:fillRect/>
+                    </a:stretch>
+                  </pic:blipFill>
+                  <pic:spPr>
+                    <a:xfrm>
+                      <a:off x="0" y="0"/>
+                      <a:ext cx="5273040" cy="746760"/>
+                    </a:xfrm>
+                    <a:prstGeom prst="rect">
+                      <a:avLst/>
+                    </a:prstGeom>
+                    <a:noFill/>
+                    <a:ln>
+                      <a:noFill/>
+                    </a:ln>
+                  </pic:spPr>
+                </pic:pic>
+              </a:graphicData>
+            </a:graphic>
+          </wp:inline>
+        </w:drawing>
+      </w:r>
+    </w:p>
+    <w:p>
+      <w:pPr>
+        <w:pStyle w:val="3"/>
+        <w:keepNext w:val="0"/>
+        <w:keepLines w:val="0"/>
+        <w:widowControl/>
+        <w:suppressLineNumbers w:val="0"/>
+        <w:jc w:val="left"/>
+        <w:rPr>
+          <w:rFonts w:hint="default"/>
+          <w:lang w:val="en-US" w:eastAsia="zh-CN"/>
+        </w:rPr>
+      </w:pPr>
+    </w:p>
+    <w:p>
+      <w:pPr>
+        <w:pStyle w:val="3"/>
+        <w:keepNext w:val="0"/>
+        <w:keepLines w:val="0"/>
+        <w:widowControl/>
+        <w:suppressLineNumbers w:val="0"/>
+        <w:jc w:val="left"/>
+        <w:rPr>
+          <w:rFonts w:hint="default"/>
+          <w:lang w:val="en-US" w:eastAsia="zh-CN"/>
+        </w:rPr>
+      </w:pPr>
+    </w:p>
+    <w:p>
+      <w:pPr>
+        <w:pStyle w:val="3"/>
+        <w:keepNext w:val="0"/>
+        <w:keepLines w:val="0"/>
+        <w:widowControl/>
+        <w:suppressLineNumbers w:val="0"/>
+        <w:jc w:val="left"/>
+        <w:rPr>
+          <w:rFonts w:hint="default"/>
+          <w:lang w:val="en-US" w:eastAsia="zh-CN"/>
+        </w:rPr>
+      </w:pPr>
+    </w:p>
+    <w:p>
+      <w:pPr>
+        <w:pStyle w:val="3"/>
+        <w:keepNext w:val="0"/>
+        <w:keepLines w:val="0"/>
+        <w:widowControl/>
+        <w:suppressLineNumbers w:val="0"/>
+        <w:jc w:val="left"/>
+        <w:rPr>
+          <w:rFonts w:hint="default"/>
+          <w:lang w:val="en-US" w:eastAsia="zh-CN"/>
+        </w:rPr>
+      </w:pPr>
+    </w:p>
+    <w:p>
+      <w:pPr>
+        <w:pStyle w:val="3"/>
+        <w:keepNext w:val="0"/>
+        <w:keepLines w:val="0"/>
+        <w:widowControl/>
+        <w:suppressLineNumbers w:val="0"/>
+        <w:jc w:val="left"/>
+        <w:rPr>
+          <w:rFonts w:hint="default"/>
+          <w:lang w:val="en-US" w:eastAsia="zh-CN"/>
+        </w:rPr>
+      </w:pPr>
+    </w:p>
+    <w:p>
+      <w:pPr>
+        <w:pStyle w:val="3"/>
+        <w:keepNext w:val="0"/>
+        <w:keepLines w:val="0"/>
+        <w:widowControl/>
+        <w:suppressLineNumbers w:val="0"/>
+        <w:jc w:val="left"/>
+        <w:rPr>
+          <w:rFonts w:hint="default"/>
+          <w:lang w:val="en-US" w:eastAsia="zh-CN"/>
+        </w:rPr>
+      </w:pPr>
+    </w:p>
+    <w:p>
+      <w:pPr>
+        <w:pStyle w:val="3"/>
+        <w:keepNext w:val="0"/>
+        <w:keepLines w:val="0"/>
+        <w:widowControl/>
+        <w:suppressLineNumbers w:val="0"/>
+        <w:jc w:val="left"/>
+        <w:rPr>
+          <w:rFonts w:hint="default"/>
+          <w:lang w:val="en-US" w:eastAsia="zh-CN"/>
+        </w:rPr>
+      </w:pPr>
+    </w:p>
+    <w:p>
+      <w:pPr>
+        <w:pStyle w:val="3"/>
+        <w:keepNext w:val="0"/>
+        <w:keepLines w:val="0"/>
+        <w:widowControl/>
+        <w:suppressLineNumbers w:val="0"/>
+        <w:jc w:val="left"/>
+        <w:rPr>
+          <w:rFonts w:hint="default"/>
+          <w:lang w:val="en-US" w:eastAsia="zh-CN"/>
+        </w:rPr>
+      </w:pPr>
+    </w:p>
+    <w:p>
+      <w:pPr>
+        <w:pStyle w:val="3"/>
+        <w:keepNext w:val="0"/>
+        <w:keepLines w:val="0"/>
+        <w:widowControl/>
+        <w:suppressLineNumbers w:val="0"/>
+        <w:jc w:val="left"/>
+        <w:rPr>
+          <w:rFonts w:hint="default"/>
+          <w:lang w:val="en-US" w:eastAsia="zh-CN"/>
+        </w:rPr>
+      </w:pPr>
+    </w:p>
+    <w:p>
+      <w:pPr>
+        <w:pStyle w:val="3"/>
+        <w:keepNext w:val="0"/>
+        <w:keepLines w:val="0"/>
+        <w:widowControl/>
+        <w:suppressLineNumbers w:val="0"/>
+        <w:jc w:val="left"/>
+        <w:rPr>
+          <w:rFonts w:hint="default"/>
+          <w:lang w:val="en-US" w:eastAsia="zh-CN"/>
+        </w:rPr>
+      </w:pPr>
+    </w:p>
+    <w:p>
+      <w:pPr>
+        <w:pStyle w:val="3"/>
+        <w:keepNext w:val="0"/>
+        <w:keepLines w:val="0"/>
+        <w:widowControl/>
+        <w:suppressLineNumbers w:val="0"/>
+        <w:jc w:val="left"/>
+        <w:rPr>
+          <w:rFonts w:hint="default"/>
+          <w:lang w:val="en-US" w:eastAsia="zh-CN"/>
+        </w:rPr>
+      </w:pPr>
+    </w:p>
+    <w:p>
+      <w:pPr>
+        <w:pStyle w:val="3"/>
+        <w:keepNext w:val="0"/>
+        <w:keepLines w:val="0"/>
+        <w:widowControl/>
+        <w:suppressLineNumbers w:val="0"/>
+        <w:jc w:val="left"/>
+        <w:rPr>
+          <w:rFonts w:hint="default"/>
+          <w:lang w:val="en-US" w:eastAsia="zh-CN"/>
+        </w:rPr>
+      </w:pPr>
+    </w:p>
+    <w:p>
+      <w:pPr>
+        <w:pStyle w:val="3"/>
+        <w:keepNext w:val="0"/>
+        <w:keepLines w:val="0"/>
+        <w:widowControl/>
+        <w:suppressLineNumbers w:val="0"/>
+        <w:jc w:val="left"/>
+        <w:rPr>
+          <w:rFonts w:hint="default"/>
+          <w:lang w:val="en-US" w:eastAsia="zh-CN"/>
+        </w:rPr>
+      </w:pPr>
+    </w:p>
+    <w:p>
+      <w:pPr>
+        <w:pStyle w:val="3"/>
+        <w:keepNext w:val="0"/>
+        <w:keepLines w:val="0"/>
+        <w:widowControl/>
+        <w:suppressLineNumbers w:val="0"/>
+        <w:jc w:val="left"/>
+        <w:rPr>
+          <w:rFonts w:hint="default"/>
+          <w:lang w:val="en-US" w:eastAsia="zh-CN"/>
+        </w:rPr>
+      </w:pPr>
+    </w:p>
+    <w:p>
+      <w:pPr>
+        <w:pStyle w:val="3"/>
+        <w:keepNext w:val="0"/>
+        <w:keepLines w:val="0"/>
+        <w:widowControl/>
+        <w:suppressLineNumbers w:val="0"/>
+        <w:jc w:val="left"/>
+        <w:rPr>
+          <w:rFonts w:hint="default"/>
+          <w:lang w:val="en-US" w:eastAsia="zh-CN"/>
+        </w:rPr>
+      </w:pPr>
+    </w:p>
+    <w:p>
+      <w:pPr>
+        <w:pStyle w:val="3"/>
+        <w:keepNext w:val="0"/>
+        <w:keepLines w:val="0"/>
+        <w:widowControl/>
+        <w:suppressLineNumbers w:val="0"/>
+        <w:jc w:val="left"/>
+        <w:rPr>
+          <w:rFonts w:hint="default"/>
+          <w:lang w:val="en-US" w:eastAsia="zh-CN"/>
+        </w:rPr>
+      </w:pPr>
+    </w:p>
+    <w:p>
+      <w:pPr>
+        <w:pStyle w:val="3"/>
+        <w:keepNext w:val="0"/>
+        <w:keepLines w:val="0"/>
+        <w:widowControl/>
+        <w:suppressLineNumbers w:val="0"/>
+        <w:jc w:val="left"/>
+        <w:rPr>
+          <w:rFonts w:hint="default"/>
+          <w:lang w:val="en-US" w:eastAsia="zh-CN"/>
+        </w:rPr>
+      </w:pPr>
+    </w:p>
+    <w:p>
+      <w:pPr>
+        <w:pStyle w:val="3"/>
+        <w:keepNext w:val="0"/>
+        <w:keepLines w:val="0"/>
+        <w:widowControl/>
+        <w:suppressLineNumbers w:val="0"/>
+        <w:jc w:val="left"/>
+        <w:rPr>
+          <w:rFonts w:hint="default"/>
+          <w:lang w:val="en-US" w:eastAsia="zh-CN"/>
+        </w:rPr>
+      </w:pPr>
+    </w:p>
+    <w:p>
+      <w:pPr>
+        <w:pStyle w:val="3"/>
+        <w:keepNext w:val="0"/>
+        <w:keepLines w:val="0"/>
+        <w:widowControl/>
+        <w:suppressLineNumbers w:val="0"/>
+        <w:jc w:val="left"/>
+        <w:rPr>
+          <w:rFonts w:hint="default"/>
+          <w:lang w:val="en-US" w:eastAsia="zh-CN"/>
+        </w:rPr>
+      </w:pPr>
+    </w:p>
+    <w:p>
+      <w:pPr>
+        <w:pStyle w:val="3"/>
+        <w:keepNext w:val="0"/>
+        <w:keepLines w:val="0"/>
+        <w:widowControl/>
+        <w:suppressLineNumbers w:val="0"/>
+        <w:jc w:val="left"/>
+        <w:rPr>
+          <w:rFonts w:hint="default"/>
+          <w:lang w:val="en-US" w:eastAsia="zh-CN"/>
+        </w:rPr>
+      </w:pPr>
+    </w:p>
+    <w:p>
+      <w:pPr>
+        <w:pStyle w:val="3"/>
+        <w:keepNext w:val="0"/>
+        <w:keepLines w:val="0"/>
+        <w:widowControl/>
+        <w:suppressLineNumbers w:val="0"/>
+        <w:jc w:val="left"/>
+        <w:rPr>
+          <w:rFonts w:hint="default"/>
+          <w:lang w:val="en-US" w:eastAsia="zh-CN"/>
+        </w:rPr>
+      </w:pPr>
       <w:bookmarkStart w:id="0" w:name="_GoBack"/>
       <w:bookmarkEnd w:id="0"/>
     </w:p>
@@ -6085,7 +7944,7 @@
     <w:lsdException w:unhideWhenUsed="0" w:uiPriority="0" w:semiHidden="0" w:name="HTML Acronym"/>
     <w:lsdException w:unhideWhenUsed="0" w:uiPriority="0" w:semiHidden="0" w:name="HTML Address"/>
     <w:lsdException w:unhideWhenUsed="0" w:uiPriority="0" w:semiHidden="0" w:name="HTML Cite"/>
-    <w:lsdException w:unhideWhenUsed="0" w:uiPriority="0" w:semiHidden="0" w:name="HTML Code"/>
+    <w:lsdException w:qFormat="1" w:unhideWhenUsed="0" w:uiPriority="0" w:semiHidden="0" w:name="HTML Code"/>
     <w:lsdException w:unhideWhenUsed="0" w:uiPriority="0" w:semiHidden="0" w:name="HTML Definition"/>
     <w:lsdException w:unhideWhenUsed="0" w:uiPriority="0" w:semiHidden="0" w:name="HTML Keyboard"/>
     <w:lsdException w:qFormat="1" w:unhideWhenUsed="0" w:uiPriority="0" w:semiHidden="0" w:name="HTML Preformatted"/>
@@ -6342,6 +8201,7 @@
   <w:style w:type="character" w:styleId="7">
     <w:name w:val="HTML Code"/>
     <w:basedOn w:val="5"/>
+    <w:qFormat/>
     <w:uiPriority w:val="0"/>
     <w:rPr>
       <w:rFonts w:ascii="Courier New" w:hAnsi="Courier New"/>

--- a/学习文档.docx
+++ b/学习文档.docx
@@ -32,7 +32,7 @@
           <w:shd w:val="clear" w:fill="FFFFFF"/>
           <w:lang w:val="en-US" w:eastAsia="zh-CN"/>
         </w:rPr>
-        <w:t>DAY1：基础知识</w:t>
+        <w:t>CH1：基础知识</w:t>
       </w:r>
     </w:p>
     <w:p>
@@ -983,7 +983,7 @@
           <w:shd w:val="clear" w:fill="FFFFFF"/>
           <w:lang w:val="en-US" w:eastAsia="zh-CN"/>
         </w:rPr>
-        <w:t>DAY2:框架图</w:t>
+        <w:t>CH2:框架图</w:t>
       </w:r>
     </w:p>
     <w:p>
@@ -1443,7 +1443,7 @@
           <w:shd w:val="clear" w:fill="FFFFFF"/>
           <w:lang w:val="en-US" w:eastAsia="zh-CN"/>
         </w:rPr>
-        <w:t>DAY3：初始化项目</w:t>
+        <w:t>CH3：初始化项目</w:t>
       </w:r>
     </w:p>
     <w:p>
@@ -2417,6 +2417,12 @@
           <w:lang w:val="en-US" w:eastAsia="zh-CN"/>
         </w:rPr>
         <w:tab/>
+      </w:r>
+      <w:r>
+        <w:rPr>
+          <w:rFonts w:hint="eastAsia"/>
+          <w:lang w:val="en-US" w:eastAsia="zh-CN"/>
+        </w:rPr>
         <w:t>trainer_utils.py:训练的通用函数</w:t>
       </w:r>
     </w:p>
@@ -2819,7 +2825,7 @@
           <w:shd w:val="clear" w:fill="FFFFFF"/>
           <w:lang w:val="en-US" w:eastAsia="zh-CN"/>
         </w:rPr>
-        <w:t>DAY4：RMSNorm（归一化）</w:t>
+        <w:t>CH4：RMSNorm（归一化）</w:t>
       </w:r>
     </w:p>
     <w:p>
@@ -3880,7 +3886,7 @@
           <w:shd w:val="clear" w:fill="FFFFFF"/>
           <w:lang w:val="en-US" w:eastAsia="zh-CN"/>
         </w:rPr>
-        <w:t>DAY5：RoPE&amp;YaRN（旋转位置编码）</w:t>
+        <w:t>CH5：RoPE&amp;YaRN（旋转位置编码）</w:t>
       </w:r>
     </w:p>
     <w:p>
@@ -5815,6 +5821,12 @@
           <w:rFonts w:hint="default"/>
           <w:lang w:val="en-US" w:eastAsia="zh-CN"/>
         </w:rPr>
+        <w:sectPr>
+          <w:pgSz w:w="11906" w:h="16838"/>
+          <w:pgMar w:top="1440" w:right="1800" w:bottom="1440" w:left="1800" w:header="851" w:footer="992" w:gutter="0"/>
+          <w:cols w:space="425" w:num="1"/>
+          <w:docGrid w:type="lines" w:linePitch="312" w:charSpace="0"/>
+        </w:sectPr>
       </w:pPr>
       <w:r>
         <w:rPr>
@@ -5869,20 +5881,6 @@
         <w:suppressLineNumbers w:val="0"/>
         <w:jc w:val="left"/>
         <w:rPr>
-          <w:rFonts w:hint="default"/>
-          <w:lang w:val="en-US" w:eastAsia="zh-CN"/>
-        </w:rPr>
-      </w:pPr>
-    </w:p>
-    <w:p>
-      <w:pPr>
-        <w:pStyle w:val="3"/>
-        <w:keepNext w:val="0"/>
-        <w:keepLines w:val="0"/>
-        <w:widowControl/>
-        <w:suppressLineNumbers w:val="0"/>
-        <w:jc w:val="left"/>
-        <w:rPr>
           <w:rFonts w:hint="eastAsia" w:cs="宋体"/>
           <w:b/>
           <w:bCs/>
@@ -5904,7 +5902,7 @@
           <w:shd w:val="clear" w:fill="FFFFFF"/>
           <w:lang w:val="en-US" w:eastAsia="zh-CN"/>
         </w:rPr>
-        <w:t>DAY6 GQA（分组查询注意力）</w:t>
+        <w:t>CH6 GQA（分组查询注意力）</w:t>
       </w:r>
     </w:p>
     <w:p>
@@ -7640,7 +7638,46 @@
           <w:rFonts w:hint="default"/>
           <w:lang w:val="en-US" w:eastAsia="zh-CN"/>
         </w:rPr>
-      </w:pPr>
+        <w:sectPr>
+          <w:pgSz w:w="11906" w:h="16838"/>
+          <w:pgMar w:top="1440" w:right="1800" w:bottom="1440" w:left="1800" w:header="851" w:footer="992" w:gutter="0"/>
+          <w:cols w:space="425" w:num="1"/>
+          <w:docGrid w:type="lines" w:linePitch="312" w:charSpace="0"/>
+        </w:sectPr>
+      </w:pPr>
+    </w:p>
+    <w:p>
+      <w:pPr>
+        <w:pStyle w:val="3"/>
+        <w:keepNext w:val="0"/>
+        <w:keepLines w:val="0"/>
+        <w:widowControl/>
+        <w:suppressLineNumbers w:val="0"/>
+        <w:jc w:val="left"/>
+        <w:rPr>
+          <w:rFonts w:hint="eastAsia" w:cs="宋体"/>
+          <w:b/>
+          <w:bCs/>
+          <w:color w:val="auto"/>
+          <w:sz w:val="28"/>
+          <w:szCs w:val="28"/>
+          <w:shd w:val="clear" w:fill="FFFFFF"/>
+          <w:lang w:val="en-US" w:eastAsia="zh-CN"/>
+        </w:rPr>
+      </w:pPr>
+      <w:r>
+        <w:rPr>
+          <w:rFonts w:hint="eastAsia" w:cs="宋体"/>
+          <w:b/>
+          <w:bCs/>
+          <w:color w:val="auto"/>
+          <w:sz w:val="28"/>
+          <w:szCs w:val="28"/>
+          <w:shd w:val="clear" w:fill="FFFFFF"/>
+          <w:lang w:val="en-US" w:eastAsia="zh-CN"/>
+        </w:rPr>
+        <w:t>CH7 FFN（前馈神经网络）</w:t>
+      </w:r>
     </w:p>
     <w:p>
       <w:pPr>
@@ -7655,6 +7692,626 @@
           <w:lang w:val="en-US" w:eastAsia="zh-CN"/>
         </w:rPr>
       </w:pPr>
+      <w:r>
+        <w:rPr>
+          <w:rFonts w:hint="eastAsia"/>
+          <w:lang w:val="en-US" w:eastAsia="zh-CN"/>
+        </w:rPr>
+        <w:t>通过“升维（捕捉更多特征/组合）——非线性（逻辑判断）——降维（压缩特征信息，与最终输出有关的）”实现结构增强，与自注意力机制互补。</w:t>
+      </w:r>
+    </w:p>
+    <w:p>
+      <w:pPr>
+        <w:pStyle w:val="3"/>
+        <w:keepNext w:val="0"/>
+        <w:keepLines w:val="0"/>
+        <w:widowControl/>
+        <w:suppressLineNumbers w:val="0"/>
+        <w:jc w:val="left"/>
+        <w:rPr>
+          <w:rFonts w:hint="eastAsia"/>
+          <w:lang w:val="en-US" w:eastAsia="zh-CN"/>
+        </w:rPr>
+      </w:pPr>
+      <w:r>
+        <w:rPr>
+          <w:rFonts w:hint="eastAsia"/>
+          <w:lang w:val="en-US" w:eastAsia="zh-CN"/>
+        </w:rPr>
+        <w:t>自注意力机制是认识事物（捕捉关系），而FFN是推理和强化事物的理解（逻辑判断和特征抽象）。</w:t>
+      </w:r>
+    </w:p>
+    <w:p>
+      <w:pPr>
+        <w:pStyle w:val="3"/>
+        <w:keepNext w:val="0"/>
+        <w:keepLines w:val="0"/>
+        <w:widowControl/>
+        <w:suppressLineNumbers w:val="0"/>
+        <w:jc w:val="left"/>
+        <w:rPr>
+          <w:rFonts w:hint="eastAsia"/>
+          <w:lang w:val="en-US" w:eastAsia="zh-CN"/>
+        </w:rPr>
+      </w:pPr>
+      <w:r>
+        <w:drawing>
+          <wp:anchor distT="0" distB="0" distL="114300" distR="114300" simplePos="0" relativeHeight="251661312" behindDoc="1" locked="0" layoutInCell="1" allowOverlap="1">
+            <wp:simplePos x="0" y="0"/>
+            <wp:positionH relativeFrom="column">
+              <wp:posOffset>0</wp:posOffset>
+            </wp:positionH>
+            <wp:positionV relativeFrom="paragraph">
+              <wp:posOffset>80010</wp:posOffset>
+            </wp:positionV>
+            <wp:extent cx="2387600" cy="4991100"/>
+            <wp:effectExtent l="0" t="0" r="0" b="0"/>
+            <wp:wrapTight wrapText="bothSides">
+              <wp:wrapPolygon>
+                <wp:start x="0" y="0"/>
+                <wp:lineTo x="0" y="21545"/>
+                <wp:lineTo x="21485" y="21545"/>
+                <wp:lineTo x="21485" y="0"/>
+                <wp:lineTo x="0" y="0"/>
+              </wp:wrapPolygon>
+            </wp:wrapTight>
+            <wp:docPr id="36" name="图片 10"/>
+            <wp:cNvGraphicFramePr>
+              <a:graphicFrameLocks xmlns:a="http://schemas.openxmlformats.org/drawingml/2006/main" noChangeAspect="1"/>
+            </wp:cNvGraphicFramePr>
+            <a:graphic xmlns:a="http://schemas.openxmlformats.org/drawingml/2006/main">
+              <a:graphicData uri="http://schemas.openxmlformats.org/drawingml/2006/picture">
+                <pic:pic xmlns:pic="http://schemas.openxmlformats.org/drawingml/2006/picture">
+                  <pic:nvPicPr>
+                    <pic:cNvPr id="36" name="图片 10"/>
+                    <pic:cNvPicPr>
+                      <a:picLocks noChangeAspect="1"/>
+                    </pic:cNvPicPr>
+                  </pic:nvPicPr>
+                  <pic:blipFill>
+                    <a:blip r:embed="rId38"/>
+                    <a:stretch>
+                      <a:fillRect/>
+                    </a:stretch>
+                  </pic:blipFill>
+                  <pic:spPr>
+                    <a:xfrm>
+                      <a:off x="0" y="0"/>
+                      <a:ext cx="2387600" cy="4991100"/>
+                    </a:xfrm>
+                    <a:prstGeom prst="rect">
+                      <a:avLst/>
+                    </a:prstGeom>
+                    <a:noFill/>
+                    <a:ln>
+                      <a:noFill/>
+                    </a:ln>
+                  </pic:spPr>
+                </pic:pic>
+              </a:graphicData>
+            </a:graphic>
+          </wp:anchor>
+        </w:drawing>
+      </w:r>
+      <w:r>
+        <w:rPr>
+          <w:rFonts w:hint="eastAsia"/>
+          <w:lang w:val="en-US" w:eastAsia="zh-CN"/>
+        </w:rPr>
+        <w:t>输入先通过RMSNorm归一化，</w:t>
+      </w:r>
+    </w:p>
+    <w:p>
+      <w:pPr>
+        <w:pStyle w:val="3"/>
+        <w:keepNext w:val="0"/>
+        <w:keepLines w:val="0"/>
+        <w:widowControl/>
+        <w:suppressLineNumbers w:val="0"/>
+        <w:jc w:val="left"/>
+        <w:rPr>
+          <w:rFonts w:hint="eastAsia"/>
+          <w:lang w:val="en-US" w:eastAsia="zh-CN"/>
+        </w:rPr>
+      </w:pPr>
+      <w:r>
+        <w:rPr>
+          <w:rFonts w:hint="eastAsia"/>
+          <w:lang w:val="en-US" w:eastAsia="zh-CN"/>
+        </w:rPr>
+        <w:t>再经过Linear升维，</w:t>
+      </w:r>
+    </w:p>
+    <w:p>
+      <w:pPr>
+        <w:pStyle w:val="3"/>
+        <w:keepNext w:val="0"/>
+        <w:keepLines w:val="0"/>
+        <w:widowControl/>
+        <w:suppressLineNumbers w:val="0"/>
+        <w:jc w:val="left"/>
+        <w:rPr>
+          <w:rFonts w:hint="eastAsia"/>
+          <w:lang w:val="en-US" w:eastAsia="zh-CN"/>
+        </w:rPr>
+      </w:pPr>
+      <w:r>
+        <w:rPr>
+          <w:rFonts w:hint="eastAsia"/>
+          <w:lang w:val="en-US" w:eastAsia="zh-CN"/>
+        </w:rPr>
+        <w:t>用SiLU激活函数后，</w:t>
+      </w:r>
+    </w:p>
+    <w:p>
+      <w:pPr>
+        <w:pStyle w:val="3"/>
+        <w:keepNext w:val="0"/>
+        <w:keepLines w:val="0"/>
+        <w:widowControl/>
+        <w:suppressLineNumbers w:val="0"/>
+        <w:jc w:val="left"/>
+        <w:rPr>
+          <w:rFonts w:hint="eastAsia"/>
+          <w:lang w:val="en-US" w:eastAsia="zh-CN"/>
+        </w:rPr>
+      </w:pPr>
+      <w:r>
+        <w:rPr>
+          <w:rFonts w:hint="eastAsia"/>
+          <w:lang w:val="en-US" w:eastAsia="zh-CN"/>
+        </w:rPr>
+        <w:t>然后与升维后的自己相乘，</w:t>
+      </w:r>
+    </w:p>
+    <w:p>
+      <w:pPr>
+        <w:pStyle w:val="3"/>
+        <w:keepNext w:val="0"/>
+        <w:keepLines w:val="0"/>
+        <w:widowControl/>
+        <w:suppressLineNumbers w:val="0"/>
+        <w:jc w:val="left"/>
+        <w:rPr>
+          <w:rFonts w:hint="eastAsia"/>
+          <w:lang w:val="en-US" w:eastAsia="zh-CN"/>
+        </w:rPr>
+      </w:pPr>
+      <w:r>
+        <w:rPr>
+          <w:rFonts w:hint="eastAsia"/>
+          <w:lang w:val="en-US" w:eastAsia="zh-CN"/>
+        </w:rPr>
+        <w:t>再经过Linear降维，</w:t>
+      </w:r>
+    </w:p>
+    <w:p>
+      <w:pPr>
+        <w:pStyle w:val="3"/>
+        <w:keepNext w:val="0"/>
+        <w:keepLines w:val="0"/>
+        <w:widowControl/>
+        <w:suppressLineNumbers w:val="0"/>
+        <w:jc w:val="left"/>
+        <w:rPr>
+          <w:rFonts w:hint="eastAsia"/>
+          <w:lang w:val="en-US" w:eastAsia="zh-CN"/>
+        </w:rPr>
+      </w:pPr>
+      <w:r>
+        <w:rPr>
+          <w:rFonts w:hint="eastAsia"/>
+          <w:lang w:val="en-US" w:eastAsia="zh-CN"/>
+        </w:rPr>
+        <w:t>最后Dropout输出</w:t>
+      </w:r>
+    </w:p>
+    <w:p>
+      <w:pPr>
+        <w:pStyle w:val="3"/>
+        <w:keepNext w:val="0"/>
+        <w:keepLines w:val="0"/>
+        <w:widowControl/>
+        <w:suppressLineNumbers w:val="0"/>
+        <w:jc w:val="left"/>
+        <w:rPr>
+          <w:rFonts w:hint="eastAsia"/>
+          <w:lang w:val="en-US" w:eastAsia="zh-CN"/>
+        </w:rPr>
+      </w:pPr>
+    </w:p>
+    <w:p>
+      <w:pPr>
+        <w:pStyle w:val="3"/>
+        <w:keepNext w:val="0"/>
+        <w:keepLines w:val="0"/>
+        <w:widowControl/>
+        <w:suppressLineNumbers w:val="0"/>
+        <w:jc w:val="left"/>
+        <w:rPr>
+          <w:rFonts w:hint="eastAsia"/>
+          <w:lang w:val="en-US" w:eastAsia="zh-CN"/>
+        </w:rPr>
+      </w:pPr>
+    </w:p>
+    <w:p>
+      <w:pPr>
+        <w:pStyle w:val="3"/>
+        <w:keepNext w:val="0"/>
+        <w:keepLines w:val="0"/>
+        <w:widowControl/>
+        <w:suppressLineNumbers w:val="0"/>
+        <w:jc w:val="left"/>
+        <w:rPr>
+          <w:rFonts w:hint="eastAsia"/>
+          <w:lang w:val="en-US" w:eastAsia="zh-CN"/>
+        </w:rPr>
+      </w:pPr>
+    </w:p>
+    <w:p>
+      <w:pPr>
+        <w:pStyle w:val="3"/>
+        <w:keepNext w:val="0"/>
+        <w:keepLines w:val="0"/>
+        <w:widowControl/>
+        <w:suppressLineNumbers w:val="0"/>
+        <w:jc w:val="left"/>
+        <w:rPr>
+          <w:rFonts w:hint="eastAsia"/>
+          <w:lang w:val="en-US" w:eastAsia="zh-CN"/>
+        </w:rPr>
+      </w:pPr>
+    </w:p>
+    <w:p>
+      <w:pPr>
+        <w:pStyle w:val="3"/>
+        <w:keepNext w:val="0"/>
+        <w:keepLines w:val="0"/>
+        <w:widowControl/>
+        <w:suppressLineNumbers w:val="0"/>
+        <w:jc w:val="left"/>
+        <w:rPr>
+          <w:rFonts w:hint="eastAsia"/>
+          <w:lang w:val="en-US" w:eastAsia="zh-CN"/>
+        </w:rPr>
+      </w:pPr>
+    </w:p>
+    <w:p>
+      <w:pPr>
+        <w:pStyle w:val="3"/>
+        <w:keepNext w:val="0"/>
+        <w:keepLines w:val="0"/>
+        <w:widowControl/>
+        <w:suppressLineNumbers w:val="0"/>
+        <w:jc w:val="left"/>
+        <w:rPr>
+          <w:rFonts w:hint="eastAsia"/>
+          <w:lang w:val="en-US" w:eastAsia="zh-CN"/>
+        </w:rPr>
+      </w:pPr>
+    </w:p>
+    <w:p>
+      <w:pPr>
+        <w:pStyle w:val="3"/>
+        <w:keepNext w:val="0"/>
+        <w:keepLines w:val="0"/>
+        <w:widowControl/>
+        <w:suppressLineNumbers w:val="0"/>
+        <w:jc w:val="left"/>
+        <w:rPr>
+          <w:rFonts w:hint="eastAsia"/>
+          <w:lang w:val="en-US" w:eastAsia="zh-CN"/>
+        </w:rPr>
+      </w:pPr>
+    </w:p>
+    <w:p>
+      <w:pPr>
+        <w:pStyle w:val="3"/>
+        <w:keepNext w:val="0"/>
+        <w:keepLines w:val="0"/>
+        <w:widowControl/>
+        <w:suppressLineNumbers w:val="0"/>
+        <w:jc w:val="left"/>
+        <w:rPr>
+          <w:rFonts w:hint="eastAsia"/>
+          <w:lang w:val="en-US" w:eastAsia="zh-CN"/>
+        </w:rPr>
+      </w:pPr>
+    </w:p>
+    <w:p>
+      <w:pPr>
+        <w:pStyle w:val="3"/>
+        <w:keepNext w:val="0"/>
+        <w:keepLines w:val="0"/>
+        <w:widowControl/>
+        <w:suppressLineNumbers w:val="0"/>
+        <w:jc w:val="left"/>
+        <w:rPr>
+          <w:rFonts w:hint="eastAsia"/>
+          <w:lang w:val="en-US" w:eastAsia="zh-CN"/>
+        </w:rPr>
+      </w:pPr>
+    </w:p>
+    <w:p>
+      <w:pPr>
+        <w:pStyle w:val="3"/>
+        <w:keepNext w:val="0"/>
+        <w:keepLines w:val="0"/>
+        <w:widowControl/>
+        <w:suppressLineNumbers w:val="0"/>
+        <w:jc w:val="left"/>
+        <w:rPr>
+          <w:rFonts w:hint="eastAsia"/>
+          <w:lang w:val="en-US" w:eastAsia="zh-CN"/>
+        </w:rPr>
+      </w:pPr>
+    </w:p>
+    <w:p>
+      <w:pPr>
+        <w:pStyle w:val="3"/>
+        <w:keepNext w:val="0"/>
+        <w:keepLines w:val="0"/>
+        <w:widowControl/>
+        <w:suppressLineNumbers w:val="0"/>
+        <w:jc w:val="left"/>
+        <w:rPr>
+          <w:rFonts w:hint="eastAsia"/>
+          <w:lang w:val="en-US" w:eastAsia="zh-CN"/>
+        </w:rPr>
+      </w:pPr>
+    </w:p>
+    <w:p>
+      <w:pPr>
+        <w:pStyle w:val="3"/>
+        <w:keepNext w:val="0"/>
+        <w:keepLines w:val="0"/>
+        <w:widowControl/>
+        <w:suppressLineNumbers w:val="0"/>
+        <w:jc w:val="left"/>
+        <w:rPr>
+          <w:rFonts w:hint="eastAsia"/>
+          <w:lang w:val="en-US" w:eastAsia="zh-CN"/>
+        </w:rPr>
+      </w:pPr>
+    </w:p>
+    <w:p>
+      <w:pPr>
+        <w:pStyle w:val="3"/>
+        <w:keepNext w:val="0"/>
+        <w:keepLines w:val="0"/>
+        <w:widowControl/>
+        <w:suppressLineNumbers w:val="0"/>
+        <w:jc w:val="left"/>
+        <w:rPr>
+          <w:rFonts w:hint="eastAsia"/>
+          <w:lang w:val="en-US" w:eastAsia="zh-CN"/>
+        </w:rPr>
+      </w:pPr>
+    </w:p>
+    <w:p>
+      <w:pPr>
+        <w:pStyle w:val="3"/>
+        <w:keepNext w:val="0"/>
+        <w:keepLines w:val="0"/>
+        <w:widowControl/>
+        <w:suppressLineNumbers w:val="0"/>
+        <w:jc w:val="left"/>
+        <w:rPr>
+          <w:rFonts w:hint="eastAsia"/>
+          <w:lang w:val="en-US" w:eastAsia="zh-CN"/>
+        </w:rPr>
+      </w:pPr>
+    </w:p>
+    <w:p>
+      <w:pPr>
+        <w:pStyle w:val="3"/>
+        <w:keepNext w:val="0"/>
+        <w:keepLines w:val="0"/>
+        <w:widowControl/>
+        <w:suppressLineNumbers w:val="0"/>
+        <w:jc w:val="left"/>
+        <w:rPr>
+          <w:rFonts w:hint="eastAsia"/>
+          <w:lang w:val="en-US" w:eastAsia="zh-CN"/>
+        </w:rPr>
+      </w:pPr>
+    </w:p>
+    <w:p>
+      <w:pPr>
+        <w:pStyle w:val="3"/>
+        <w:keepNext w:val="0"/>
+        <w:keepLines w:val="0"/>
+        <w:widowControl/>
+        <w:suppressLineNumbers w:val="0"/>
+        <w:jc w:val="left"/>
+        <w:rPr>
+          <w:rFonts w:hint="eastAsia"/>
+          <w:lang w:val="en-US" w:eastAsia="zh-CN"/>
+        </w:rPr>
+      </w:pPr>
+    </w:p>
+    <w:p>
+      <w:pPr>
+        <w:pStyle w:val="3"/>
+        <w:keepNext w:val="0"/>
+        <w:keepLines w:val="0"/>
+        <w:widowControl/>
+        <w:suppressLineNumbers w:val="0"/>
+        <w:jc w:val="left"/>
+        <w:rPr>
+          <w:rFonts w:hint="eastAsia"/>
+          <w:lang w:val="en-US" w:eastAsia="zh-CN"/>
+        </w:rPr>
+      </w:pPr>
+    </w:p>
+    <w:p>
+      <w:pPr>
+        <w:pStyle w:val="3"/>
+        <w:keepNext w:val="0"/>
+        <w:keepLines w:val="0"/>
+        <w:widowControl/>
+        <w:suppressLineNumbers w:val="0"/>
+        <w:jc w:val="left"/>
+        <w:rPr>
+          <w:rFonts w:hint="eastAsia"/>
+          <w:lang w:val="en-US" w:eastAsia="zh-CN"/>
+        </w:rPr>
+      </w:pPr>
+    </w:p>
+    <w:p>
+      <w:pPr>
+        <w:pStyle w:val="3"/>
+        <w:keepNext w:val="0"/>
+        <w:keepLines w:val="0"/>
+        <w:widowControl/>
+        <w:suppressLineNumbers w:val="0"/>
+        <w:jc w:val="left"/>
+        <w:rPr>
+          <w:rFonts w:hint="eastAsia"/>
+          <w:lang w:val="en-US" w:eastAsia="zh-CN"/>
+        </w:rPr>
+      </w:pPr>
+    </w:p>
+    <w:p>
+      <w:pPr>
+        <w:pStyle w:val="3"/>
+        <w:keepNext w:val="0"/>
+        <w:keepLines w:val="0"/>
+        <w:widowControl/>
+        <w:suppressLineNumbers w:val="0"/>
+        <w:jc w:val="left"/>
+        <w:rPr>
+          <w:rFonts w:hint="eastAsia"/>
+          <w:lang w:val="en-US" w:eastAsia="zh-CN"/>
+        </w:rPr>
+      </w:pPr>
+    </w:p>
+    <w:p>
+      <w:pPr>
+        <w:pStyle w:val="3"/>
+        <w:keepNext w:val="0"/>
+        <w:keepLines w:val="0"/>
+        <w:widowControl/>
+        <w:suppressLineNumbers w:val="0"/>
+        <w:jc w:val="left"/>
+        <w:rPr>
+          <w:rFonts w:hint="eastAsia"/>
+          <w:lang w:val="en-US" w:eastAsia="zh-CN"/>
+        </w:rPr>
+      </w:pPr>
+      <w:r>
+        <w:rPr>
+          <w:rFonts w:hint="eastAsia"/>
+          <w:lang w:val="en-US" w:eastAsia="zh-CN"/>
+        </w:rPr>
+        <w:t>升维维度</w:t>
+      </w:r>
+    </w:p>
+    <w:p>
+      <w:pPr>
+        <w:pStyle w:val="3"/>
+        <w:keepNext w:val="0"/>
+        <w:keepLines w:val="0"/>
+        <w:widowControl/>
+        <w:suppressLineNumbers w:val="0"/>
+        <w:jc w:val="left"/>
+      </w:pPr>
+      <w:r>
+        <w:drawing>
+          <wp:inline distT="0" distB="0" distL="114300" distR="114300">
+            <wp:extent cx="5271770" cy="657860"/>
+            <wp:effectExtent l="0" t="0" r="11430" b="2540"/>
+            <wp:docPr id="37" name="图片 2"/>
+            <wp:cNvGraphicFramePr>
+              <a:graphicFrameLocks xmlns:a="http://schemas.openxmlformats.org/drawingml/2006/main" noChangeAspect="1"/>
+            </wp:cNvGraphicFramePr>
+            <a:graphic xmlns:a="http://schemas.openxmlformats.org/drawingml/2006/main">
+              <a:graphicData uri="http://schemas.openxmlformats.org/drawingml/2006/picture">
+                <pic:pic xmlns:pic="http://schemas.openxmlformats.org/drawingml/2006/picture">
+                  <pic:nvPicPr>
+                    <pic:cNvPr id="37" name="图片 2"/>
+                    <pic:cNvPicPr>
+                      <a:picLocks noChangeAspect="1"/>
+                    </pic:cNvPicPr>
+                  </pic:nvPicPr>
+                  <pic:blipFill>
+                    <a:blip r:embed="rId39"/>
+                    <a:stretch>
+                      <a:fillRect/>
+                    </a:stretch>
+                  </pic:blipFill>
+                  <pic:spPr>
+                    <a:xfrm>
+                      <a:off x="0" y="0"/>
+                      <a:ext cx="5271770" cy="657860"/>
+                    </a:xfrm>
+                    <a:prstGeom prst="rect">
+                      <a:avLst/>
+                    </a:prstGeom>
+                    <a:noFill/>
+                    <a:ln>
+                      <a:noFill/>
+                    </a:ln>
+                  </pic:spPr>
+                </pic:pic>
+              </a:graphicData>
+            </a:graphic>
+          </wp:inline>
+        </w:drawing>
+      </w:r>
+    </w:p>
+    <w:p>
+      <w:pPr>
+        <w:pStyle w:val="3"/>
+        <w:keepNext w:val="0"/>
+        <w:keepLines w:val="0"/>
+        <w:widowControl/>
+        <w:suppressLineNumbers w:val="0"/>
+        <w:jc w:val="left"/>
+      </w:pPr>
+      <w:r>
+        <w:drawing>
+          <wp:inline distT="0" distB="0" distL="114300" distR="114300">
+            <wp:extent cx="5270500" cy="1682115"/>
+            <wp:effectExtent l="0" t="0" r="0" b="6985"/>
+            <wp:docPr id="38" name="图片 3"/>
+            <wp:cNvGraphicFramePr>
+              <a:graphicFrameLocks xmlns:a="http://schemas.openxmlformats.org/drawingml/2006/main" noChangeAspect="1"/>
+            </wp:cNvGraphicFramePr>
+            <a:graphic xmlns:a="http://schemas.openxmlformats.org/drawingml/2006/main">
+              <a:graphicData uri="http://schemas.openxmlformats.org/drawingml/2006/picture">
+                <pic:pic xmlns:pic="http://schemas.openxmlformats.org/drawingml/2006/picture">
+                  <pic:nvPicPr>
+                    <pic:cNvPr id="38" name="图片 3"/>
+                    <pic:cNvPicPr>
+                      <a:picLocks noChangeAspect="1"/>
+                    </pic:cNvPicPr>
+                  </pic:nvPicPr>
+                  <pic:blipFill>
+                    <a:blip r:embed="rId40"/>
+                    <a:stretch>
+                      <a:fillRect/>
+                    </a:stretch>
+                  </pic:blipFill>
+                  <pic:spPr>
+                    <a:xfrm>
+                      <a:off x="0" y="0"/>
+                      <a:ext cx="5270500" cy="1682115"/>
+                    </a:xfrm>
+                    <a:prstGeom prst="rect">
+                      <a:avLst/>
+                    </a:prstGeom>
+                    <a:noFill/>
+                    <a:ln>
+                      <a:noFill/>
+                    </a:ln>
+                  </pic:spPr>
+                </pic:pic>
+              </a:graphicData>
+            </a:graphic>
+          </wp:inline>
+        </w:drawing>
+      </w:r>
     </w:p>
     <w:p>
       <w:pPr>
@@ -7669,8 +8326,456 @@
           <w:lang w:val="en-US" w:eastAsia="zh-CN"/>
         </w:rPr>
       </w:pPr>
+    </w:p>
+    <w:p>
+      <w:pPr>
+        <w:pStyle w:val="3"/>
+        <w:keepNext w:val="0"/>
+        <w:keepLines w:val="0"/>
+        <w:widowControl/>
+        <w:suppressLineNumbers w:val="0"/>
+        <w:jc w:val="left"/>
+        <w:rPr>
+          <w:rFonts w:hint="eastAsia"/>
+          <w:lang w:val="en-US" w:eastAsia="zh-CN"/>
+        </w:rPr>
+      </w:pPr>
+      <w:r>
+        <w:rPr>
+          <w:rFonts w:hint="eastAsia"/>
+          <w:lang w:val="en-US" w:eastAsia="zh-CN"/>
+        </w:rPr>
+        <w:t>最终输出</w:t>
+      </w:r>
+    </w:p>
+    <w:p>
+      <w:pPr>
+        <w:pStyle w:val="3"/>
+        <w:keepNext w:val="0"/>
+        <w:keepLines w:val="0"/>
+        <w:widowControl/>
+        <w:suppressLineNumbers w:val="0"/>
+        <w:jc w:val="left"/>
+      </w:pPr>
+      <w:r>
+        <w:drawing>
+          <wp:inline distT="0" distB="0" distL="114300" distR="114300">
+            <wp:extent cx="5273675" cy="856615"/>
+            <wp:effectExtent l="0" t="0" r="9525" b="6985"/>
+            <wp:docPr id="30" name="图片 1"/>
+            <wp:cNvGraphicFramePr>
+              <a:graphicFrameLocks xmlns:a="http://schemas.openxmlformats.org/drawingml/2006/main" noChangeAspect="1"/>
+            </wp:cNvGraphicFramePr>
+            <a:graphic xmlns:a="http://schemas.openxmlformats.org/drawingml/2006/main">
+              <a:graphicData uri="http://schemas.openxmlformats.org/drawingml/2006/picture">
+                <pic:pic xmlns:pic="http://schemas.openxmlformats.org/drawingml/2006/picture">
+                  <pic:nvPicPr>
+                    <pic:cNvPr id="30" name="图片 1"/>
+                    <pic:cNvPicPr>
+                      <a:picLocks noChangeAspect="1"/>
+                    </pic:cNvPicPr>
+                  </pic:nvPicPr>
+                  <pic:blipFill>
+                    <a:blip r:embed="rId41"/>
+                    <a:stretch>
+                      <a:fillRect/>
+                    </a:stretch>
+                  </pic:blipFill>
+                  <pic:spPr>
+                    <a:xfrm>
+                      <a:off x="0" y="0"/>
+                      <a:ext cx="5273675" cy="856615"/>
+                    </a:xfrm>
+                    <a:prstGeom prst="rect">
+                      <a:avLst/>
+                    </a:prstGeom>
+                    <a:noFill/>
+                    <a:ln>
+                      <a:noFill/>
+                    </a:ln>
+                  </pic:spPr>
+                </pic:pic>
+              </a:graphicData>
+            </a:graphic>
+          </wp:inline>
+        </w:drawing>
+      </w:r>
+    </w:p>
+    <w:p>
+      <w:pPr>
+        <w:pStyle w:val="3"/>
+        <w:keepNext w:val="0"/>
+        <w:keepLines w:val="0"/>
+        <w:widowControl/>
+        <w:suppressLineNumbers w:val="0"/>
+        <w:jc w:val="left"/>
+        <w:rPr>
+          <w:rFonts w:hint="default"/>
+          <w:lang w:val="en-US" w:eastAsia="zh-CN"/>
+        </w:rPr>
+        <w:sectPr>
+          <w:pgSz w:w="11906" w:h="16838"/>
+          <w:pgMar w:top="1440" w:right="1800" w:bottom="1440" w:left="1800" w:header="851" w:footer="992" w:gutter="0"/>
+          <w:cols w:space="425" w:num="1"/>
+          <w:docGrid w:type="lines" w:linePitch="312" w:charSpace="0"/>
+        </w:sectPr>
+      </w:pPr>
+    </w:p>
+    <w:p>
+      <w:pPr>
+        <w:pStyle w:val="3"/>
+        <w:keepNext w:val="0"/>
+        <w:keepLines w:val="0"/>
+        <w:widowControl/>
+        <w:suppressLineNumbers w:val="0"/>
+        <w:jc w:val="left"/>
+        <w:rPr>
+          <w:rFonts w:hint="default" w:cs="宋体"/>
+          <w:b/>
+          <w:bCs/>
+          <w:color w:val="auto"/>
+          <w:sz w:val="28"/>
+          <w:szCs w:val="28"/>
+          <w:shd w:val="clear" w:fill="FFFFFF"/>
+          <w:lang w:val="en-US" w:eastAsia="zh-CN"/>
+        </w:rPr>
+      </w:pPr>
+      <w:r>
+        <w:rPr>
+          <w:rFonts w:hint="eastAsia" w:cs="宋体"/>
+          <w:b/>
+          <w:bCs/>
+          <w:color w:val="auto"/>
+          <w:sz w:val="28"/>
+          <w:szCs w:val="28"/>
+          <w:shd w:val="clear" w:fill="FFFFFF"/>
+          <w:lang w:val="en-US" w:eastAsia="zh-CN"/>
+        </w:rPr>
+        <w:t>CH8 拼接</w:t>
+      </w:r>
+    </w:p>
+    <w:p>
+      <w:pPr>
+        <w:pStyle w:val="3"/>
+        <w:keepNext w:val="0"/>
+        <w:keepLines w:val="0"/>
+        <w:widowControl/>
+        <w:suppressLineNumbers w:val="0"/>
+        <w:jc w:val="left"/>
+      </w:pPr>
+      <w:r>
+        <w:drawing>
+          <wp:inline distT="0" distB="0" distL="114300" distR="114300">
+            <wp:extent cx="5270500" cy="4053205"/>
+            <wp:effectExtent l="0" t="0" r="0" b="10795"/>
+            <wp:docPr id="39" name="图片 4"/>
+            <wp:cNvGraphicFramePr>
+              <a:graphicFrameLocks xmlns:a="http://schemas.openxmlformats.org/drawingml/2006/main" noChangeAspect="1"/>
+            </wp:cNvGraphicFramePr>
+            <a:graphic xmlns:a="http://schemas.openxmlformats.org/drawingml/2006/main">
+              <a:graphicData uri="http://schemas.openxmlformats.org/drawingml/2006/picture">
+                <pic:pic xmlns:pic="http://schemas.openxmlformats.org/drawingml/2006/picture">
+                  <pic:nvPicPr>
+                    <pic:cNvPr id="39" name="图片 4"/>
+                    <pic:cNvPicPr>
+                      <a:picLocks noChangeAspect="1"/>
+                    </pic:cNvPicPr>
+                  </pic:nvPicPr>
+                  <pic:blipFill>
+                    <a:blip r:embed="rId42"/>
+                    <a:stretch>
+                      <a:fillRect/>
+                    </a:stretch>
+                  </pic:blipFill>
+                  <pic:spPr>
+                    <a:xfrm>
+                      <a:off x="0" y="0"/>
+                      <a:ext cx="5270500" cy="4053205"/>
+                    </a:xfrm>
+                    <a:prstGeom prst="rect">
+                      <a:avLst/>
+                    </a:prstGeom>
+                    <a:noFill/>
+                    <a:ln>
+                      <a:noFill/>
+                    </a:ln>
+                  </pic:spPr>
+                </pic:pic>
+              </a:graphicData>
+            </a:graphic>
+          </wp:inline>
+        </w:drawing>
+      </w:r>
+    </w:p>
+    <w:p>
+      <w:pPr>
+        <w:pStyle w:val="3"/>
+        <w:keepNext w:val="0"/>
+        <w:keepLines w:val="0"/>
+        <w:widowControl/>
+        <w:suppressLineNumbers w:val="0"/>
+        <w:jc w:val="left"/>
+        <w:rPr>
+          <w:rFonts w:hint="eastAsia"/>
+          <w:lang w:val="en-US" w:eastAsia="zh-CN"/>
+        </w:rPr>
+      </w:pPr>
+      <w:r>
+        <w:rPr>
+          <w:rFonts w:hint="eastAsia"/>
+          <w:lang w:val="en-US" w:eastAsia="zh-CN"/>
+        </w:rPr>
+        <w:t>输入归一化（保存残差1），经过GQA后，与残差1相加（保存残差2），结果1再归一化，经过FFN后，再与残差2相加，最终输出当前层的结果和KV的cache</w:t>
+      </w:r>
+    </w:p>
+    <w:p>
+      <w:pPr>
+        <w:pStyle w:val="3"/>
+        <w:keepNext w:val="0"/>
+        <w:keepLines w:val="0"/>
+        <w:widowControl/>
+        <w:suppressLineNumbers w:val="0"/>
+        <w:jc w:val="left"/>
+        <w:rPr>
+          <w:rFonts w:hint="eastAsia"/>
+          <w:lang w:val="en-US" w:eastAsia="zh-CN"/>
+        </w:rPr>
+      </w:pPr>
+      <w:r>
+        <w:rPr>
+          <w:rFonts w:hint="eastAsia"/>
+          <w:lang w:val="en-US" w:eastAsia="zh-CN"/>
+        </w:rPr>
+        <w:t>残差：解决梯度消失，让模型学到底层的内容，可以使神经网络层数更多（只学习修改的内容）</w:t>
+      </w:r>
+    </w:p>
+    <w:p>
+      <w:pPr>
+        <w:pStyle w:val="3"/>
+        <w:keepNext w:val="0"/>
+        <w:keepLines w:val="0"/>
+        <w:widowControl/>
+        <w:suppressLineNumbers w:val="0"/>
+        <w:jc w:val="left"/>
+        <w:rPr>
+          <w:rFonts w:hint="default"/>
+          <w:lang w:val="en-US" w:eastAsia="zh-CN"/>
+        </w:rPr>
+      </w:pPr>
+      <w:r>
+        <w:rPr>
+          <w:rFonts w:hint="eastAsia"/>
+          <w:lang w:val="en-US" w:eastAsia="zh-CN"/>
+        </w:rPr>
+        <w:t>保存残差1，归一化，GQA</w:t>
+      </w:r>
+    </w:p>
+    <w:p>
+      <w:pPr>
+        <w:pStyle w:val="3"/>
+        <w:keepNext w:val="0"/>
+        <w:keepLines w:val="0"/>
+        <w:widowControl/>
+        <w:suppressLineNumbers w:val="0"/>
+        <w:jc w:val="left"/>
+      </w:pPr>
+      <w:r>
+        <w:drawing>
+          <wp:inline distT="0" distB="0" distL="114300" distR="114300">
+            <wp:extent cx="5271770" cy="1693545"/>
+            <wp:effectExtent l="0" t="0" r="11430" b="8255"/>
+            <wp:docPr id="40" name="图片 5"/>
+            <wp:cNvGraphicFramePr>
+              <a:graphicFrameLocks xmlns:a="http://schemas.openxmlformats.org/drawingml/2006/main" noChangeAspect="1"/>
+            </wp:cNvGraphicFramePr>
+            <a:graphic xmlns:a="http://schemas.openxmlformats.org/drawingml/2006/main">
+              <a:graphicData uri="http://schemas.openxmlformats.org/drawingml/2006/picture">
+                <pic:pic xmlns:pic="http://schemas.openxmlformats.org/drawingml/2006/picture">
+                  <pic:nvPicPr>
+                    <pic:cNvPr id="40" name="图片 5"/>
+                    <pic:cNvPicPr>
+                      <a:picLocks noChangeAspect="1"/>
+                    </pic:cNvPicPr>
+                  </pic:nvPicPr>
+                  <pic:blipFill>
+                    <a:blip r:embed="rId43"/>
+                    <a:stretch>
+                      <a:fillRect/>
+                    </a:stretch>
+                  </pic:blipFill>
+                  <pic:spPr>
+                    <a:xfrm>
+                      <a:off x="0" y="0"/>
+                      <a:ext cx="5271770" cy="1693545"/>
+                    </a:xfrm>
+                    <a:prstGeom prst="rect">
+                      <a:avLst/>
+                    </a:prstGeom>
+                    <a:noFill/>
+                    <a:ln>
+                      <a:noFill/>
+                    </a:ln>
+                  </pic:spPr>
+                </pic:pic>
+              </a:graphicData>
+            </a:graphic>
+          </wp:inline>
+        </w:drawing>
+      </w:r>
+    </w:p>
+    <w:p>
+      <w:pPr>
+        <w:pStyle w:val="3"/>
+        <w:keepNext w:val="0"/>
+        <w:keepLines w:val="0"/>
+        <w:widowControl/>
+        <w:suppressLineNumbers w:val="0"/>
+        <w:jc w:val="left"/>
+        <w:rPr>
+          <w:rFonts w:hint="eastAsia"/>
+          <w:lang w:val="en-US" w:eastAsia="zh-CN"/>
+        </w:rPr>
+      </w:pPr>
+      <w:r>
+        <w:rPr>
+          <w:rFonts w:hint="eastAsia"/>
+          <w:lang w:val="en-US" w:eastAsia="zh-CN"/>
+        </w:rPr>
+        <w:t>残差2</w:t>
+      </w:r>
+    </w:p>
+    <w:p>
+      <w:pPr>
+        <w:pStyle w:val="3"/>
+        <w:keepNext w:val="0"/>
+        <w:keepLines w:val="0"/>
+        <w:widowControl/>
+        <w:suppressLineNumbers w:val="0"/>
+        <w:jc w:val="left"/>
+      </w:pPr>
+      <w:r>
+        <w:drawing>
+          <wp:inline distT="0" distB="0" distL="114300" distR="114300">
+            <wp:extent cx="5274310" cy="345440"/>
+            <wp:effectExtent l="0" t="0" r="8890" b="10160"/>
+            <wp:docPr id="41" name="图片 6"/>
+            <wp:cNvGraphicFramePr>
+              <a:graphicFrameLocks xmlns:a="http://schemas.openxmlformats.org/drawingml/2006/main" noChangeAspect="1"/>
+            </wp:cNvGraphicFramePr>
+            <a:graphic xmlns:a="http://schemas.openxmlformats.org/drawingml/2006/main">
+              <a:graphicData uri="http://schemas.openxmlformats.org/drawingml/2006/picture">
+                <pic:pic xmlns:pic="http://schemas.openxmlformats.org/drawingml/2006/picture">
+                  <pic:nvPicPr>
+                    <pic:cNvPr id="41" name="图片 6"/>
+                    <pic:cNvPicPr>
+                      <a:picLocks noChangeAspect="1"/>
+                    </pic:cNvPicPr>
+                  </pic:nvPicPr>
+                  <pic:blipFill>
+                    <a:blip r:embed="rId44"/>
+                    <a:stretch>
+                      <a:fillRect/>
+                    </a:stretch>
+                  </pic:blipFill>
+                  <pic:spPr>
+                    <a:xfrm>
+                      <a:off x="0" y="0"/>
+                      <a:ext cx="5274310" cy="345440"/>
+                    </a:xfrm>
+                    <a:prstGeom prst="rect">
+                      <a:avLst/>
+                    </a:prstGeom>
+                    <a:noFill/>
+                    <a:ln>
+                      <a:noFill/>
+                    </a:ln>
+                  </pic:spPr>
+                </pic:pic>
+              </a:graphicData>
+            </a:graphic>
+          </wp:inline>
+        </w:drawing>
+      </w:r>
+    </w:p>
+    <w:p>
+      <w:pPr>
+        <w:pStyle w:val="3"/>
+        <w:keepNext w:val="0"/>
+        <w:keepLines w:val="0"/>
+        <w:widowControl/>
+        <w:suppressLineNumbers w:val="0"/>
+        <w:jc w:val="left"/>
+        <w:rPr>
+          <w:rFonts w:hint="default" w:eastAsia="宋体"/>
+          <w:lang w:val="en-US" w:eastAsia="zh-CN"/>
+        </w:rPr>
+      </w:pPr>
+      <w:r>
+        <w:rPr>
+          <w:rFonts w:hint="eastAsia"/>
+          <w:lang w:val="en-US" w:eastAsia="zh-CN"/>
+        </w:rPr>
+        <w:t>FFN后与残差2相加的最终结果</w:t>
+      </w:r>
       <w:bookmarkStart w:id="0" w:name="_GoBack"/>
       <w:bookmarkEnd w:id="0"/>
+    </w:p>
+    <w:p>
+      <w:pPr>
+        <w:pStyle w:val="3"/>
+        <w:keepNext w:val="0"/>
+        <w:keepLines w:val="0"/>
+        <w:widowControl/>
+        <w:suppressLineNumbers w:val="0"/>
+        <w:jc w:val="left"/>
+        <w:rPr>
+          <w:rFonts w:hint="default"/>
+          <w:lang w:val="en-US" w:eastAsia="zh-CN"/>
+        </w:rPr>
+      </w:pPr>
+      <w:r>
+        <w:drawing>
+          <wp:inline distT="0" distB="0" distL="114300" distR="114300">
+            <wp:extent cx="5271770" cy="629920"/>
+            <wp:effectExtent l="0" t="0" r="11430" b="5080"/>
+            <wp:docPr id="42" name="图片 7"/>
+            <wp:cNvGraphicFramePr>
+              <a:graphicFrameLocks xmlns:a="http://schemas.openxmlformats.org/drawingml/2006/main" noChangeAspect="1"/>
+            </wp:cNvGraphicFramePr>
+            <a:graphic xmlns:a="http://schemas.openxmlformats.org/drawingml/2006/main">
+              <a:graphicData uri="http://schemas.openxmlformats.org/drawingml/2006/picture">
+                <pic:pic xmlns:pic="http://schemas.openxmlformats.org/drawingml/2006/picture">
+                  <pic:nvPicPr>
+                    <pic:cNvPr id="42" name="图片 7"/>
+                    <pic:cNvPicPr>
+                      <a:picLocks noChangeAspect="1"/>
+                    </pic:cNvPicPr>
+                  </pic:nvPicPr>
+                  <pic:blipFill>
+                    <a:blip r:embed="rId45"/>
+                    <a:stretch>
+                      <a:fillRect/>
+                    </a:stretch>
+                  </pic:blipFill>
+                  <pic:spPr>
+                    <a:xfrm>
+                      <a:off x="0" y="0"/>
+                      <a:ext cx="5271770" cy="629920"/>
+                    </a:xfrm>
+                    <a:prstGeom prst="rect">
+                      <a:avLst/>
+                    </a:prstGeom>
+                    <a:noFill/>
+                    <a:ln>
+                      <a:noFill/>
+                    </a:ln>
+                  </pic:spPr>
+                </pic:pic>
+              </a:graphicData>
+            </a:graphic>
+          </wp:inline>
+        </w:drawing>
+      </w:r>
     </w:p>
     <w:sectPr>
       <w:pgSz w:w="11906" w:h="16838"/>
